--- a/Lab Sheet.docx
+++ b/Lab Sheet.docx
@@ -1,6 +1,6 @@
 
 <file path=word/document.xml><?xml version="1.0" encoding="utf-8"?>
-<w:document xmlns:wpc="http://schemas.microsoft.com/office/word/2010/wordprocessingCanvas" xmlns:cx="http://schemas.microsoft.com/office/drawing/2014/chartex" xmlns:cx1="http://schemas.microsoft.com/office/drawing/2015/9/8/chartex" xmlns:cx2="http://schemas.microsoft.com/office/drawing/2015/10/21/chartex" xmlns:cx3="http://schemas.microsoft.com/office/drawing/2016/5/9/chartex" xmlns:cx4="http://schemas.microsoft.com/office/drawing/2016/5/10/chartex" xmlns:cx5="http://schemas.microsoft.com/office/drawing/2016/5/11/chartex" xmlns:cx6="http://schemas.microsoft.com/office/drawing/2016/5/12/chartex" xmlns:cx7="http://schemas.microsoft.com/office/drawing/2016/5/13/chartex" xmlns:cx8="http://schemas.microsoft.com/office/drawing/2016/5/14/chartex" xmlns:mc="http://schemas.openxmlformats.org/markup-compatibility/2006" xmlns:aink="http://schemas.microsoft.com/office/drawing/2016/ink" xmlns:am3d="http://schemas.microsoft.com/office/drawing/2017/model3d" xmlns:o="urn:schemas-microsoft-com:office:office" xmlns:oel="http://schemas.microsoft.com/office/2019/extlst" xmlns:r="http://schemas.openxmlformats.org/officeDocument/2006/relationships" xmlns:m="http://schemas.openxmlformats.org/officeDocument/2006/math" xmlns:v="urn:schemas-microsoft-com:vml" xmlns:wp14="http://schemas.microsoft.com/office/word/2010/wordprocessingDrawing" xmlns:wp="http://schemas.openxmlformats.org/drawingml/2006/wordprocessingDrawing" xmlns:w10="urn:schemas-microsoft-com:office:word" xmlns:w="http://schemas.openxmlformats.org/wordprocessingml/2006/main" xmlns:w14="http://schemas.microsoft.com/office/word/2010/wordml" xmlns:w15="http://schemas.microsoft.com/office/word/2012/wordml" xmlns:w16cex="http://schemas.microsoft.com/office/word/2018/wordml/cex" xmlns:w16cid="http://schemas.microsoft.com/office/word/2016/wordml/cid" xmlns:w16="http://schemas.microsoft.com/office/word/2018/wordml" xmlns:w16du="http://schemas.microsoft.com/office/word/2023/wordml/word16du" xmlns:w16sdtdh="http://schemas.microsoft.com/office/word/2020/wordml/sdtdatahash" xmlns:w16se="http://schemas.microsoft.com/office/word/2015/wordml/symex" xmlns:wpg="http://schemas.microsoft.com/office/word/2010/wordprocessingGroup" xmlns:wpi="http://schemas.microsoft.com/office/word/2010/wordprocessingInk" xmlns:wne="http://schemas.microsoft.com/office/word/2006/wordml" xmlns:wps="http://schemas.microsoft.com/office/word/2010/wordprocessingShape" mc:Ignorable="w14 w15 w16se w16cid w16 w16cex w16sdtdh w16du wp14">
+<w:document xmlns:wpc="http://schemas.microsoft.com/office/word/2010/wordprocessingCanvas" xmlns:cx="http://schemas.microsoft.com/office/drawing/2014/chartex" xmlns:cx1="http://schemas.microsoft.com/office/drawing/2015/9/8/chartex" xmlns:cx2="http://schemas.microsoft.com/office/drawing/2015/10/21/chartex" xmlns:cx3="http://schemas.microsoft.com/office/drawing/2016/5/9/chartex" xmlns:cx4="http://schemas.microsoft.com/office/drawing/2016/5/10/chartex" xmlns:cx5="http://schemas.microsoft.com/office/drawing/2016/5/11/chartex" xmlns:cx6="http://schemas.microsoft.com/office/drawing/2016/5/12/chartex" xmlns:cx7="http://schemas.microsoft.com/office/drawing/2016/5/13/chartex" xmlns:cx8="http://schemas.microsoft.com/office/drawing/2016/5/14/chartex" xmlns:mc="http://schemas.openxmlformats.org/markup-compatibility/2006" xmlns:aink="http://schemas.microsoft.com/office/drawing/2016/ink" xmlns:am3d="http://schemas.microsoft.com/office/drawing/2017/model3d" xmlns:o="urn:schemas-microsoft-com:office:office" xmlns:oel="http://schemas.microsoft.com/office/2019/extlst" xmlns:r="http://schemas.openxmlformats.org/officeDocument/2006/relationships" xmlns:m="http://schemas.openxmlformats.org/officeDocument/2006/math" xmlns:v="urn:schemas-microsoft-com:vml" xmlns:wp14="http://schemas.microsoft.com/office/word/2010/wordprocessingDrawing" xmlns:wp="http://schemas.openxmlformats.org/drawingml/2006/wordprocessingDrawing" xmlns:w10="urn:schemas-microsoft-com:office:word" xmlns:w="http://schemas.openxmlformats.org/wordprocessingml/2006/main" xmlns:w14="http://schemas.microsoft.com/office/word/2010/wordml" xmlns:w15="http://schemas.microsoft.com/office/word/2012/wordml" xmlns:w16cex="http://schemas.microsoft.com/office/word/2018/wordml/cex" xmlns:w16cid="http://schemas.microsoft.com/office/word/2016/wordml/cid" xmlns:w16="http://schemas.microsoft.com/office/word/2018/wordml" xmlns:w16du="http://schemas.microsoft.com/office/word/2023/wordml/word16du" xmlns:w16sdtdh="http://schemas.microsoft.com/office/word/2020/wordml/sdtdatahash" xmlns:w16sdtfl="http://schemas.microsoft.com/office/word/2024/wordml/sdtformatlock" xmlns:w16se="http://schemas.microsoft.com/office/word/2015/wordml/symex" xmlns:wpg="http://schemas.microsoft.com/office/word/2010/wordprocessingGroup" xmlns:wpi="http://schemas.microsoft.com/office/word/2010/wordprocessingInk" xmlns:wne="http://schemas.microsoft.com/office/word/2006/wordml" xmlns:wps="http://schemas.microsoft.com/office/word/2010/wordprocessingShape" mc:Ignorable="w14 w15 w16se w16cid w16 w16cex w16sdtdh w16sdtfl w16du wp14">
   <w:body>
     <w:sdt>
       <w:sdtPr>
@@ -10,7 +10,6 @@
           <w:docPartUnique/>
         </w:docPartObj>
       </w:sdtPr>
-      <w:sdtEndPr/>
       <w:sdtContent>
         <w:p>
           <w:r>
@@ -162,7 +161,6 @@
                                         <w:dataBinding w:prefixMappings="xmlns:ns0='http://purl.org/dc/elements/1.1/' xmlns:ns1='http://schemas.openxmlformats.org/package/2006/metadata/core-properties' " w:xpath="/ns1:coreProperties[1]/ns0:title[1]" w:storeItemID="{6C3C8BC8-F283-45AE-878A-BAB7291924A1}"/>
                                         <w:text/>
                                       </w:sdtPr>
-                                      <w:sdtEndPr/>
                                       <w:sdtContent>
                                         <w:p>
                                           <w:pPr>
@@ -211,7 +209,6 @@
                                         <w:dataBinding w:prefixMappings="xmlns:ns0='http://purl.org/dc/elements/1.1/' xmlns:ns1='http://schemas.openxmlformats.org/package/2006/metadata/core-properties' " w:xpath="/ns1:coreProperties[1]/ns0:subject[1]" w:storeItemID="{6C3C8BC8-F283-45AE-878A-BAB7291924A1}"/>
                                         <w:text/>
                                       </w:sdtPr>
-                                      <w:sdtEndPr/>
                                       <w:sdtContent>
                                         <w:p>
                                           <w:pPr>
@@ -415,7 +412,6 @@
                                   <w:dataBinding w:prefixMappings="xmlns:ns0='http://purl.org/dc/elements/1.1/' xmlns:ns1='http://schemas.openxmlformats.org/package/2006/metadata/core-properties' " w:xpath="/ns1:coreProperties[1]/ns0:title[1]" w:storeItemID="{6C3C8BC8-F283-45AE-878A-BAB7291924A1}"/>
                                   <w:text/>
                                 </w:sdtPr>
-                                <w:sdtEndPr/>
                                 <w:sdtContent>
                                   <w:p>
                                     <w:pPr>
@@ -464,7 +460,6 @@
                                   <w:dataBinding w:prefixMappings="xmlns:ns0='http://purl.org/dc/elements/1.1/' xmlns:ns1='http://schemas.openxmlformats.org/package/2006/metadata/core-properties' " w:xpath="/ns1:coreProperties[1]/ns0:subject[1]" w:storeItemID="{6C3C8BC8-F283-45AE-878A-BAB7291924A1}"/>
                                   <w:text/>
                                 </w:sdtPr>
-                                <w:sdtEndPr/>
                                 <w:sdtContent>
                                   <w:p>
                                     <w:pPr>
@@ -1383,7 +1378,15 @@
           <w:sz w:val="24"/>
           <w:szCs w:val="24"/>
         </w:rPr>
-        <w:t>24x34</w:t>
+        <w:t>24x3</w:t>
+      </w:r>
+      <w:r>
+        <w:rPr>
+          <w:rFonts w:eastAsiaTheme="minorHAnsi"/>
+          <w:sz w:val="24"/>
+          <w:szCs w:val="24"/>
+        </w:rPr>
+        <w:t>7</w:t>
       </w:r>
     </w:p>
     <w:p>
@@ -1657,17 +1660,9 @@
           <w:szCs w:val="24"/>
         </w:rPr>
         <w:drawing>
-          <wp:anchor distT="0" distB="0" distL="114300" distR="114300" simplePos="0" relativeHeight="251672576" behindDoc="0" locked="0" layoutInCell="1" allowOverlap="1" wp14:anchorId="7D0530EA" wp14:editId="6CC09C48">
-            <wp:simplePos x="0" y="0"/>
-            <wp:positionH relativeFrom="column">
-              <wp:posOffset>3268980</wp:posOffset>
-            </wp:positionH>
-            <wp:positionV relativeFrom="paragraph">
-              <wp:posOffset>13335</wp:posOffset>
-            </wp:positionV>
-            <wp:extent cx="3078480" cy="1470829"/>
-            <wp:effectExtent l="0" t="0" r="7620" b="0"/>
-            <wp:wrapSquare wrapText="bothSides"/>
+          <wp:inline distT="0" distB="0" distL="0" distR="0" wp14:anchorId="7D0530EA" wp14:editId="39123459">
+            <wp:extent cx="5963478" cy="2849217"/>
+            <wp:effectExtent l="0" t="0" r="0" b="8890"/>
             <wp:docPr id="883697966" name="Picture 8"/>
             <wp:cNvGraphicFramePr>
               <a:graphicFrameLocks xmlns:a="http://schemas.openxmlformats.org/drawingml/2006/main" noChangeAspect="1"/>
@@ -1694,7 +1689,7 @@
                   <pic:spPr>
                     <a:xfrm>
                       <a:off x="0" y="0"/>
-                      <a:ext cx="3078480" cy="1470829"/>
+                      <a:ext cx="5989027" cy="2861424"/>
                     </a:xfrm>
                     <a:prstGeom prst="rect">
                       <a:avLst/>
@@ -1703,21 +1698,56 @@
                 </pic:pic>
               </a:graphicData>
             </a:graphic>
-          </wp:anchor>
+          </wp:inline>
         </w:drawing>
       </w:r>
       <w:r>
         <w:rPr>
           <w:rFonts w:eastAsiaTheme="minorHAnsi"/>
+          <w:sz w:val="24"/>
+          <w:szCs w:val="24"/>
+        </w:rPr>
+        <w:br w:type="page"/>
+      </w:r>
+    </w:p>
+    <w:p>
+      <w:pPr>
+        <w:rPr>
+          <w:rFonts w:eastAsiaTheme="minorHAnsi"/>
+          <w:sz w:val="24"/>
+          <w:szCs w:val="24"/>
+        </w:rPr>
+      </w:pPr>
+      <w:r>
+        <w:rPr>
+          <w:rFonts w:eastAsiaTheme="minorHAnsi"/>
+          <w:sz w:val="24"/>
+          <w:szCs w:val="24"/>
+        </w:rPr>
+        <w:lastRenderedPageBreak/>
+        <w:t>Please insert picture of DRC clean layout below.</w:t>
+      </w:r>
+    </w:p>
+    <w:p>
+      <w:pPr>
+        <w:rPr>
+          <w:rFonts w:eastAsiaTheme="minorHAnsi"/>
+          <w:sz w:val="24"/>
+          <w:szCs w:val="24"/>
+        </w:rPr>
+      </w:pPr>
+      <w:r>
+        <w:rPr>
+          <w:rFonts w:eastAsiaTheme="minorHAnsi"/>
           <w:noProof/>
           <w:sz w:val="24"/>
           <w:szCs w:val="24"/>
         </w:rPr>
         <w:drawing>
-          <wp:inline distT="0" distB="0" distL="0" distR="0" wp14:anchorId="1233419D" wp14:editId="35392802">
-            <wp:extent cx="3091029" cy="1539240"/>
-            <wp:effectExtent l="0" t="0" r="0" b="3810"/>
-            <wp:docPr id="1856859854" name="Picture 9"/>
+          <wp:inline distT="0" distB="0" distL="0" distR="0" wp14:anchorId="795601E1" wp14:editId="09BA6851">
+            <wp:extent cx="5542059" cy="5746737"/>
+            <wp:effectExtent l="0" t="0" r="1905" b="6985"/>
+            <wp:docPr id="259223877" name="Picture 10"/>
             <wp:cNvGraphicFramePr>
               <a:graphicFrameLocks xmlns:a="http://schemas.openxmlformats.org/drawingml/2006/main" noChangeAspect="1"/>
             </wp:cNvGraphicFramePr>
@@ -1725,11 +1755,11 @@
               <a:graphicData uri="http://schemas.openxmlformats.org/drawingml/2006/picture">
                 <pic:pic xmlns:pic="http://schemas.openxmlformats.org/drawingml/2006/picture">
                   <pic:nvPicPr>
-                    <pic:cNvPr id="1856859854" name="Picture 1856859854"/>
+                    <pic:cNvPr id="259223877" name="Picture 10"/>
                     <pic:cNvPicPr/>
                   </pic:nvPicPr>
                   <pic:blipFill>
-                    <a:blip r:embed="rId15" cstate="print">
+                    <a:blip r:embed="rId15">
                       <a:extLst>
                         <a:ext uri="{28A0092B-C50C-407E-A947-70E740481C1C}">
                           <a14:useLocalDpi xmlns:a14="http://schemas.microsoft.com/office/drawing/2010/main" val="0"/>
@@ -1743,7 +1773,7 @@
                   <pic:spPr>
                     <a:xfrm>
                       <a:off x="0" y="0"/>
-                      <a:ext cx="3094868" cy="1541152"/>
+                      <a:ext cx="5559866" cy="5765202"/>
                     </a:xfrm>
                     <a:prstGeom prst="rect">
                       <a:avLst/>
@@ -1764,22 +1794,31 @@
           <w:szCs w:val="24"/>
         </w:rPr>
       </w:pPr>
-    </w:p>
-    <w:p>
-      <w:pPr>
-        <w:rPr>
-          <w:rFonts w:eastAsiaTheme="minorHAnsi"/>
-          <w:sz w:val="24"/>
-          <w:szCs w:val="24"/>
-        </w:rPr>
-      </w:pPr>
-      <w:r>
-        <w:rPr>
-          <w:rFonts w:eastAsiaTheme="minorHAnsi"/>
-          <w:sz w:val="24"/>
-          <w:szCs w:val="24"/>
-        </w:rPr>
-        <w:t>Please insert picture of DRC clean layout below.</w:t>
+      <w:r>
+        <w:rPr>
+          <w:rFonts w:eastAsiaTheme="minorHAnsi"/>
+          <w:sz w:val="24"/>
+          <w:szCs w:val="24"/>
+        </w:rPr>
+        <w:br w:type="page"/>
+      </w:r>
+    </w:p>
+    <w:p>
+      <w:pPr>
+        <w:rPr>
+          <w:rFonts w:eastAsiaTheme="minorHAnsi"/>
+          <w:sz w:val="24"/>
+          <w:szCs w:val="24"/>
+        </w:rPr>
+      </w:pPr>
+      <w:r>
+        <w:rPr>
+          <w:rFonts w:eastAsiaTheme="minorHAnsi"/>
+          <w:sz w:val="24"/>
+          <w:szCs w:val="24"/>
+        </w:rPr>
+        <w:lastRenderedPageBreak/>
+        <w:t>Please insert a picture of working simulation below.</w:t>
       </w:r>
     </w:p>
     <w:p>
@@ -1797,12 +1836,11 @@
           <w:sz w:val="24"/>
           <w:szCs w:val="24"/>
         </w:rPr>
-        <w:lastRenderedPageBreak/>
         <w:drawing>
-          <wp:inline distT="0" distB="0" distL="0" distR="0" wp14:anchorId="795601E1" wp14:editId="334C6FFD">
-            <wp:extent cx="3611880" cy="2415638"/>
-            <wp:effectExtent l="0" t="0" r="7620" b="3810"/>
-            <wp:docPr id="259223877" name="Picture 10"/>
+          <wp:inline distT="0" distB="0" distL="0" distR="0" wp14:anchorId="1806AFD2" wp14:editId="72772707">
+            <wp:extent cx="5969491" cy="3132814"/>
+            <wp:effectExtent l="0" t="0" r="0" b="0"/>
+            <wp:docPr id="1515707352" name="Picture 11"/>
             <wp:cNvGraphicFramePr>
               <a:graphicFrameLocks xmlns:a="http://schemas.openxmlformats.org/drawingml/2006/main" noChangeAspect="1"/>
             </wp:cNvGraphicFramePr>
@@ -1810,7 +1848,7 @@
               <a:graphicData uri="http://schemas.openxmlformats.org/drawingml/2006/picture">
                 <pic:pic xmlns:pic="http://schemas.openxmlformats.org/drawingml/2006/picture">
                   <pic:nvPicPr>
-                    <pic:cNvPr id="259223877" name="Picture 259223877"/>
+                    <pic:cNvPr id="1515707352" name="Picture 11"/>
                     <pic:cNvPicPr/>
                   </pic:nvPicPr>
                   <pic:blipFill>
@@ -1828,82 +1866,7 @@
                   <pic:spPr>
                     <a:xfrm>
                       <a:off x="0" y="0"/>
-                      <a:ext cx="3624496" cy="2424075"/>
-                    </a:xfrm>
-                    <a:prstGeom prst="rect">
-                      <a:avLst/>
-                    </a:prstGeom>
-                  </pic:spPr>
-                </pic:pic>
-              </a:graphicData>
-            </a:graphic>
-          </wp:inline>
-        </w:drawing>
-      </w:r>
-    </w:p>
-    <w:p>
-      <w:pPr>
-        <w:rPr>
-          <w:rFonts w:eastAsiaTheme="minorHAnsi"/>
-          <w:sz w:val="24"/>
-          <w:szCs w:val="24"/>
-        </w:rPr>
-      </w:pPr>
-      <w:r>
-        <w:rPr>
-          <w:rFonts w:eastAsiaTheme="minorHAnsi"/>
-          <w:sz w:val="24"/>
-          <w:szCs w:val="24"/>
-        </w:rPr>
-        <w:t>Please insert a picture of working simulation below.</w:t>
-      </w:r>
-    </w:p>
-    <w:p>
-      <w:pPr>
-        <w:rPr>
-          <w:rFonts w:eastAsiaTheme="minorHAnsi"/>
-          <w:sz w:val="24"/>
-          <w:szCs w:val="24"/>
-        </w:rPr>
-      </w:pPr>
-      <w:r>
-        <w:rPr>
-          <w:rFonts w:eastAsiaTheme="minorHAnsi"/>
-          <w:noProof/>
-          <w:sz w:val="24"/>
-          <w:szCs w:val="24"/>
-        </w:rPr>
-        <w:drawing>
-          <wp:inline distT="0" distB="0" distL="0" distR="0" wp14:anchorId="1806AFD2" wp14:editId="2BE11963">
-            <wp:extent cx="4700140" cy="2322276"/>
-            <wp:effectExtent l="0" t="0" r="5715" b="1905"/>
-            <wp:docPr id="1515707352" name="Picture 11"/>
-            <wp:cNvGraphicFramePr>
-              <a:graphicFrameLocks xmlns:a="http://schemas.openxmlformats.org/drawingml/2006/main" noChangeAspect="1"/>
-            </wp:cNvGraphicFramePr>
-            <a:graphic xmlns:a="http://schemas.openxmlformats.org/drawingml/2006/main">
-              <a:graphicData uri="http://schemas.openxmlformats.org/drawingml/2006/picture">
-                <pic:pic xmlns:pic="http://schemas.openxmlformats.org/drawingml/2006/picture">
-                  <pic:nvPicPr>
-                    <pic:cNvPr id="1515707352" name="Picture 11"/>
-                    <pic:cNvPicPr/>
-                  </pic:nvPicPr>
-                  <pic:blipFill>
-                    <a:blip r:embed="rId17" cstate="print">
-                      <a:extLst>
-                        <a:ext uri="{28A0092B-C50C-407E-A947-70E740481C1C}">
-                          <a14:useLocalDpi xmlns:a14="http://schemas.microsoft.com/office/drawing/2010/main" val="0"/>
-                        </a:ext>
-                      </a:extLst>
-                    </a:blip>
-                    <a:stretch>
-                      <a:fillRect/>
-                    </a:stretch>
-                  </pic:blipFill>
-                  <pic:spPr>
-                    <a:xfrm>
-                      <a:off x="0" y="0"/>
-                      <a:ext cx="4700140" cy="2322276"/>
+                      <a:ext cx="5999180" cy="3148395"/>
                     </a:xfrm>
                     <a:prstGeom prst="rect">
                       <a:avLst/>
@@ -2181,8 +2144,57 @@
           <w:sz w:val="24"/>
           <w:szCs w:val="24"/>
         </w:rPr>
+        <w:br w:type="page"/>
+      </w:r>
+    </w:p>
+    <w:p>
+      <w:pPr>
+        <w:rPr>
+          <w:rFonts w:eastAsiaTheme="minorHAnsi"/>
+          <w:sz w:val="24"/>
+          <w:szCs w:val="24"/>
+        </w:rPr>
+      </w:pPr>
+      <w:r>
+        <w:rPr>
+          <w:rFonts w:eastAsiaTheme="minorHAnsi"/>
+          <w:sz w:val="24"/>
+          <w:szCs w:val="24"/>
+        </w:rPr>
         <w:lastRenderedPageBreak/>
-        <w:t>Name:                                                                       Design Area WxL =________</w:t>
+        <w:t xml:space="preserve">Name:     </w:t>
+      </w:r>
+      <w:r>
+        <w:rPr>
+          <w:rFonts w:eastAsiaTheme="minorHAnsi"/>
+          <w:sz w:val="24"/>
+          <w:szCs w:val="24"/>
+        </w:rPr>
+        <w:t>Sadeen Faqih</w:t>
+      </w:r>
+      <w:r>
+        <w:rPr>
+          <w:rFonts w:eastAsiaTheme="minorHAnsi"/>
+          <w:sz w:val="24"/>
+          <w:szCs w:val="24"/>
+        </w:rPr>
+        <w:t xml:space="preserve">                                                                  Design Area WxL =</w:t>
+      </w:r>
+      <w:r>
+        <w:rPr>
+          <w:rFonts w:eastAsiaTheme="minorHAnsi"/>
+          <w:sz w:val="24"/>
+          <w:szCs w:val="24"/>
+        </w:rPr>
+        <w:t xml:space="preserve"> </w:t>
+      </w:r>
+      <w:r>
+        <w:rPr>
+          <w:rFonts w:eastAsiaTheme="minorHAnsi"/>
+          <w:sz w:val="24"/>
+          <w:szCs w:val="24"/>
+        </w:rPr>
+        <w:t>70x40</w:t>
       </w:r>
     </w:p>
     <w:p>
@@ -2271,7 +2283,7 @@
           <w:sz w:val="24"/>
           <w:szCs w:val="24"/>
         </w:rPr>
-        <w:t xml:space="preserve">Date: </w:t>
+        <w:t xml:space="preserve"> </w:t>
       </w:r>
     </w:p>
     <w:p>
@@ -2456,21 +2468,65 @@
           <w:szCs w:val="24"/>
         </w:rPr>
       </w:pPr>
-    </w:p>
-    <w:p>
-      <w:pPr>
-        <w:rPr>
-          <w:rFonts w:eastAsiaTheme="minorHAnsi"/>
-          <w:sz w:val="24"/>
-          <w:szCs w:val="24"/>
-        </w:rPr>
-      </w:pPr>
-      <w:r>
-        <w:rPr>
-          <w:rFonts w:eastAsiaTheme="minorHAnsi"/>
-          <w:sz w:val="24"/>
-          <w:szCs w:val="24"/>
-        </w:rPr>
+      <w:r>
+        <w:rPr>
+          <w:rFonts w:eastAsiaTheme="minorHAnsi"/>
+          <w:noProof/>
+          <w:sz w:val="24"/>
+          <w:szCs w:val="24"/>
+        </w:rPr>
+        <w:drawing>
+          <wp:inline distT="0" distB="0" distL="0" distR="0" wp14:anchorId="1290BE02" wp14:editId="4BC5F78B">
+            <wp:extent cx="5009322" cy="3355070"/>
+            <wp:effectExtent l="0" t="0" r="1270" b="0"/>
+            <wp:docPr id="1212762938" name="Picture 1"/>
+            <wp:cNvGraphicFramePr>
+              <a:graphicFrameLocks xmlns:a="http://schemas.openxmlformats.org/drawingml/2006/main" noChangeAspect="1"/>
+            </wp:cNvGraphicFramePr>
+            <a:graphic xmlns:a="http://schemas.openxmlformats.org/drawingml/2006/main">
+              <a:graphicData uri="http://schemas.openxmlformats.org/drawingml/2006/picture">
+                <pic:pic xmlns:pic="http://schemas.openxmlformats.org/drawingml/2006/picture">
+                  <pic:nvPicPr>
+                    <pic:cNvPr id="1212762938" name=""/>
+                    <pic:cNvPicPr/>
+                  </pic:nvPicPr>
+                  <pic:blipFill>
+                    <a:blip r:embed="rId17"/>
+                    <a:stretch>
+                      <a:fillRect/>
+                    </a:stretch>
+                  </pic:blipFill>
+                  <pic:spPr>
+                    <a:xfrm>
+                      <a:off x="0" y="0"/>
+                      <a:ext cx="5028192" cy="3367708"/>
+                    </a:xfrm>
+                    <a:prstGeom prst="rect">
+                      <a:avLst/>
+                    </a:prstGeom>
+                  </pic:spPr>
+                </pic:pic>
+              </a:graphicData>
+            </a:graphic>
+          </wp:inline>
+        </w:drawing>
+      </w:r>
+    </w:p>
+    <w:p>
+      <w:pPr>
+        <w:rPr>
+          <w:rFonts w:eastAsiaTheme="minorHAnsi"/>
+          <w:sz w:val="24"/>
+          <w:szCs w:val="24"/>
+        </w:rPr>
+      </w:pPr>
+      <w:r>
+        <w:rPr>
+          <w:rFonts w:eastAsiaTheme="minorHAnsi"/>
+          <w:sz w:val="24"/>
+          <w:szCs w:val="24"/>
+        </w:rPr>
+        <w:lastRenderedPageBreak/>
         <w:t>Please insert picture of DRC clean layout below.</w:t>
       </w:r>
     </w:p>
@@ -2482,21 +2538,82 @@
           <w:szCs w:val="24"/>
         </w:rPr>
       </w:pPr>
-    </w:p>
-    <w:p>
-      <w:pPr>
-        <w:rPr>
-          <w:rFonts w:eastAsiaTheme="minorHAnsi"/>
-          <w:sz w:val="24"/>
-          <w:szCs w:val="24"/>
-        </w:rPr>
-      </w:pPr>
-      <w:r>
-        <w:rPr>
-          <w:rFonts w:eastAsiaTheme="minorHAnsi"/>
-          <w:sz w:val="24"/>
-          <w:szCs w:val="24"/>
-        </w:rPr>
+      <w:r>
+        <w:rPr>
+          <w:rFonts w:eastAsiaTheme="minorHAnsi"/>
+          <w:noProof/>
+          <w:sz w:val="24"/>
+          <w:szCs w:val="24"/>
+        </w:rPr>
+        <w:drawing>
+          <wp:inline distT="0" distB="0" distL="0" distR="0" wp14:anchorId="078F0267" wp14:editId="1A97A7E5">
+            <wp:extent cx="6133641" cy="3625795"/>
+            <wp:effectExtent l="0" t="0" r="635" b="0"/>
+            <wp:docPr id="840461158" name="Picture 1"/>
+            <wp:cNvGraphicFramePr>
+              <a:graphicFrameLocks xmlns:a="http://schemas.openxmlformats.org/drawingml/2006/main" noChangeAspect="1"/>
+            </wp:cNvGraphicFramePr>
+            <a:graphic xmlns:a="http://schemas.openxmlformats.org/drawingml/2006/main">
+              <a:graphicData uri="http://schemas.openxmlformats.org/drawingml/2006/picture">
+                <pic:pic xmlns:pic="http://schemas.openxmlformats.org/drawingml/2006/picture">
+                  <pic:nvPicPr>
+                    <pic:cNvPr id="840461158" name=""/>
+                    <pic:cNvPicPr/>
+                  </pic:nvPicPr>
+                  <pic:blipFill>
+                    <a:blip r:embed="rId18"/>
+                    <a:stretch>
+                      <a:fillRect/>
+                    </a:stretch>
+                  </pic:blipFill>
+                  <pic:spPr>
+                    <a:xfrm>
+                      <a:off x="0" y="0"/>
+                      <a:ext cx="6149369" cy="3635092"/>
+                    </a:xfrm>
+                    <a:prstGeom prst="rect">
+                      <a:avLst/>
+                    </a:prstGeom>
+                  </pic:spPr>
+                </pic:pic>
+              </a:graphicData>
+            </a:graphic>
+          </wp:inline>
+        </w:drawing>
+      </w:r>
+    </w:p>
+    <w:p>
+      <w:pPr>
+        <w:rPr>
+          <w:rFonts w:eastAsiaTheme="minorHAnsi"/>
+          <w:sz w:val="24"/>
+          <w:szCs w:val="24"/>
+        </w:rPr>
+      </w:pPr>
+      <w:r>
+        <w:rPr>
+          <w:rFonts w:eastAsiaTheme="minorHAnsi"/>
+          <w:sz w:val="24"/>
+          <w:szCs w:val="24"/>
+        </w:rPr>
+        <w:br w:type="page"/>
+      </w:r>
+    </w:p>
+    <w:p>
+      <w:pPr>
+        <w:rPr>
+          <w:rFonts w:eastAsiaTheme="minorHAnsi"/>
+          <w:sz w:val="24"/>
+          <w:szCs w:val="24"/>
+        </w:rPr>
+      </w:pPr>
+      <w:r>
+        <w:rPr>
+          <w:rFonts w:eastAsiaTheme="minorHAnsi"/>
+          <w:sz w:val="24"/>
+          <w:szCs w:val="24"/>
+        </w:rPr>
+        <w:lastRenderedPageBreak/>
         <w:t>Please insert a picture of working simulation below.</w:t>
       </w:r>
     </w:p>
@@ -2508,6 +2625,49 @@
           <w:szCs w:val="24"/>
         </w:rPr>
       </w:pPr>
+      <w:r>
+        <w:rPr>
+          <w:rFonts w:eastAsiaTheme="minorHAnsi"/>
+          <w:noProof/>
+          <w:sz w:val="24"/>
+          <w:szCs w:val="24"/>
+        </w:rPr>
+        <w:drawing>
+          <wp:inline distT="0" distB="0" distL="0" distR="0" wp14:anchorId="28AE831E" wp14:editId="4491F559">
+            <wp:extent cx="5943600" cy="3115310"/>
+            <wp:effectExtent l="0" t="0" r="0" b="8890"/>
+            <wp:docPr id="2069714323" name="Picture 1"/>
+            <wp:cNvGraphicFramePr>
+              <a:graphicFrameLocks xmlns:a="http://schemas.openxmlformats.org/drawingml/2006/main" noChangeAspect="1"/>
+            </wp:cNvGraphicFramePr>
+            <a:graphic xmlns:a="http://schemas.openxmlformats.org/drawingml/2006/main">
+              <a:graphicData uri="http://schemas.openxmlformats.org/drawingml/2006/picture">
+                <pic:pic xmlns:pic="http://schemas.openxmlformats.org/drawingml/2006/picture">
+                  <pic:nvPicPr>
+                    <pic:cNvPr id="2069714323" name=""/>
+                    <pic:cNvPicPr/>
+                  </pic:nvPicPr>
+                  <pic:blipFill>
+                    <a:blip r:embed="rId19"/>
+                    <a:stretch>
+                      <a:fillRect/>
+                    </a:stretch>
+                  </pic:blipFill>
+                  <pic:spPr>
+                    <a:xfrm>
+                      <a:off x="0" y="0"/>
+                      <a:ext cx="5943600" cy="3115310"/>
+                    </a:xfrm>
+                    <a:prstGeom prst="rect">
+                      <a:avLst/>
+                    </a:prstGeom>
+                  </pic:spPr>
+                </pic:pic>
+              </a:graphicData>
+            </a:graphic>
+          </wp:inline>
+        </w:drawing>
+      </w:r>
     </w:p>
     <w:p>
       <w:pPr>
@@ -2685,6 +2845,14 @@
                 <w:szCs w:val="24"/>
               </w:rPr>
             </w:pPr>
+            <w:r>
+              <w:rPr>
+                <w:rFonts w:eastAsiaTheme="minorHAnsi"/>
+                <w:sz w:val="24"/>
+                <w:szCs w:val="24"/>
+              </w:rPr>
+              <w:t>0</w:t>
+            </w:r>
           </w:p>
         </w:tc>
         <w:tc>
@@ -2699,6 +2867,14 @@
                 <w:szCs w:val="24"/>
               </w:rPr>
             </w:pPr>
+            <w:r>
+              <w:rPr>
+                <w:rFonts w:eastAsiaTheme="minorHAnsi"/>
+                <w:sz w:val="24"/>
+                <w:szCs w:val="24"/>
+              </w:rPr>
+              <w:t>YES</w:t>
+            </w:r>
           </w:p>
         </w:tc>
       </w:tr>
@@ -2759,6 +2935,14 @@
                 <w:szCs w:val="24"/>
               </w:rPr>
             </w:pPr>
+            <w:r>
+              <w:rPr>
+                <w:rFonts w:eastAsiaTheme="minorHAnsi"/>
+                <w:sz w:val="24"/>
+                <w:szCs w:val="24"/>
+              </w:rPr>
+              <w:t>0</w:t>
+            </w:r>
           </w:p>
         </w:tc>
         <w:tc>
@@ -2773,6 +2957,14 @@
                 <w:szCs w:val="24"/>
               </w:rPr>
             </w:pPr>
+            <w:r>
+              <w:rPr>
+                <w:rFonts w:eastAsiaTheme="minorHAnsi"/>
+                <w:sz w:val="24"/>
+                <w:szCs w:val="24"/>
+              </w:rPr>
+              <w:t>YES</w:t>
+            </w:r>
           </w:p>
         </w:tc>
       </w:tr>
@@ -2833,6 +3025,14 @@
                 <w:szCs w:val="24"/>
               </w:rPr>
             </w:pPr>
+            <w:r>
+              <w:rPr>
+                <w:rFonts w:eastAsiaTheme="minorHAnsi"/>
+                <w:sz w:val="24"/>
+                <w:szCs w:val="24"/>
+              </w:rPr>
+              <w:t>0</w:t>
+            </w:r>
           </w:p>
         </w:tc>
         <w:tc>
@@ -2847,6 +3047,14 @@
                 <w:szCs w:val="24"/>
               </w:rPr>
             </w:pPr>
+            <w:r>
+              <w:rPr>
+                <w:rFonts w:eastAsiaTheme="minorHAnsi"/>
+                <w:sz w:val="24"/>
+                <w:szCs w:val="24"/>
+              </w:rPr>
+              <w:t>YES</w:t>
+            </w:r>
           </w:p>
         </w:tc>
       </w:tr>
@@ -2907,6 +3115,14 @@
                 <w:szCs w:val="24"/>
               </w:rPr>
             </w:pPr>
+            <w:r>
+              <w:rPr>
+                <w:rFonts w:eastAsiaTheme="minorHAnsi"/>
+                <w:sz w:val="24"/>
+                <w:szCs w:val="24"/>
+              </w:rPr>
+              <w:t>1</w:t>
+            </w:r>
           </w:p>
         </w:tc>
         <w:tc>
@@ -2921,6 +3137,14 @@
                 <w:szCs w:val="24"/>
               </w:rPr>
             </w:pPr>
+            <w:r>
+              <w:rPr>
+                <w:rFonts w:eastAsiaTheme="minorHAnsi"/>
+                <w:sz w:val="24"/>
+                <w:szCs w:val="24"/>
+              </w:rPr>
+              <w:t>YES</w:t>
+            </w:r>
           </w:p>
         </w:tc>
       </w:tr>
@@ -2933,13 +3157,56 @@
           <w:szCs w:val="24"/>
         </w:rPr>
       </w:pPr>
-      <w:r>
-        <w:rPr>
-          <w:rFonts w:eastAsiaTheme="minorHAnsi"/>
-          <w:sz w:val="24"/>
-          <w:szCs w:val="24"/>
-        </w:rPr>
-        <w:t>Name:                                                         Design Area WxL =________</w:t>
+    </w:p>
+    <w:p>
+      <w:pPr>
+        <w:rPr>
+          <w:rFonts w:eastAsiaTheme="minorHAnsi"/>
+          <w:sz w:val="24"/>
+          <w:szCs w:val="24"/>
+        </w:rPr>
+      </w:pPr>
+      <w:r>
+        <w:rPr>
+          <w:rFonts w:eastAsiaTheme="minorHAnsi"/>
+          <w:sz w:val="24"/>
+          <w:szCs w:val="24"/>
+        </w:rPr>
+        <w:br w:type="page"/>
+      </w:r>
+    </w:p>
+    <w:p>
+      <w:pPr>
+        <w:rPr>
+          <w:rFonts w:eastAsiaTheme="minorHAnsi"/>
+          <w:sz w:val="24"/>
+          <w:szCs w:val="24"/>
+        </w:rPr>
+      </w:pPr>
+      <w:r>
+        <w:rPr>
+          <w:rFonts w:eastAsiaTheme="minorHAnsi"/>
+          <w:sz w:val="24"/>
+          <w:szCs w:val="24"/>
+        </w:rPr>
+        <w:lastRenderedPageBreak/>
+        <w:t xml:space="preserve">Name:     </w:t>
+      </w:r>
+      <w:r>
+        <w:rPr>
+          <w:rFonts w:eastAsiaTheme="minorHAnsi"/>
+          <w:sz w:val="24"/>
+          <w:szCs w:val="24"/>
+        </w:rPr>
+        <w:t>Lana Sayes</w:t>
+      </w:r>
+      <w:r>
+        <w:rPr>
+          <w:rFonts w:eastAsiaTheme="minorHAnsi"/>
+          <w:sz w:val="24"/>
+          <w:szCs w:val="24"/>
+        </w:rPr>
+        <w:t xml:space="preserve">                                                    Design Area WxL =________</w:t>
       </w:r>
     </w:p>
     <w:p>
@@ -2957,7 +3224,6 @@
           <w:sz w:val="24"/>
           <w:szCs w:val="24"/>
         </w:rPr>
-        <w:lastRenderedPageBreak/>
         <mc:AlternateContent>
           <mc:Choice Requires="wps">
             <w:drawing>
@@ -3030,7 +3296,7 @@
           <w:sz w:val="24"/>
           <w:szCs w:val="24"/>
         </w:rPr>
-        <w:t xml:space="preserve">Date: </w:t>
+        <w:t xml:space="preserve"> </w:t>
       </w:r>
     </w:p>
     <w:p>
@@ -3073,7 +3339,7 @@
           <w:szCs w:val="24"/>
         </w:rPr>
         <w:drawing>
-          <wp:inline distT="0" distB="0" distL="0" distR="0" wp14:anchorId="071C2B5C" wp14:editId="3E285211">
+          <wp:inline distT="0" distB="0" distL="0" distR="0" wp14:anchorId="071C2B5C" wp14:editId="416DE280">
             <wp:extent cx="1838325" cy="822068"/>
             <wp:effectExtent l="0" t="0" r="0" b="0"/>
             <wp:docPr id="12" name="Picture 12"/>
@@ -3268,6 +3534,24 @@
           <w:sz w:val="24"/>
           <w:szCs w:val="24"/>
         </w:rPr>
+        <w:br w:type="page"/>
+      </w:r>
+    </w:p>
+    <w:p>
+      <w:pPr>
+        <w:rPr>
+          <w:rFonts w:eastAsiaTheme="minorHAnsi"/>
+          <w:sz w:val="24"/>
+          <w:szCs w:val="24"/>
+        </w:rPr>
+      </w:pPr>
+      <w:r>
+        <w:rPr>
+          <w:rFonts w:eastAsiaTheme="minorHAnsi"/>
+          <w:sz w:val="24"/>
+          <w:szCs w:val="24"/>
+        </w:rPr>
+        <w:lastRenderedPageBreak/>
         <w:t>Please insert picture of DRC clean layout below.</w:t>
       </w:r>
     </w:p>
@@ -3294,6 +3578,24 @@
           <w:sz w:val="24"/>
           <w:szCs w:val="24"/>
         </w:rPr>
+        <w:br w:type="page"/>
+      </w:r>
+    </w:p>
+    <w:p>
+      <w:pPr>
+        <w:rPr>
+          <w:rFonts w:eastAsiaTheme="minorHAnsi"/>
+          <w:sz w:val="24"/>
+          <w:szCs w:val="24"/>
+        </w:rPr>
+      </w:pPr>
+      <w:r>
+        <w:rPr>
+          <w:rFonts w:eastAsiaTheme="minorHAnsi"/>
+          <w:sz w:val="24"/>
+          <w:szCs w:val="24"/>
+        </w:rPr>
+        <w:lastRenderedPageBreak/>
         <w:t>Please insert a picture of working simulation below.</w:t>
       </w:r>
     </w:p>
@@ -3739,13 +4041,64 @@
           <w:szCs w:val="24"/>
         </w:rPr>
       </w:pPr>
-      <w:r>
-        <w:rPr>
-          <w:rFonts w:eastAsiaTheme="minorHAnsi"/>
-          <w:sz w:val="24"/>
-          <w:szCs w:val="24"/>
-        </w:rPr>
-        <w:t>Name:                                                                          Design Area WxL =________</w:t>
+    </w:p>
+    <w:p>
+      <w:pPr>
+        <w:rPr>
+          <w:rFonts w:eastAsiaTheme="minorHAnsi"/>
+          <w:sz w:val="24"/>
+          <w:szCs w:val="24"/>
+        </w:rPr>
+      </w:pPr>
+      <w:r>
+        <w:rPr>
+          <w:rFonts w:eastAsiaTheme="minorHAnsi"/>
+          <w:sz w:val="24"/>
+          <w:szCs w:val="24"/>
+        </w:rPr>
+        <w:br w:type="page"/>
+      </w:r>
+    </w:p>
+    <w:p>
+      <w:pPr>
+        <w:rPr>
+          <w:rFonts w:eastAsiaTheme="minorHAnsi"/>
+          <w:sz w:val="24"/>
+          <w:szCs w:val="24"/>
+        </w:rPr>
+      </w:pPr>
+      <w:r>
+        <w:rPr>
+          <w:rFonts w:eastAsiaTheme="minorHAnsi"/>
+          <w:sz w:val="24"/>
+          <w:szCs w:val="24"/>
+        </w:rPr>
+        <w:lastRenderedPageBreak/>
+        <w:t xml:space="preserve">Name:  </w:t>
+      </w:r>
+      <w:r>
+        <w:rPr>
+          <w:rFonts w:eastAsiaTheme="minorHAnsi"/>
+          <w:sz w:val="24"/>
+          <w:szCs w:val="24"/>
+        </w:rPr>
+        <w:t>Kareem Hamza</w:t>
+      </w:r>
+      <w:r>
+        <w:rPr>
+          <w:rFonts w:eastAsiaTheme="minorHAnsi"/>
+          <w:sz w:val="24"/>
+          <w:szCs w:val="24"/>
+        </w:rPr>
+        <w:t xml:space="preserve">                                                              Design Area WxL =</w:t>
+      </w:r>
+      <w:r>
+        <w:rPr>
+          <w:rFonts w:eastAsiaTheme="minorHAnsi"/>
+          <w:sz w:val="24"/>
+          <w:szCs w:val="24"/>
+        </w:rPr>
+        <w:t>32x40</w:t>
       </w:r>
     </w:p>
     <w:p>
@@ -3763,7 +4116,6 @@
           <w:sz w:val="24"/>
           <w:szCs w:val="24"/>
         </w:rPr>
-        <w:lastRenderedPageBreak/>
         <mc:AlternateContent>
           <mc:Choice Requires="wps">
             <w:drawing>
@@ -3829,14 +4181,6 @@
           </mc:Fallback>
         </mc:AlternateContent>
       </w:r>
-      <w:r>
-        <w:rPr>
-          <w:rFonts w:eastAsiaTheme="minorHAnsi"/>
-          <w:sz w:val="24"/>
-          <w:szCs w:val="24"/>
-        </w:rPr>
-        <w:t xml:space="preserve">Date: </w:t>
-      </w:r>
     </w:p>
     <w:p>
       <w:pPr>
@@ -4036,21 +4380,71 @@
           <w:szCs w:val="24"/>
         </w:rPr>
       </w:pPr>
-    </w:p>
-    <w:p>
-      <w:pPr>
-        <w:rPr>
-          <w:rFonts w:eastAsiaTheme="minorHAnsi"/>
-          <w:sz w:val="24"/>
-          <w:szCs w:val="24"/>
-        </w:rPr>
-      </w:pPr>
-      <w:r>
-        <w:rPr>
-          <w:rFonts w:eastAsiaTheme="minorHAnsi"/>
-          <w:sz w:val="24"/>
-          <w:szCs w:val="24"/>
-        </w:rPr>
+      <w:r>
+        <w:rPr>
+          <w:rFonts w:eastAsiaTheme="minorHAnsi"/>
+          <w:noProof/>
+          <w:sz w:val="24"/>
+          <w:szCs w:val="24"/>
+        </w:rPr>
+        <w:drawing>
+          <wp:inline distT="0" distB="0" distL="0" distR="0" wp14:anchorId="05824CAB" wp14:editId="7120FCBE">
+            <wp:extent cx="4466979" cy="3355612"/>
+            <wp:effectExtent l="0" t="0" r="0" b="0"/>
+            <wp:docPr id="1291065856" name="Picture 1"/>
+            <wp:cNvGraphicFramePr>
+              <a:graphicFrameLocks xmlns:a="http://schemas.openxmlformats.org/drawingml/2006/main" noChangeAspect="1"/>
+            </wp:cNvGraphicFramePr>
+            <a:graphic xmlns:a="http://schemas.openxmlformats.org/drawingml/2006/main">
+              <a:graphicData uri="http://schemas.openxmlformats.org/drawingml/2006/picture">
+                <pic:pic xmlns:pic="http://schemas.openxmlformats.org/drawingml/2006/picture">
+                  <pic:nvPicPr>
+                    <pic:cNvPr id="1291065856" name="Picture 1"/>
+                    <pic:cNvPicPr/>
+                  </pic:nvPicPr>
+                  <pic:blipFill>
+                    <a:blip r:embed="rId20">
+                      <a:extLst>
+                        <a:ext uri="{28A0092B-C50C-407E-A947-70E740481C1C}">
+                          <a14:useLocalDpi xmlns:a14="http://schemas.microsoft.com/office/drawing/2010/main" val="0"/>
+                        </a:ext>
+                      </a:extLst>
+                    </a:blip>
+                    <a:stretch>
+                      <a:fillRect/>
+                    </a:stretch>
+                  </pic:blipFill>
+                  <pic:spPr>
+                    <a:xfrm>
+                      <a:off x="0" y="0"/>
+                      <a:ext cx="4466979" cy="3355612"/>
+                    </a:xfrm>
+                    <a:prstGeom prst="rect">
+                      <a:avLst/>
+                    </a:prstGeom>
+                  </pic:spPr>
+                </pic:pic>
+              </a:graphicData>
+            </a:graphic>
+          </wp:inline>
+        </w:drawing>
+      </w:r>
+    </w:p>
+    <w:p>
+      <w:pPr>
+        <w:rPr>
+          <w:rFonts w:eastAsiaTheme="minorHAnsi"/>
+          <w:sz w:val="24"/>
+          <w:szCs w:val="24"/>
+        </w:rPr>
+      </w:pPr>
+      <w:r>
+        <w:rPr>
+          <w:rFonts w:eastAsiaTheme="minorHAnsi"/>
+          <w:sz w:val="24"/>
+          <w:szCs w:val="24"/>
+        </w:rPr>
+        <w:lastRenderedPageBreak/>
         <w:t>Please insert picture of DRC clean layout below.</w:t>
       </w:r>
     </w:p>
@@ -4062,21 +4456,73 @@
           <w:szCs w:val="24"/>
         </w:rPr>
       </w:pPr>
-    </w:p>
-    <w:p>
-      <w:pPr>
-        <w:rPr>
-          <w:rFonts w:eastAsiaTheme="minorHAnsi"/>
-          <w:sz w:val="24"/>
-          <w:szCs w:val="24"/>
-        </w:rPr>
-      </w:pPr>
-      <w:r>
-        <w:rPr>
-          <w:rFonts w:eastAsiaTheme="minorHAnsi"/>
-          <w:sz w:val="24"/>
-          <w:szCs w:val="24"/>
-        </w:rPr>
+      <w:r>
+        <w:rPr>
+          <w:rFonts w:eastAsiaTheme="minorHAnsi"/>
+          <w:noProof/>
+          <w:sz w:val="24"/>
+          <w:szCs w:val="24"/>
+        </w:rPr>
+        <w:drawing>
+          <wp:inline distT="0" distB="0" distL="0" distR="0" wp14:anchorId="497F4496" wp14:editId="48A39F17">
+            <wp:extent cx="4905955" cy="6281196"/>
+            <wp:effectExtent l="0" t="0" r="9525" b="5715"/>
+            <wp:docPr id="978134499" name="Picture 1"/>
+            <wp:cNvGraphicFramePr>
+              <a:graphicFrameLocks xmlns:a="http://schemas.openxmlformats.org/drawingml/2006/main" noChangeAspect="1"/>
+            </wp:cNvGraphicFramePr>
+            <a:graphic xmlns:a="http://schemas.openxmlformats.org/drawingml/2006/main">
+              <a:graphicData uri="http://schemas.openxmlformats.org/drawingml/2006/picture">
+                <pic:pic xmlns:pic="http://schemas.openxmlformats.org/drawingml/2006/picture">
+                  <pic:nvPicPr>
+                    <pic:cNvPr id="978134499" name=""/>
+                    <pic:cNvPicPr/>
+                  </pic:nvPicPr>
+                  <pic:blipFill>
+                    <a:blip r:embed="rId21"/>
+                    <a:stretch>
+                      <a:fillRect/>
+                    </a:stretch>
+                  </pic:blipFill>
+                  <pic:spPr>
+                    <a:xfrm>
+                      <a:off x="0" y="0"/>
+                      <a:ext cx="4981910" cy="6378443"/>
+                    </a:xfrm>
+                    <a:prstGeom prst="rect">
+                      <a:avLst/>
+                    </a:prstGeom>
+                  </pic:spPr>
+                </pic:pic>
+              </a:graphicData>
+            </a:graphic>
+          </wp:inline>
+        </w:drawing>
+      </w:r>
+    </w:p>
+    <w:p>
+      <w:pPr>
+        <w:rPr>
+          <w:rFonts w:eastAsiaTheme="minorHAnsi"/>
+          <w:sz w:val="24"/>
+          <w:szCs w:val="24"/>
+        </w:rPr>
+      </w:pPr>
+      <w:r>
+        <w:rPr>
+          <w:rFonts w:eastAsiaTheme="minorHAnsi"/>
+          <w:sz w:val="24"/>
+          <w:szCs w:val="24"/>
+        </w:rPr>
+        <w:br w:type="page"/>
+      </w:r>
+      <w:r>
+        <w:rPr>
+          <w:rFonts w:eastAsiaTheme="minorHAnsi"/>
+          <w:sz w:val="24"/>
+          <w:szCs w:val="24"/>
+        </w:rPr>
+        <w:lastRenderedPageBreak/>
         <w:t>Please insert a picture of working simulation below.</w:t>
       </w:r>
     </w:p>
@@ -4088,6 +4534,49 @@
           <w:szCs w:val="24"/>
         </w:rPr>
       </w:pPr>
+      <w:r>
+        <w:rPr>
+          <w:rFonts w:eastAsiaTheme="minorHAnsi"/>
+          <w:noProof/>
+          <w:sz w:val="24"/>
+          <w:szCs w:val="24"/>
+        </w:rPr>
+        <w:drawing>
+          <wp:inline distT="0" distB="0" distL="0" distR="0" wp14:anchorId="4E858608" wp14:editId="0ED8C368">
+            <wp:extent cx="6039085" cy="3045350"/>
+            <wp:effectExtent l="0" t="0" r="0" b="3175"/>
+            <wp:docPr id="2023738370" name="Picture 1"/>
+            <wp:cNvGraphicFramePr>
+              <a:graphicFrameLocks xmlns:a="http://schemas.openxmlformats.org/drawingml/2006/main" noChangeAspect="1"/>
+            </wp:cNvGraphicFramePr>
+            <a:graphic xmlns:a="http://schemas.openxmlformats.org/drawingml/2006/main">
+              <a:graphicData uri="http://schemas.openxmlformats.org/drawingml/2006/picture">
+                <pic:pic xmlns:pic="http://schemas.openxmlformats.org/drawingml/2006/picture">
+                  <pic:nvPicPr>
+                    <pic:cNvPr id="2023738370" name=""/>
+                    <pic:cNvPicPr/>
+                  </pic:nvPicPr>
+                  <pic:blipFill>
+                    <a:blip r:embed="rId22"/>
+                    <a:stretch>
+                      <a:fillRect/>
+                    </a:stretch>
+                  </pic:blipFill>
+                  <pic:spPr>
+                    <a:xfrm>
+                      <a:off x="0" y="0"/>
+                      <a:ext cx="6082845" cy="3067417"/>
+                    </a:xfrm>
+                    <a:prstGeom prst="rect">
+                      <a:avLst/>
+                    </a:prstGeom>
+                  </pic:spPr>
+                </pic:pic>
+              </a:graphicData>
+            </a:graphic>
+          </wp:inline>
+        </w:drawing>
+      </w:r>
     </w:p>
     <w:p>
       <w:pPr>
@@ -4265,6 +4754,14 @@
                 <w:szCs w:val="24"/>
               </w:rPr>
             </w:pPr>
+            <w:r>
+              <w:rPr>
+                <w:rFonts w:eastAsiaTheme="minorHAnsi"/>
+                <w:sz w:val="24"/>
+                <w:szCs w:val="24"/>
+              </w:rPr>
+              <w:t>1</w:t>
+            </w:r>
           </w:p>
         </w:tc>
         <w:tc>
@@ -4279,6 +4776,14 @@
                 <w:szCs w:val="24"/>
               </w:rPr>
             </w:pPr>
+            <w:r>
+              <w:rPr>
+                <w:rFonts w:eastAsiaTheme="minorHAnsi"/>
+                <w:sz w:val="24"/>
+                <w:szCs w:val="24"/>
+              </w:rPr>
+              <w:t>YES</w:t>
+            </w:r>
           </w:p>
         </w:tc>
       </w:tr>
@@ -4339,6 +4844,14 @@
                 <w:szCs w:val="24"/>
               </w:rPr>
             </w:pPr>
+            <w:r>
+              <w:rPr>
+                <w:rFonts w:eastAsiaTheme="minorHAnsi"/>
+                <w:sz w:val="24"/>
+                <w:szCs w:val="24"/>
+              </w:rPr>
+              <w:t>0</w:t>
+            </w:r>
           </w:p>
         </w:tc>
         <w:tc>
@@ -4353,6 +4866,14 @@
                 <w:szCs w:val="24"/>
               </w:rPr>
             </w:pPr>
+            <w:r>
+              <w:rPr>
+                <w:rFonts w:eastAsiaTheme="minorHAnsi"/>
+                <w:sz w:val="24"/>
+                <w:szCs w:val="24"/>
+              </w:rPr>
+              <w:t>YES</w:t>
+            </w:r>
           </w:p>
         </w:tc>
       </w:tr>
@@ -4413,6 +4934,14 @@
                 <w:szCs w:val="24"/>
               </w:rPr>
             </w:pPr>
+            <w:r>
+              <w:rPr>
+                <w:rFonts w:eastAsiaTheme="minorHAnsi"/>
+                <w:sz w:val="24"/>
+                <w:szCs w:val="24"/>
+              </w:rPr>
+              <w:t>0</w:t>
+            </w:r>
           </w:p>
         </w:tc>
         <w:tc>
@@ -4427,6 +4956,14 @@
                 <w:szCs w:val="24"/>
               </w:rPr>
             </w:pPr>
+            <w:r>
+              <w:rPr>
+                <w:rFonts w:eastAsiaTheme="minorHAnsi"/>
+                <w:sz w:val="24"/>
+                <w:szCs w:val="24"/>
+              </w:rPr>
+              <w:t>YES</w:t>
+            </w:r>
           </w:p>
         </w:tc>
       </w:tr>
@@ -4487,6 +5024,14 @@
                 <w:szCs w:val="24"/>
               </w:rPr>
             </w:pPr>
+            <w:r>
+              <w:rPr>
+                <w:rFonts w:eastAsiaTheme="minorHAnsi"/>
+                <w:sz w:val="24"/>
+                <w:szCs w:val="24"/>
+              </w:rPr>
+              <w:t>0</w:t>
+            </w:r>
           </w:p>
         </w:tc>
         <w:tc>
@@ -4501,64 +5046,14 @@
                 <w:szCs w:val="24"/>
               </w:rPr>
             </w:pPr>
-          </w:p>
-        </w:tc>
-      </w:tr>
-      <w:tr>
-        <w:tc>
-          <w:tcPr>
-            <w:tcW w:w="2155" w:type="dxa"/>
-          </w:tcPr>
-          <w:p>
-            <w:pPr>
-              <w:rPr>
-                <w:rFonts w:eastAsiaTheme="minorHAnsi"/>
-                <w:sz w:val="24"/>
-                <w:szCs w:val="24"/>
-              </w:rPr>
-            </w:pPr>
-          </w:p>
-        </w:tc>
-        <w:tc>
-          <w:tcPr>
-            <w:tcW w:w="2437" w:type="dxa"/>
-          </w:tcPr>
-          <w:p>
-            <w:pPr>
-              <w:rPr>
-                <w:rFonts w:eastAsiaTheme="minorHAnsi"/>
-                <w:sz w:val="24"/>
-                <w:szCs w:val="24"/>
-              </w:rPr>
-            </w:pPr>
-          </w:p>
-        </w:tc>
-        <w:tc>
-          <w:tcPr>
-            <w:tcW w:w="2657" w:type="dxa"/>
-          </w:tcPr>
-          <w:p>
-            <w:pPr>
-              <w:rPr>
-                <w:rFonts w:eastAsiaTheme="minorHAnsi"/>
-                <w:sz w:val="24"/>
-                <w:szCs w:val="24"/>
-              </w:rPr>
-            </w:pPr>
-          </w:p>
-        </w:tc>
-        <w:tc>
-          <w:tcPr>
-            <w:tcW w:w="2101" w:type="dxa"/>
-          </w:tcPr>
-          <w:p>
-            <w:pPr>
-              <w:rPr>
-                <w:rFonts w:eastAsiaTheme="minorHAnsi"/>
-                <w:sz w:val="24"/>
-                <w:szCs w:val="24"/>
-              </w:rPr>
-            </w:pPr>
+            <w:r>
+              <w:rPr>
+                <w:rFonts w:eastAsiaTheme="minorHAnsi"/>
+                <w:sz w:val="24"/>
+                <w:szCs w:val="24"/>
+              </w:rPr>
+              <w:t>YES</w:t>
+            </w:r>
           </w:p>
         </w:tc>
       </w:tr>
@@ -4595,8 +5090,49 @@
           <w:sz w:val="24"/>
           <w:szCs w:val="24"/>
         </w:rPr>
+        <w:br w:type="page"/>
+      </w:r>
+    </w:p>
+    <w:p>
+      <w:pPr>
+        <w:rPr>
+          <w:rFonts w:eastAsiaTheme="minorHAnsi"/>
+          <w:sz w:val="24"/>
+          <w:szCs w:val="24"/>
+        </w:rPr>
+      </w:pPr>
+      <w:r>
+        <w:rPr>
+          <w:rFonts w:eastAsiaTheme="minorHAnsi"/>
+          <w:sz w:val="24"/>
+          <w:szCs w:val="24"/>
+        </w:rPr>
         <w:lastRenderedPageBreak/>
-        <w:t>Name:                                                                          Design Area WxL =________</w:t>
+        <w:t xml:space="preserve">Name:     </w:t>
+      </w:r>
+      <w:r>
+        <w:rPr>
+          <w:rFonts w:eastAsiaTheme="minorHAnsi"/>
+          <w:sz w:val="24"/>
+          <w:szCs w:val="24"/>
+        </w:rPr>
+        <w:t>Mohyeddin</w:t>
+      </w:r>
+      <w:r>
+        <w:rPr>
+          <w:rFonts w:eastAsiaTheme="minorHAnsi"/>
+          <w:sz w:val="24"/>
+          <w:szCs w:val="24"/>
+        </w:rPr>
+        <w:t xml:space="preserve"> Barghouti</w:t>
+      </w:r>
+      <w:r>
+        <w:rPr>
+          <w:rFonts w:eastAsiaTheme="minorHAnsi"/>
+          <w:sz w:val="24"/>
+          <w:szCs w:val="24"/>
+        </w:rPr>
+        <w:t xml:space="preserve">                                                 Design Area WxL =________</w:t>
       </w:r>
     </w:p>
     <w:p>
@@ -4685,7 +5221,7 @@
           <w:sz w:val="24"/>
           <w:szCs w:val="24"/>
         </w:rPr>
-        <w:t xml:space="preserve">Date: </w:t>
+        <w:t xml:space="preserve"> </w:t>
       </w:r>
     </w:p>
     <w:p>
@@ -4907,6 +5443,24 @@
           <w:sz w:val="24"/>
           <w:szCs w:val="24"/>
         </w:rPr>
+        <w:br w:type="page"/>
+      </w:r>
+    </w:p>
+    <w:p>
+      <w:pPr>
+        <w:rPr>
+          <w:rFonts w:eastAsiaTheme="minorHAnsi"/>
+          <w:sz w:val="24"/>
+          <w:szCs w:val="24"/>
+        </w:rPr>
+      </w:pPr>
+      <w:r>
+        <w:rPr>
+          <w:rFonts w:eastAsiaTheme="minorHAnsi"/>
+          <w:sz w:val="24"/>
+          <w:szCs w:val="24"/>
+        </w:rPr>
+        <w:lastRenderedPageBreak/>
         <w:t>Please insert picture of DRC clean layout below.</w:t>
       </w:r>
     </w:p>
@@ -4933,6 +5487,24 @@
           <w:sz w:val="24"/>
           <w:szCs w:val="24"/>
         </w:rPr>
+        <w:br w:type="page"/>
+      </w:r>
+    </w:p>
+    <w:p>
+      <w:pPr>
+        <w:rPr>
+          <w:rFonts w:eastAsiaTheme="minorHAnsi"/>
+          <w:sz w:val="24"/>
+          <w:szCs w:val="24"/>
+        </w:rPr>
+      </w:pPr>
+      <w:r>
+        <w:rPr>
+          <w:rFonts w:eastAsiaTheme="minorHAnsi"/>
+          <w:sz w:val="24"/>
+          <w:szCs w:val="24"/>
+        </w:rPr>
+        <w:lastRenderedPageBreak/>
         <w:t>Please insert a picture of working simulation below.</w:t>
       </w:r>
     </w:p>
@@ -5400,8 +5972,8 @@
       </w:pPr>
     </w:p>
     <w:sectPr>
-      <w:headerReference w:type="default" r:id="rId18"/>
-      <w:footerReference w:type="default" r:id="rId19"/>
+      <w:headerReference w:type="default" r:id="rId23"/>
+      <w:footerReference w:type="default" r:id="rId24"/>
       <w:pgSz w:w="12240" w:h="15840"/>
       <w:pgMar w:top="1440" w:right="1440" w:bottom="1440" w:left="1440" w:header="720" w:footer="720" w:gutter="0"/>
       <w:pgBorders w:offsetFrom="page">
@@ -5420,7 +5992,7 @@
 </file>
 
 <file path=word/endnotes.xml><?xml version="1.0" encoding="utf-8"?>
-<w:endnotes xmlns:wpc="http://schemas.microsoft.com/office/word/2010/wordprocessingCanvas" xmlns:cx="http://schemas.microsoft.com/office/drawing/2014/chartex" xmlns:cx1="http://schemas.microsoft.com/office/drawing/2015/9/8/chartex" xmlns:cx2="http://schemas.microsoft.com/office/drawing/2015/10/21/chartex" xmlns:cx3="http://schemas.microsoft.com/office/drawing/2016/5/9/chartex" xmlns:cx4="http://schemas.microsoft.com/office/drawing/2016/5/10/chartex" xmlns:cx5="http://schemas.microsoft.com/office/drawing/2016/5/11/chartex" xmlns:cx6="http://schemas.microsoft.com/office/drawing/2016/5/12/chartex" xmlns:cx7="http://schemas.microsoft.com/office/drawing/2016/5/13/chartex" xmlns:cx8="http://schemas.microsoft.com/office/drawing/2016/5/14/chartex" xmlns:mc="http://schemas.openxmlformats.org/markup-compatibility/2006" xmlns:aink="http://schemas.microsoft.com/office/drawing/2016/ink" xmlns:am3d="http://schemas.microsoft.com/office/drawing/2017/model3d" xmlns:o="urn:schemas-microsoft-com:office:office" xmlns:oel="http://schemas.microsoft.com/office/2019/extlst" xmlns:r="http://schemas.openxmlformats.org/officeDocument/2006/relationships" xmlns:m="http://schemas.openxmlformats.org/officeDocument/2006/math" xmlns:v="urn:schemas-microsoft-com:vml" xmlns:wp14="http://schemas.microsoft.com/office/word/2010/wordprocessingDrawing" xmlns:wp="http://schemas.openxmlformats.org/drawingml/2006/wordprocessingDrawing" xmlns:w10="urn:schemas-microsoft-com:office:word" xmlns:w="http://schemas.openxmlformats.org/wordprocessingml/2006/main" xmlns:w14="http://schemas.microsoft.com/office/word/2010/wordml" xmlns:w15="http://schemas.microsoft.com/office/word/2012/wordml" xmlns:w16cex="http://schemas.microsoft.com/office/word/2018/wordml/cex" xmlns:w16cid="http://schemas.microsoft.com/office/word/2016/wordml/cid" xmlns:w16="http://schemas.microsoft.com/office/word/2018/wordml" xmlns:w16du="http://schemas.microsoft.com/office/word/2023/wordml/word16du" xmlns:w16sdtdh="http://schemas.microsoft.com/office/word/2020/wordml/sdtdatahash" xmlns:w16se="http://schemas.microsoft.com/office/word/2015/wordml/symex" xmlns:wpg="http://schemas.microsoft.com/office/word/2010/wordprocessingGroup" xmlns:wpi="http://schemas.microsoft.com/office/word/2010/wordprocessingInk" xmlns:wne="http://schemas.microsoft.com/office/word/2006/wordml" xmlns:wps="http://schemas.microsoft.com/office/word/2010/wordprocessingShape" mc:Ignorable="w14 w15 w16se w16cid w16 w16cex w16sdtdh w16du wp14">
+<w:endnotes xmlns:wpc="http://schemas.microsoft.com/office/word/2010/wordprocessingCanvas" xmlns:cx="http://schemas.microsoft.com/office/drawing/2014/chartex" xmlns:cx1="http://schemas.microsoft.com/office/drawing/2015/9/8/chartex" xmlns:cx2="http://schemas.microsoft.com/office/drawing/2015/10/21/chartex" xmlns:cx3="http://schemas.microsoft.com/office/drawing/2016/5/9/chartex" xmlns:cx4="http://schemas.microsoft.com/office/drawing/2016/5/10/chartex" xmlns:cx5="http://schemas.microsoft.com/office/drawing/2016/5/11/chartex" xmlns:cx6="http://schemas.microsoft.com/office/drawing/2016/5/12/chartex" xmlns:cx7="http://schemas.microsoft.com/office/drawing/2016/5/13/chartex" xmlns:cx8="http://schemas.microsoft.com/office/drawing/2016/5/14/chartex" xmlns:mc="http://schemas.openxmlformats.org/markup-compatibility/2006" xmlns:aink="http://schemas.microsoft.com/office/drawing/2016/ink" xmlns:am3d="http://schemas.microsoft.com/office/drawing/2017/model3d" xmlns:o="urn:schemas-microsoft-com:office:office" xmlns:oel="http://schemas.microsoft.com/office/2019/extlst" xmlns:r="http://schemas.openxmlformats.org/officeDocument/2006/relationships" xmlns:m="http://schemas.openxmlformats.org/officeDocument/2006/math" xmlns:v="urn:schemas-microsoft-com:vml" xmlns:wp14="http://schemas.microsoft.com/office/word/2010/wordprocessingDrawing" xmlns:wp="http://schemas.openxmlformats.org/drawingml/2006/wordprocessingDrawing" xmlns:w10="urn:schemas-microsoft-com:office:word" xmlns:w="http://schemas.openxmlformats.org/wordprocessingml/2006/main" xmlns:w14="http://schemas.microsoft.com/office/word/2010/wordml" xmlns:w15="http://schemas.microsoft.com/office/word/2012/wordml" xmlns:w16cex="http://schemas.microsoft.com/office/word/2018/wordml/cex" xmlns:w16cid="http://schemas.microsoft.com/office/word/2016/wordml/cid" xmlns:w16="http://schemas.microsoft.com/office/word/2018/wordml" xmlns:w16du="http://schemas.microsoft.com/office/word/2023/wordml/word16du" xmlns:w16sdtdh="http://schemas.microsoft.com/office/word/2020/wordml/sdtdatahash" xmlns:w16sdtfl="http://schemas.microsoft.com/office/word/2024/wordml/sdtformatlock" xmlns:w16se="http://schemas.microsoft.com/office/word/2015/wordml/symex" xmlns:wpg="http://schemas.microsoft.com/office/word/2010/wordprocessingGroup" xmlns:wpi="http://schemas.microsoft.com/office/word/2010/wordprocessingInk" xmlns:wne="http://schemas.microsoft.com/office/word/2006/wordml" xmlns:wps="http://schemas.microsoft.com/office/word/2010/wordprocessingShape" mc:Ignorable="w14 w15 w16se w16cid w16 w16cex w16sdtdh w16sdtfl w16du wp14">
   <w:endnote w:type="separator" w:id="-1">
     <w:p>
       <w:pPr>
@@ -5445,7 +6017,7 @@
 </file>
 
 <file path=word/footer1.xml><?xml version="1.0" encoding="utf-8"?>
-<w:ftr xmlns:wpc="http://schemas.microsoft.com/office/word/2010/wordprocessingCanvas" xmlns:cx="http://schemas.microsoft.com/office/drawing/2014/chartex" xmlns:cx1="http://schemas.microsoft.com/office/drawing/2015/9/8/chartex" xmlns:cx2="http://schemas.microsoft.com/office/drawing/2015/10/21/chartex" xmlns:cx3="http://schemas.microsoft.com/office/drawing/2016/5/9/chartex" xmlns:cx4="http://schemas.microsoft.com/office/drawing/2016/5/10/chartex" xmlns:cx5="http://schemas.microsoft.com/office/drawing/2016/5/11/chartex" xmlns:cx6="http://schemas.microsoft.com/office/drawing/2016/5/12/chartex" xmlns:cx7="http://schemas.microsoft.com/office/drawing/2016/5/13/chartex" xmlns:cx8="http://schemas.microsoft.com/office/drawing/2016/5/14/chartex" xmlns:mc="http://schemas.openxmlformats.org/markup-compatibility/2006" xmlns:aink="http://schemas.microsoft.com/office/drawing/2016/ink" xmlns:am3d="http://schemas.microsoft.com/office/drawing/2017/model3d" xmlns:o="urn:schemas-microsoft-com:office:office" xmlns:oel="http://schemas.microsoft.com/office/2019/extlst" xmlns:r="http://schemas.openxmlformats.org/officeDocument/2006/relationships" xmlns:m="http://schemas.openxmlformats.org/officeDocument/2006/math" xmlns:v="urn:schemas-microsoft-com:vml" xmlns:wp14="http://schemas.microsoft.com/office/word/2010/wordprocessingDrawing" xmlns:wp="http://schemas.openxmlformats.org/drawingml/2006/wordprocessingDrawing" xmlns:w10="urn:schemas-microsoft-com:office:word" xmlns:w="http://schemas.openxmlformats.org/wordprocessingml/2006/main" xmlns:w14="http://schemas.microsoft.com/office/word/2010/wordml" xmlns:w15="http://schemas.microsoft.com/office/word/2012/wordml" xmlns:w16cex="http://schemas.microsoft.com/office/word/2018/wordml/cex" xmlns:w16cid="http://schemas.microsoft.com/office/word/2016/wordml/cid" xmlns:w16="http://schemas.microsoft.com/office/word/2018/wordml" xmlns:w16du="http://schemas.microsoft.com/office/word/2023/wordml/word16du" xmlns:w16sdtdh="http://schemas.microsoft.com/office/word/2020/wordml/sdtdatahash" xmlns:w16se="http://schemas.microsoft.com/office/word/2015/wordml/symex" xmlns:wpg="http://schemas.microsoft.com/office/word/2010/wordprocessingGroup" xmlns:wpi="http://schemas.microsoft.com/office/word/2010/wordprocessingInk" xmlns:wne="http://schemas.microsoft.com/office/word/2006/wordml" xmlns:wps="http://schemas.microsoft.com/office/word/2010/wordprocessingShape" mc:Ignorable="w14 w15 w16se w16cid w16 w16cex w16sdtdh w16du wp14">
+<w:ftr xmlns:wpc="http://schemas.microsoft.com/office/word/2010/wordprocessingCanvas" xmlns:cx="http://schemas.microsoft.com/office/drawing/2014/chartex" xmlns:cx1="http://schemas.microsoft.com/office/drawing/2015/9/8/chartex" xmlns:cx2="http://schemas.microsoft.com/office/drawing/2015/10/21/chartex" xmlns:cx3="http://schemas.microsoft.com/office/drawing/2016/5/9/chartex" xmlns:cx4="http://schemas.microsoft.com/office/drawing/2016/5/10/chartex" xmlns:cx5="http://schemas.microsoft.com/office/drawing/2016/5/11/chartex" xmlns:cx6="http://schemas.microsoft.com/office/drawing/2016/5/12/chartex" xmlns:cx7="http://schemas.microsoft.com/office/drawing/2016/5/13/chartex" xmlns:cx8="http://schemas.microsoft.com/office/drawing/2016/5/14/chartex" xmlns:mc="http://schemas.openxmlformats.org/markup-compatibility/2006" xmlns:aink="http://schemas.microsoft.com/office/drawing/2016/ink" xmlns:am3d="http://schemas.microsoft.com/office/drawing/2017/model3d" xmlns:o="urn:schemas-microsoft-com:office:office" xmlns:oel="http://schemas.microsoft.com/office/2019/extlst" xmlns:r="http://schemas.openxmlformats.org/officeDocument/2006/relationships" xmlns:m="http://schemas.openxmlformats.org/officeDocument/2006/math" xmlns:v="urn:schemas-microsoft-com:vml" xmlns:wp14="http://schemas.microsoft.com/office/word/2010/wordprocessingDrawing" xmlns:wp="http://schemas.openxmlformats.org/drawingml/2006/wordprocessingDrawing" xmlns:w10="urn:schemas-microsoft-com:office:word" xmlns:w="http://schemas.openxmlformats.org/wordprocessingml/2006/main" xmlns:w14="http://schemas.microsoft.com/office/word/2010/wordml" xmlns:w15="http://schemas.microsoft.com/office/word/2012/wordml" xmlns:w16cex="http://schemas.microsoft.com/office/word/2018/wordml/cex" xmlns:w16cid="http://schemas.microsoft.com/office/word/2016/wordml/cid" xmlns:w16="http://schemas.microsoft.com/office/word/2018/wordml" xmlns:w16du="http://schemas.microsoft.com/office/word/2023/wordml/word16du" xmlns:w16sdtdh="http://schemas.microsoft.com/office/word/2020/wordml/sdtdatahash" xmlns:w16sdtfl="http://schemas.microsoft.com/office/word/2024/wordml/sdtformatlock" xmlns:w16se="http://schemas.microsoft.com/office/word/2015/wordml/symex" xmlns:wpg="http://schemas.microsoft.com/office/word/2010/wordprocessingGroup" xmlns:wpi="http://schemas.microsoft.com/office/word/2010/wordprocessingInk" xmlns:wne="http://schemas.microsoft.com/office/word/2006/wordml" xmlns:wps="http://schemas.microsoft.com/office/word/2010/wordprocessingShape" mc:Ignorable="w14 w15 w16se w16cid w16 w16cex w16sdtdh w16sdtfl w16du wp14">
   <w:p>
     <w:pPr>
       <w:widowControl w:val="0"/>
@@ -5581,7 +6153,7 @@
 </file>
 
 <file path=word/footnotes.xml><?xml version="1.0" encoding="utf-8"?>
-<w:footnotes xmlns:wpc="http://schemas.microsoft.com/office/word/2010/wordprocessingCanvas" xmlns:cx="http://schemas.microsoft.com/office/drawing/2014/chartex" xmlns:cx1="http://schemas.microsoft.com/office/drawing/2015/9/8/chartex" xmlns:cx2="http://schemas.microsoft.com/office/drawing/2015/10/21/chartex" xmlns:cx3="http://schemas.microsoft.com/office/drawing/2016/5/9/chartex" xmlns:cx4="http://schemas.microsoft.com/office/drawing/2016/5/10/chartex" xmlns:cx5="http://schemas.microsoft.com/office/drawing/2016/5/11/chartex" xmlns:cx6="http://schemas.microsoft.com/office/drawing/2016/5/12/chartex" xmlns:cx7="http://schemas.microsoft.com/office/drawing/2016/5/13/chartex" xmlns:cx8="http://schemas.microsoft.com/office/drawing/2016/5/14/chartex" xmlns:mc="http://schemas.openxmlformats.org/markup-compatibility/2006" xmlns:aink="http://schemas.microsoft.com/office/drawing/2016/ink" xmlns:am3d="http://schemas.microsoft.com/office/drawing/2017/model3d" xmlns:o="urn:schemas-microsoft-com:office:office" xmlns:oel="http://schemas.microsoft.com/office/2019/extlst" xmlns:r="http://schemas.openxmlformats.org/officeDocument/2006/relationships" xmlns:m="http://schemas.openxmlformats.org/officeDocument/2006/math" xmlns:v="urn:schemas-microsoft-com:vml" xmlns:wp14="http://schemas.microsoft.com/office/word/2010/wordprocessingDrawing" xmlns:wp="http://schemas.openxmlformats.org/drawingml/2006/wordprocessingDrawing" xmlns:w10="urn:schemas-microsoft-com:office:word" xmlns:w="http://schemas.openxmlformats.org/wordprocessingml/2006/main" xmlns:w14="http://schemas.microsoft.com/office/word/2010/wordml" xmlns:w15="http://schemas.microsoft.com/office/word/2012/wordml" xmlns:w16cex="http://schemas.microsoft.com/office/word/2018/wordml/cex" xmlns:w16cid="http://schemas.microsoft.com/office/word/2016/wordml/cid" xmlns:w16="http://schemas.microsoft.com/office/word/2018/wordml" xmlns:w16du="http://schemas.microsoft.com/office/word/2023/wordml/word16du" xmlns:w16sdtdh="http://schemas.microsoft.com/office/word/2020/wordml/sdtdatahash" xmlns:w16se="http://schemas.microsoft.com/office/word/2015/wordml/symex" xmlns:wpg="http://schemas.microsoft.com/office/word/2010/wordprocessingGroup" xmlns:wpi="http://schemas.microsoft.com/office/word/2010/wordprocessingInk" xmlns:wne="http://schemas.microsoft.com/office/word/2006/wordml" xmlns:wps="http://schemas.microsoft.com/office/word/2010/wordprocessingShape" mc:Ignorable="w14 w15 w16se w16cid w16 w16cex w16sdtdh w16du wp14">
+<w:footnotes xmlns:wpc="http://schemas.microsoft.com/office/word/2010/wordprocessingCanvas" xmlns:cx="http://schemas.microsoft.com/office/drawing/2014/chartex" xmlns:cx1="http://schemas.microsoft.com/office/drawing/2015/9/8/chartex" xmlns:cx2="http://schemas.microsoft.com/office/drawing/2015/10/21/chartex" xmlns:cx3="http://schemas.microsoft.com/office/drawing/2016/5/9/chartex" xmlns:cx4="http://schemas.microsoft.com/office/drawing/2016/5/10/chartex" xmlns:cx5="http://schemas.microsoft.com/office/drawing/2016/5/11/chartex" xmlns:cx6="http://schemas.microsoft.com/office/drawing/2016/5/12/chartex" xmlns:cx7="http://schemas.microsoft.com/office/drawing/2016/5/13/chartex" xmlns:cx8="http://schemas.microsoft.com/office/drawing/2016/5/14/chartex" xmlns:mc="http://schemas.openxmlformats.org/markup-compatibility/2006" xmlns:aink="http://schemas.microsoft.com/office/drawing/2016/ink" xmlns:am3d="http://schemas.microsoft.com/office/drawing/2017/model3d" xmlns:o="urn:schemas-microsoft-com:office:office" xmlns:oel="http://schemas.microsoft.com/office/2019/extlst" xmlns:r="http://schemas.openxmlformats.org/officeDocument/2006/relationships" xmlns:m="http://schemas.openxmlformats.org/officeDocument/2006/math" xmlns:v="urn:schemas-microsoft-com:vml" xmlns:wp14="http://schemas.microsoft.com/office/word/2010/wordprocessingDrawing" xmlns:wp="http://schemas.openxmlformats.org/drawingml/2006/wordprocessingDrawing" xmlns:w10="urn:schemas-microsoft-com:office:word" xmlns:w="http://schemas.openxmlformats.org/wordprocessingml/2006/main" xmlns:w14="http://schemas.microsoft.com/office/word/2010/wordml" xmlns:w15="http://schemas.microsoft.com/office/word/2012/wordml" xmlns:w16cex="http://schemas.microsoft.com/office/word/2018/wordml/cex" xmlns:w16cid="http://schemas.microsoft.com/office/word/2016/wordml/cid" xmlns:w16="http://schemas.microsoft.com/office/word/2018/wordml" xmlns:w16du="http://schemas.microsoft.com/office/word/2023/wordml/word16du" xmlns:w16sdtdh="http://schemas.microsoft.com/office/word/2020/wordml/sdtdatahash" xmlns:w16sdtfl="http://schemas.microsoft.com/office/word/2024/wordml/sdtformatlock" xmlns:w16se="http://schemas.microsoft.com/office/word/2015/wordml/symex" xmlns:wpg="http://schemas.microsoft.com/office/word/2010/wordprocessingGroup" xmlns:wpi="http://schemas.microsoft.com/office/word/2010/wordprocessingInk" xmlns:wne="http://schemas.microsoft.com/office/word/2006/wordml" xmlns:wps="http://schemas.microsoft.com/office/word/2010/wordprocessingShape" mc:Ignorable="w14 w15 w16se w16cid w16 w16cex w16sdtdh w16sdtfl w16du wp14">
   <w:footnote w:type="separator" w:id="-1">
     <w:p>
       <w:pPr>
@@ -5606,7 +6178,7 @@
 </file>
 
 <file path=word/header1.xml><?xml version="1.0" encoding="utf-8"?>
-<w:hdr xmlns:wpc="http://schemas.microsoft.com/office/word/2010/wordprocessingCanvas" xmlns:cx="http://schemas.microsoft.com/office/drawing/2014/chartex" xmlns:cx1="http://schemas.microsoft.com/office/drawing/2015/9/8/chartex" xmlns:cx2="http://schemas.microsoft.com/office/drawing/2015/10/21/chartex" xmlns:cx3="http://schemas.microsoft.com/office/drawing/2016/5/9/chartex" xmlns:cx4="http://schemas.microsoft.com/office/drawing/2016/5/10/chartex" xmlns:cx5="http://schemas.microsoft.com/office/drawing/2016/5/11/chartex" xmlns:cx6="http://schemas.microsoft.com/office/drawing/2016/5/12/chartex" xmlns:cx7="http://schemas.microsoft.com/office/drawing/2016/5/13/chartex" xmlns:cx8="http://schemas.microsoft.com/office/drawing/2016/5/14/chartex" xmlns:mc="http://schemas.openxmlformats.org/markup-compatibility/2006" xmlns:aink="http://schemas.microsoft.com/office/drawing/2016/ink" xmlns:am3d="http://schemas.microsoft.com/office/drawing/2017/model3d" xmlns:o="urn:schemas-microsoft-com:office:office" xmlns:oel="http://schemas.microsoft.com/office/2019/extlst" xmlns:r="http://schemas.openxmlformats.org/officeDocument/2006/relationships" xmlns:m="http://schemas.openxmlformats.org/officeDocument/2006/math" xmlns:v="urn:schemas-microsoft-com:vml" xmlns:wp14="http://schemas.microsoft.com/office/word/2010/wordprocessingDrawing" xmlns:wp="http://schemas.openxmlformats.org/drawingml/2006/wordprocessingDrawing" xmlns:w10="urn:schemas-microsoft-com:office:word" xmlns:w="http://schemas.openxmlformats.org/wordprocessingml/2006/main" xmlns:w14="http://schemas.microsoft.com/office/word/2010/wordml" xmlns:w15="http://schemas.microsoft.com/office/word/2012/wordml" xmlns:w16cex="http://schemas.microsoft.com/office/word/2018/wordml/cex" xmlns:w16cid="http://schemas.microsoft.com/office/word/2016/wordml/cid" xmlns:w16="http://schemas.microsoft.com/office/word/2018/wordml" xmlns:w16du="http://schemas.microsoft.com/office/word/2023/wordml/word16du" xmlns:w16sdtdh="http://schemas.microsoft.com/office/word/2020/wordml/sdtdatahash" xmlns:w16se="http://schemas.microsoft.com/office/word/2015/wordml/symex" xmlns:wpg="http://schemas.microsoft.com/office/word/2010/wordprocessingGroup" xmlns:wpi="http://schemas.microsoft.com/office/word/2010/wordprocessingInk" xmlns:wne="http://schemas.microsoft.com/office/word/2006/wordml" xmlns:wps="http://schemas.microsoft.com/office/word/2010/wordprocessingShape" mc:Ignorable="w14 w15 w16se w16cid w16 w16cex w16sdtdh w16du wp14">
+<w:hdr xmlns:wpc="http://schemas.microsoft.com/office/word/2010/wordprocessingCanvas" xmlns:cx="http://schemas.microsoft.com/office/drawing/2014/chartex" xmlns:cx1="http://schemas.microsoft.com/office/drawing/2015/9/8/chartex" xmlns:cx2="http://schemas.microsoft.com/office/drawing/2015/10/21/chartex" xmlns:cx3="http://schemas.microsoft.com/office/drawing/2016/5/9/chartex" xmlns:cx4="http://schemas.microsoft.com/office/drawing/2016/5/10/chartex" xmlns:cx5="http://schemas.microsoft.com/office/drawing/2016/5/11/chartex" xmlns:cx6="http://schemas.microsoft.com/office/drawing/2016/5/12/chartex" xmlns:cx7="http://schemas.microsoft.com/office/drawing/2016/5/13/chartex" xmlns:cx8="http://schemas.microsoft.com/office/drawing/2016/5/14/chartex" xmlns:mc="http://schemas.openxmlformats.org/markup-compatibility/2006" xmlns:aink="http://schemas.microsoft.com/office/drawing/2016/ink" xmlns:am3d="http://schemas.microsoft.com/office/drawing/2017/model3d" xmlns:o="urn:schemas-microsoft-com:office:office" xmlns:oel="http://schemas.microsoft.com/office/2019/extlst" xmlns:r="http://schemas.openxmlformats.org/officeDocument/2006/relationships" xmlns:m="http://schemas.openxmlformats.org/officeDocument/2006/math" xmlns:v="urn:schemas-microsoft-com:vml" xmlns:wp14="http://schemas.microsoft.com/office/word/2010/wordprocessingDrawing" xmlns:wp="http://schemas.openxmlformats.org/drawingml/2006/wordprocessingDrawing" xmlns:w10="urn:schemas-microsoft-com:office:word" xmlns:w="http://schemas.openxmlformats.org/wordprocessingml/2006/main" xmlns:w14="http://schemas.microsoft.com/office/word/2010/wordml" xmlns:w15="http://schemas.microsoft.com/office/word/2012/wordml" xmlns:w16cex="http://schemas.microsoft.com/office/word/2018/wordml/cex" xmlns:w16cid="http://schemas.microsoft.com/office/word/2016/wordml/cid" xmlns:w16="http://schemas.microsoft.com/office/word/2018/wordml" xmlns:w16du="http://schemas.microsoft.com/office/word/2023/wordml/word16du" xmlns:w16sdtdh="http://schemas.microsoft.com/office/word/2020/wordml/sdtdatahash" xmlns:w16sdtfl="http://schemas.microsoft.com/office/word/2024/wordml/sdtformatlock" xmlns:w16se="http://schemas.microsoft.com/office/word/2015/wordml/symex" xmlns:wpg="http://schemas.microsoft.com/office/word/2010/wordprocessingGroup" xmlns:wpi="http://schemas.microsoft.com/office/word/2010/wordprocessingInk" xmlns:wne="http://schemas.microsoft.com/office/word/2006/wordml" xmlns:wps="http://schemas.microsoft.com/office/word/2010/wordprocessingShape" mc:Ignorable="w14 w15 w16se w16cid w16 w16cex w16sdtdh w16sdtfl w16du wp14">
   <w:p>
     <w:pPr>
       <w:pStyle w:val="Header"/>
@@ -5668,7 +6240,7 @@
 </file>
 
 <file path=word/numbering.xml><?xml version="1.0" encoding="utf-8"?>
-<w:numbering xmlns:wpc="http://schemas.microsoft.com/office/word/2010/wordprocessingCanvas" xmlns:cx="http://schemas.microsoft.com/office/drawing/2014/chartex" xmlns:cx1="http://schemas.microsoft.com/office/drawing/2015/9/8/chartex" xmlns:cx2="http://schemas.microsoft.com/office/drawing/2015/10/21/chartex" xmlns:cx3="http://schemas.microsoft.com/office/drawing/2016/5/9/chartex" xmlns:cx4="http://schemas.microsoft.com/office/drawing/2016/5/10/chartex" xmlns:cx5="http://schemas.microsoft.com/office/drawing/2016/5/11/chartex" xmlns:cx6="http://schemas.microsoft.com/office/drawing/2016/5/12/chartex" xmlns:cx7="http://schemas.microsoft.com/office/drawing/2016/5/13/chartex" xmlns:cx8="http://schemas.microsoft.com/office/drawing/2016/5/14/chartex" xmlns:mc="http://schemas.openxmlformats.org/markup-compatibility/2006" xmlns:aink="http://schemas.microsoft.com/office/drawing/2016/ink" xmlns:am3d="http://schemas.microsoft.com/office/drawing/2017/model3d" xmlns:o="urn:schemas-microsoft-com:office:office" xmlns:oel="http://schemas.microsoft.com/office/2019/extlst" xmlns:r="http://schemas.openxmlformats.org/officeDocument/2006/relationships" xmlns:m="http://schemas.openxmlformats.org/officeDocument/2006/math" xmlns:v="urn:schemas-microsoft-com:vml" xmlns:wp14="http://schemas.microsoft.com/office/word/2010/wordprocessingDrawing" xmlns:wp="http://schemas.openxmlformats.org/drawingml/2006/wordprocessingDrawing" xmlns:w10="urn:schemas-microsoft-com:office:word" xmlns:w="http://schemas.openxmlformats.org/wordprocessingml/2006/main" xmlns:w14="http://schemas.microsoft.com/office/word/2010/wordml" xmlns:w15="http://schemas.microsoft.com/office/word/2012/wordml" xmlns:w16cex="http://schemas.microsoft.com/office/word/2018/wordml/cex" xmlns:w16cid="http://schemas.microsoft.com/office/word/2016/wordml/cid" xmlns:w16="http://schemas.microsoft.com/office/word/2018/wordml" xmlns:w16du="http://schemas.microsoft.com/office/word/2023/wordml/word16du" xmlns:w16sdtdh="http://schemas.microsoft.com/office/word/2020/wordml/sdtdatahash" xmlns:w16se="http://schemas.microsoft.com/office/word/2015/wordml/symex" xmlns:wpg="http://schemas.microsoft.com/office/word/2010/wordprocessingGroup" xmlns:wpi="http://schemas.microsoft.com/office/word/2010/wordprocessingInk" xmlns:wne="http://schemas.microsoft.com/office/word/2006/wordml" xmlns:wps="http://schemas.microsoft.com/office/word/2010/wordprocessingShape" mc:Ignorable="w14 w15 w16se w16cid w16 w16cex w16sdtdh w16du wp14">
+<w:numbering xmlns:wpc="http://schemas.microsoft.com/office/word/2010/wordprocessingCanvas" xmlns:cx="http://schemas.microsoft.com/office/drawing/2014/chartex" xmlns:cx1="http://schemas.microsoft.com/office/drawing/2015/9/8/chartex" xmlns:cx2="http://schemas.microsoft.com/office/drawing/2015/10/21/chartex" xmlns:cx3="http://schemas.microsoft.com/office/drawing/2016/5/9/chartex" xmlns:cx4="http://schemas.microsoft.com/office/drawing/2016/5/10/chartex" xmlns:cx5="http://schemas.microsoft.com/office/drawing/2016/5/11/chartex" xmlns:cx6="http://schemas.microsoft.com/office/drawing/2016/5/12/chartex" xmlns:cx7="http://schemas.microsoft.com/office/drawing/2016/5/13/chartex" xmlns:cx8="http://schemas.microsoft.com/office/drawing/2016/5/14/chartex" xmlns:mc="http://schemas.openxmlformats.org/markup-compatibility/2006" xmlns:aink="http://schemas.microsoft.com/office/drawing/2016/ink" xmlns:am3d="http://schemas.microsoft.com/office/drawing/2017/model3d" xmlns:o="urn:schemas-microsoft-com:office:office" xmlns:oel="http://schemas.microsoft.com/office/2019/extlst" xmlns:r="http://schemas.openxmlformats.org/officeDocument/2006/relationships" xmlns:m="http://schemas.openxmlformats.org/officeDocument/2006/math" xmlns:v="urn:schemas-microsoft-com:vml" xmlns:wp14="http://schemas.microsoft.com/office/word/2010/wordprocessingDrawing" xmlns:wp="http://schemas.openxmlformats.org/drawingml/2006/wordprocessingDrawing" xmlns:w10="urn:schemas-microsoft-com:office:word" xmlns:w="http://schemas.openxmlformats.org/wordprocessingml/2006/main" xmlns:w14="http://schemas.microsoft.com/office/word/2010/wordml" xmlns:w15="http://schemas.microsoft.com/office/word/2012/wordml" xmlns:w16cex="http://schemas.microsoft.com/office/word/2018/wordml/cex" xmlns:w16cid="http://schemas.microsoft.com/office/word/2016/wordml/cid" xmlns:w16="http://schemas.microsoft.com/office/word/2018/wordml" xmlns:w16du="http://schemas.microsoft.com/office/word/2023/wordml/word16du" xmlns:w16sdtdh="http://schemas.microsoft.com/office/word/2020/wordml/sdtdatahash" xmlns:w16sdtfl="http://schemas.microsoft.com/office/word/2024/wordml/sdtformatlock" xmlns:w16se="http://schemas.microsoft.com/office/word/2015/wordml/symex" xmlns:wpg="http://schemas.microsoft.com/office/word/2010/wordprocessingGroup" xmlns:wpi="http://schemas.microsoft.com/office/word/2010/wordprocessingInk" xmlns:wne="http://schemas.microsoft.com/office/word/2006/wordml" xmlns:wps="http://schemas.microsoft.com/office/word/2010/wordprocessingShape" mc:Ignorable="w14 w15 w16se w16cid w16 w16cex w16sdtdh w16sdtfl w16du wp14">
   <w:abstractNum w:abstractNumId="0" w15:restartNumberingAfterBreak="0">
     <w:nsid w:val="014A1F71"/>
     <w:multiLevelType w:val="hybridMultilevel"/>
@@ -7202,7 +7774,7 @@
 </file>
 
 <file path=word/styles.xml><?xml version="1.0" encoding="utf-8"?>
-<w:styles xmlns:mc="http://schemas.openxmlformats.org/markup-compatibility/2006" xmlns:r="http://schemas.openxmlformats.org/officeDocument/2006/relationships" xmlns:w="http://schemas.openxmlformats.org/wordprocessingml/2006/main" xmlns:w14="http://schemas.microsoft.com/office/word/2010/wordml" xmlns:w15="http://schemas.microsoft.com/office/word/2012/wordml" xmlns:w16cex="http://schemas.microsoft.com/office/word/2018/wordml/cex" xmlns:w16cid="http://schemas.microsoft.com/office/word/2016/wordml/cid" xmlns:w16="http://schemas.microsoft.com/office/word/2018/wordml" xmlns:w16du="http://schemas.microsoft.com/office/word/2023/wordml/word16du" xmlns:w16sdtdh="http://schemas.microsoft.com/office/word/2020/wordml/sdtdatahash" xmlns:w16se="http://schemas.microsoft.com/office/word/2015/wordml/symex" mc:Ignorable="w14 w15 w16se w16cid w16 w16cex w16sdtdh w16du">
+<w:styles xmlns:mc="http://schemas.openxmlformats.org/markup-compatibility/2006" xmlns:r="http://schemas.openxmlformats.org/officeDocument/2006/relationships" xmlns:w="http://schemas.openxmlformats.org/wordprocessingml/2006/main" xmlns:w14="http://schemas.microsoft.com/office/word/2010/wordml" xmlns:w15="http://schemas.microsoft.com/office/word/2012/wordml" xmlns:w16cex="http://schemas.microsoft.com/office/word/2018/wordml/cex" xmlns:w16cid="http://schemas.microsoft.com/office/word/2016/wordml/cid" xmlns:w16="http://schemas.microsoft.com/office/word/2018/wordml" xmlns:w16du="http://schemas.microsoft.com/office/word/2023/wordml/word16du" xmlns:w16sdtdh="http://schemas.microsoft.com/office/word/2020/wordml/sdtdatahash" xmlns:w16sdtfl="http://schemas.microsoft.com/office/word/2024/wordml/sdtformatlock" xmlns:w16se="http://schemas.microsoft.com/office/word/2015/wordml/symex" mc:Ignorable="w14 w15 w16se w16cid w16 w16cex w16sdtdh w16sdtfl w16du">
   <w:docDefaults>
     <w:rPrDefault>
       <w:rPr>

--- a/Lab Sheet.docx
+++ b/Lab Sheet.docx
@@ -1,6 +1,6 @@
 
 <file path=word/document.xml><?xml version="1.0" encoding="utf-8"?>
-<w:document xmlns:wpc="http://schemas.microsoft.com/office/word/2010/wordprocessingCanvas" xmlns:cx="http://schemas.microsoft.com/office/drawing/2014/chartex" xmlns:cx1="http://schemas.microsoft.com/office/drawing/2015/9/8/chartex" xmlns:cx2="http://schemas.microsoft.com/office/drawing/2015/10/21/chartex" xmlns:cx3="http://schemas.microsoft.com/office/drawing/2016/5/9/chartex" xmlns:cx4="http://schemas.microsoft.com/office/drawing/2016/5/10/chartex" xmlns:cx5="http://schemas.microsoft.com/office/drawing/2016/5/11/chartex" xmlns:cx6="http://schemas.microsoft.com/office/drawing/2016/5/12/chartex" xmlns:cx7="http://schemas.microsoft.com/office/drawing/2016/5/13/chartex" xmlns:cx8="http://schemas.microsoft.com/office/drawing/2016/5/14/chartex" xmlns:mc="http://schemas.openxmlformats.org/markup-compatibility/2006" xmlns:aink="http://schemas.microsoft.com/office/drawing/2016/ink" xmlns:am3d="http://schemas.microsoft.com/office/drawing/2017/model3d" xmlns:o="urn:schemas-microsoft-com:office:office" xmlns:oel="http://schemas.microsoft.com/office/2019/extlst" xmlns:r="http://schemas.openxmlformats.org/officeDocument/2006/relationships" xmlns:m="http://schemas.openxmlformats.org/officeDocument/2006/math" xmlns:v="urn:schemas-microsoft-com:vml" xmlns:wp14="http://schemas.microsoft.com/office/word/2010/wordprocessingDrawing" xmlns:wp="http://schemas.openxmlformats.org/drawingml/2006/wordprocessingDrawing" xmlns:w10="urn:schemas-microsoft-com:office:word" xmlns:w="http://schemas.openxmlformats.org/wordprocessingml/2006/main" xmlns:w14="http://schemas.microsoft.com/office/word/2010/wordml" xmlns:w15="http://schemas.microsoft.com/office/word/2012/wordml" xmlns:w16cex="http://schemas.microsoft.com/office/word/2018/wordml/cex" xmlns:w16cid="http://schemas.microsoft.com/office/word/2016/wordml/cid" xmlns:w16="http://schemas.microsoft.com/office/word/2018/wordml" xmlns:w16du="http://schemas.microsoft.com/office/word/2023/wordml/word16du" xmlns:w16sdtdh="http://schemas.microsoft.com/office/word/2020/wordml/sdtdatahash" xmlns:w16sdtfl="http://schemas.microsoft.com/office/word/2024/wordml/sdtformatlock" xmlns:w16se="http://schemas.microsoft.com/office/word/2015/wordml/symex" xmlns:wpg="http://schemas.microsoft.com/office/word/2010/wordprocessingGroup" xmlns:wpi="http://schemas.microsoft.com/office/word/2010/wordprocessingInk" xmlns:wne="http://schemas.microsoft.com/office/word/2006/wordml" xmlns:wps="http://schemas.microsoft.com/office/word/2010/wordprocessingShape" mc:Ignorable="w14 w15 w16se w16cid w16 w16cex w16sdtdh w16sdtfl w16du wp14">
+<w:document xmlns:wpc="http://schemas.microsoft.com/office/word/2010/wordprocessingCanvas" xmlns:cx="http://schemas.microsoft.com/office/drawing/2014/chartex" xmlns:cx1="http://schemas.microsoft.com/office/drawing/2015/9/8/chartex" xmlns:cx2="http://schemas.microsoft.com/office/drawing/2015/10/21/chartex" xmlns:cx3="http://schemas.microsoft.com/office/drawing/2016/5/9/chartex" xmlns:cx4="http://schemas.microsoft.com/office/drawing/2016/5/10/chartex" xmlns:cx5="http://schemas.microsoft.com/office/drawing/2016/5/11/chartex" xmlns:cx6="http://schemas.microsoft.com/office/drawing/2016/5/12/chartex" xmlns:cx7="http://schemas.microsoft.com/office/drawing/2016/5/13/chartex" xmlns:cx8="http://schemas.microsoft.com/office/drawing/2016/5/14/chartex" xmlns:mc="http://schemas.openxmlformats.org/markup-compatibility/2006" xmlns:aink="http://schemas.microsoft.com/office/drawing/2016/ink" xmlns:am3d="http://schemas.microsoft.com/office/drawing/2017/model3d" xmlns:o="urn:schemas-microsoft-com:office:office" xmlns:oel="http://schemas.microsoft.com/office/2019/extlst" xmlns:r="http://schemas.openxmlformats.org/officeDocument/2006/relationships" xmlns:m="http://schemas.openxmlformats.org/officeDocument/2006/math" xmlns:v="urn:schemas-microsoft-com:vml" xmlns:wp14="http://schemas.microsoft.com/office/word/2010/wordprocessingDrawing" xmlns:wp="http://schemas.openxmlformats.org/drawingml/2006/wordprocessingDrawing" xmlns:w10="urn:schemas-microsoft-com:office:word" xmlns:w="http://schemas.openxmlformats.org/wordprocessingml/2006/main" xmlns:w14="http://schemas.microsoft.com/office/word/2010/wordml" xmlns:w15="http://schemas.microsoft.com/office/word/2012/wordml" xmlns:w16cex="http://schemas.microsoft.com/office/word/2018/wordml/cex" xmlns:w16cid="http://schemas.microsoft.com/office/word/2016/wordml/cid" xmlns:w16="http://schemas.microsoft.com/office/word/2018/wordml" xmlns:w16du="http://schemas.microsoft.com/office/word/2023/wordml/word16du" xmlns:w16sdtdh="http://schemas.microsoft.com/office/word/2020/wordml/sdtdatahash" xmlns:w16se="http://schemas.microsoft.com/office/word/2015/wordml/symex" xmlns:wpg="http://schemas.microsoft.com/office/word/2010/wordprocessingGroup" xmlns:wpi="http://schemas.microsoft.com/office/word/2010/wordprocessingInk" xmlns:wne="http://schemas.microsoft.com/office/word/2006/wordml" xmlns:wps="http://schemas.microsoft.com/office/word/2010/wordprocessingShape" mc:Ignorable="w14 w15 w16se w16cid w16 w16cex w16sdtdh w16du wp14">
   <w:body>
     <w:sdt>
       <w:sdtPr>
@@ -638,6 +638,7 @@
         </w:rPr>
         <w:t>‘</w:t>
       </w:r>
+      <w:proofErr w:type="gramStart"/>
       <w:r>
         <w:rPr>
           <w:b/>
@@ -647,6 +648,7 @@
         </w:rPr>
         <w:t>Team Work</w:t>
       </w:r>
+      <w:proofErr w:type="gramEnd"/>
       <w:r>
         <w:rPr>
           <w:b/>
@@ -806,11 +808,10 @@
           <w:sz w:val="28"/>
           <w:szCs w:val="28"/>
         </w:rPr>
-        <w:t>To promote collective team work by working on separate blocks individually to complete final block</w:t>
-      </w:r>
-    </w:p>
-    <w:p>
-      <w:pPr>
+        <w:t xml:space="preserve">To promote collective </w:t>
+      </w:r>
+      <w:proofErr w:type="gramStart"/>
+      <w:r>
         <w:rPr>
           <w:rFonts w:cstheme="minorHAnsi"/>
           <w:b/>
@@ -818,7 +819,9 @@
           <w:sz w:val="28"/>
           <w:szCs w:val="28"/>
         </w:rPr>
-      </w:pPr>
+        <w:t>team work</w:t>
+      </w:r>
+      <w:proofErr w:type="gramEnd"/>
       <w:r>
         <w:rPr>
           <w:rFonts w:cstheme="minorHAnsi"/>
@@ -827,8 +830,41 @@
           <w:sz w:val="28"/>
           <w:szCs w:val="28"/>
         </w:rPr>
-        <w:t>To mimic real life experience where each block can be sometimes dependent on other blocks in layout design</w:t>
-      </w:r>
+        <w:t xml:space="preserve"> by working on separate blocks individually to complete final block</w:t>
+      </w:r>
+    </w:p>
+    <w:p>
+      <w:pPr>
+        <w:rPr>
+          <w:rFonts w:cstheme="minorHAnsi"/>
+          <w:b/>
+          <w:bCs/>
+          <w:sz w:val="28"/>
+          <w:szCs w:val="28"/>
+        </w:rPr>
+      </w:pPr>
+      <w:r>
+        <w:rPr>
+          <w:rFonts w:cstheme="minorHAnsi"/>
+          <w:b/>
+          <w:bCs/>
+          <w:sz w:val="28"/>
+          <w:szCs w:val="28"/>
+        </w:rPr>
+        <w:t xml:space="preserve">To mimic real life experience where each block can be sometimes dependent on other blocks in layout </w:t>
+      </w:r>
+      <w:proofErr w:type="gramStart"/>
+      <w:r>
+        <w:rPr>
+          <w:rFonts w:cstheme="minorHAnsi"/>
+          <w:b/>
+          <w:bCs/>
+          <w:sz w:val="28"/>
+          <w:szCs w:val="28"/>
+        </w:rPr>
+        <w:t>design</w:t>
+      </w:r>
+      <w:proofErr w:type="gramEnd"/>
     </w:p>
     <w:p>
       <w:pPr>
@@ -902,7 +938,7 @@
               </wp:anchor>
             </w:drawing>
           </mc:Choice>
-          <mc:Fallback>
+          <mc:Fallback xmlns:w16sdtfl="http://schemas.microsoft.com/office/word/2024/wordml/sdtformatlock">
             <w:pict>
               <v:line w14:anchorId="58DCF245" id="Straight Connector 202" o:spid="_x0000_s1026" style="position:absolute;z-index:251660288;visibility:visible;mso-wrap-style:square;mso-wrap-distance-left:9pt;mso-wrap-distance-top:0;mso-wrap-distance-right:9pt;mso-wrap-distance-bottom:0;mso-position-horizontal:center;mso-position-horizontal-relative:margin;mso-position-vertical:absolute;mso-position-vertical-relative:text" from="0,.85pt" to="452.95pt,3.6pt" o:gfxdata="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" strokecolor="black [3213]" strokeweight="1pt">
                 <v:stroke joinstyle="miter"/>
@@ -1061,8 +1097,18 @@
           <w:sz w:val="24"/>
           <w:szCs w:val="24"/>
         </w:rPr>
-        <w:t>Designs must be saved and named to a specific location requested on sheet</w:t>
-      </w:r>
+        <w:t xml:space="preserve">Designs must be saved and named to a specific location requested on </w:t>
+      </w:r>
+      <w:proofErr w:type="gramStart"/>
+      <w:r>
+        <w:rPr>
+          <w:rFonts w:eastAsiaTheme="minorHAnsi"/>
+          <w:sz w:val="24"/>
+          <w:szCs w:val="24"/>
+        </w:rPr>
+        <w:t>sheet</w:t>
+      </w:r>
+      <w:proofErr w:type="gramEnd"/>
     </w:p>
     <w:p>
       <w:pPr>
@@ -1370,7 +1416,25 @@
           <w:sz w:val="24"/>
           <w:szCs w:val="24"/>
         </w:rPr>
-        <w:t xml:space="preserve">                                                         Design Area WxL =</w:t>
+        <w:t xml:space="preserve">                                                         Design Area </w:t>
+      </w:r>
+      <w:proofErr w:type="spellStart"/>
+      <w:r>
+        <w:rPr>
+          <w:rFonts w:eastAsiaTheme="minorHAnsi"/>
+          <w:sz w:val="24"/>
+          <w:szCs w:val="24"/>
+        </w:rPr>
+        <w:t>WxL</w:t>
+      </w:r>
+      <w:proofErr w:type="spellEnd"/>
+      <w:r>
+        <w:rPr>
+          <w:rFonts w:eastAsiaTheme="minorHAnsi"/>
+          <w:sz w:val="24"/>
+          <w:szCs w:val="24"/>
+        </w:rPr>
+        <w:t xml:space="preserve"> =</w:t>
       </w:r>
       <w:r>
         <w:rPr>
@@ -1469,7 +1533,7 @@
               </wp:anchor>
             </w:drawing>
           </mc:Choice>
-          <mc:Fallback>
+          <mc:Fallback xmlns:w16sdtfl="http://schemas.microsoft.com/office/word/2024/wordml/sdtformatlock">
             <w:pict>
               <v:oval w14:anchorId="13CF0565" id="Oval 2" o:spid="_x0000_s1026" style="position:absolute;margin-left:222.75pt;margin-top:2.25pt;width:72.75pt;height:83.25pt;z-index:251666432;visibility:visible;mso-wrap-style:square;mso-width-percent:0;mso-height-percent:0;mso-wrap-distance-left:9pt;mso-wrap-distance-top:0;mso-wrap-distance-right:9pt;mso-wrap-distance-bottom:0;mso-position-horizontal:absolute;mso-position-horizontal-relative:text;mso-position-vertical:absolute;mso-position-vertical-relative:text;mso-width-percent:0;mso-height-percent:0;mso-width-relative:margin;mso-height-relative:margin;v-text-anchor:middle" o:gfxdata="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" filled="f" strokecolor="red" strokeweight="1pt">
                 <v:stroke joinstyle="miter"/>
@@ -1593,8 +1657,18 @@
           <w:sz w:val="24"/>
           <w:szCs w:val="24"/>
         </w:rPr>
-        <w:t>Save design with Inverter_ (Your first name).MSK on desktop</w:t>
-      </w:r>
+        <w:t xml:space="preserve">Save design with Inverter_ (Your first name).MSK on </w:t>
+      </w:r>
+      <w:proofErr w:type="gramStart"/>
+      <w:r>
+        <w:rPr>
+          <w:rFonts w:eastAsiaTheme="minorHAnsi"/>
+          <w:sz w:val="24"/>
+          <w:szCs w:val="24"/>
+        </w:rPr>
+        <w:t>desktop</w:t>
+      </w:r>
+      <w:proofErr w:type="gramEnd"/>
     </w:p>
     <w:p>
       <w:pPr>
@@ -1893,8 +1967,18 @@
           <w:sz w:val="24"/>
           <w:szCs w:val="24"/>
         </w:rPr>
-        <w:t>Fill in True Table according to Simulation</w:t>
-      </w:r>
+        <w:t xml:space="preserve">Fill in True Table according to </w:t>
+      </w:r>
+      <w:proofErr w:type="gramStart"/>
+      <w:r>
+        <w:rPr>
+          <w:rFonts w:eastAsiaTheme="minorHAnsi"/>
+          <w:sz w:val="24"/>
+          <w:szCs w:val="24"/>
+        </w:rPr>
+        <w:t>Simulation</w:t>
+      </w:r>
+      <w:proofErr w:type="gramEnd"/>
     </w:p>
     <w:tbl>
       <w:tblPr>
@@ -2178,7 +2262,25 @@
           <w:sz w:val="24"/>
           <w:szCs w:val="24"/>
         </w:rPr>
-        <w:t xml:space="preserve">                                                                  Design Area WxL =</w:t>
+        <w:t xml:space="preserve">                                                                  Design Area </w:t>
+      </w:r>
+      <w:proofErr w:type="spellStart"/>
+      <w:r>
+        <w:rPr>
+          <w:rFonts w:eastAsiaTheme="minorHAnsi"/>
+          <w:sz w:val="24"/>
+          <w:szCs w:val="24"/>
+        </w:rPr>
+        <w:t>WxL</w:t>
+      </w:r>
+      <w:proofErr w:type="spellEnd"/>
+      <w:r>
+        <w:rPr>
+          <w:rFonts w:eastAsiaTheme="minorHAnsi"/>
+          <w:sz w:val="24"/>
+          <w:szCs w:val="24"/>
+        </w:rPr>
+        <w:t xml:space="preserve"> =</w:t>
       </w:r>
       <w:r>
         <w:rPr>
@@ -2268,7 +2370,7 @@
               </wp:anchor>
             </w:drawing>
           </mc:Choice>
-          <mc:Fallback>
+          <mc:Fallback xmlns:w16sdtfl="http://schemas.microsoft.com/office/word/2024/wordml/sdtformatlock">
             <w:pict>
               <v:oval w14:anchorId="6902AE44" id="Oval 5" o:spid="_x0000_s1026" style="position:absolute;margin-left:191.25pt;margin-top:13.3pt;width:160.5pt;height:106.5pt;z-index:251667456;visibility:visible;mso-wrap-style:square;mso-width-percent:0;mso-height-percent:0;mso-wrap-distance-left:9pt;mso-wrap-distance-top:0;mso-wrap-distance-right:9pt;mso-wrap-distance-bottom:0;mso-position-horizontal:absolute;mso-position-horizontal-relative:text;mso-position-vertical:absolute;mso-position-vertical-relative:text;mso-width-percent:0;mso-height-percent:0;mso-width-relative:margin;mso-height-relative:margin;v-text-anchor:middle" o:gfxdata="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" filled="f" strokecolor="red" strokeweight="1pt">
                 <v:stroke joinstyle="miter"/>
@@ -2409,8 +2511,18 @@
           <w:sz w:val="24"/>
           <w:szCs w:val="24"/>
         </w:rPr>
-        <w:t>Save design with AND_ (Your first name).MSK on desktop</w:t>
-      </w:r>
+        <w:t xml:space="preserve">Save design with AND_ (Your first name).MSK on </w:t>
+      </w:r>
+      <w:proofErr w:type="gramStart"/>
+      <w:r>
+        <w:rPr>
+          <w:rFonts w:eastAsiaTheme="minorHAnsi"/>
+          <w:sz w:val="24"/>
+          <w:szCs w:val="24"/>
+        </w:rPr>
+        <w:t>desktop</w:t>
+      </w:r>
+      <w:proofErr w:type="gramEnd"/>
     </w:p>
     <w:p>
       <w:pPr>
@@ -2683,8 +2795,18 @@
           <w:sz w:val="24"/>
           <w:szCs w:val="24"/>
         </w:rPr>
-        <w:t>Fill in True Table according to Simulation</w:t>
-      </w:r>
+        <w:t xml:space="preserve">Fill in True Table according to </w:t>
+      </w:r>
+      <w:proofErr w:type="gramStart"/>
+      <w:r>
+        <w:rPr>
+          <w:rFonts w:eastAsiaTheme="minorHAnsi"/>
+          <w:sz w:val="24"/>
+          <w:szCs w:val="24"/>
+        </w:rPr>
+        <w:t>Simulation</w:t>
+      </w:r>
+      <w:proofErr w:type="gramEnd"/>
     </w:p>
     <w:tbl>
       <w:tblPr>
@@ -3198,15 +3320,43 @@
           <w:sz w:val="24"/>
           <w:szCs w:val="24"/>
         </w:rPr>
-        <w:t>Lana Sayes</w:t>
-      </w:r>
-      <w:r>
-        <w:rPr>
-          <w:rFonts w:eastAsiaTheme="minorHAnsi"/>
-          <w:sz w:val="24"/>
-          <w:szCs w:val="24"/>
-        </w:rPr>
-        <w:t xml:space="preserve">                                                    Design Area WxL =________</w:t>
+        <w:t xml:space="preserve">Lana </w:t>
+      </w:r>
+      <w:proofErr w:type="spellStart"/>
+      <w:r>
+        <w:rPr>
+          <w:rFonts w:eastAsiaTheme="minorHAnsi"/>
+          <w:sz w:val="24"/>
+          <w:szCs w:val="24"/>
+        </w:rPr>
+        <w:t>Sayes</w:t>
+      </w:r>
+      <w:proofErr w:type="spellEnd"/>
+      <w:r>
+        <w:rPr>
+          <w:rFonts w:eastAsiaTheme="minorHAnsi"/>
+          <w:sz w:val="24"/>
+          <w:szCs w:val="24"/>
+        </w:rPr>
+        <w:t xml:space="preserve">                                                    Design Area </w:t>
+      </w:r>
+      <w:proofErr w:type="spellStart"/>
+      <w:r>
+        <w:rPr>
+          <w:rFonts w:eastAsiaTheme="minorHAnsi"/>
+          <w:sz w:val="24"/>
+          <w:szCs w:val="24"/>
+        </w:rPr>
+        <w:t>WxL</w:t>
+      </w:r>
+      <w:proofErr w:type="spellEnd"/>
+      <w:r>
+        <w:rPr>
+          <w:rFonts w:eastAsiaTheme="minorHAnsi"/>
+          <w:sz w:val="24"/>
+          <w:szCs w:val="24"/>
+        </w:rPr>
+        <w:t xml:space="preserve"> =________</w:t>
       </w:r>
     </w:p>
     <w:p>
@@ -3280,7 +3430,7 @@
               </wp:anchor>
             </w:drawing>
           </mc:Choice>
-          <mc:Fallback>
+          <mc:Fallback xmlns:w16sdtfl="http://schemas.microsoft.com/office/word/2024/wordml/sdtformatlock">
             <w:pict>
               <v:oval w14:anchorId="52FB5216" id="Oval 6" o:spid="_x0000_s1026" style="position:absolute;margin-left:223.45pt;margin-top:1.3pt;width:192.75pt;height:116.25pt;z-index:251668480;visibility:visible;mso-wrap-style:square;mso-width-percent:0;mso-height-percent:0;mso-wrap-distance-left:9pt;mso-wrap-distance-top:0;mso-wrap-distance-right:9pt;mso-wrap-distance-bottom:0;mso-position-horizontal:absolute;mso-position-horizontal-relative:margin;mso-position-vertical:absolute;mso-position-vertical-relative:text;mso-width-percent:0;mso-height-percent:0;mso-width-relative:margin;mso-height-relative:margin;v-text-anchor:middle" o:gfxdata="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" filled="f" strokecolor="red" strokeweight="1pt">
                 <v:stroke joinstyle="miter"/>
@@ -3339,7 +3489,7 @@
           <w:szCs w:val="24"/>
         </w:rPr>
         <w:drawing>
-          <wp:inline distT="0" distB="0" distL="0" distR="0" wp14:anchorId="071C2B5C" wp14:editId="416DE280">
+          <wp:inline distT="0" distB="0" distL="0" distR="0" wp14:anchorId="071C2B5C" wp14:editId="123D0E57">
             <wp:extent cx="1838325" cy="822068"/>
             <wp:effectExtent l="0" t="0" r="0" b="0"/>
             <wp:docPr id="12" name="Picture 12"/>
@@ -3438,8 +3588,18 @@
           <w:sz w:val="24"/>
           <w:szCs w:val="24"/>
         </w:rPr>
-        <w:t>Save design with NAND_ (Your first name).MSK on desktop</w:t>
-      </w:r>
+        <w:t xml:space="preserve">Save design with NAND_ (Your first name).MSK on </w:t>
+      </w:r>
+      <w:proofErr w:type="gramStart"/>
+      <w:r>
+        <w:rPr>
+          <w:rFonts w:eastAsiaTheme="minorHAnsi"/>
+          <w:sz w:val="24"/>
+          <w:szCs w:val="24"/>
+        </w:rPr>
+        <w:t>desktop</w:t>
+      </w:r>
+      <w:proofErr w:type="gramEnd"/>
     </w:p>
     <w:p>
       <w:pPr>
@@ -3460,8 +3620,18 @@
           <w:sz w:val="24"/>
           <w:szCs w:val="24"/>
         </w:rPr>
-        <w:t>Request Needed designs from other PDs to build your layout</w:t>
-      </w:r>
+        <w:t xml:space="preserve">Request Needed designs from other PDs to build your </w:t>
+      </w:r>
+      <w:proofErr w:type="gramStart"/>
+      <w:r>
+        <w:rPr>
+          <w:rFonts w:eastAsiaTheme="minorHAnsi"/>
+          <w:sz w:val="24"/>
+          <w:szCs w:val="24"/>
+        </w:rPr>
+        <w:t>layout</w:t>
+      </w:r>
+      <w:proofErr w:type="gramEnd"/>
     </w:p>
     <w:p>
       <w:pPr>
@@ -3557,12 +3727,55 @@
     </w:p>
     <w:p>
       <w:pPr>
-        <w:rPr>
-          <w:rFonts w:eastAsiaTheme="minorHAnsi"/>
-          <w:sz w:val="24"/>
-          <w:szCs w:val="24"/>
-        </w:rPr>
-      </w:pPr>
+        <w:jc w:val="center"/>
+        <w:rPr>
+          <w:rFonts w:eastAsiaTheme="minorHAnsi"/>
+          <w:sz w:val="24"/>
+          <w:szCs w:val="24"/>
+        </w:rPr>
+      </w:pPr>
+      <w:r>
+        <w:rPr>
+          <w:rFonts w:eastAsiaTheme="minorHAnsi"/>
+          <w:sz w:val="24"/>
+          <w:szCs w:val="24"/>
+        </w:rPr>
+        <w:drawing>
+          <wp:inline distT="0" distB="0" distL="0" distR="0" wp14:anchorId="0532A8E8" wp14:editId="0386707A">
+            <wp:extent cx="5058481" cy="5020376"/>
+            <wp:effectExtent l="0" t="0" r="8890" b="8890"/>
+            <wp:docPr id="1851221873" name="Picture 1"/>
+            <wp:cNvGraphicFramePr>
+              <a:graphicFrameLocks xmlns:a="http://schemas.openxmlformats.org/drawingml/2006/main" noChangeAspect="1"/>
+            </wp:cNvGraphicFramePr>
+            <a:graphic xmlns:a="http://schemas.openxmlformats.org/drawingml/2006/main">
+              <a:graphicData uri="http://schemas.openxmlformats.org/drawingml/2006/picture">
+                <pic:pic xmlns:pic="http://schemas.openxmlformats.org/drawingml/2006/picture">
+                  <pic:nvPicPr>
+                    <pic:cNvPr id="1851221873" name=""/>
+                    <pic:cNvPicPr/>
+                  </pic:nvPicPr>
+                  <pic:blipFill>
+                    <a:blip r:embed="rId20"/>
+                    <a:stretch>
+                      <a:fillRect/>
+                    </a:stretch>
+                  </pic:blipFill>
+                  <pic:spPr>
+                    <a:xfrm>
+                      <a:off x="0" y="0"/>
+                      <a:ext cx="5058481" cy="5020376"/>
+                    </a:xfrm>
+                    <a:prstGeom prst="rect">
+                      <a:avLst/>
+                    </a:prstGeom>
+                  </pic:spPr>
+                </pic:pic>
+              </a:graphicData>
+            </a:graphic>
+          </wp:inline>
+        </w:drawing>
+      </w:r>
     </w:p>
     <w:p>
       <w:pPr>
@@ -3607,32 +3820,84 @@
           <w:szCs w:val="24"/>
         </w:rPr>
       </w:pPr>
-    </w:p>
-    <w:p>
-      <w:pPr>
-        <w:rPr>
-          <w:rFonts w:eastAsiaTheme="minorHAnsi"/>
-          <w:sz w:val="24"/>
-          <w:szCs w:val="24"/>
-        </w:rPr>
-      </w:pPr>
-    </w:p>
-    <w:p>
-      <w:pPr>
-        <w:rPr>
-          <w:rFonts w:eastAsiaTheme="minorHAnsi"/>
-          <w:sz w:val="24"/>
-          <w:szCs w:val="24"/>
-        </w:rPr>
-      </w:pPr>
-      <w:r>
-        <w:rPr>
-          <w:rFonts w:eastAsiaTheme="minorHAnsi"/>
-          <w:sz w:val="24"/>
-          <w:szCs w:val="24"/>
-        </w:rPr>
-        <w:t>Fill in True Table according to Simulation</w:t>
-      </w:r>
+      <w:r>
+        <w:rPr>
+          <w:rFonts w:eastAsiaTheme="minorHAnsi"/>
+          <w:sz w:val="24"/>
+          <w:szCs w:val="24"/>
+        </w:rPr>
+        <w:drawing>
+          <wp:inline distT="0" distB="0" distL="0" distR="0" wp14:anchorId="3054F56B" wp14:editId="326FCF98">
+            <wp:extent cx="5943600" cy="2974340"/>
+            <wp:effectExtent l="0" t="0" r="0" b="0"/>
+            <wp:docPr id="1507546042" name="Picture 1" descr="A screen shot of a graph&#10;&#10;Description automatically generated"/>
+            <wp:cNvGraphicFramePr>
+              <a:graphicFrameLocks xmlns:a="http://schemas.openxmlformats.org/drawingml/2006/main" noChangeAspect="1"/>
+            </wp:cNvGraphicFramePr>
+            <a:graphic xmlns:a="http://schemas.openxmlformats.org/drawingml/2006/main">
+              <a:graphicData uri="http://schemas.openxmlformats.org/drawingml/2006/picture">
+                <pic:pic xmlns:pic="http://schemas.openxmlformats.org/drawingml/2006/picture">
+                  <pic:nvPicPr>
+                    <pic:cNvPr id="1507546042" name="Picture 1" descr="A screen shot of a graph&#10;&#10;Description automatically generated"/>
+                    <pic:cNvPicPr/>
+                  </pic:nvPicPr>
+                  <pic:blipFill>
+                    <a:blip r:embed="rId21"/>
+                    <a:stretch>
+                      <a:fillRect/>
+                    </a:stretch>
+                  </pic:blipFill>
+                  <pic:spPr>
+                    <a:xfrm>
+                      <a:off x="0" y="0"/>
+                      <a:ext cx="5943600" cy="2974340"/>
+                    </a:xfrm>
+                    <a:prstGeom prst="rect">
+                      <a:avLst/>
+                    </a:prstGeom>
+                  </pic:spPr>
+                </pic:pic>
+              </a:graphicData>
+            </a:graphic>
+          </wp:inline>
+        </w:drawing>
+      </w:r>
+    </w:p>
+    <w:p>
+      <w:pPr>
+        <w:rPr>
+          <w:rFonts w:eastAsiaTheme="minorHAnsi"/>
+          <w:sz w:val="24"/>
+          <w:szCs w:val="24"/>
+        </w:rPr>
+      </w:pPr>
+    </w:p>
+    <w:p>
+      <w:pPr>
+        <w:rPr>
+          <w:rFonts w:eastAsiaTheme="minorHAnsi"/>
+          <w:sz w:val="24"/>
+          <w:szCs w:val="24"/>
+        </w:rPr>
+      </w:pPr>
+      <w:r>
+        <w:rPr>
+          <w:rFonts w:eastAsiaTheme="minorHAnsi"/>
+          <w:sz w:val="24"/>
+          <w:szCs w:val="24"/>
+        </w:rPr>
+        <w:t xml:space="preserve">Fill in True Table according to </w:t>
+      </w:r>
+      <w:proofErr w:type="gramStart"/>
+      <w:r>
+        <w:rPr>
+          <w:rFonts w:eastAsiaTheme="minorHAnsi"/>
+          <w:sz w:val="24"/>
+          <w:szCs w:val="24"/>
+        </w:rPr>
+        <w:t>Simulation</w:t>
+      </w:r>
+      <w:proofErr w:type="gramEnd"/>
     </w:p>
     <w:tbl>
       <w:tblPr>
@@ -3793,6 +4058,14 @@
                 <w:szCs w:val="24"/>
               </w:rPr>
             </w:pPr>
+            <w:r>
+              <w:rPr>
+                <w:rFonts w:eastAsiaTheme="minorHAnsi"/>
+                <w:sz w:val="24"/>
+                <w:szCs w:val="24"/>
+              </w:rPr>
+              <w:t>1</w:t>
+            </w:r>
           </w:p>
         </w:tc>
         <w:tc>
@@ -3807,6 +4080,14 @@
                 <w:szCs w:val="24"/>
               </w:rPr>
             </w:pPr>
+            <w:r>
+              <w:rPr>
+                <w:rFonts w:eastAsiaTheme="minorHAnsi"/>
+                <w:sz w:val="24"/>
+                <w:szCs w:val="24"/>
+              </w:rPr>
+              <w:t>YES</w:t>
+            </w:r>
           </w:p>
         </w:tc>
       </w:tr>
@@ -3867,6 +4148,14 @@
                 <w:szCs w:val="24"/>
               </w:rPr>
             </w:pPr>
+            <w:r>
+              <w:rPr>
+                <w:rFonts w:eastAsiaTheme="minorHAnsi"/>
+                <w:sz w:val="24"/>
+                <w:szCs w:val="24"/>
+              </w:rPr>
+              <w:t>0</w:t>
+            </w:r>
           </w:p>
         </w:tc>
         <w:tc>
@@ -3881,6 +4170,14 @@
                 <w:szCs w:val="24"/>
               </w:rPr>
             </w:pPr>
+            <w:r>
+              <w:rPr>
+                <w:rFonts w:eastAsiaTheme="minorHAnsi"/>
+                <w:sz w:val="24"/>
+                <w:szCs w:val="24"/>
+              </w:rPr>
+              <w:t>YES</w:t>
+            </w:r>
           </w:p>
         </w:tc>
       </w:tr>
@@ -3941,6 +4238,14 @@
                 <w:szCs w:val="24"/>
               </w:rPr>
             </w:pPr>
+            <w:r>
+              <w:rPr>
+                <w:rFonts w:eastAsiaTheme="minorHAnsi"/>
+                <w:sz w:val="24"/>
+                <w:szCs w:val="24"/>
+              </w:rPr>
+              <w:t>0</w:t>
+            </w:r>
           </w:p>
         </w:tc>
         <w:tc>
@@ -3955,6 +4260,14 @@
                 <w:szCs w:val="24"/>
               </w:rPr>
             </w:pPr>
+            <w:r>
+              <w:rPr>
+                <w:rFonts w:eastAsiaTheme="minorHAnsi"/>
+                <w:sz w:val="24"/>
+                <w:szCs w:val="24"/>
+              </w:rPr>
+              <w:t>YES</w:t>
+            </w:r>
           </w:p>
         </w:tc>
       </w:tr>
@@ -4015,6 +4328,14 @@
                 <w:szCs w:val="24"/>
               </w:rPr>
             </w:pPr>
+            <w:r>
+              <w:rPr>
+                <w:rFonts w:eastAsiaTheme="minorHAnsi"/>
+                <w:sz w:val="24"/>
+                <w:szCs w:val="24"/>
+              </w:rPr>
+              <w:t>0</w:t>
+            </w:r>
           </w:p>
         </w:tc>
         <w:tc>
@@ -4029,6 +4350,14 @@
                 <w:szCs w:val="24"/>
               </w:rPr>
             </w:pPr>
+            <w:r>
+              <w:rPr>
+                <w:rFonts w:eastAsiaTheme="minorHAnsi"/>
+                <w:sz w:val="24"/>
+                <w:szCs w:val="24"/>
+              </w:rPr>
+              <w:t>YES</w:t>
+            </w:r>
           </w:p>
         </w:tc>
       </w:tr>
@@ -4090,7 +4419,25 @@
           <w:sz w:val="24"/>
           <w:szCs w:val="24"/>
         </w:rPr>
-        <w:t xml:space="preserve">                                                              Design Area WxL =</w:t>
+        <w:t xml:space="preserve">                                                              Design Area </w:t>
+      </w:r>
+      <w:proofErr w:type="spellStart"/>
+      <w:r>
+        <w:rPr>
+          <w:rFonts w:eastAsiaTheme="minorHAnsi"/>
+          <w:sz w:val="24"/>
+          <w:szCs w:val="24"/>
+        </w:rPr>
+        <w:t>WxL</w:t>
+      </w:r>
+      <w:proofErr w:type="spellEnd"/>
+      <w:r>
+        <w:rPr>
+          <w:rFonts w:eastAsiaTheme="minorHAnsi"/>
+          <w:sz w:val="24"/>
+          <w:szCs w:val="24"/>
+        </w:rPr>
+        <w:t xml:space="preserve"> =</w:t>
       </w:r>
       <w:r>
         <w:rPr>
@@ -4172,7 +4519,7 @@
               </wp:anchor>
             </w:drawing>
           </mc:Choice>
-          <mc:Fallback>
+          <mc:Fallback xmlns:w16sdtfl="http://schemas.microsoft.com/office/word/2024/wordml/sdtformatlock">
             <w:pict>
               <v:oval w14:anchorId="2E9EDAE3" id="Oval 8" o:spid="_x0000_s1026" style="position:absolute;margin-left:180.75pt;margin-top:17.05pt;width:143.25pt;height:93.75pt;z-index:251669504;visibility:visible;mso-wrap-style:square;mso-width-percent:0;mso-height-percent:0;mso-wrap-distance-left:9pt;mso-wrap-distance-top:0;mso-wrap-distance-right:9pt;mso-wrap-distance-bottom:0;mso-position-horizontal:absolute;mso-position-horizontal-relative:text;mso-position-vertical:absolute;mso-position-vertical-relative:text;mso-width-percent:0;mso-height-percent:0;mso-width-relative:margin;mso-height-relative:margin;v-text-anchor:middle" o:gfxdata="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" filled="f" strokecolor="red" strokeweight="1pt">
                 <v:stroke joinstyle="miter"/>
@@ -4321,8 +4668,18 @@
           <w:sz w:val="24"/>
           <w:szCs w:val="24"/>
         </w:rPr>
-        <w:t>Save design with OR_ (Your first name).MSK on desktop</w:t>
-      </w:r>
+        <w:t xml:space="preserve">Save design with OR_ (Your first name).MSK on </w:t>
+      </w:r>
+      <w:proofErr w:type="gramStart"/>
+      <w:r>
+        <w:rPr>
+          <w:rFonts w:eastAsiaTheme="minorHAnsi"/>
+          <w:sz w:val="24"/>
+          <w:szCs w:val="24"/>
+        </w:rPr>
+        <w:t>desktop</w:t>
+      </w:r>
+      <w:proofErr w:type="gramEnd"/>
     </w:p>
     <w:p>
       <w:pPr>
@@ -4403,7 +4760,7 @@
                     <pic:cNvPicPr/>
                   </pic:nvPicPr>
                   <pic:blipFill>
-                    <a:blip r:embed="rId20">
+                    <a:blip r:embed="rId22">
                       <a:extLst>
                         <a:ext uri="{28A0092B-C50C-407E-A947-70E740481C1C}">
                           <a14:useLocalDpi xmlns:a14="http://schemas.microsoft.com/office/drawing/2010/main" val="0"/>
@@ -4479,7 +4836,7 @@
                     <pic:cNvPicPr/>
                   </pic:nvPicPr>
                   <pic:blipFill>
-                    <a:blip r:embed="rId21"/>
+                    <a:blip r:embed="rId23"/>
                     <a:stretch>
                       <a:fillRect/>
                     </a:stretch>
@@ -4557,7 +4914,7 @@
                     <pic:cNvPicPr/>
                   </pic:nvPicPr>
                   <pic:blipFill>
-                    <a:blip r:embed="rId22"/>
+                    <a:blip r:embed="rId24"/>
                     <a:stretch>
                       <a:fillRect/>
                     </a:stretch>
@@ -4592,8 +4949,18 @@
           <w:sz w:val="24"/>
           <w:szCs w:val="24"/>
         </w:rPr>
-        <w:t>Fill in True Table according to Simulation</w:t>
-      </w:r>
+        <w:t xml:space="preserve">Fill in True Table according to </w:t>
+      </w:r>
+      <w:proofErr w:type="gramStart"/>
+      <w:r>
+        <w:rPr>
+          <w:rFonts w:eastAsiaTheme="minorHAnsi"/>
+          <w:sz w:val="24"/>
+          <w:szCs w:val="24"/>
+        </w:rPr>
+        <w:t>Simulation</w:t>
+      </w:r>
+      <w:proofErr w:type="gramEnd"/>
     </w:p>
     <w:tbl>
       <w:tblPr>
@@ -5132,7 +5499,25 @@
           <w:sz w:val="24"/>
           <w:szCs w:val="24"/>
         </w:rPr>
-        <w:t xml:space="preserve">                                                 Design Area WxL =________</w:t>
+        <w:t xml:space="preserve">                                                 Design Area </w:t>
+      </w:r>
+      <w:proofErr w:type="spellStart"/>
+      <w:r>
+        <w:rPr>
+          <w:rFonts w:eastAsiaTheme="minorHAnsi"/>
+          <w:sz w:val="24"/>
+          <w:szCs w:val="24"/>
+        </w:rPr>
+        <w:t>WxL</w:t>
+      </w:r>
+      <w:proofErr w:type="spellEnd"/>
+      <w:r>
+        <w:rPr>
+          <w:rFonts w:eastAsiaTheme="minorHAnsi"/>
+          <w:sz w:val="24"/>
+          <w:szCs w:val="24"/>
+        </w:rPr>
+        <w:t xml:space="preserve"> =________</w:t>
       </w:r>
     </w:p>
     <w:p>
@@ -5206,7 +5591,7 @@
               </wp:anchor>
             </w:drawing>
           </mc:Choice>
-          <mc:Fallback>
+          <mc:Fallback xmlns:w16sdtfl="http://schemas.microsoft.com/office/word/2024/wordml/sdtformatlock">
             <w:pict>
               <v:oval w14:anchorId="453F97E2" id="Oval 10" o:spid="_x0000_s1026" style="position:absolute;margin-left:198pt;margin-top:19.3pt;width:143.25pt;height:93.75pt;z-index:251670528;visibility:visible;mso-wrap-style:square;mso-width-percent:0;mso-height-percent:0;mso-wrap-distance-left:9pt;mso-wrap-distance-top:0;mso-wrap-distance-right:9pt;mso-wrap-distance-bottom:0;mso-position-horizontal:absolute;mso-position-horizontal-relative:text;mso-position-vertical:absolute;mso-position-vertical-relative:text;mso-width-percent:0;mso-height-percent:0;mso-width-relative:margin;mso-height-relative:margin;v-text-anchor:middle" o:gfxdata="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" filled="f" strokecolor="red" strokeweight="1pt">
                 <v:stroke joinstyle="miter"/>
@@ -5347,8 +5732,18 @@
           <w:sz w:val="24"/>
           <w:szCs w:val="24"/>
         </w:rPr>
-        <w:t>Save design with XNOR_ (Your first name).MSK on desktop</w:t>
-      </w:r>
+        <w:t xml:space="preserve">Save design with XNOR_ (Your first name).MSK on </w:t>
+      </w:r>
+      <w:proofErr w:type="gramStart"/>
+      <w:r>
+        <w:rPr>
+          <w:rFonts w:eastAsiaTheme="minorHAnsi"/>
+          <w:sz w:val="24"/>
+          <w:szCs w:val="24"/>
+        </w:rPr>
+        <w:t>desktop</w:t>
+      </w:r>
+      <w:proofErr w:type="gramEnd"/>
     </w:p>
     <w:p>
       <w:pPr>
@@ -5369,8 +5764,18 @@
           <w:sz w:val="24"/>
           <w:szCs w:val="24"/>
         </w:rPr>
-        <w:t>Request needed designs from other PDs to build your layout</w:t>
-      </w:r>
+        <w:t xml:space="preserve">Request needed designs from other PDs to build your </w:t>
+      </w:r>
+      <w:proofErr w:type="gramStart"/>
+      <w:r>
+        <w:rPr>
+          <w:rFonts w:eastAsiaTheme="minorHAnsi"/>
+          <w:sz w:val="24"/>
+          <w:szCs w:val="24"/>
+        </w:rPr>
+        <w:t>layout</w:t>
+      </w:r>
+      <w:proofErr w:type="gramEnd"/>
     </w:p>
     <w:p>
       <w:pPr>
@@ -5472,6 +5877,48 @@
           <w:szCs w:val="24"/>
         </w:rPr>
       </w:pPr>
+      <w:r>
+        <w:rPr>
+          <w:rFonts w:eastAsiaTheme="minorHAnsi"/>
+          <w:sz w:val="24"/>
+          <w:szCs w:val="24"/>
+        </w:rPr>
+        <w:drawing>
+          <wp:inline distT="0" distB="0" distL="0" distR="0" wp14:anchorId="49EEA49D" wp14:editId="574D2A27">
+            <wp:extent cx="5943600" cy="4178300"/>
+            <wp:effectExtent l="0" t="0" r="0" b="0"/>
+            <wp:docPr id="1304504651" name="Picture 1" descr="A computer screen shot of a computer&#10;&#10;Description automatically generated"/>
+            <wp:cNvGraphicFramePr>
+              <a:graphicFrameLocks xmlns:a="http://schemas.openxmlformats.org/drawingml/2006/main" noChangeAspect="1"/>
+            </wp:cNvGraphicFramePr>
+            <a:graphic xmlns:a="http://schemas.openxmlformats.org/drawingml/2006/main">
+              <a:graphicData uri="http://schemas.openxmlformats.org/drawingml/2006/picture">
+                <pic:pic xmlns:pic="http://schemas.openxmlformats.org/drawingml/2006/picture">
+                  <pic:nvPicPr>
+                    <pic:cNvPr id="1304504651" name="Picture 1" descr="A computer screen shot of a computer&#10;&#10;Description automatically generated"/>
+                    <pic:cNvPicPr/>
+                  </pic:nvPicPr>
+                  <pic:blipFill>
+                    <a:blip r:embed="rId25"/>
+                    <a:stretch>
+                      <a:fillRect/>
+                    </a:stretch>
+                  </pic:blipFill>
+                  <pic:spPr>
+                    <a:xfrm>
+                      <a:off x="0" y="0"/>
+                      <a:ext cx="5943600" cy="4178300"/>
+                    </a:xfrm>
+                    <a:prstGeom prst="rect">
+                      <a:avLst/>
+                    </a:prstGeom>
+                  </pic:spPr>
+                </pic:pic>
+              </a:graphicData>
+            </a:graphic>
+          </wp:inline>
+        </w:drawing>
+      </w:r>
     </w:p>
     <w:p>
       <w:pPr>
@@ -5516,23 +5963,75 @@
           <w:szCs w:val="24"/>
         </w:rPr>
       </w:pPr>
-    </w:p>
-    <w:p>
-      <w:pPr>
-        <w:rPr>
-          <w:rFonts w:eastAsiaTheme="minorHAnsi"/>
-          <w:sz w:val="24"/>
-          <w:szCs w:val="24"/>
-        </w:rPr>
-      </w:pPr>
-      <w:r>
-        <w:rPr>
-          <w:rFonts w:eastAsiaTheme="minorHAnsi"/>
-          <w:sz w:val="24"/>
-          <w:szCs w:val="24"/>
-        </w:rPr>
-        <w:t>Fill in True Table according to Simulation</w:t>
-      </w:r>
+      <w:r>
+        <w:rPr>
+          <w:rFonts w:eastAsiaTheme="minorHAnsi"/>
+          <w:sz w:val="24"/>
+          <w:szCs w:val="24"/>
+        </w:rPr>
+        <w:drawing>
+          <wp:inline distT="0" distB="0" distL="0" distR="0" wp14:anchorId="3B952BB3" wp14:editId="000C433C">
+            <wp:extent cx="5943600" cy="2950210"/>
+            <wp:effectExtent l="0" t="0" r="0" b="2540"/>
+            <wp:docPr id="1342614257" name="Picture 1"/>
+            <wp:cNvGraphicFramePr>
+              <a:graphicFrameLocks xmlns:a="http://schemas.openxmlformats.org/drawingml/2006/main" noChangeAspect="1"/>
+            </wp:cNvGraphicFramePr>
+            <a:graphic xmlns:a="http://schemas.openxmlformats.org/drawingml/2006/main">
+              <a:graphicData uri="http://schemas.openxmlformats.org/drawingml/2006/picture">
+                <pic:pic xmlns:pic="http://schemas.openxmlformats.org/drawingml/2006/picture">
+                  <pic:nvPicPr>
+                    <pic:cNvPr id="1342614257" name=""/>
+                    <pic:cNvPicPr/>
+                  </pic:nvPicPr>
+                  <pic:blipFill>
+                    <a:blip r:embed="rId26"/>
+                    <a:stretch>
+                      <a:fillRect/>
+                    </a:stretch>
+                  </pic:blipFill>
+                  <pic:spPr>
+                    <a:xfrm>
+                      <a:off x="0" y="0"/>
+                      <a:ext cx="5943600" cy="2950210"/>
+                    </a:xfrm>
+                    <a:prstGeom prst="rect">
+                      <a:avLst/>
+                    </a:prstGeom>
+                  </pic:spPr>
+                </pic:pic>
+              </a:graphicData>
+            </a:graphic>
+          </wp:inline>
+        </w:drawing>
+      </w:r>
+    </w:p>
+    <w:p>
+      <w:pPr>
+        <w:rPr>
+          <w:rFonts w:eastAsiaTheme="minorHAnsi"/>
+          <w:sz w:val="24"/>
+          <w:szCs w:val="24"/>
+        </w:rPr>
+      </w:pPr>
+      <w:r>
+        <w:rPr>
+          <w:rFonts w:eastAsiaTheme="minorHAnsi"/>
+          <w:sz w:val="24"/>
+          <w:szCs w:val="24"/>
+        </w:rPr>
+        <w:t xml:space="preserve">Fill in True Table according to </w:t>
+      </w:r>
+      <w:proofErr w:type="gramStart"/>
+      <w:r>
+        <w:rPr>
+          <w:rFonts w:eastAsiaTheme="minorHAnsi"/>
+          <w:sz w:val="24"/>
+          <w:szCs w:val="24"/>
+        </w:rPr>
+        <w:t>Simulation</w:t>
+      </w:r>
+      <w:proofErr w:type="gramEnd"/>
     </w:p>
     <w:tbl>
       <w:tblPr>
@@ -5693,6 +6192,14 @@
                 <w:szCs w:val="24"/>
               </w:rPr>
             </w:pPr>
+            <w:r>
+              <w:rPr>
+                <w:rFonts w:eastAsiaTheme="minorHAnsi"/>
+                <w:sz w:val="24"/>
+                <w:szCs w:val="24"/>
+              </w:rPr>
+              <w:t>1</w:t>
+            </w:r>
           </w:p>
         </w:tc>
         <w:tc>
@@ -5707,6 +6214,14 @@
                 <w:szCs w:val="24"/>
               </w:rPr>
             </w:pPr>
+            <w:r>
+              <w:rPr>
+                <w:rFonts w:eastAsiaTheme="minorHAnsi"/>
+                <w:sz w:val="24"/>
+                <w:szCs w:val="24"/>
+              </w:rPr>
+              <w:t>YES</w:t>
+            </w:r>
           </w:p>
         </w:tc>
       </w:tr>
@@ -5767,6 +6282,14 @@
                 <w:szCs w:val="24"/>
               </w:rPr>
             </w:pPr>
+            <w:r>
+              <w:rPr>
+                <w:rFonts w:eastAsiaTheme="minorHAnsi"/>
+                <w:sz w:val="24"/>
+                <w:szCs w:val="24"/>
+              </w:rPr>
+              <w:t>0</w:t>
+            </w:r>
           </w:p>
         </w:tc>
         <w:tc>
@@ -5781,6 +6304,14 @@
                 <w:szCs w:val="24"/>
               </w:rPr>
             </w:pPr>
+            <w:r>
+              <w:rPr>
+                <w:rFonts w:eastAsiaTheme="minorHAnsi"/>
+                <w:sz w:val="24"/>
+                <w:szCs w:val="24"/>
+              </w:rPr>
+              <w:t>YES</w:t>
+            </w:r>
           </w:p>
         </w:tc>
       </w:tr>
@@ -5841,6 +6372,14 @@
                 <w:szCs w:val="24"/>
               </w:rPr>
             </w:pPr>
+            <w:r>
+              <w:rPr>
+                <w:rFonts w:eastAsiaTheme="minorHAnsi"/>
+                <w:sz w:val="24"/>
+                <w:szCs w:val="24"/>
+              </w:rPr>
+              <w:t>0</w:t>
+            </w:r>
           </w:p>
         </w:tc>
         <w:tc>
@@ -5855,6 +6394,14 @@
                 <w:szCs w:val="24"/>
               </w:rPr>
             </w:pPr>
+            <w:r>
+              <w:rPr>
+                <w:rFonts w:eastAsiaTheme="minorHAnsi"/>
+                <w:sz w:val="24"/>
+                <w:szCs w:val="24"/>
+              </w:rPr>
+              <w:t>YES</w:t>
+            </w:r>
           </w:p>
         </w:tc>
       </w:tr>
@@ -5915,6 +6462,14 @@
                 <w:szCs w:val="24"/>
               </w:rPr>
             </w:pPr>
+            <w:r>
+              <w:rPr>
+                <w:rFonts w:eastAsiaTheme="minorHAnsi"/>
+                <w:sz w:val="24"/>
+                <w:szCs w:val="24"/>
+              </w:rPr>
+              <w:t>1</w:t>
+            </w:r>
           </w:p>
         </w:tc>
         <w:tc>
@@ -5929,6 +6484,14 @@
                 <w:szCs w:val="24"/>
               </w:rPr>
             </w:pPr>
+            <w:r>
+              <w:rPr>
+                <w:rFonts w:eastAsiaTheme="minorHAnsi"/>
+                <w:sz w:val="24"/>
+                <w:szCs w:val="24"/>
+              </w:rPr>
+              <w:t>YES</w:t>
+            </w:r>
           </w:p>
         </w:tc>
       </w:tr>
@@ -5972,8 +6535,8 @@
       </w:pPr>
     </w:p>
     <w:sectPr>
-      <w:headerReference w:type="default" r:id="rId23"/>
-      <w:footerReference w:type="default" r:id="rId24"/>
+      <w:headerReference w:type="default" r:id="rId27"/>
+      <w:footerReference w:type="default" r:id="rId28"/>
       <w:pgSz w:w="12240" w:h="15840"/>
       <w:pgMar w:top="1440" w:right="1440" w:bottom="1440" w:left="1440" w:header="720" w:footer="720" w:gutter="0"/>
       <w:pgBorders w:offsetFrom="page">
@@ -5992,7 +6555,7 @@
 </file>
 
 <file path=word/endnotes.xml><?xml version="1.0" encoding="utf-8"?>
-<w:endnotes xmlns:wpc="http://schemas.microsoft.com/office/word/2010/wordprocessingCanvas" xmlns:cx="http://schemas.microsoft.com/office/drawing/2014/chartex" xmlns:cx1="http://schemas.microsoft.com/office/drawing/2015/9/8/chartex" xmlns:cx2="http://schemas.microsoft.com/office/drawing/2015/10/21/chartex" xmlns:cx3="http://schemas.microsoft.com/office/drawing/2016/5/9/chartex" xmlns:cx4="http://schemas.microsoft.com/office/drawing/2016/5/10/chartex" xmlns:cx5="http://schemas.microsoft.com/office/drawing/2016/5/11/chartex" xmlns:cx6="http://schemas.microsoft.com/office/drawing/2016/5/12/chartex" xmlns:cx7="http://schemas.microsoft.com/office/drawing/2016/5/13/chartex" xmlns:cx8="http://schemas.microsoft.com/office/drawing/2016/5/14/chartex" xmlns:mc="http://schemas.openxmlformats.org/markup-compatibility/2006" xmlns:aink="http://schemas.microsoft.com/office/drawing/2016/ink" xmlns:am3d="http://schemas.microsoft.com/office/drawing/2017/model3d" xmlns:o="urn:schemas-microsoft-com:office:office" xmlns:oel="http://schemas.microsoft.com/office/2019/extlst" xmlns:r="http://schemas.openxmlformats.org/officeDocument/2006/relationships" xmlns:m="http://schemas.openxmlformats.org/officeDocument/2006/math" xmlns:v="urn:schemas-microsoft-com:vml" xmlns:wp14="http://schemas.microsoft.com/office/word/2010/wordprocessingDrawing" xmlns:wp="http://schemas.openxmlformats.org/drawingml/2006/wordprocessingDrawing" xmlns:w10="urn:schemas-microsoft-com:office:word" xmlns:w="http://schemas.openxmlformats.org/wordprocessingml/2006/main" xmlns:w14="http://schemas.microsoft.com/office/word/2010/wordml" xmlns:w15="http://schemas.microsoft.com/office/word/2012/wordml" xmlns:w16cex="http://schemas.microsoft.com/office/word/2018/wordml/cex" xmlns:w16cid="http://schemas.microsoft.com/office/word/2016/wordml/cid" xmlns:w16="http://schemas.microsoft.com/office/word/2018/wordml" xmlns:w16du="http://schemas.microsoft.com/office/word/2023/wordml/word16du" xmlns:w16sdtdh="http://schemas.microsoft.com/office/word/2020/wordml/sdtdatahash" xmlns:w16sdtfl="http://schemas.microsoft.com/office/word/2024/wordml/sdtformatlock" xmlns:w16se="http://schemas.microsoft.com/office/word/2015/wordml/symex" xmlns:wpg="http://schemas.microsoft.com/office/word/2010/wordprocessingGroup" xmlns:wpi="http://schemas.microsoft.com/office/word/2010/wordprocessingInk" xmlns:wne="http://schemas.microsoft.com/office/word/2006/wordml" xmlns:wps="http://schemas.microsoft.com/office/word/2010/wordprocessingShape" mc:Ignorable="w14 w15 w16se w16cid w16 w16cex w16sdtdh w16sdtfl w16du wp14">
+<w:endnotes xmlns:wpc="http://schemas.microsoft.com/office/word/2010/wordprocessingCanvas" xmlns:cx="http://schemas.microsoft.com/office/drawing/2014/chartex" xmlns:cx1="http://schemas.microsoft.com/office/drawing/2015/9/8/chartex" xmlns:cx2="http://schemas.microsoft.com/office/drawing/2015/10/21/chartex" xmlns:cx3="http://schemas.microsoft.com/office/drawing/2016/5/9/chartex" xmlns:cx4="http://schemas.microsoft.com/office/drawing/2016/5/10/chartex" xmlns:cx5="http://schemas.microsoft.com/office/drawing/2016/5/11/chartex" xmlns:cx6="http://schemas.microsoft.com/office/drawing/2016/5/12/chartex" xmlns:cx7="http://schemas.microsoft.com/office/drawing/2016/5/13/chartex" xmlns:cx8="http://schemas.microsoft.com/office/drawing/2016/5/14/chartex" xmlns:mc="http://schemas.openxmlformats.org/markup-compatibility/2006" xmlns:aink="http://schemas.microsoft.com/office/drawing/2016/ink" xmlns:am3d="http://schemas.microsoft.com/office/drawing/2017/model3d" xmlns:o="urn:schemas-microsoft-com:office:office" xmlns:oel="http://schemas.microsoft.com/office/2019/extlst" xmlns:r="http://schemas.openxmlformats.org/officeDocument/2006/relationships" xmlns:m="http://schemas.openxmlformats.org/officeDocument/2006/math" xmlns:v="urn:schemas-microsoft-com:vml" xmlns:wp14="http://schemas.microsoft.com/office/word/2010/wordprocessingDrawing" xmlns:wp="http://schemas.openxmlformats.org/drawingml/2006/wordprocessingDrawing" xmlns:w10="urn:schemas-microsoft-com:office:word" xmlns:w="http://schemas.openxmlformats.org/wordprocessingml/2006/main" xmlns:w14="http://schemas.microsoft.com/office/word/2010/wordml" xmlns:w15="http://schemas.microsoft.com/office/word/2012/wordml" xmlns:w16cex="http://schemas.microsoft.com/office/word/2018/wordml/cex" xmlns:w16cid="http://schemas.microsoft.com/office/word/2016/wordml/cid" xmlns:w16="http://schemas.microsoft.com/office/word/2018/wordml" xmlns:w16du="http://schemas.microsoft.com/office/word/2023/wordml/word16du" xmlns:w16sdtdh="http://schemas.microsoft.com/office/word/2020/wordml/sdtdatahash" xmlns:w16se="http://schemas.microsoft.com/office/word/2015/wordml/symex" xmlns:wpg="http://schemas.microsoft.com/office/word/2010/wordprocessingGroup" xmlns:wpi="http://schemas.microsoft.com/office/word/2010/wordprocessingInk" xmlns:wne="http://schemas.microsoft.com/office/word/2006/wordml" xmlns:wps="http://schemas.microsoft.com/office/word/2010/wordprocessingShape" mc:Ignorable="w14 w15 w16se w16cid w16 w16cex w16sdtdh w16du wp14">
   <w:endnote w:type="separator" w:id="-1">
     <w:p>
       <w:pPr>
@@ -6017,7 +6580,7 @@
 </file>
 
 <file path=word/footer1.xml><?xml version="1.0" encoding="utf-8"?>
-<w:ftr xmlns:wpc="http://schemas.microsoft.com/office/word/2010/wordprocessingCanvas" xmlns:cx="http://schemas.microsoft.com/office/drawing/2014/chartex" xmlns:cx1="http://schemas.microsoft.com/office/drawing/2015/9/8/chartex" xmlns:cx2="http://schemas.microsoft.com/office/drawing/2015/10/21/chartex" xmlns:cx3="http://schemas.microsoft.com/office/drawing/2016/5/9/chartex" xmlns:cx4="http://schemas.microsoft.com/office/drawing/2016/5/10/chartex" xmlns:cx5="http://schemas.microsoft.com/office/drawing/2016/5/11/chartex" xmlns:cx6="http://schemas.microsoft.com/office/drawing/2016/5/12/chartex" xmlns:cx7="http://schemas.microsoft.com/office/drawing/2016/5/13/chartex" xmlns:cx8="http://schemas.microsoft.com/office/drawing/2016/5/14/chartex" xmlns:mc="http://schemas.openxmlformats.org/markup-compatibility/2006" xmlns:aink="http://schemas.microsoft.com/office/drawing/2016/ink" xmlns:am3d="http://schemas.microsoft.com/office/drawing/2017/model3d" xmlns:o="urn:schemas-microsoft-com:office:office" xmlns:oel="http://schemas.microsoft.com/office/2019/extlst" xmlns:r="http://schemas.openxmlformats.org/officeDocument/2006/relationships" xmlns:m="http://schemas.openxmlformats.org/officeDocument/2006/math" xmlns:v="urn:schemas-microsoft-com:vml" xmlns:wp14="http://schemas.microsoft.com/office/word/2010/wordprocessingDrawing" xmlns:wp="http://schemas.openxmlformats.org/drawingml/2006/wordprocessingDrawing" xmlns:w10="urn:schemas-microsoft-com:office:word" xmlns:w="http://schemas.openxmlformats.org/wordprocessingml/2006/main" xmlns:w14="http://schemas.microsoft.com/office/word/2010/wordml" xmlns:w15="http://schemas.microsoft.com/office/word/2012/wordml" xmlns:w16cex="http://schemas.microsoft.com/office/word/2018/wordml/cex" xmlns:w16cid="http://schemas.microsoft.com/office/word/2016/wordml/cid" xmlns:w16="http://schemas.microsoft.com/office/word/2018/wordml" xmlns:w16du="http://schemas.microsoft.com/office/word/2023/wordml/word16du" xmlns:w16sdtdh="http://schemas.microsoft.com/office/word/2020/wordml/sdtdatahash" xmlns:w16sdtfl="http://schemas.microsoft.com/office/word/2024/wordml/sdtformatlock" xmlns:w16se="http://schemas.microsoft.com/office/word/2015/wordml/symex" xmlns:wpg="http://schemas.microsoft.com/office/word/2010/wordprocessingGroup" xmlns:wpi="http://schemas.microsoft.com/office/word/2010/wordprocessingInk" xmlns:wne="http://schemas.microsoft.com/office/word/2006/wordml" xmlns:wps="http://schemas.microsoft.com/office/word/2010/wordprocessingShape" mc:Ignorable="w14 w15 w16se w16cid w16 w16cex w16sdtdh w16sdtfl w16du wp14">
+<w:ftr xmlns:wpc="http://schemas.microsoft.com/office/word/2010/wordprocessingCanvas" xmlns:cx="http://schemas.microsoft.com/office/drawing/2014/chartex" xmlns:cx1="http://schemas.microsoft.com/office/drawing/2015/9/8/chartex" xmlns:cx2="http://schemas.microsoft.com/office/drawing/2015/10/21/chartex" xmlns:cx3="http://schemas.microsoft.com/office/drawing/2016/5/9/chartex" xmlns:cx4="http://schemas.microsoft.com/office/drawing/2016/5/10/chartex" xmlns:cx5="http://schemas.microsoft.com/office/drawing/2016/5/11/chartex" xmlns:cx6="http://schemas.microsoft.com/office/drawing/2016/5/12/chartex" xmlns:cx7="http://schemas.microsoft.com/office/drawing/2016/5/13/chartex" xmlns:cx8="http://schemas.microsoft.com/office/drawing/2016/5/14/chartex" xmlns:mc="http://schemas.openxmlformats.org/markup-compatibility/2006" xmlns:aink="http://schemas.microsoft.com/office/drawing/2016/ink" xmlns:am3d="http://schemas.microsoft.com/office/drawing/2017/model3d" xmlns:o="urn:schemas-microsoft-com:office:office" xmlns:oel="http://schemas.microsoft.com/office/2019/extlst" xmlns:r="http://schemas.openxmlformats.org/officeDocument/2006/relationships" xmlns:m="http://schemas.openxmlformats.org/officeDocument/2006/math" xmlns:v="urn:schemas-microsoft-com:vml" xmlns:wp14="http://schemas.microsoft.com/office/word/2010/wordprocessingDrawing" xmlns:wp="http://schemas.openxmlformats.org/drawingml/2006/wordprocessingDrawing" xmlns:w10="urn:schemas-microsoft-com:office:word" xmlns:w="http://schemas.openxmlformats.org/wordprocessingml/2006/main" xmlns:w14="http://schemas.microsoft.com/office/word/2010/wordml" xmlns:w15="http://schemas.microsoft.com/office/word/2012/wordml" xmlns:w16cex="http://schemas.microsoft.com/office/word/2018/wordml/cex" xmlns:w16cid="http://schemas.microsoft.com/office/word/2016/wordml/cid" xmlns:w16="http://schemas.microsoft.com/office/word/2018/wordml" xmlns:w16du="http://schemas.microsoft.com/office/word/2023/wordml/word16du" xmlns:w16sdtdh="http://schemas.microsoft.com/office/word/2020/wordml/sdtdatahash" xmlns:w16se="http://schemas.microsoft.com/office/word/2015/wordml/symex" xmlns:wpg="http://schemas.microsoft.com/office/word/2010/wordprocessingGroup" xmlns:wpi="http://schemas.microsoft.com/office/word/2010/wordprocessingInk" xmlns:wne="http://schemas.microsoft.com/office/word/2006/wordml" xmlns:wps="http://schemas.microsoft.com/office/word/2010/wordprocessingShape" mc:Ignorable="w14 w15 w16se w16cid w16 w16cex w16sdtdh w16du wp14">
   <w:p>
     <w:pPr>
       <w:widowControl w:val="0"/>
@@ -6153,7 +6716,7 @@
 </file>
 
 <file path=word/footnotes.xml><?xml version="1.0" encoding="utf-8"?>
-<w:footnotes xmlns:wpc="http://schemas.microsoft.com/office/word/2010/wordprocessingCanvas" xmlns:cx="http://schemas.microsoft.com/office/drawing/2014/chartex" xmlns:cx1="http://schemas.microsoft.com/office/drawing/2015/9/8/chartex" xmlns:cx2="http://schemas.microsoft.com/office/drawing/2015/10/21/chartex" xmlns:cx3="http://schemas.microsoft.com/office/drawing/2016/5/9/chartex" xmlns:cx4="http://schemas.microsoft.com/office/drawing/2016/5/10/chartex" xmlns:cx5="http://schemas.microsoft.com/office/drawing/2016/5/11/chartex" xmlns:cx6="http://schemas.microsoft.com/office/drawing/2016/5/12/chartex" xmlns:cx7="http://schemas.microsoft.com/office/drawing/2016/5/13/chartex" xmlns:cx8="http://schemas.microsoft.com/office/drawing/2016/5/14/chartex" xmlns:mc="http://schemas.openxmlformats.org/markup-compatibility/2006" xmlns:aink="http://schemas.microsoft.com/office/drawing/2016/ink" xmlns:am3d="http://schemas.microsoft.com/office/drawing/2017/model3d" xmlns:o="urn:schemas-microsoft-com:office:office" xmlns:oel="http://schemas.microsoft.com/office/2019/extlst" xmlns:r="http://schemas.openxmlformats.org/officeDocument/2006/relationships" xmlns:m="http://schemas.openxmlformats.org/officeDocument/2006/math" xmlns:v="urn:schemas-microsoft-com:vml" xmlns:wp14="http://schemas.microsoft.com/office/word/2010/wordprocessingDrawing" xmlns:wp="http://schemas.openxmlformats.org/drawingml/2006/wordprocessingDrawing" xmlns:w10="urn:schemas-microsoft-com:office:word" xmlns:w="http://schemas.openxmlformats.org/wordprocessingml/2006/main" xmlns:w14="http://schemas.microsoft.com/office/word/2010/wordml" xmlns:w15="http://schemas.microsoft.com/office/word/2012/wordml" xmlns:w16cex="http://schemas.microsoft.com/office/word/2018/wordml/cex" xmlns:w16cid="http://schemas.microsoft.com/office/word/2016/wordml/cid" xmlns:w16="http://schemas.microsoft.com/office/word/2018/wordml" xmlns:w16du="http://schemas.microsoft.com/office/word/2023/wordml/word16du" xmlns:w16sdtdh="http://schemas.microsoft.com/office/word/2020/wordml/sdtdatahash" xmlns:w16sdtfl="http://schemas.microsoft.com/office/word/2024/wordml/sdtformatlock" xmlns:w16se="http://schemas.microsoft.com/office/word/2015/wordml/symex" xmlns:wpg="http://schemas.microsoft.com/office/word/2010/wordprocessingGroup" xmlns:wpi="http://schemas.microsoft.com/office/word/2010/wordprocessingInk" xmlns:wne="http://schemas.microsoft.com/office/word/2006/wordml" xmlns:wps="http://schemas.microsoft.com/office/word/2010/wordprocessingShape" mc:Ignorable="w14 w15 w16se w16cid w16 w16cex w16sdtdh w16sdtfl w16du wp14">
+<w:footnotes xmlns:wpc="http://schemas.microsoft.com/office/word/2010/wordprocessingCanvas" xmlns:cx="http://schemas.microsoft.com/office/drawing/2014/chartex" xmlns:cx1="http://schemas.microsoft.com/office/drawing/2015/9/8/chartex" xmlns:cx2="http://schemas.microsoft.com/office/drawing/2015/10/21/chartex" xmlns:cx3="http://schemas.microsoft.com/office/drawing/2016/5/9/chartex" xmlns:cx4="http://schemas.microsoft.com/office/drawing/2016/5/10/chartex" xmlns:cx5="http://schemas.microsoft.com/office/drawing/2016/5/11/chartex" xmlns:cx6="http://schemas.microsoft.com/office/drawing/2016/5/12/chartex" xmlns:cx7="http://schemas.microsoft.com/office/drawing/2016/5/13/chartex" xmlns:cx8="http://schemas.microsoft.com/office/drawing/2016/5/14/chartex" xmlns:mc="http://schemas.openxmlformats.org/markup-compatibility/2006" xmlns:aink="http://schemas.microsoft.com/office/drawing/2016/ink" xmlns:am3d="http://schemas.microsoft.com/office/drawing/2017/model3d" xmlns:o="urn:schemas-microsoft-com:office:office" xmlns:oel="http://schemas.microsoft.com/office/2019/extlst" xmlns:r="http://schemas.openxmlformats.org/officeDocument/2006/relationships" xmlns:m="http://schemas.openxmlformats.org/officeDocument/2006/math" xmlns:v="urn:schemas-microsoft-com:vml" xmlns:wp14="http://schemas.microsoft.com/office/word/2010/wordprocessingDrawing" xmlns:wp="http://schemas.openxmlformats.org/drawingml/2006/wordprocessingDrawing" xmlns:w10="urn:schemas-microsoft-com:office:word" xmlns:w="http://schemas.openxmlformats.org/wordprocessingml/2006/main" xmlns:w14="http://schemas.microsoft.com/office/word/2010/wordml" xmlns:w15="http://schemas.microsoft.com/office/word/2012/wordml" xmlns:w16cex="http://schemas.microsoft.com/office/word/2018/wordml/cex" xmlns:w16cid="http://schemas.microsoft.com/office/word/2016/wordml/cid" xmlns:w16="http://schemas.microsoft.com/office/word/2018/wordml" xmlns:w16du="http://schemas.microsoft.com/office/word/2023/wordml/word16du" xmlns:w16sdtdh="http://schemas.microsoft.com/office/word/2020/wordml/sdtdatahash" xmlns:w16se="http://schemas.microsoft.com/office/word/2015/wordml/symex" xmlns:wpg="http://schemas.microsoft.com/office/word/2010/wordprocessingGroup" xmlns:wpi="http://schemas.microsoft.com/office/word/2010/wordprocessingInk" xmlns:wne="http://schemas.microsoft.com/office/word/2006/wordml" xmlns:wps="http://schemas.microsoft.com/office/word/2010/wordprocessingShape" mc:Ignorable="w14 w15 w16se w16cid w16 w16cex w16sdtdh w16du wp14">
   <w:footnote w:type="separator" w:id="-1">
     <w:p>
       <w:pPr>
@@ -6178,7 +6741,7 @@
 </file>
 
 <file path=word/header1.xml><?xml version="1.0" encoding="utf-8"?>
-<w:hdr xmlns:wpc="http://schemas.microsoft.com/office/word/2010/wordprocessingCanvas" xmlns:cx="http://schemas.microsoft.com/office/drawing/2014/chartex" xmlns:cx1="http://schemas.microsoft.com/office/drawing/2015/9/8/chartex" xmlns:cx2="http://schemas.microsoft.com/office/drawing/2015/10/21/chartex" xmlns:cx3="http://schemas.microsoft.com/office/drawing/2016/5/9/chartex" xmlns:cx4="http://schemas.microsoft.com/office/drawing/2016/5/10/chartex" xmlns:cx5="http://schemas.microsoft.com/office/drawing/2016/5/11/chartex" xmlns:cx6="http://schemas.microsoft.com/office/drawing/2016/5/12/chartex" xmlns:cx7="http://schemas.microsoft.com/office/drawing/2016/5/13/chartex" xmlns:cx8="http://schemas.microsoft.com/office/drawing/2016/5/14/chartex" xmlns:mc="http://schemas.openxmlformats.org/markup-compatibility/2006" xmlns:aink="http://schemas.microsoft.com/office/drawing/2016/ink" xmlns:am3d="http://schemas.microsoft.com/office/drawing/2017/model3d" xmlns:o="urn:schemas-microsoft-com:office:office" xmlns:oel="http://schemas.microsoft.com/office/2019/extlst" xmlns:r="http://schemas.openxmlformats.org/officeDocument/2006/relationships" xmlns:m="http://schemas.openxmlformats.org/officeDocument/2006/math" xmlns:v="urn:schemas-microsoft-com:vml" xmlns:wp14="http://schemas.microsoft.com/office/word/2010/wordprocessingDrawing" xmlns:wp="http://schemas.openxmlformats.org/drawingml/2006/wordprocessingDrawing" xmlns:w10="urn:schemas-microsoft-com:office:word" xmlns:w="http://schemas.openxmlformats.org/wordprocessingml/2006/main" xmlns:w14="http://schemas.microsoft.com/office/word/2010/wordml" xmlns:w15="http://schemas.microsoft.com/office/word/2012/wordml" xmlns:w16cex="http://schemas.microsoft.com/office/word/2018/wordml/cex" xmlns:w16cid="http://schemas.microsoft.com/office/word/2016/wordml/cid" xmlns:w16="http://schemas.microsoft.com/office/word/2018/wordml" xmlns:w16du="http://schemas.microsoft.com/office/word/2023/wordml/word16du" xmlns:w16sdtdh="http://schemas.microsoft.com/office/word/2020/wordml/sdtdatahash" xmlns:w16sdtfl="http://schemas.microsoft.com/office/word/2024/wordml/sdtformatlock" xmlns:w16se="http://schemas.microsoft.com/office/word/2015/wordml/symex" xmlns:wpg="http://schemas.microsoft.com/office/word/2010/wordprocessingGroup" xmlns:wpi="http://schemas.microsoft.com/office/word/2010/wordprocessingInk" xmlns:wne="http://schemas.microsoft.com/office/word/2006/wordml" xmlns:wps="http://schemas.microsoft.com/office/word/2010/wordprocessingShape" mc:Ignorable="w14 w15 w16se w16cid w16 w16cex w16sdtdh w16sdtfl w16du wp14">
+<w:hdr xmlns:wpc="http://schemas.microsoft.com/office/word/2010/wordprocessingCanvas" xmlns:cx="http://schemas.microsoft.com/office/drawing/2014/chartex" xmlns:cx1="http://schemas.microsoft.com/office/drawing/2015/9/8/chartex" xmlns:cx2="http://schemas.microsoft.com/office/drawing/2015/10/21/chartex" xmlns:cx3="http://schemas.microsoft.com/office/drawing/2016/5/9/chartex" xmlns:cx4="http://schemas.microsoft.com/office/drawing/2016/5/10/chartex" xmlns:cx5="http://schemas.microsoft.com/office/drawing/2016/5/11/chartex" xmlns:cx6="http://schemas.microsoft.com/office/drawing/2016/5/12/chartex" xmlns:cx7="http://schemas.microsoft.com/office/drawing/2016/5/13/chartex" xmlns:cx8="http://schemas.microsoft.com/office/drawing/2016/5/14/chartex" xmlns:mc="http://schemas.openxmlformats.org/markup-compatibility/2006" xmlns:aink="http://schemas.microsoft.com/office/drawing/2016/ink" xmlns:am3d="http://schemas.microsoft.com/office/drawing/2017/model3d" xmlns:o="urn:schemas-microsoft-com:office:office" xmlns:oel="http://schemas.microsoft.com/office/2019/extlst" xmlns:r="http://schemas.openxmlformats.org/officeDocument/2006/relationships" xmlns:m="http://schemas.openxmlformats.org/officeDocument/2006/math" xmlns:v="urn:schemas-microsoft-com:vml" xmlns:wp14="http://schemas.microsoft.com/office/word/2010/wordprocessingDrawing" xmlns:wp="http://schemas.openxmlformats.org/drawingml/2006/wordprocessingDrawing" xmlns:w10="urn:schemas-microsoft-com:office:word" xmlns:w="http://schemas.openxmlformats.org/wordprocessingml/2006/main" xmlns:w14="http://schemas.microsoft.com/office/word/2010/wordml" xmlns:w15="http://schemas.microsoft.com/office/word/2012/wordml" xmlns:w16cex="http://schemas.microsoft.com/office/word/2018/wordml/cex" xmlns:w16cid="http://schemas.microsoft.com/office/word/2016/wordml/cid" xmlns:w16="http://schemas.microsoft.com/office/word/2018/wordml" xmlns:w16du="http://schemas.microsoft.com/office/word/2023/wordml/word16du" xmlns:w16sdtdh="http://schemas.microsoft.com/office/word/2020/wordml/sdtdatahash" xmlns:w16se="http://schemas.microsoft.com/office/word/2015/wordml/symex" xmlns:wpg="http://schemas.microsoft.com/office/word/2010/wordprocessingGroup" xmlns:wpi="http://schemas.microsoft.com/office/word/2010/wordprocessingInk" xmlns:wne="http://schemas.microsoft.com/office/word/2006/wordml" xmlns:wps="http://schemas.microsoft.com/office/word/2010/wordprocessingShape" mc:Ignorable="w14 w15 w16se w16cid w16 w16cex w16sdtdh w16du wp14">
   <w:p>
     <w:pPr>
       <w:pStyle w:val="Header"/>
@@ -6240,7 +6803,7 @@
 </file>
 
 <file path=word/numbering.xml><?xml version="1.0" encoding="utf-8"?>
-<w:numbering xmlns:wpc="http://schemas.microsoft.com/office/word/2010/wordprocessingCanvas" xmlns:cx="http://schemas.microsoft.com/office/drawing/2014/chartex" xmlns:cx1="http://schemas.microsoft.com/office/drawing/2015/9/8/chartex" xmlns:cx2="http://schemas.microsoft.com/office/drawing/2015/10/21/chartex" xmlns:cx3="http://schemas.microsoft.com/office/drawing/2016/5/9/chartex" xmlns:cx4="http://schemas.microsoft.com/office/drawing/2016/5/10/chartex" xmlns:cx5="http://schemas.microsoft.com/office/drawing/2016/5/11/chartex" xmlns:cx6="http://schemas.microsoft.com/office/drawing/2016/5/12/chartex" xmlns:cx7="http://schemas.microsoft.com/office/drawing/2016/5/13/chartex" xmlns:cx8="http://schemas.microsoft.com/office/drawing/2016/5/14/chartex" xmlns:mc="http://schemas.openxmlformats.org/markup-compatibility/2006" xmlns:aink="http://schemas.microsoft.com/office/drawing/2016/ink" xmlns:am3d="http://schemas.microsoft.com/office/drawing/2017/model3d" xmlns:o="urn:schemas-microsoft-com:office:office" xmlns:oel="http://schemas.microsoft.com/office/2019/extlst" xmlns:r="http://schemas.openxmlformats.org/officeDocument/2006/relationships" xmlns:m="http://schemas.openxmlformats.org/officeDocument/2006/math" xmlns:v="urn:schemas-microsoft-com:vml" xmlns:wp14="http://schemas.microsoft.com/office/word/2010/wordprocessingDrawing" xmlns:wp="http://schemas.openxmlformats.org/drawingml/2006/wordprocessingDrawing" xmlns:w10="urn:schemas-microsoft-com:office:word" xmlns:w="http://schemas.openxmlformats.org/wordprocessingml/2006/main" xmlns:w14="http://schemas.microsoft.com/office/word/2010/wordml" xmlns:w15="http://schemas.microsoft.com/office/word/2012/wordml" xmlns:w16cex="http://schemas.microsoft.com/office/word/2018/wordml/cex" xmlns:w16cid="http://schemas.microsoft.com/office/word/2016/wordml/cid" xmlns:w16="http://schemas.microsoft.com/office/word/2018/wordml" xmlns:w16du="http://schemas.microsoft.com/office/word/2023/wordml/word16du" xmlns:w16sdtdh="http://schemas.microsoft.com/office/word/2020/wordml/sdtdatahash" xmlns:w16sdtfl="http://schemas.microsoft.com/office/word/2024/wordml/sdtformatlock" xmlns:w16se="http://schemas.microsoft.com/office/word/2015/wordml/symex" xmlns:wpg="http://schemas.microsoft.com/office/word/2010/wordprocessingGroup" xmlns:wpi="http://schemas.microsoft.com/office/word/2010/wordprocessingInk" xmlns:wne="http://schemas.microsoft.com/office/word/2006/wordml" xmlns:wps="http://schemas.microsoft.com/office/word/2010/wordprocessingShape" mc:Ignorable="w14 w15 w16se w16cid w16 w16cex w16sdtdh w16sdtfl w16du wp14">
+<w:numbering xmlns:wpc="http://schemas.microsoft.com/office/word/2010/wordprocessingCanvas" xmlns:cx="http://schemas.microsoft.com/office/drawing/2014/chartex" xmlns:cx1="http://schemas.microsoft.com/office/drawing/2015/9/8/chartex" xmlns:cx2="http://schemas.microsoft.com/office/drawing/2015/10/21/chartex" xmlns:cx3="http://schemas.microsoft.com/office/drawing/2016/5/9/chartex" xmlns:cx4="http://schemas.microsoft.com/office/drawing/2016/5/10/chartex" xmlns:cx5="http://schemas.microsoft.com/office/drawing/2016/5/11/chartex" xmlns:cx6="http://schemas.microsoft.com/office/drawing/2016/5/12/chartex" xmlns:cx7="http://schemas.microsoft.com/office/drawing/2016/5/13/chartex" xmlns:cx8="http://schemas.microsoft.com/office/drawing/2016/5/14/chartex" xmlns:mc="http://schemas.openxmlformats.org/markup-compatibility/2006" xmlns:aink="http://schemas.microsoft.com/office/drawing/2016/ink" xmlns:am3d="http://schemas.microsoft.com/office/drawing/2017/model3d" xmlns:o="urn:schemas-microsoft-com:office:office" xmlns:oel="http://schemas.microsoft.com/office/2019/extlst" xmlns:r="http://schemas.openxmlformats.org/officeDocument/2006/relationships" xmlns:m="http://schemas.openxmlformats.org/officeDocument/2006/math" xmlns:v="urn:schemas-microsoft-com:vml" xmlns:wp14="http://schemas.microsoft.com/office/word/2010/wordprocessingDrawing" xmlns:wp="http://schemas.openxmlformats.org/drawingml/2006/wordprocessingDrawing" xmlns:w10="urn:schemas-microsoft-com:office:word" xmlns:w="http://schemas.openxmlformats.org/wordprocessingml/2006/main" xmlns:w14="http://schemas.microsoft.com/office/word/2010/wordml" xmlns:w15="http://schemas.microsoft.com/office/word/2012/wordml" xmlns:w16cex="http://schemas.microsoft.com/office/word/2018/wordml/cex" xmlns:w16cid="http://schemas.microsoft.com/office/word/2016/wordml/cid" xmlns:w16="http://schemas.microsoft.com/office/word/2018/wordml" xmlns:w16du="http://schemas.microsoft.com/office/word/2023/wordml/word16du" xmlns:w16sdtdh="http://schemas.microsoft.com/office/word/2020/wordml/sdtdatahash" xmlns:w16se="http://schemas.microsoft.com/office/word/2015/wordml/symex" xmlns:wpg="http://schemas.microsoft.com/office/word/2010/wordprocessingGroup" xmlns:wpi="http://schemas.microsoft.com/office/word/2010/wordprocessingInk" xmlns:wne="http://schemas.microsoft.com/office/word/2006/wordml" xmlns:wps="http://schemas.microsoft.com/office/word/2010/wordprocessingShape" mc:Ignorable="w14 w15 w16se w16cid w16 w16cex w16sdtdh w16du wp14">
   <w:abstractNum w:abstractNumId="0" w15:restartNumberingAfterBreak="0">
     <w:nsid w:val="014A1F71"/>
     <w:multiLevelType w:val="hybridMultilevel"/>
@@ -7774,7 +8337,7 @@
 </file>
 
 <file path=word/styles.xml><?xml version="1.0" encoding="utf-8"?>
-<w:styles xmlns:mc="http://schemas.openxmlformats.org/markup-compatibility/2006" xmlns:r="http://schemas.openxmlformats.org/officeDocument/2006/relationships" xmlns:w="http://schemas.openxmlformats.org/wordprocessingml/2006/main" xmlns:w14="http://schemas.microsoft.com/office/word/2010/wordml" xmlns:w15="http://schemas.microsoft.com/office/word/2012/wordml" xmlns:w16cex="http://schemas.microsoft.com/office/word/2018/wordml/cex" xmlns:w16cid="http://schemas.microsoft.com/office/word/2016/wordml/cid" xmlns:w16="http://schemas.microsoft.com/office/word/2018/wordml" xmlns:w16du="http://schemas.microsoft.com/office/word/2023/wordml/word16du" xmlns:w16sdtdh="http://schemas.microsoft.com/office/word/2020/wordml/sdtdatahash" xmlns:w16sdtfl="http://schemas.microsoft.com/office/word/2024/wordml/sdtformatlock" xmlns:w16se="http://schemas.microsoft.com/office/word/2015/wordml/symex" mc:Ignorable="w14 w15 w16se w16cid w16 w16cex w16sdtdh w16sdtfl w16du">
+<w:styles xmlns:mc="http://schemas.openxmlformats.org/markup-compatibility/2006" xmlns:r="http://schemas.openxmlformats.org/officeDocument/2006/relationships" xmlns:w="http://schemas.openxmlformats.org/wordprocessingml/2006/main" xmlns:w14="http://schemas.microsoft.com/office/word/2010/wordml" xmlns:w15="http://schemas.microsoft.com/office/word/2012/wordml" xmlns:w16cex="http://schemas.microsoft.com/office/word/2018/wordml/cex" xmlns:w16cid="http://schemas.microsoft.com/office/word/2016/wordml/cid" xmlns:w16="http://schemas.microsoft.com/office/word/2018/wordml" xmlns:w16du="http://schemas.microsoft.com/office/word/2023/wordml/word16du" xmlns:w16sdtdh="http://schemas.microsoft.com/office/word/2020/wordml/sdtdatahash" xmlns:w16se="http://schemas.microsoft.com/office/word/2015/wordml/symex" mc:Ignorable="w14 w15 w16se w16cid w16 w16cex w16sdtdh w16du">
   <w:docDefaults>
     <w:rPrDefault>
       <w:rPr>
@@ -8695,26 +9258,6 @@
 </file>
 
 <file path=customXml/item1.xml><?xml version="1.0" encoding="utf-8"?>
-<?mso-contentType ?>
-<FormTemplates xmlns="http://schemas.microsoft.com/sharepoint/v3/contenttype/forms">
-  <Display>DocumentLibraryForm</Display>
-  <Edit>DocumentLibraryForm</Edit>
-  <New>DocumentLibraryForm</New>
-</FormTemplates>
-</file>
-
-<file path=customXml/item2.xml><?xml version="1.0" encoding="utf-8"?>
-<p:properties xmlns:p="http://schemas.microsoft.com/office/2006/metadata/properties" xmlns:xsi="http://www.w3.org/2001/XMLSchema-instance" xmlns:pc="http://schemas.microsoft.com/office/infopath/2007/PartnerControls">
-  <documentManagement>
-    <TaxCatchAll xmlns="ba0edd9b-e89e-42c3-8bd5-89ff4198c18a" xsi:nil="true"/>
-    <lcf76f155ced4ddcb4097134ff3c332f xmlns="911bfc05-35a4-4344-998d-2c3c455ce203">
-      <Terms xmlns="http://schemas.microsoft.com/office/infopath/2007/PartnerControls"/>
-    </lcf76f155ced4ddcb4097134ff3c332f>
-  </documentManagement>
-</p:properties>
-</file>
-
-<file path=customXml/item3.xml><?xml version="1.0" encoding="utf-8"?>
 <ct:contentTypeSchema xmlns:ct="http://schemas.microsoft.com/office/2006/metadata/contentType" xmlns:ma="http://schemas.microsoft.com/office/2006/metadata/properties/metaAttributes" ct:_="" ma:_="" ma:contentTypeName="Document" ma:contentTypeID="0x010100EFB060FC1BD95647A4A179111D96A4EC" ma:contentTypeVersion="13" ma:contentTypeDescription="Create a new document." ma:contentTypeScope="" ma:versionID="fc57aa2301b0eeab701a632ba1826bdc">
   <xsd:schema xmlns:xsd="http://www.w3.org/2001/XMLSchema" xmlns:xs="http://www.w3.org/2001/XMLSchema" xmlns:p="http://schemas.microsoft.com/office/2006/metadata/properties" xmlns:ns2="911bfc05-35a4-4344-998d-2c3c455ce203" xmlns:ns3="ba0edd9b-e89e-42c3-8bd5-89ff4198c18a" targetNamespace="http://schemas.microsoft.com/office/2006/metadata/properties" ma:root="true" ma:fieldsID="fbbf8c223c5e804216d5c73d420236c6" ns2:_="" ns3:_="">
     <xsd:import namespace="911bfc05-35a4-4344-998d-2c3c455ce203"/>
@@ -8937,10 +9480,41 @@
 </ct:contentTypeSchema>
 </file>
 
+<file path=customXml/item2.xml><?xml version="1.0" encoding="utf-8"?>
+<p:properties xmlns:p="http://schemas.microsoft.com/office/2006/metadata/properties" xmlns:xsi="http://www.w3.org/2001/XMLSchema-instance" xmlns:pc="http://schemas.microsoft.com/office/infopath/2007/PartnerControls">
+  <documentManagement>
+    <TaxCatchAll xmlns="ba0edd9b-e89e-42c3-8bd5-89ff4198c18a" xsi:nil="true"/>
+    <lcf76f155ced4ddcb4097134ff3c332f xmlns="911bfc05-35a4-4344-998d-2c3c455ce203">
+      <Terms xmlns="http://schemas.microsoft.com/office/infopath/2007/PartnerControls"/>
+    </lcf76f155ced4ddcb4097134ff3c332f>
+  </documentManagement>
+</p:properties>
+</file>
+
+<file path=customXml/item3.xml><?xml version="1.0" encoding="utf-8"?>
+<?mso-contentType ?>
+<FormTemplates xmlns="http://schemas.microsoft.com/sharepoint/v3/contenttype/forms">
+  <Display>DocumentLibraryForm</Display>
+  <Edit>DocumentLibraryForm</Edit>
+  <New>DocumentLibraryForm</New>
+</FormTemplates>
+</file>
+
 <file path=customXml/itemProps1.xml><?xml version="1.0" encoding="utf-8"?>
-<ds:datastoreItem xmlns:ds="http://schemas.openxmlformats.org/officeDocument/2006/customXml" ds:itemID="{EF5E6885-DEFA-4498-9F2D-07EC58344744}">
+<ds:datastoreItem xmlns:ds="http://schemas.openxmlformats.org/officeDocument/2006/customXml" ds:itemID="{A74F49EA-29FB-4EB2-9F0D-2BBF34B93BB7}">
   <ds:schemaRefs>
-    <ds:schemaRef ds:uri="http://schemas.microsoft.com/sharepoint/v3/contenttype/forms"/>
+    <ds:schemaRef ds:uri="http://schemas.microsoft.com/office/2006/metadata/contentType"/>
+    <ds:schemaRef ds:uri="http://schemas.microsoft.com/office/2006/metadata/properties/metaAttributes"/>
+    <ds:schemaRef ds:uri="http://www.w3.org/2001/XMLSchema"/>
+    <ds:schemaRef ds:uri="http://schemas.microsoft.com/office/2006/metadata/properties"/>
+    <ds:schemaRef ds:uri="911bfc05-35a4-4344-998d-2c3c455ce203"/>
+    <ds:schemaRef ds:uri="ba0edd9b-e89e-42c3-8bd5-89ff4198c18a"/>
+    <ds:schemaRef ds:uri="http://schemas.microsoft.com/office/2006/documentManagement/types"/>
+    <ds:schemaRef ds:uri="http://schemas.microsoft.com/office/infopath/2007/PartnerControls"/>
+    <ds:schemaRef ds:uri="http://schemas.openxmlformats.org/package/2006/metadata/core-properties"/>
+    <ds:schemaRef ds:uri="http://purl.org/dc/elements/1.1/"/>
+    <ds:schemaRef ds:uri="http://purl.org/dc/terms/"/>
+    <ds:schemaRef ds:uri="http://schemas.microsoft.com/internal/obd"/>
   </ds:schemaRefs>
 </ds:datastoreItem>
 </file>
@@ -8957,20 +9531,9 @@
 </file>
 
 <file path=customXml/itemProps3.xml><?xml version="1.0" encoding="utf-8"?>
-<ds:datastoreItem xmlns:ds="http://schemas.openxmlformats.org/officeDocument/2006/customXml" ds:itemID="{A74F49EA-29FB-4EB2-9F0D-2BBF34B93BB7}">
+<ds:datastoreItem xmlns:ds="http://schemas.openxmlformats.org/officeDocument/2006/customXml" ds:itemID="{EF5E6885-DEFA-4498-9F2D-07EC58344744}">
   <ds:schemaRefs>
-    <ds:schemaRef ds:uri="http://schemas.microsoft.com/office/2006/metadata/contentType"/>
-    <ds:schemaRef ds:uri="http://schemas.microsoft.com/office/2006/metadata/properties/metaAttributes"/>
-    <ds:schemaRef ds:uri="http://www.w3.org/2001/XMLSchema"/>
-    <ds:schemaRef ds:uri="http://schemas.microsoft.com/office/2006/metadata/properties"/>
-    <ds:schemaRef ds:uri="911bfc05-35a4-4344-998d-2c3c455ce203"/>
-    <ds:schemaRef ds:uri="ba0edd9b-e89e-42c3-8bd5-89ff4198c18a"/>
-    <ds:schemaRef ds:uri="http://schemas.microsoft.com/office/2006/documentManagement/types"/>
-    <ds:schemaRef ds:uri="http://schemas.microsoft.com/office/infopath/2007/PartnerControls"/>
-    <ds:schemaRef ds:uri="http://schemas.openxmlformats.org/package/2006/metadata/core-properties"/>
-    <ds:schemaRef ds:uri="http://purl.org/dc/elements/1.1/"/>
-    <ds:schemaRef ds:uri="http://purl.org/dc/terms/"/>
-    <ds:schemaRef ds:uri="http://schemas.microsoft.com/internal/obd"/>
+    <ds:schemaRef ds:uri="http://schemas.microsoft.com/sharepoint/v3/contenttype/forms"/>
   </ds:schemaRefs>
 </ds:datastoreItem>
 </file>
--- a/Lab Sheet.docx
+++ b/Lab Sheet.docx
@@ -1,26 +1,21 @@
 
 <file path=word/document.xml><?xml version="1.0" encoding="utf-8"?>
-<w:document xmlns:wpc="http://schemas.microsoft.com/office/word/2010/wordprocessingCanvas" xmlns:cx="http://schemas.microsoft.com/office/drawing/2014/chartex" xmlns:cx1="http://schemas.microsoft.com/office/drawing/2015/9/8/chartex" xmlns:cx2="http://schemas.microsoft.com/office/drawing/2015/10/21/chartex" xmlns:cx3="http://schemas.microsoft.com/office/drawing/2016/5/9/chartex" xmlns:cx4="http://schemas.microsoft.com/office/drawing/2016/5/10/chartex" xmlns:cx5="http://schemas.microsoft.com/office/drawing/2016/5/11/chartex" xmlns:cx6="http://schemas.microsoft.com/office/drawing/2016/5/12/chartex" xmlns:cx7="http://schemas.microsoft.com/office/drawing/2016/5/13/chartex" xmlns:cx8="http://schemas.microsoft.com/office/drawing/2016/5/14/chartex" xmlns:mc="http://schemas.openxmlformats.org/markup-compatibility/2006" xmlns:aink="http://schemas.microsoft.com/office/drawing/2016/ink" xmlns:am3d="http://schemas.microsoft.com/office/drawing/2017/model3d" xmlns:o="urn:schemas-microsoft-com:office:office" xmlns:oel="http://schemas.microsoft.com/office/2019/extlst" xmlns:r="http://schemas.openxmlformats.org/officeDocument/2006/relationships" xmlns:m="http://schemas.openxmlformats.org/officeDocument/2006/math" xmlns:v="urn:schemas-microsoft-com:vml" xmlns:wp14="http://schemas.microsoft.com/office/word/2010/wordprocessingDrawing" xmlns:wp="http://schemas.openxmlformats.org/drawingml/2006/wordprocessingDrawing" xmlns:w10="urn:schemas-microsoft-com:office:word" xmlns:w="http://schemas.openxmlformats.org/wordprocessingml/2006/main" xmlns:w14="http://schemas.microsoft.com/office/word/2010/wordml" xmlns:w15="http://schemas.microsoft.com/office/word/2012/wordml" xmlns:w16cex="http://schemas.microsoft.com/office/word/2018/wordml/cex" xmlns:w16cid="http://schemas.microsoft.com/office/word/2016/wordml/cid" xmlns:w16="http://schemas.microsoft.com/office/word/2018/wordml" xmlns:w16du="http://schemas.microsoft.com/office/word/2023/wordml/word16du" xmlns:w16sdtdh="http://schemas.microsoft.com/office/word/2020/wordml/sdtdatahash" xmlns:w16se="http://schemas.microsoft.com/office/word/2015/wordml/symex" xmlns:wpg="http://schemas.microsoft.com/office/word/2010/wordprocessingGroup" xmlns:wpi="http://schemas.microsoft.com/office/word/2010/wordprocessingInk" xmlns:wne="http://schemas.microsoft.com/office/word/2006/wordml" xmlns:wps="http://schemas.microsoft.com/office/word/2010/wordprocessingShape" mc:Ignorable="w14 w15 w16se w16cid w16 w16cex w16sdtdh w16du wp14">
+<w:document xmlns:wpc="http://schemas.microsoft.com/office/word/2010/wordprocessingCanvas" xmlns:mc="http://schemas.openxmlformats.org/markup-compatibility/2006" xmlns:o="urn:schemas-microsoft-com:office:office" xmlns:r="http://schemas.openxmlformats.org/officeDocument/2006/relationships" xmlns:m="http://schemas.openxmlformats.org/officeDocument/2006/math" xmlns:v="urn:schemas-microsoft-com:vml" xmlns:wp14="http://schemas.microsoft.com/office/word/2010/wordprocessingDrawing" xmlns:wp="http://schemas.openxmlformats.org/drawingml/2006/wordprocessingDrawing" xmlns:w="http://schemas.openxmlformats.org/wordprocessingml/2006/main" xmlns:w14="http://schemas.microsoft.com/office/word/2010/wordml" xmlns:w10="urn:schemas-microsoft-com:office:word" xmlns:w15="http://schemas.microsoft.com/office/word/2012/wordml" xmlns:wpg="http://schemas.microsoft.com/office/word/2010/wordprocessingGroup" xmlns:wpi="http://schemas.microsoft.com/office/word/2010/wordprocessingInk" xmlns:wne="http://schemas.microsoft.com/office/word/2006/wordml" xmlns:wps="http://schemas.microsoft.com/office/word/2010/wordprocessingShape" xmlns:wpsCustomData="http://www.wps.cn/officeDocument/2013/wpsCustomData" mc:Ignorable="w14 w15 wp14">
   <w:body>
     <w:sdt>
       <w:sdtPr>
         <w:id w:val="1798173204"/>
         <w:docPartObj>
-          <w:docPartGallery w:val="Cover Pages"/>
-          <w:docPartUnique/>
+          <w:docPartGallery w:val="AutoText"/>
         </w:docPartObj>
       </w:sdtPr>
-      <w:sdtEndPr/>
       <w:sdtContent>
         <w:p>
           <w:r>
-            <w:rPr>
-              <w:noProof/>
-            </w:rPr>
             <mc:AlternateContent>
               <mc:Choice Requires="wps">
                 <w:drawing>
-                  <wp:anchor distT="0" distB="0" distL="114300" distR="114300" simplePos="0" relativeHeight="251664384" behindDoc="0" locked="0" layoutInCell="1" allowOverlap="1" wp14:anchorId="4138EC9D" wp14:editId="3FDA11A3">
+                  <wp:anchor distT="0" distB="0" distL="114300" distR="114300" simplePos="0" relativeHeight="251660288" behindDoc="0" locked="0" layoutInCell="1" allowOverlap="1">
                     <wp:simplePos x="0" y="0"/>
                     <wp:positionH relativeFrom="page">
                       <wp:align>center</wp:align>
@@ -28,7 +23,7 @@
                     <wp:positionV relativeFrom="page">
                       <wp:align>center</wp:align>
                     </wp:positionV>
-                    <wp:extent cx="1712890" cy="3840480"/>
+                    <wp:extent cx="1712595" cy="3840480"/>
                     <wp:effectExtent l="0" t="0" r="1270" b="0"/>
                     <wp:wrapNone/>
                     <wp:docPr id="138" name="Text Box 138"/>
@@ -71,24 +66,46 @@
                             <w:txbxContent>
                               <w:tbl>
                                 <w:tblPr>
+                                  <w:tblStyle w:val="5"/>
                                   <w:tblW w:w="5315" w:type="pct"/>
                                   <w:jc w:val="center"/>
                                   <w:tblBorders>
-                                    <w:insideV w:val="single" w:sz="12" w:space="0" w:color="ED7D31" w:themeColor="accent2"/>
+                                    <w:top w:val="none" w:color="auto" w:sz="0" w:space="0"/>
+                                    <w:left w:val="none" w:color="auto" w:sz="0" w:space="0"/>
+                                    <w:bottom w:val="none" w:color="auto" w:sz="0" w:space="0"/>
+                                    <w:right w:val="none" w:color="auto" w:sz="0" w:space="0"/>
+                                    <w:insideH w:val="none" w:color="auto" w:sz="0" w:space="0"/>
+                                    <w:insideV w:val="single" w:color="ED7D31" w:themeColor="accent2" w:sz="12" w:space="0"/>
                                   </w:tblBorders>
+                                  <w:tblLayout w:type="autofit"/>
                                   <w:tblCellMar>
                                     <w:top w:w="1296" w:type="dxa"/>
                                     <w:left w:w="360" w:type="dxa"/>
                                     <w:bottom w:w="1296" w:type="dxa"/>
                                     <w:right w:w="360" w:type="dxa"/>
                                   </w:tblCellMar>
-                                  <w:tblLook w:val="04A0" w:firstRow="1" w:lastRow="0" w:firstColumn="1" w:lastColumn="0" w:noHBand="0" w:noVBand="1"/>
                                 </w:tblPr>
                                 <w:tblGrid>
-                                  <w:gridCol w:w="5257"/>
-                                  <w:gridCol w:w="6125"/>
+                                  <w:gridCol w:w="6495"/>
+                                  <w:gridCol w:w="6500"/>
                                 </w:tblGrid>
                                 <w:tr>
+                                  <w:tblPrEx>
+                                    <w:tblBorders>
+                                      <w:top w:val="none" w:color="auto" w:sz="0" w:space="0"/>
+                                      <w:left w:val="none" w:color="auto" w:sz="0" w:space="0"/>
+                                      <w:bottom w:val="none" w:color="auto" w:sz="0" w:space="0"/>
+                                      <w:right w:val="none" w:color="auto" w:sz="0" w:space="0"/>
+                                      <w:insideH w:val="none" w:color="auto" w:sz="0" w:space="0"/>
+                                      <w:insideV w:val="single" w:color="ED7D31" w:themeColor="accent2" w:sz="12" w:space="0"/>
+                                    </w:tblBorders>
+                                    <w:tblCellMar>
+                                      <w:top w:w="1296" w:type="dxa"/>
+                                      <w:left w:w="360" w:type="dxa"/>
+                                      <w:bottom w:w="1296" w:type="dxa"/>
+                                      <w:right w:w="360" w:type="dxa"/>
+                                    </w:tblCellMar>
+                                  </w:tblPrEx>
                                   <w:trPr>
                                     <w:jc w:val="center"/>
                                   </w:trPr>
@@ -102,12 +119,9 @@
                                         <w:jc w:val="right"/>
                                       </w:pPr>
                                       <w:r>
-                                        <w:rPr>
-                                          <w:noProof/>
-                                        </w:rPr>
                                         <w:drawing>
-                                          <wp:inline distT="0" distB="0" distL="0" distR="0" wp14:anchorId="23794256" wp14:editId="7DF29E20">
-                                            <wp:extent cx="2881223" cy="2635802"/>
+                                          <wp:inline distT="0" distB="0" distL="0" distR="0">
+                                            <wp:extent cx="2880995" cy="2635250"/>
                                             <wp:effectExtent l="0" t="0" r="0" b="0"/>
                                             <wp:docPr id="139" name="Picture 139"/>
                                             <wp:cNvGraphicFramePr>
@@ -117,11 +131,13 @@
                                               <a:graphicData uri="http://schemas.openxmlformats.org/drawingml/2006/picture">
                                                 <pic:pic xmlns:pic="http://schemas.openxmlformats.org/drawingml/2006/picture">
                                                   <pic:nvPicPr>
-                                                    <pic:cNvPr id="2" name="tree crop.jpg"/>
-                                                    <pic:cNvPicPr/>
+                                                    <pic:cNvPr id="139" name="Picture 139"/>
+                                                    <pic:cNvPicPr>
+                                                      <a:picLocks noChangeAspect="1"/>
+                                                    </pic:cNvPicPr>
                                                   </pic:nvPicPr>
                                                   <pic:blipFill>
-                                                    <a:blip r:embed="rId10" cstate="print">
+                                                    <a:blip r:embed="rId8" cstate="print">
                                                       <a:extLst>
                                                         <a:ext uri="{28A0092B-C50C-407E-A947-70E740481C1C}">
                                                           <a14:useLocalDpi xmlns:a14="http://schemas.microsoft.com/office/drawing/2010/main" val="0"/>
@@ -152,47 +168,76 @@
                                       <w:sdtPr>
                                         <w:rPr>
                                           <w:caps/>
-                                          <w:color w:val="191919" w:themeColor="text1" w:themeTint="E6"/>
+                                          <w:color w:val="1A1A1A" w:themeColor="text1" w:themeTint="E6"/>
                                           <w:sz w:val="56"/>
                                           <w:szCs w:val="56"/>
+                                          <w14:textFill>
+                                            <w14:solidFill>
+                                              <w14:schemeClr w14:val="tx1">
+                                                <w14:lumMod w14:val="90000"/>
+                                                <w14:lumOff w14:val="10000"/>
+                                              </w14:schemeClr>
+                                            </w14:solidFill>
+                                          </w14:textFill>
                                         </w:rPr>
                                         <w:alias w:val="Title"/>
-                                        <w:tag w:val=""/>
                                         <w:id w:val="-438379639"/>
                                         <w:dataBinding w:prefixMappings="xmlns:ns0='http://purl.org/dc/elements/1.1/' xmlns:ns1='http://schemas.openxmlformats.org/package/2006/metadata/core-properties' " w:xpath="/ns1:coreProperties[1]/ns0:title[1]" w:storeItemID="{6C3C8BC8-F283-45AE-878A-BAB7291924A1}"/>
                                         <w:text/>
                                       </w:sdtPr>
-                                      <w:sdtEndPr/>
+                                      <w:sdtEndPr>
+                                        <w:rPr>
+                                          <w:caps/>
+                                          <w:color w:val="1A1A1A" w:themeColor="text1" w:themeTint="E6"/>
+                                          <w:sz w:val="56"/>
+                                          <w:szCs w:val="56"/>
+                                          <w14:textFill>
+                                            <w14:solidFill>
+                                              <w14:schemeClr w14:val="tx1">
+                                                <w14:lumMod w14:val="90000"/>
+                                                <w14:lumOff w14:val="10000"/>
+                                              </w14:schemeClr>
+                                            </w14:solidFill>
+                                          </w14:textFill>
+                                        </w:rPr>
+                                      </w:sdtEndPr>
                                       <w:sdtContent>
                                         <w:p>
                                           <w:pPr>
-                                            <w:pStyle w:val="NoSpacing"/>
+                                            <w:pStyle w:val="15"/>
                                             <w:spacing w:line="312" w:lineRule="auto"/>
                                             <w:jc w:val="center"/>
                                             <w:rPr>
                                               <w:caps/>
-                                              <w:color w:val="191919" w:themeColor="text1" w:themeTint="E6"/>
+                                              <w:color w:val="1A1A1A" w:themeColor="text1" w:themeTint="E6"/>
                                               <w:sz w:val="72"/>
                                               <w:szCs w:val="72"/>
+                                              <w14:textFill>
+                                                <w14:solidFill>
+                                                  <w14:schemeClr w14:val="tx1">
+                                                    <w14:lumMod w14:val="90000"/>
+                                                    <w14:lumOff w14:val="10000"/>
+                                                  </w14:schemeClr>
+                                                </w14:solidFill>
+                                              </w14:textFill>
                                             </w:rPr>
                                           </w:pPr>
                                           <w:r>
                                             <w:rPr>
                                               <w:caps/>
-                                              <w:color w:val="191919" w:themeColor="text1" w:themeTint="E6"/>
+                                              <w:color w:val="1A1A1A" w:themeColor="text1" w:themeTint="E6"/>
                                               <w:sz w:val="56"/>
                                               <w:szCs w:val="56"/>
+                                              <w14:textFill>
+                                                <w14:solidFill>
+                                                  <w14:schemeClr w14:val="tx1">
+                                                    <w14:lumMod w14:val="90000"/>
+                                                    <w14:lumOff w14:val="10000"/>
+                                                  </w14:schemeClr>
+                                                </w14:solidFill>
+                                              </w14:textFill>
                                             </w:rPr>
-                                            <w:t>AMS PD</w:t>
-                                          </w:r>
-                                          <w:r>
-                                            <w:rPr>
-                                              <w:caps/>
-                                              <w:color w:val="191919" w:themeColor="text1" w:themeTint="E6"/>
-                                              <w:sz w:val="56"/>
-                                              <w:szCs w:val="56"/>
-                                            </w:rPr>
-                                            <w:t xml:space="preserve"> Labs</w:t>
+                                            <w:t>AMS PD Labs</w:t>
                                           </w:r>
                                         </w:p>
                                       </w:sdtContent>
@@ -203,15 +248,30 @@
                                           <w:color w:val="000000" w:themeColor="text1"/>
                                           <w:sz w:val="24"/>
                                           <w:szCs w:val="24"/>
+                                          <w14:textFill>
+                                            <w14:solidFill>
+                                              <w14:schemeClr w14:val="tx1"/>
+                                            </w14:solidFill>
+                                          </w14:textFill>
                                         </w:rPr>
                                         <w:alias w:val="Subtitle"/>
-                                        <w:tag w:val=""/>
                                         <w:id w:val="1354072561"/>
                                         <w:showingPlcHdr/>
                                         <w:dataBinding w:prefixMappings="xmlns:ns0='http://purl.org/dc/elements/1.1/' xmlns:ns1='http://schemas.openxmlformats.org/package/2006/metadata/core-properties' " w:xpath="/ns1:coreProperties[1]/ns0:subject[1]" w:storeItemID="{6C3C8BC8-F283-45AE-878A-BAB7291924A1}"/>
                                         <w:text/>
                                       </w:sdtPr>
-                                      <w:sdtEndPr/>
+                                      <w:sdtEndPr>
+                                        <w:rPr>
+                                          <w:color w:val="000000" w:themeColor="text1"/>
+                                          <w:sz w:val="24"/>
+                                          <w:szCs w:val="24"/>
+                                          <w14:textFill>
+                                            <w14:solidFill>
+                                              <w14:schemeClr w14:val="tx1"/>
+                                            </w14:solidFill>
+                                          </w14:textFill>
+                                        </w:rPr>
+                                      </w:sdtEndPr>
                                       <w:sdtContent>
                                         <w:p>
                                           <w:pPr>
@@ -226,6 +286,11 @@
                                               <w:color w:val="000000" w:themeColor="text1"/>
                                               <w:sz w:val="24"/>
                                               <w:szCs w:val="24"/>
+                                              <w14:textFill>
+                                                <w14:solidFill>
+                                                  <w14:schemeClr w14:val="tx1"/>
+                                                </w14:solidFill>
+                                              </w14:textFill>
                                             </w:rPr>
                                             <w:t xml:space="preserve">     </w:t>
                                           </w:r>
@@ -240,15 +305,12 @@
                                     </w:tcPr>
                                     <w:p>
                                       <w:pPr>
-                                        <w:pStyle w:val="NoSpacing"/>
+                                        <w:pStyle w:val="15"/>
                                       </w:pPr>
                                       <w:r>
-                                        <w:rPr>
-                                          <w:noProof/>
-                                        </w:rPr>
                                         <w:drawing>
-                                          <wp:inline distT="0" distB="0" distL="0" distR="0" wp14:anchorId="5FA93D5D" wp14:editId="7AA40FD8">
-                                            <wp:extent cx="3432446" cy="2536262"/>
+                                          <wp:inline distT="0" distB="0" distL="0" distR="0">
+                                            <wp:extent cx="3432175" cy="2536190"/>
                                             <wp:effectExtent l="0" t="0" r="0" b="0"/>
                                             <wp:docPr id="4" name="Picture 4"/>
                                             <wp:cNvGraphicFramePr>
@@ -258,11 +320,13 @@
                                               <a:graphicData uri="http://schemas.openxmlformats.org/drawingml/2006/picture">
                                                 <pic:pic xmlns:pic="http://schemas.openxmlformats.org/drawingml/2006/picture">
                                                   <pic:nvPicPr>
-                                                    <pic:cNvPr id="4" name="Screenshot 2024-06-03 102040.png"/>
-                                                    <pic:cNvPicPr/>
+                                                    <pic:cNvPr id="4" name="Picture 4"/>
+                                                    <pic:cNvPicPr>
+                                                      <a:picLocks noChangeAspect="1"/>
+                                                    </pic:cNvPicPr>
                                                   </pic:nvPicPr>
                                                   <pic:blipFill>
-                                                    <a:blip r:embed="rId11">
+                                                    <a:blip r:embed="rId9">
                                                       <a:extLst>
                                                         <a:ext uri="{28A0092B-C50C-407E-A947-70E740481C1C}">
                                                           <a14:useLocalDpi xmlns:a14="http://schemas.microsoft.com/office/drawing/2010/main" val="0"/>
@@ -296,9 +360,6 @@
                             </w:txbxContent>
                           </wps:txbx>
                           <wps:bodyPr rot="0" spcFirstLastPara="0" vertOverflow="overflow" horzOverflow="overflow" vert="horz" wrap="square" lIns="0" tIns="0" rIns="0" bIns="0" numCol="1" spcCol="0" rtlCol="0" fromWordArt="0" anchor="ctr" anchorCtr="0" forceAA="0" compatLnSpc="1">
-                            <a:prstTxWarp prst="textNoShape">
-                              <a:avLst/>
-                            </a:prstTxWarp>
                             <a:noAutofit/>
                           </wps:bodyPr>
                         </wps:wsp>
@@ -315,33 +376,55 @@
               </mc:Choice>
               <mc:Fallback>
                 <w:pict>
-                  <v:shapetype w14:anchorId="4138EC9D" id="_x0000_t202" coordsize="21600,21600" o:spt="202" path="m,l,21600r21600,l21600,xe">
-                    <v:stroke joinstyle="miter"/>
-                    <v:path gradientshapeok="t" o:connecttype="rect"/>
-                  </v:shapetype>
-                  <v:shape id="Text Box 138" o:spid="_x0000_s1026" type="#_x0000_t202" style="position:absolute;margin-left:0;margin-top:0;width:134.85pt;height:302.4pt;z-index:251664384;visibility:visible;mso-wrap-style:square;mso-width-percent:941;mso-height-percent:773;mso-wrap-distance-left:9pt;mso-wrap-distance-top:0;mso-wrap-distance-right:9pt;mso-wrap-distance-bottom:0;mso-position-horizontal:center;mso-position-horizontal-relative:page;mso-position-vertical:center;mso-position-vertical-relative:page;mso-width-percent:941;mso-height-percent:773;mso-width-relative:page;mso-height-relative:page;v-text-anchor:middle" o:gfxdata="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" fillcolor="white [3201]" stroked="f" strokeweight=".5pt">
-                    <v:textbox inset="0,0,0,0">
+                  <v:shape id="_x0000_s1026" o:spid="_x0000_s1026" o:spt="202" type="#_x0000_t202" style="position:absolute;left:0pt;height:302.4pt;width:134.85pt;mso-position-horizontal:center;mso-position-horizontal-relative:page;mso-position-vertical:center;mso-position-vertical-relative:page;z-index:251660288;v-text-anchor:middle;mso-width-relative:page;mso-height-relative:page;mso-width-percent:941;mso-height-percent:773;" fillcolor="#FFFFFF [3201]" filled="t" stroked="f" coordsize="21600,21600" o:gfxdata="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">
+                    <v:fill on="t" focussize="0,0"/>
+                    <v:stroke on="f" weight="0.5pt"/>
+                    <v:imagedata o:title=""/>
+                    <o:lock v:ext="edit" aspectratio="f"/>
+                    <v:textbox inset="0mm,0mm,0mm,0mm">
                       <w:txbxContent>
                         <w:tbl>
                           <w:tblPr>
+                            <w:tblStyle w:val="5"/>
                             <w:tblW w:w="5315" w:type="pct"/>
                             <w:jc w:val="center"/>
                             <w:tblBorders>
-                              <w:insideV w:val="single" w:sz="12" w:space="0" w:color="ED7D31" w:themeColor="accent2"/>
+                              <w:top w:val="none" w:color="auto" w:sz="0" w:space="0"/>
+                              <w:left w:val="none" w:color="auto" w:sz="0" w:space="0"/>
+                              <w:bottom w:val="none" w:color="auto" w:sz="0" w:space="0"/>
+                              <w:right w:val="none" w:color="auto" w:sz="0" w:space="0"/>
+                              <w:insideH w:val="none" w:color="auto" w:sz="0" w:space="0"/>
+                              <w:insideV w:val="single" w:color="ED7D31" w:themeColor="accent2" w:sz="12" w:space="0"/>
                             </w:tblBorders>
+                            <w:tblLayout w:type="autofit"/>
                             <w:tblCellMar>
                               <w:top w:w="1296" w:type="dxa"/>
                               <w:left w:w="360" w:type="dxa"/>
                               <w:bottom w:w="1296" w:type="dxa"/>
                               <w:right w:w="360" w:type="dxa"/>
                             </w:tblCellMar>
-                            <w:tblLook w:val="04A0" w:firstRow="1" w:lastRow="0" w:firstColumn="1" w:lastColumn="0" w:noHBand="0" w:noVBand="1"/>
                           </w:tblPr>
                           <w:tblGrid>
-                            <w:gridCol w:w="5257"/>
-                            <w:gridCol w:w="6125"/>
+                            <w:gridCol w:w="6495"/>
+                            <w:gridCol w:w="6500"/>
                           </w:tblGrid>
                           <w:tr>
+                            <w:tblPrEx>
+                              <w:tblBorders>
+                                <w:top w:val="none" w:color="auto" w:sz="0" w:space="0"/>
+                                <w:left w:val="none" w:color="auto" w:sz="0" w:space="0"/>
+                                <w:bottom w:val="none" w:color="auto" w:sz="0" w:space="0"/>
+                                <w:right w:val="none" w:color="auto" w:sz="0" w:space="0"/>
+                                <w:insideH w:val="none" w:color="auto" w:sz="0" w:space="0"/>
+                                <w:insideV w:val="single" w:color="ED7D31" w:themeColor="accent2" w:sz="12" w:space="0"/>
+                              </w:tblBorders>
+                              <w:tblCellMar>
+                                <w:top w:w="1296" w:type="dxa"/>
+                                <w:left w:w="360" w:type="dxa"/>
+                                <w:bottom w:w="1296" w:type="dxa"/>
+                                <w:right w:w="360" w:type="dxa"/>
+                              </w:tblCellMar>
+                            </w:tblPrEx>
                             <w:trPr>
                               <w:jc w:val="center"/>
                             </w:trPr>
@@ -355,12 +438,9 @@
                                   <w:jc w:val="right"/>
                                 </w:pPr>
                                 <w:r>
-                                  <w:rPr>
-                                    <w:noProof/>
-                                  </w:rPr>
                                   <w:drawing>
-                                    <wp:inline distT="0" distB="0" distL="0" distR="0" wp14:anchorId="23794256" wp14:editId="7DF29E20">
-                                      <wp:extent cx="2881223" cy="2635802"/>
+                                    <wp:inline distT="0" distB="0" distL="0" distR="0">
+                                      <wp:extent cx="2880995" cy="2635250"/>
                                       <wp:effectExtent l="0" t="0" r="0" b="0"/>
                                       <wp:docPr id="139" name="Picture 139"/>
                                       <wp:cNvGraphicFramePr>
@@ -370,11 +450,13 @@
                                         <a:graphicData uri="http://schemas.openxmlformats.org/drawingml/2006/picture">
                                           <pic:pic xmlns:pic="http://schemas.openxmlformats.org/drawingml/2006/picture">
                                             <pic:nvPicPr>
-                                              <pic:cNvPr id="2" name="tree crop.jpg"/>
-                                              <pic:cNvPicPr/>
+                                              <pic:cNvPr id="139" name="Picture 139"/>
+                                              <pic:cNvPicPr>
+                                                <a:picLocks noChangeAspect="1"/>
+                                              </pic:cNvPicPr>
                                             </pic:nvPicPr>
                                             <pic:blipFill>
-                                              <a:blip r:embed="rId10" cstate="print">
+                                              <a:blip r:embed="rId8" cstate="print">
                                                 <a:extLst>
                                                   <a:ext uri="{28A0092B-C50C-407E-A947-70E740481C1C}">
                                                     <a14:useLocalDpi xmlns:a14="http://schemas.microsoft.com/office/drawing/2010/main" val="0"/>
@@ -405,47 +487,76 @@
                                 <w:sdtPr>
                                   <w:rPr>
                                     <w:caps/>
-                                    <w:color w:val="191919" w:themeColor="text1" w:themeTint="E6"/>
+                                    <w:color w:val="1A1A1A" w:themeColor="text1" w:themeTint="E6"/>
                                     <w:sz w:val="56"/>
                                     <w:szCs w:val="56"/>
+                                    <w14:textFill>
+                                      <w14:solidFill>
+                                        <w14:schemeClr w14:val="tx1">
+                                          <w14:lumMod w14:val="90000"/>
+                                          <w14:lumOff w14:val="10000"/>
+                                        </w14:schemeClr>
+                                      </w14:solidFill>
+                                    </w14:textFill>
                                   </w:rPr>
                                   <w:alias w:val="Title"/>
-                                  <w:tag w:val=""/>
                                   <w:id w:val="-438379639"/>
                                   <w:dataBinding w:prefixMappings="xmlns:ns0='http://purl.org/dc/elements/1.1/' xmlns:ns1='http://schemas.openxmlformats.org/package/2006/metadata/core-properties' " w:xpath="/ns1:coreProperties[1]/ns0:title[1]" w:storeItemID="{6C3C8BC8-F283-45AE-878A-BAB7291924A1}"/>
                                   <w:text/>
                                 </w:sdtPr>
-                                <w:sdtEndPr/>
+                                <w:sdtEndPr>
+                                  <w:rPr>
+                                    <w:caps/>
+                                    <w:color w:val="1A1A1A" w:themeColor="text1" w:themeTint="E6"/>
+                                    <w:sz w:val="56"/>
+                                    <w:szCs w:val="56"/>
+                                    <w14:textFill>
+                                      <w14:solidFill>
+                                        <w14:schemeClr w14:val="tx1">
+                                          <w14:lumMod w14:val="90000"/>
+                                          <w14:lumOff w14:val="10000"/>
+                                        </w14:schemeClr>
+                                      </w14:solidFill>
+                                    </w14:textFill>
+                                  </w:rPr>
+                                </w:sdtEndPr>
                                 <w:sdtContent>
                                   <w:p>
                                     <w:pPr>
-                                      <w:pStyle w:val="NoSpacing"/>
+                                      <w:pStyle w:val="15"/>
                                       <w:spacing w:line="312" w:lineRule="auto"/>
                                       <w:jc w:val="center"/>
                                       <w:rPr>
                                         <w:caps/>
-                                        <w:color w:val="191919" w:themeColor="text1" w:themeTint="E6"/>
+                                        <w:color w:val="1A1A1A" w:themeColor="text1" w:themeTint="E6"/>
                                         <w:sz w:val="72"/>
                                         <w:szCs w:val="72"/>
+                                        <w14:textFill>
+                                          <w14:solidFill>
+                                            <w14:schemeClr w14:val="tx1">
+                                              <w14:lumMod w14:val="90000"/>
+                                              <w14:lumOff w14:val="10000"/>
+                                            </w14:schemeClr>
+                                          </w14:solidFill>
+                                        </w14:textFill>
                                       </w:rPr>
                                     </w:pPr>
                                     <w:r>
                                       <w:rPr>
                                         <w:caps/>
-                                        <w:color w:val="191919" w:themeColor="text1" w:themeTint="E6"/>
+                                        <w:color w:val="1A1A1A" w:themeColor="text1" w:themeTint="E6"/>
                                         <w:sz w:val="56"/>
                                         <w:szCs w:val="56"/>
+                                        <w14:textFill>
+                                          <w14:solidFill>
+                                            <w14:schemeClr w14:val="tx1">
+                                              <w14:lumMod w14:val="90000"/>
+                                              <w14:lumOff w14:val="10000"/>
+                                            </w14:schemeClr>
+                                          </w14:solidFill>
+                                        </w14:textFill>
                                       </w:rPr>
-                                      <w:t>AMS PD</w:t>
-                                    </w:r>
-                                    <w:r>
-                                      <w:rPr>
-                                        <w:caps/>
-                                        <w:color w:val="191919" w:themeColor="text1" w:themeTint="E6"/>
-                                        <w:sz w:val="56"/>
-                                        <w:szCs w:val="56"/>
-                                      </w:rPr>
-                                      <w:t xml:space="preserve"> Labs</w:t>
+                                      <w:t>AMS PD Labs</w:t>
                                     </w:r>
                                   </w:p>
                                 </w:sdtContent>
@@ -456,15 +567,30 @@
                                     <w:color w:val="000000" w:themeColor="text1"/>
                                     <w:sz w:val="24"/>
                                     <w:szCs w:val="24"/>
+                                    <w14:textFill>
+                                      <w14:solidFill>
+                                        <w14:schemeClr w14:val="tx1"/>
+                                      </w14:solidFill>
+                                    </w14:textFill>
                                   </w:rPr>
                                   <w:alias w:val="Subtitle"/>
-                                  <w:tag w:val=""/>
                                   <w:id w:val="1354072561"/>
                                   <w:showingPlcHdr/>
                                   <w:dataBinding w:prefixMappings="xmlns:ns0='http://purl.org/dc/elements/1.1/' xmlns:ns1='http://schemas.openxmlformats.org/package/2006/metadata/core-properties' " w:xpath="/ns1:coreProperties[1]/ns0:subject[1]" w:storeItemID="{6C3C8BC8-F283-45AE-878A-BAB7291924A1}"/>
                                   <w:text/>
                                 </w:sdtPr>
-                                <w:sdtEndPr/>
+                                <w:sdtEndPr>
+                                  <w:rPr>
+                                    <w:color w:val="000000" w:themeColor="text1"/>
+                                    <w:sz w:val="24"/>
+                                    <w:szCs w:val="24"/>
+                                    <w14:textFill>
+                                      <w14:solidFill>
+                                        <w14:schemeClr w14:val="tx1"/>
+                                      </w14:solidFill>
+                                    </w14:textFill>
+                                  </w:rPr>
+                                </w:sdtEndPr>
                                 <w:sdtContent>
                                   <w:p>
                                     <w:pPr>
@@ -479,6 +605,11 @@
                                         <w:color w:val="000000" w:themeColor="text1"/>
                                         <w:sz w:val="24"/>
                                         <w:szCs w:val="24"/>
+                                        <w14:textFill>
+                                          <w14:solidFill>
+                                            <w14:schemeClr w14:val="tx1"/>
+                                          </w14:solidFill>
+                                        </w14:textFill>
                                       </w:rPr>
                                       <w:t xml:space="preserve">     </w:t>
                                     </w:r>
@@ -493,15 +624,12 @@
                               </w:tcPr>
                               <w:p>
                                 <w:pPr>
-                                  <w:pStyle w:val="NoSpacing"/>
+                                  <w:pStyle w:val="15"/>
                                 </w:pPr>
                                 <w:r>
-                                  <w:rPr>
-                                    <w:noProof/>
-                                  </w:rPr>
                                   <w:drawing>
-                                    <wp:inline distT="0" distB="0" distL="0" distR="0" wp14:anchorId="5FA93D5D" wp14:editId="7AA40FD8">
-                                      <wp:extent cx="3432446" cy="2536262"/>
+                                    <wp:inline distT="0" distB="0" distL="0" distR="0">
+                                      <wp:extent cx="3432175" cy="2536190"/>
                                       <wp:effectExtent l="0" t="0" r="0" b="0"/>
                                       <wp:docPr id="4" name="Picture 4"/>
                                       <wp:cNvGraphicFramePr>
@@ -511,11 +639,13 @@
                                         <a:graphicData uri="http://schemas.openxmlformats.org/drawingml/2006/picture">
                                           <pic:pic xmlns:pic="http://schemas.openxmlformats.org/drawingml/2006/picture">
                                             <pic:nvPicPr>
-                                              <pic:cNvPr id="4" name="Screenshot 2024-06-03 102040.png"/>
-                                              <pic:cNvPicPr/>
+                                              <pic:cNvPr id="4" name="Picture 4"/>
+                                              <pic:cNvPicPr>
+                                                <a:picLocks noChangeAspect="1"/>
+                                              </pic:cNvPicPr>
                                             </pic:nvPicPr>
                                             <pic:blipFill>
-                                              <a:blip r:embed="rId11">
+                                              <a:blip r:embed="rId9">
                                                 <a:extLst>
                                                   <a:ext uri="{28A0092B-C50C-407E-A947-70E740481C1C}">
                                                     <a14:useLocalDpi xmlns:a14="http://schemas.microsoft.com/office/drawing/2010/main" val="0"/>
@@ -548,7 +678,6 @@
                         <w:p/>
                       </w:txbxContent>
                     </v:textbox>
-                    <w10:wrap anchorx="page" anchory="page"/>
                   </v:shape>
                 </w:pict>
               </mc:Fallback>
@@ -582,9 +711,12 @@
           <w:sz w:val="48"/>
           <w:szCs w:val="48"/>
         </w:rPr>
-        <w:t>AMS Physical Design</w:t>
-      </w:r>
-      <w:r>
+        <w:t>AMS Physical Design Labs</w:t>
+      </w:r>
+    </w:p>
+    <w:p>
+      <w:pPr>
+        <w:jc w:val="center"/>
         <w:rPr>
           <w:rFonts w:asciiTheme="majorBidi" w:hAnsiTheme="majorBidi" w:cstheme="majorBidi"/>
           <w:b/>
@@ -592,12 +724,8 @@
           <w:sz w:val="48"/>
           <w:szCs w:val="48"/>
         </w:rPr>
-        <w:t xml:space="preserve"> Labs</w:t>
-      </w:r>
-    </w:p>
-    <w:p>
-      <w:pPr>
-        <w:jc w:val="center"/>
+      </w:pPr>
+      <w:r>
         <w:rPr>
           <w:rFonts w:asciiTheme="majorBidi" w:hAnsiTheme="majorBidi" w:cstheme="majorBidi"/>
           <w:b/>
@@ -605,61 +733,43 @@
           <w:sz w:val="48"/>
           <w:szCs w:val="48"/>
         </w:rPr>
-      </w:pPr>
-      <w:r>
-        <w:rPr>
-          <w:rFonts w:asciiTheme="majorBidi" w:hAnsiTheme="majorBidi" w:cstheme="majorBidi"/>
+        <w:t>Lab 8</w:t>
+      </w:r>
+    </w:p>
+    <w:p>
+      <w:pPr>
+        <w:jc w:val="center"/>
+      </w:pPr>
+    </w:p>
+    <w:p>
+      <w:pPr>
+        <w:jc w:val="center"/>
+        <w:rPr>
           <w:b/>
           <w:bCs/>
-          <w:sz w:val="48"/>
-          <w:szCs w:val="48"/>
-        </w:rPr>
-        <w:t>Lab 8</w:t>
-      </w:r>
-    </w:p>
-    <w:p>
-      <w:pPr>
-        <w:jc w:val="center"/>
-      </w:pPr>
-    </w:p>
-    <w:p>
-      <w:pPr>
-        <w:jc w:val="center"/>
+          <w:color w:val="2F5597" w:themeColor="accent5" w:themeShade="BF"/>
+          <w:sz w:val="44"/>
+          <w:szCs w:val="44"/>
+        </w:rPr>
+      </w:pPr>
+      <w:r>
         <w:rPr>
           <w:b/>
           <w:bCs/>
-          <w:color w:val="2F5496" w:themeColor="accent5" w:themeShade="BF"/>
+          <w:color w:val="2F5597" w:themeColor="accent5" w:themeShade="BF"/>
           <w:sz w:val="44"/>
           <w:szCs w:val="44"/>
         </w:rPr>
-      </w:pPr>
+        <w:t>‘</w:t>
+      </w:r>
       <w:r>
         <w:rPr>
           <w:b/>
-          <w:bCs/>
-          <w:color w:val="2F5496" w:themeColor="accent5" w:themeShade="BF"/>
-          <w:sz w:val="44"/>
-          <w:szCs w:val="44"/>
-        </w:rPr>
-        <w:t>‘</w:t>
-      </w:r>
-      <w:r>
-        <w:rPr>
-          <w:b/>
-          <w:color w:val="2F5496" w:themeColor="accent5" w:themeShade="BF"/>
+          <w:color w:val="2F5597" w:themeColor="accent5" w:themeShade="BF"/>
           <w:sz w:val="40"/>
           <w:szCs w:val="40"/>
         </w:rPr>
-        <w:t>Team Work</w:t>
-      </w:r>
-      <w:r>
-        <w:rPr>
-          <w:b/>
-          <w:color w:val="2F5496" w:themeColor="accent5" w:themeShade="BF"/>
-          <w:sz w:val="40"/>
-          <w:szCs w:val="40"/>
-        </w:rPr>
-        <w:t>’</w:t>
+        <w:t>Team Work’</w:t>
       </w:r>
     </w:p>
     <w:p>
@@ -671,6 +781,11 @@
           <w:color w:val="000000" w:themeColor="text1"/>
           <w:sz w:val="32"/>
           <w:szCs w:val="32"/>
+          <w14:textFill>
+            <w14:solidFill>
+              <w14:schemeClr w14:val="tx1"/>
+            </w14:solidFill>
+          </w14:textFill>
         </w:rPr>
       </w:pPr>
     </w:p>
@@ -683,6 +798,11 @@
           <w:color w:val="000000" w:themeColor="text1"/>
           <w:sz w:val="32"/>
           <w:szCs w:val="32"/>
+          <w14:textFill>
+            <w14:solidFill>
+              <w14:schemeClr w14:val="tx1"/>
+            </w14:solidFill>
+          </w14:textFill>
         </w:rPr>
       </w:pPr>
     </w:p>
@@ -695,6 +815,11 @@
           <w:color w:val="000000" w:themeColor="text1"/>
           <w:sz w:val="32"/>
           <w:szCs w:val="32"/>
+          <w14:textFill>
+            <w14:solidFill>
+              <w14:schemeClr w14:val="tx1"/>
+            </w14:solidFill>
+          </w14:textFill>
         </w:rPr>
       </w:pPr>
     </w:p>
@@ -707,6 +832,11 @@
           <w:color w:val="000000" w:themeColor="text1"/>
           <w:sz w:val="32"/>
           <w:szCs w:val="32"/>
+          <w14:textFill>
+            <w14:solidFill>
+              <w14:schemeClr w14:val="tx1"/>
+            </w14:solidFill>
+          </w14:textFill>
         </w:rPr>
       </w:pPr>
     </w:p>
@@ -719,6 +849,11 @@
           <w:color w:val="000000" w:themeColor="text1"/>
           <w:sz w:val="32"/>
           <w:szCs w:val="32"/>
+          <w14:textFill>
+            <w14:solidFill>
+              <w14:schemeClr w14:val="tx1"/>
+            </w14:solidFill>
+          </w14:textFill>
         </w:rPr>
       </w:pPr>
     </w:p>
@@ -731,6 +866,11 @@
           <w:color w:val="000000" w:themeColor="text1"/>
           <w:sz w:val="32"/>
           <w:szCs w:val="32"/>
+          <w14:textFill>
+            <w14:solidFill>
+              <w14:schemeClr w14:val="tx1"/>
+            </w14:solidFill>
+          </w14:textFill>
         </w:rPr>
       </w:pPr>
     </w:p>
@@ -789,7 +929,6 @@
           <w:sz w:val="28"/>
           <w:szCs w:val="28"/>
         </w:rPr>
-        <w:lastRenderedPageBreak/>
         <w:t>Objective</w:t>
       </w:r>
     </w:p>
@@ -847,7 +986,6 @@
       <w:r>
         <w:rPr>
           <w:rFonts w:cstheme="minorHAnsi"/>
-          <w:noProof/>
           <w:sz w:val="28"/>
           <w:szCs w:val="28"/>
           <w:u w:val="single"/>
@@ -855,7 +993,7 @@
         <mc:AlternateContent>
           <mc:Choice Requires="wps">
             <w:drawing>
-              <wp:anchor distT="0" distB="0" distL="114300" distR="114300" simplePos="0" relativeHeight="251660288" behindDoc="0" locked="0" layoutInCell="1" allowOverlap="1" wp14:anchorId="2BE36273" wp14:editId="4D448D26">
+              <wp:anchor distT="0" distB="0" distL="114300" distR="114300" simplePos="0" relativeHeight="251659264" behindDoc="0" locked="0" layoutInCell="1" allowOverlap="1">
                 <wp:simplePos x="0" y="0"/>
                 <wp:positionH relativeFrom="margin">
                   <wp:align>center</wp:align>
@@ -863,7 +1001,7 @@
                 <wp:positionV relativeFrom="paragraph">
                   <wp:posOffset>10795</wp:posOffset>
                 </wp:positionV>
-                <wp:extent cx="5752618" cy="34724"/>
+                <wp:extent cx="5752465" cy="34925"/>
                 <wp:effectExtent l="0" t="0" r="19685" b="22860"/>
                 <wp:wrapNone/>
                 <wp:docPr id="202" name="Straight Connector 202"/>
@@ -909,9 +1047,11 @@
           </mc:Choice>
           <mc:Fallback>
             <w:pict>
-              <v:line w14:anchorId="58DCF245" id="Straight Connector 202" o:spid="_x0000_s1026" style="position:absolute;z-index:251660288;visibility:visible;mso-wrap-style:square;mso-wrap-distance-left:9pt;mso-wrap-distance-top:0;mso-wrap-distance-right:9pt;mso-wrap-distance-bottom:0;mso-position-horizontal:center;mso-position-horizontal-relative:margin;mso-position-vertical:absolute;mso-position-vertical-relative:text" from="0,.85pt" to="452.95pt,3.6pt" o:gfxdata="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" strokecolor="black [3213]" strokeweight="1pt">
-                <v:stroke joinstyle="miter"/>
-                <w10:wrap anchorx="margin"/>
+              <v:line id="_x0000_s1026" o:spid="_x0000_s1026" o:spt="20" style="position:absolute;left:0pt;margin-top:0.85pt;height:2.75pt;width:452.95pt;mso-position-horizontal:center;mso-position-horizontal-relative:margin;z-index:251659264;mso-width-relative:page;mso-height-relative:page;" filled="f" stroked="t" coordsize="21600,21600" o:gfxdata="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">
+                <v:fill on="f" focussize="0,0"/>
+                <v:stroke weight="1pt" color="#000000 [3213]" miterlimit="8" joinstyle="miter"/>
+                <v:imagedata o:title=""/>
+                <o:lock v:ext="edit" aspectratio="f"/>
               </v:line>
             </w:pict>
           </mc:Fallback>
@@ -920,7 +1060,6 @@
       <w:r>
         <w:rPr>
           <w:rFonts w:cstheme="minorHAnsi"/>
-          <w:noProof/>
           <w:sz w:val="28"/>
           <w:szCs w:val="28"/>
           <w:u w:val="single"/>
@@ -953,7 +1092,7 @@
       <w:pPr>
         <w:numPr>
           <w:ilvl w:val="0"/>
-          <w:numId w:val="12"/>
+          <w:numId w:val="1"/>
         </w:numPr>
         <w:contextualSpacing/>
         <w:rPr>
@@ -968,46 +1107,14 @@
           <w:sz w:val="24"/>
           <w:szCs w:val="24"/>
         </w:rPr>
-        <w:t xml:space="preserve">Build XNOR using </w:t>
-      </w:r>
-      <w:r>
-        <w:rPr>
-          <w:rFonts w:eastAsiaTheme="minorHAnsi"/>
-          <w:sz w:val="24"/>
-          <w:szCs w:val="24"/>
-        </w:rPr>
-        <w:t>N</w:t>
-      </w:r>
-      <w:r>
-        <w:rPr>
-          <w:rFonts w:eastAsiaTheme="minorHAnsi"/>
-          <w:sz w:val="24"/>
-          <w:szCs w:val="24"/>
-        </w:rPr>
-        <w:t xml:space="preserve">AND and </w:t>
-      </w:r>
-      <w:r>
-        <w:rPr>
-          <w:rFonts w:eastAsiaTheme="minorHAnsi"/>
-          <w:sz w:val="24"/>
-          <w:szCs w:val="24"/>
-        </w:rPr>
-        <w:t xml:space="preserve">NOR gates (Not AND / </w:t>
-      </w:r>
-      <w:r>
-        <w:rPr>
-          <w:rFonts w:eastAsiaTheme="minorHAnsi"/>
-          <w:sz w:val="24"/>
-          <w:szCs w:val="24"/>
-        </w:rPr>
-        <w:t>OR)</w:t>
+        <w:t>Build XNOR using NAND and NOR gates (Not AND / OR)</w:t>
       </w:r>
     </w:p>
     <w:p>
       <w:pPr>
         <w:numPr>
           <w:ilvl w:val="0"/>
-          <w:numId w:val="12"/>
+          <w:numId w:val="1"/>
         </w:numPr>
         <w:contextualSpacing/>
         <w:rPr>
@@ -1029,7 +1136,7 @@
       <w:pPr>
         <w:numPr>
           <w:ilvl w:val="0"/>
-          <w:numId w:val="12"/>
+          <w:numId w:val="1"/>
         </w:numPr>
         <w:contextualSpacing/>
         <w:rPr>
@@ -1051,7 +1158,7 @@
       <w:pPr>
         <w:numPr>
           <w:ilvl w:val="0"/>
-          <w:numId w:val="12"/>
+          <w:numId w:val="1"/>
         </w:numPr>
         <w:contextualSpacing/>
         <w:rPr>
@@ -1073,7 +1180,7 @@
       <w:pPr>
         <w:numPr>
           <w:ilvl w:val="0"/>
-          <w:numId w:val="12"/>
+          <w:numId w:val="1"/>
         </w:numPr>
         <w:contextualSpacing/>
         <w:rPr>
@@ -1095,7 +1202,7 @@
       <w:pPr>
         <w:numPr>
           <w:ilvl w:val="0"/>
-          <w:numId w:val="12"/>
+          <w:numId w:val="1"/>
         </w:numPr>
         <w:contextualSpacing/>
         <w:rPr>
@@ -1117,7 +1224,7 @@
       <w:pPr>
         <w:numPr>
           <w:ilvl w:val="0"/>
-          <w:numId w:val="12"/>
+          <w:numId w:val="1"/>
         </w:numPr>
         <w:contextualSpacing/>
         <w:rPr>
@@ -1139,7 +1246,7 @@
       <w:pPr>
         <w:numPr>
           <w:ilvl w:val="0"/>
-          <w:numId w:val="12"/>
+          <w:numId w:val="1"/>
         </w:numPr>
         <w:contextualSpacing/>
         <w:rPr>
@@ -1161,7 +1268,7 @@
       <w:pPr>
         <w:numPr>
           <w:ilvl w:val="0"/>
-          <w:numId w:val="12"/>
+          <w:numId w:val="1"/>
         </w:numPr>
         <w:contextualSpacing/>
         <w:rPr>
@@ -1200,7 +1307,7 @@
       <w:pPr>
         <w:numPr>
           <w:ilvl w:val="0"/>
-          <w:numId w:val="12"/>
+          <w:numId w:val="1"/>
         </w:numPr>
         <w:contextualSpacing/>
         <w:rPr>
@@ -1222,7 +1329,7 @@
       <w:pPr>
         <w:numPr>
           <w:ilvl w:val="0"/>
-          <w:numId w:val="12"/>
+          <w:numId w:val="1"/>
         </w:numPr>
         <w:contextualSpacing/>
         <w:rPr>
@@ -1251,12 +1358,11 @@
       <w:r>
         <w:rPr>
           <w:rFonts w:eastAsiaTheme="minorHAnsi"/>
-          <w:noProof/>
           <w:sz w:val="24"/>
           <w:szCs w:val="24"/>
         </w:rPr>
         <w:drawing>
-          <wp:anchor distT="0" distB="0" distL="114300" distR="114300" simplePos="0" relativeHeight="251671552" behindDoc="0" locked="0" layoutInCell="1" allowOverlap="1" wp14:anchorId="59E7CD8F" wp14:editId="2CC5D03A">
+          <wp:anchor distT="0" distB="0" distL="114300" distR="114300" simplePos="0" relativeHeight="251666432" behindDoc="0" locked="0" layoutInCell="1" allowOverlap="1">
             <wp:simplePos x="0" y="0"/>
             <wp:positionH relativeFrom="margin">
               <wp:align>center</wp:align>
@@ -1275,11 +1381,13 @@
               <a:graphicData uri="http://schemas.openxmlformats.org/drawingml/2006/picture">
                 <pic:pic xmlns:pic="http://schemas.openxmlformats.org/drawingml/2006/picture">
                   <pic:nvPicPr>
-                    <pic:cNvPr id="1" name="xnor logic gate and table.png"/>
-                    <pic:cNvPicPr/>
+                    <pic:cNvPr id="7" name="Picture 7"/>
+                    <pic:cNvPicPr>
+                      <a:picLocks noChangeAspect="1"/>
+                    </pic:cNvPicPr>
                   </pic:nvPicPr>
-                  <pic:blipFill rotWithShape="1">
-                    <a:blip r:embed="rId12">
+                  <pic:blipFill>
+                    <a:blip r:embed="rId10">
                       <a:extLst>
                         <a:ext uri="{28A0092B-C50C-407E-A947-70E740481C1C}">
                           <a14:useLocalDpi xmlns:a14="http://schemas.microsoft.com/office/drawing/2010/main" val="0"/>
@@ -1287,9 +1395,11 @@
                       </a:extLst>
                     </a:blip>
                     <a:srcRect r="21698" b="65016"/>
-                    <a:stretch/>
+                    <a:stretch>
+                      <a:fillRect/>
+                    </a:stretch>
                   </pic:blipFill>
-                  <pic:spPr bwMode="auto">
+                  <pic:spPr>
                     <a:xfrm>
                       <a:off x="0" y="0"/>
                       <a:ext cx="2895600" cy="1552575"/>
@@ -1300,21 +1410,10 @@
                     <a:ln>
                       <a:noFill/>
                     </a:ln>
-                    <a:extLst>
-                      <a:ext uri="{53640926-AAD7-44D8-BBD7-CCE9431645EC}">
-                        <a14:shadowObscured xmlns:a14="http://schemas.microsoft.com/office/drawing/2010/main"/>
-                      </a:ext>
-                    </a:extLst>
                   </pic:spPr>
                 </pic:pic>
               </a:graphicData>
             </a:graphic>
-            <wp14:sizeRelH relativeFrom="margin">
-              <wp14:pctWidth>0</wp14:pctWidth>
-            </wp14:sizeRelH>
-            <wp14:sizeRelV relativeFrom="margin">
-              <wp14:pctHeight>0</wp14:pctHeight>
-            </wp14:sizeRelV>
           </wp:anchor>
         </w:drawing>
       </w:r>
@@ -1359,61 +1458,36 @@
           <w:sz w:val="24"/>
           <w:szCs w:val="24"/>
         </w:rPr>
-        <w:t xml:space="preserve">Name: </w:t>
-      </w:r>
-      <w:r>
-        <w:rPr>
-          <w:rFonts w:eastAsiaTheme="minorHAnsi"/>
-          <w:sz w:val="24"/>
-          <w:szCs w:val="24"/>
-        </w:rPr>
-        <w:t>Layan Salem</w:t>
-      </w:r>
-      <w:r>
-        <w:rPr>
-          <w:rFonts w:eastAsiaTheme="minorHAnsi"/>
-          <w:sz w:val="24"/>
-          <w:szCs w:val="24"/>
-        </w:rPr>
-        <w:t xml:space="preserve">                                                         Design Area WxL =</w:t>
-      </w:r>
-      <w:r>
-        <w:rPr>
-          <w:rFonts w:eastAsiaTheme="minorHAnsi"/>
-          <w:sz w:val="24"/>
-          <w:szCs w:val="24"/>
-        </w:rPr>
-        <w:t>24x34</w:t>
-      </w:r>
-    </w:p>
-    <w:p>
-      <w:pPr>
-        <w:rPr>
-          <w:rFonts w:eastAsiaTheme="minorHAnsi"/>
-          <w:sz w:val="24"/>
-          <w:szCs w:val="24"/>
-        </w:rPr>
-      </w:pPr>
-    </w:p>
-    <w:p>
-      <w:pPr>
-        <w:rPr>
-          <w:rFonts w:eastAsiaTheme="minorHAnsi"/>
-          <w:sz w:val="24"/>
-          <w:szCs w:val="24"/>
-        </w:rPr>
-      </w:pPr>
-      <w:r>
-        <w:rPr>
-          <w:rFonts w:eastAsiaTheme="minorHAnsi"/>
-          <w:noProof/>
+        <w:t>Name: Layan Salem                                                         Design Area WxL =24x37</w:t>
+      </w:r>
+    </w:p>
+    <w:p>
+      <w:pPr>
+        <w:rPr>
+          <w:rFonts w:eastAsiaTheme="minorHAnsi"/>
+          <w:sz w:val="24"/>
+          <w:szCs w:val="24"/>
+        </w:rPr>
+      </w:pPr>
+    </w:p>
+    <w:p>
+      <w:pPr>
+        <w:rPr>
+          <w:rFonts w:eastAsiaTheme="minorHAnsi"/>
+          <w:sz w:val="24"/>
+          <w:szCs w:val="24"/>
+        </w:rPr>
+      </w:pPr>
+      <w:r>
+        <w:rPr>
+          <w:rFonts w:eastAsiaTheme="minorHAnsi"/>
           <w:sz w:val="24"/>
           <w:szCs w:val="24"/>
         </w:rPr>
         <mc:AlternateContent>
           <mc:Choice Requires="wps">
             <w:drawing>
-              <wp:anchor distT="0" distB="0" distL="114300" distR="114300" simplePos="0" relativeHeight="251666432" behindDoc="0" locked="0" layoutInCell="1" allowOverlap="1" wp14:anchorId="3BD1FC6A" wp14:editId="65D87D87">
+              <wp:anchor distT="0" distB="0" distL="114300" distR="114300" simplePos="0" relativeHeight="251661312" behindDoc="0" locked="0" layoutInCell="1" allowOverlap="1">
                 <wp:simplePos x="0" y="0"/>
                 <wp:positionH relativeFrom="column">
                   <wp:posOffset>2828925</wp:posOffset>
@@ -1449,28 +1523,22 @@
                         <a:effectLst/>
                       </wps:spPr>
                       <wps:bodyPr rot="0" spcFirstLastPara="0" vertOverflow="overflow" horzOverflow="overflow" vert="horz" wrap="square" lIns="91440" tIns="45720" rIns="91440" bIns="45720" numCol="1" spcCol="0" rtlCol="0" fromWordArt="0" anchor="ctr" anchorCtr="0" forceAA="0" compatLnSpc="1">
-                        <a:prstTxWarp prst="textNoShape">
-                          <a:avLst/>
-                        </a:prstTxWarp>
                         <a:noAutofit/>
                       </wps:bodyPr>
                     </wps:wsp>
                   </a:graphicData>
                 </a:graphic>
-                <wp14:sizeRelH relativeFrom="margin">
-                  <wp14:pctWidth>0</wp14:pctWidth>
-                </wp14:sizeRelH>
-                <wp14:sizeRelV relativeFrom="margin">
-                  <wp14:pctHeight>0</wp14:pctHeight>
-                </wp14:sizeRelV>
               </wp:anchor>
             </w:drawing>
           </mc:Choice>
           <mc:Fallback>
             <w:pict>
-              <v:oval w14:anchorId="13CF0565" id="Oval 2" o:spid="_x0000_s1026" style="position:absolute;margin-left:222.75pt;margin-top:2.25pt;width:72.75pt;height:83.25pt;z-index:251666432;visibility:visible;mso-wrap-style:square;mso-width-percent:0;mso-height-percent:0;mso-wrap-distance-left:9pt;mso-wrap-distance-top:0;mso-wrap-distance-right:9pt;mso-wrap-distance-bottom:0;mso-position-horizontal:absolute;mso-position-horizontal-relative:text;mso-position-vertical:absolute;mso-position-vertical-relative:text;mso-width-percent:0;mso-height-percent:0;mso-width-relative:margin;mso-height-relative:margin;v-text-anchor:middle" o:gfxdata="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" filled="f" strokecolor="red" strokeweight="1pt">
-                <v:stroke joinstyle="miter"/>
-              </v:oval>
+              <v:shape id="_x0000_s1026" o:spid="_x0000_s1026" o:spt="3" type="#_x0000_t3" style="position:absolute;left:0pt;margin-left:222.75pt;margin-top:2.25pt;height:83.25pt;width:72.75pt;z-index:251661312;v-text-anchor:middle;mso-width-relative:page;mso-height-relative:page;" filled="f" stroked="t" coordsize="21600,21600" o:gfxdata="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">
+                <v:fill on="f" focussize="0,0"/>
+                <v:stroke weight="1pt" color="#FF0000" miterlimit="8" joinstyle="miter"/>
+                <v:imagedata o:title=""/>
+                <o:lock v:ext="edit" aspectratio="f"/>
+              </v:shape>
             </w:pict>
           </mc:Fallback>
         </mc:AlternateContent>
@@ -1486,13 +1554,12 @@
       <w:r>
         <w:rPr>
           <w:rFonts w:eastAsiaTheme="minorHAnsi"/>
-          <w:noProof/>
           <w:sz w:val="24"/>
           <w:szCs w:val="24"/>
         </w:rPr>
         <w:drawing>
-          <wp:inline distT="0" distB="0" distL="0" distR="0" wp14:anchorId="3A8E5951" wp14:editId="020547A2">
-            <wp:extent cx="1171575" cy="1081454"/>
+          <wp:inline distT="0" distB="0" distL="0" distR="0">
+            <wp:extent cx="1171575" cy="1081405"/>
             <wp:effectExtent l="0" t="0" r="0" b="4445"/>
             <wp:docPr id="9" name="Picture 9"/>
             <wp:cNvGraphicFramePr>
@@ -1502,11 +1569,13 @@
               <a:graphicData uri="http://schemas.openxmlformats.org/drawingml/2006/picture">
                 <pic:pic xmlns:pic="http://schemas.openxmlformats.org/drawingml/2006/picture">
                   <pic:nvPicPr>
-                    <pic:cNvPr id="2" name="basic-gate-ckt.png"/>
-                    <pic:cNvPicPr/>
+                    <pic:cNvPr id="9" name="Picture 9"/>
+                    <pic:cNvPicPr>
+                      <a:picLocks noChangeAspect="1"/>
+                    </pic:cNvPicPr>
                   </pic:nvPicPr>
-                  <pic:blipFill rotWithShape="1">
-                    <a:blip r:embed="rId13">
+                  <pic:blipFill>
+                    <a:blip r:embed="rId11">
                       <a:extLst>
                         <a:ext uri="{28A0092B-C50C-407E-A947-70E740481C1C}">
                           <a14:useLocalDpi xmlns:a14="http://schemas.microsoft.com/office/drawing/2010/main" val="0"/>
@@ -1514,9 +1583,11 @@
                       </a:extLst>
                     </a:blip>
                     <a:srcRect l="26855" t="74631" r="59400" b="9590"/>
-                    <a:stretch/>
+                    <a:stretch>
+                      <a:fillRect/>
+                    </a:stretch>
                   </pic:blipFill>
-                  <pic:spPr bwMode="auto">
+                  <pic:spPr>
                     <a:xfrm>
                       <a:off x="0" y="0"/>
                       <a:ext cx="1180645" cy="1089826"/>
@@ -1527,11 +1598,6 @@
                     <a:ln>
                       <a:noFill/>
                     </a:ln>
-                    <a:extLst>
-                      <a:ext uri="{53640926-AAD7-44D8-BBD7-CCE9431645EC}">
-                        <a14:shadowObscured xmlns:a14="http://schemas.microsoft.com/office/drawing/2010/main"/>
-                      </a:ext>
-                    </a:extLst>
                   </pic:spPr>
                 </pic:pic>
               </a:graphicData>
@@ -1553,7 +1619,7 @@
       <w:pPr>
         <w:numPr>
           <w:ilvl w:val="0"/>
-          <w:numId w:val="13"/>
+          <w:numId w:val="2"/>
         </w:numPr>
         <w:contextualSpacing/>
         <w:rPr>
@@ -1575,7 +1641,7 @@
       <w:pPr>
         <w:numPr>
           <w:ilvl w:val="0"/>
-          <w:numId w:val="13"/>
+          <w:numId w:val="2"/>
         </w:numPr>
         <w:contextualSpacing/>
         <w:rPr>
@@ -1597,7 +1663,7 @@
       <w:pPr>
         <w:numPr>
           <w:ilvl w:val="0"/>
-          <w:numId w:val="13"/>
+          <w:numId w:val="2"/>
         </w:numPr>
         <w:contextualSpacing/>
         <w:rPr>
@@ -1652,22 +1718,13 @@
       <w:r>
         <w:rPr>
           <w:rFonts w:eastAsiaTheme="minorHAnsi"/>
-          <w:noProof/>
           <w:sz w:val="24"/>
           <w:szCs w:val="24"/>
         </w:rPr>
         <w:drawing>
-          <wp:anchor distT="0" distB="0" distL="114300" distR="114300" simplePos="0" relativeHeight="251672576" behindDoc="0" locked="0" layoutInCell="1" allowOverlap="1" wp14:anchorId="7D0530EA" wp14:editId="6CC09C48">
-            <wp:simplePos x="0" y="0"/>
-            <wp:positionH relativeFrom="column">
-              <wp:posOffset>3268980</wp:posOffset>
-            </wp:positionH>
-            <wp:positionV relativeFrom="paragraph">
-              <wp:posOffset>13335</wp:posOffset>
-            </wp:positionV>
-            <wp:extent cx="3078480" cy="1470829"/>
-            <wp:effectExtent l="0" t="0" r="7620" b="0"/>
-            <wp:wrapSquare wrapText="bothSides"/>
+          <wp:inline distT="0" distB="0" distL="0" distR="0">
+            <wp:extent cx="5963285" cy="2848610"/>
+            <wp:effectExtent l="0" t="0" r="0" b="8890"/>
             <wp:docPr id="883697966" name="Picture 8"/>
             <wp:cNvGraphicFramePr>
               <a:graphicFrameLocks xmlns:a="http://schemas.openxmlformats.org/drawingml/2006/main" noChangeAspect="1"/>
@@ -1676,8 +1733,187 @@
               <a:graphicData uri="http://schemas.openxmlformats.org/drawingml/2006/picture">
                 <pic:pic xmlns:pic="http://schemas.openxmlformats.org/drawingml/2006/picture">
                   <pic:nvPicPr>
-                    <pic:cNvPr id="883697966" name="Picture 883697966"/>
-                    <pic:cNvPicPr/>
+                    <pic:cNvPr id="883697966" name="Picture 8"/>
+                    <pic:cNvPicPr>
+                      <a:picLocks noChangeAspect="1"/>
+                    </pic:cNvPicPr>
+                  </pic:nvPicPr>
+                  <pic:blipFill>
+                    <a:blip r:embed="rId12" cstate="print">
+                      <a:extLst>
+                        <a:ext uri="{28A0092B-C50C-407E-A947-70E740481C1C}">
+                          <a14:useLocalDpi xmlns:a14="http://schemas.microsoft.com/office/drawing/2010/main" val="0"/>
+                        </a:ext>
+                      </a:extLst>
+                    </a:blip>
+                    <a:stretch>
+                      <a:fillRect/>
+                    </a:stretch>
+                  </pic:blipFill>
+                  <pic:spPr>
+                    <a:xfrm>
+                      <a:off x="0" y="0"/>
+                      <a:ext cx="5989027" cy="2861424"/>
+                    </a:xfrm>
+                    <a:prstGeom prst="rect">
+                      <a:avLst/>
+                    </a:prstGeom>
+                  </pic:spPr>
+                </pic:pic>
+              </a:graphicData>
+            </a:graphic>
+          </wp:inline>
+        </w:drawing>
+      </w:r>
+      <w:r>
+        <w:rPr>
+          <w:rFonts w:eastAsiaTheme="minorHAnsi"/>
+          <w:sz w:val="24"/>
+          <w:szCs w:val="24"/>
+        </w:rPr>
+        <w:br w:type="page"/>
+      </w:r>
+    </w:p>
+    <w:p>
+      <w:pPr>
+        <w:rPr>
+          <w:rFonts w:eastAsiaTheme="minorHAnsi"/>
+          <w:sz w:val="24"/>
+          <w:szCs w:val="24"/>
+        </w:rPr>
+      </w:pPr>
+      <w:r>
+        <w:rPr>
+          <w:rFonts w:eastAsiaTheme="minorHAnsi"/>
+          <w:sz w:val="24"/>
+          <w:szCs w:val="24"/>
+        </w:rPr>
+        <w:t>Please insert picture of DRC clean layout below.</w:t>
+      </w:r>
+    </w:p>
+    <w:p>
+      <w:pPr>
+        <w:rPr>
+          <w:rFonts w:eastAsiaTheme="minorHAnsi"/>
+          <w:sz w:val="24"/>
+          <w:szCs w:val="24"/>
+        </w:rPr>
+      </w:pPr>
+      <w:r>
+        <w:rPr>
+          <w:rFonts w:eastAsiaTheme="minorHAnsi"/>
+          <w:sz w:val="24"/>
+          <w:szCs w:val="24"/>
+        </w:rPr>
+        <w:drawing>
+          <wp:inline distT="0" distB="0" distL="0" distR="0">
+            <wp:extent cx="5541645" cy="5746115"/>
+            <wp:effectExtent l="0" t="0" r="1905" b="6985"/>
+            <wp:docPr id="259223877" name="Picture 10"/>
+            <wp:cNvGraphicFramePr>
+              <a:graphicFrameLocks xmlns:a="http://schemas.openxmlformats.org/drawingml/2006/main" noChangeAspect="1"/>
+            </wp:cNvGraphicFramePr>
+            <a:graphic xmlns:a="http://schemas.openxmlformats.org/drawingml/2006/main">
+              <a:graphicData uri="http://schemas.openxmlformats.org/drawingml/2006/picture">
+                <pic:pic xmlns:pic="http://schemas.openxmlformats.org/drawingml/2006/picture">
+                  <pic:nvPicPr>
+                    <pic:cNvPr id="259223877" name="Picture 10"/>
+                    <pic:cNvPicPr>
+                      <a:picLocks noChangeAspect="1"/>
+                    </pic:cNvPicPr>
+                  </pic:nvPicPr>
+                  <pic:blipFill>
+                    <a:blip r:embed="rId13">
+                      <a:extLst>
+                        <a:ext uri="{28A0092B-C50C-407E-A947-70E740481C1C}">
+                          <a14:useLocalDpi xmlns:a14="http://schemas.microsoft.com/office/drawing/2010/main" val="0"/>
+                        </a:ext>
+                      </a:extLst>
+                    </a:blip>
+                    <a:stretch>
+                      <a:fillRect/>
+                    </a:stretch>
+                  </pic:blipFill>
+                  <pic:spPr>
+                    <a:xfrm>
+                      <a:off x="0" y="0"/>
+                      <a:ext cx="5559866" cy="5765202"/>
+                    </a:xfrm>
+                    <a:prstGeom prst="rect">
+                      <a:avLst/>
+                    </a:prstGeom>
+                  </pic:spPr>
+                </pic:pic>
+              </a:graphicData>
+            </a:graphic>
+          </wp:inline>
+        </w:drawing>
+      </w:r>
+    </w:p>
+    <w:p>
+      <w:pPr>
+        <w:rPr>
+          <w:rFonts w:eastAsiaTheme="minorHAnsi"/>
+          <w:sz w:val="24"/>
+          <w:szCs w:val="24"/>
+        </w:rPr>
+      </w:pPr>
+      <w:r>
+        <w:rPr>
+          <w:rFonts w:eastAsiaTheme="minorHAnsi"/>
+          <w:sz w:val="24"/>
+          <w:szCs w:val="24"/>
+        </w:rPr>
+        <w:br w:type="page"/>
+      </w:r>
+    </w:p>
+    <w:p>
+      <w:pPr>
+        <w:rPr>
+          <w:rFonts w:eastAsiaTheme="minorHAnsi"/>
+          <w:sz w:val="24"/>
+          <w:szCs w:val="24"/>
+        </w:rPr>
+      </w:pPr>
+      <w:r>
+        <w:rPr>
+          <w:rFonts w:eastAsiaTheme="minorHAnsi"/>
+          <w:sz w:val="24"/>
+          <w:szCs w:val="24"/>
+        </w:rPr>
+        <w:t>Please insert a picture of working simulation below.</w:t>
+      </w:r>
+    </w:p>
+    <w:p>
+      <w:pPr>
+        <w:rPr>
+          <w:rFonts w:eastAsiaTheme="minorHAnsi"/>
+          <w:sz w:val="24"/>
+          <w:szCs w:val="24"/>
+        </w:rPr>
+      </w:pPr>
+      <w:r>
+        <w:rPr>
+          <w:rFonts w:eastAsiaTheme="minorHAnsi"/>
+          <w:sz w:val="24"/>
+          <w:szCs w:val="24"/>
+        </w:rPr>
+        <w:drawing>
+          <wp:inline distT="0" distB="0" distL="0" distR="0">
+            <wp:extent cx="5969000" cy="3132455"/>
+            <wp:effectExtent l="0" t="0" r="0" b="0"/>
+            <wp:docPr id="1515707352" name="Picture 11"/>
+            <wp:cNvGraphicFramePr>
+              <a:graphicFrameLocks xmlns:a="http://schemas.openxmlformats.org/drawingml/2006/main" noChangeAspect="1"/>
+            </wp:cNvGraphicFramePr>
+            <a:graphic xmlns:a="http://schemas.openxmlformats.org/drawingml/2006/main">
+              <a:graphicData uri="http://schemas.openxmlformats.org/drawingml/2006/picture">
+                <pic:pic xmlns:pic="http://schemas.openxmlformats.org/drawingml/2006/picture">
+                  <pic:nvPicPr>
+                    <pic:cNvPr id="1515707352" name="Picture 11"/>
+                    <pic:cNvPicPr>
+                      <a:picLocks noChangeAspect="1"/>
+                    </pic:cNvPicPr>
                   </pic:nvPicPr>
                   <pic:blipFill>
                     <a:blip r:embed="rId14" cstate="print">
@@ -1694,56 +1930,7 @@
                   <pic:spPr>
                     <a:xfrm>
                       <a:off x="0" y="0"/>
-                      <a:ext cx="3078480" cy="1470829"/>
-                    </a:xfrm>
-                    <a:prstGeom prst="rect">
-                      <a:avLst/>
-                    </a:prstGeom>
-                  </pic:spPr>
-                </pic:pic>
-              </a:graphicData>
-            </a:graphic>
-          </wp:anchor>
-        </w:drawing>
-      </w:r>
-      <w:r>
-        <w:rPr>
-          <w:rFonts w:eastAsiaTheme="minorHAnsi"/>
-          <w:noProof/>
-          <w:sz w:val="24"/>
-          <w:szCs w:val="24"/>
-        </w:rPr>
-        <w:drawing>
-          <wp:inline distT="0" distB="0" distL="0" distR="0" wp14:anchorId="1233419D" wp14:editId="35392802">
-            <wp:extent cx="3091029" cy="1539240"/>
-            <wp:effectExtent l="0" t="0" r="0" b="3810"/>
-            <wp:docPr id="1856859854" name="Picture 9"/>
-            <wp:cNvGraphicFramePr>
-              <a:graphicFrameLocks xmlns:a="http://schemas.openxmlformats.org/drawingml/2006/main" noChangeAspect="1"/>
-            </wp:cNvGraphicFramePr>
-            <a:graphic xmlns:a="http://schemas.openxmlformats.org/drawingml/2006/main">
-              <a:graphicData uri="http://schemas.openxmlformats.org/drawingml/2006/picture">
-                <pic:pic xmlns:pic="http://schemas.openxmlformats.org/drawingml/2006/picture">
-                  <pic:nvPicPr>
-                    <pic:cNvPr id="1856859854" name="Picture 1856859854"/>
-                    <pic:cNvPicPr/>
-                  </pic:nvPicPr>
-                  <pic:blipFill>
-                    <a:blip r:embed="rId15" cstate="print">
-                      <a:extLst>
-                        <a:ext uri="{28A0092B-C50C-407E-A947-70E740481C1C}">
-                          <a14:useLocalDpi xmlns:a14="http://schemas.microsoft.com/office/drawing/2010/main" val="0"/>
-                        </a:ext>
-                      </a:extLst>
-                    </a:blip>
-                    <a:stretch>
-                      <a:fillRect/>
-                    </a:stretch>
-                  </pic:blipFill>
-                  <pic:spPr>
-                    <a:xfrm>
-                      <a:off x="0" y="0"/>
-                      <a:ext cx="3094868" cy="1541152"/>
+                      <a:ext cx="5999180" cy="3148395"/>
                     </a:xfrm>
                     <a:prstGeom prst="rect">
                       <a:avLst/>
@@ -1764,166 +1951,6 @@
           <w:szCs w:val="24"/>
         </w:rPr>
       </w:pPr>
-    </w:p>
-    <w:p>
-      <w:pPr>
-        <w:rPr>
-          <w:rFonts w:eastAsiaTheme="minorHAnsi"/>
-          <w:sz w:val="24"/>
-          <w:szCs w:val="24"/>
-        </w:rPr>
-      </w:pPr>
-      <w:r>
-        <w:rPr>
-          <w:rFonts w:eastAsiaTheme="minorHAnsi"/>
-          <w:sz w:val="24"/>
-          <w:szCs w:val="24"/>
-        </w:rPr>
-        <w:t>Please insert picture of DRC clean layout below.</w:t>
-      </w:r>
-    </w:p>
-    <w:p>
-      <w:pPr>
-        <w:rPr>
-          <w:rFonts w:eastAsiaTheme="minorHAnsi"/>
-          <w:sz w:val="24"/>
-          <w:szCs w:val="24"/>
-        </w:rPr>
-      </w:pPr>
-      <w:r>
-        <w:rPr>
-          <w:rFonts w:eastAsiaTheme="minorHAnsi"/>
-          <w:noProof/>
-          <w:sz w:val="24"/>
-          <w:szCs w:val="24"/>
-        </w:rPr>
-        <w:lastRenderedPageBreak/>
-        <w:drawing>
-          <wp:inline distT="0" distB="0" distL="0" distR="0" wp14:anchorId="795601E1" wp14:editId="334C6FFD">
-            <wp:extent cx="3611880" cy="2415638"/>
-            <wp:effectExtent l="0" t="0" r="7620" b="3810"/>
-            <wp:docPr id="259223877" name="Picture 10"/>
-            <wp:cNvGraphicFramePr>
-              <a:graphicFrameLocks xmlns:a="http://schemas.openxmlformats.org/drawingml/2006/main" noChangeAspect="1"/>
-            </wp:cNvGraphicFramePr>
-            <a:graphic xmlns:a="http://schemas.openxmlformats.org/drawingml/2006/main">
-              <a:graphicData uri="http://schemas.openxmlformats.org/drawingml/2006/picture">
-                <pic:pic xmlns:pic="http://schemas.openxmlformats.org/drawingml/2006/picture">
-                  <pic:nvPicPr>
-                    <pic:cNvPr id="259223877" name="Picture 259223877"/>
-                    <pic:cNvPicPr/>
-                  </pic:nvPicPr>
-                  <pic:blipFill>
-                    <a:blip r:embed="rId16" cstate="print">
-                      <a:extLst>
-                        <a:ext uri="{28A0092B-C50C-407E-A947-70E740481C1C}">
-                          <a14:useLocalDpi xmlns:a14="http://schemas.microsoft.com/office/drawing/2010/main" val="0"/>
-                        </a:ext>
-                      </a:extLst>
-                    </a:blip>
-                    <a:stretch>
-                      <a:fillRect/>
-                    </a:stretch>
-                  </pic:blipFill>
-                  <pic:spPr>
-                    <a:xfrm>
-                      <a:off x="0" y="0"/>
-                      <a:ext cx="3624496" cy="2424075"/>
-                    </a:xfrm>
-                    <a:prstGeom prst="rect">
-                      <a:avLst/>
-                    </a:prstGeom>
-                  </pic:spPr>
-                </pic:pic>
-              </a:graphicData>
-            </a:graphic>
-          </wp:inline>
-        </w:drawing>
-      </w:r>
-    </w:p>
-    <w:p>
-      <w:pPr>
-        <w:rPr>
-          <w:rFonts w:eastAsiaTheme="minorHAnsi"/>
-          <w:sz w:val="24"/>
-          <w:szCs w:val="24"/>
-        </w:rPr>
-      </w:pPr>
-      <w:r>
-        <w:rPr>
-          <w:rFonts w:eastAsiaTheme="minorHAnsi"/>
-          <w:sz w:val="24"/>
-          <w:szCs w:val="24"/>
-        </w:rPr>
-        <w:t>Please insert a picture of working simulation below.</w:t>
-      </w:r>
-    </w:p>
-    <w:p>
-      <w:pPr>
-        <w:rPr>
-          <w:rFonts w:eastAsiaTheme="minorHAnsi"/>
-          <w:sz w:val="24"/>
-          <w:szCs w:val="24"/>
-        </w:rPr>
-      </w:pPr>
-      <w:r>
-        <w:rPr>
-          <w:rFonts w:eastAsiaTheme="minorHAnsi"/>
-          <w:noProof/>
-          <w:sz w:val="24"/>
-          <w:szCs w:val="24"/>
-        </w:rPr>
-        <w:drawing>
-          <wp:inline distT="0" distB="0" distL="0" distR="0" wp14:anchorId="1806AFD2" wp14:editId="2BE11963">
-            <wp:extent cx="4700140" cy="2322276"/>
-            <wp:effectExtent l="0" t="0" r="5715" b="1905"/>
-            <wp:docPr id="1515707352" name="Picture 11"/>
-            <wp:cNvGraphicFramePr>
-              <a:graphicFrameLocks xmlns:a="http://schemas.openxmlformats.org/drawingml/2006/main" noChangeAspect="1"/>
-            </wp:cNvGraphicFramePr>
-            <a:graphic xmlns:a="http://schemas.openxmlformats.org/drawingml/2006/main">
-              <a:graphicData uri="http://schemas.openxmlformats.org/drawingml/2006/picture">
-                <pic:pic xmlns:pic="http://schemas.openxmlformats.org/drawingml/2006/picture">
-                  <pic:nvPicPr>
-                    <pic:cNvPr id="1515707352" name="Picture 11"/>
-                    <pic:cNvPicPr/>
-                  </pic:nvPicPr>
-                  <pic:blipFill>
-                    <a:blip r:embed="rId17" cstate="print">
-                      <a:extLst>
-                        <a:ext uri="{28A0092B-C50C-407E-A947-70E740481C1C}">
-                          <a14:useLocalDpi xmlns:a14="http://schemas.microsoft.com/office/drawing/2010/main" val="0"/>
-                        </a:ext>
-                      </a:extLst>
-                    </a:blip>
-                    <a:stretch>
-                      <a:fillRect/>
-                    </a:stretch>
-                  </pic:blipFill>
-                  <pic:spPr>
-                    <a:xfrm>
-                      <a:off x="0" y="0"/>
-                      <a:ext cx="4700140" cy="2322276"/>
-                    </a:xfrm>
-                    <a:prstGeom prst="rect">
-                      <a:avLst/>
-                    </a:prstGeom>
-                  </pic:spPr>
-                </pic:pic>
-              </a:graphicData>
-            </a:graphic>
-          </wp:inline>
-        </w:drawing>
-      </w:r>
-    </w:p>
-    <w:p>
-      <w:pPr>
-        <w:rPr>
-          <w:rFonts w:eastAsiaTheme="minorHAnsi"/>
-          <w:sz w:val="24"/>
-          <w:szCs w:val="24"/>
-        </w:rPr>
-      </w:pPr>
       <w:r>
         <w:rPr>
           <w:rFonts w:eastAsiaTheme="minorHAnsi"/>
@@ -1935,9 +1962,24 @@
     </w:p>
     <w:tbl>
       <w:tblPr>
-        <w:tblStyle w:val="TableGrid"/>
+        <w:tblStyle w:val="11"/>
         <w:tblW w:w="0" w:type="auto"/>
-        <w:tblLook w:val="04A0" w:firstRow="1" w:lastRow="0" w:firstColumn="1" w:lastColumn="0" w:noHBand="0" w:noVBand="1"/>
+        <w:tblInd w:w="0" w:type="dxa"/>
+        <w:tblBorders>
+          <w:top w:val="single" w:color="auto" w:sz="4" w:space="0"/>
+          <w:left w:val="single" w:color="auto" w:sz="4" w:space="0"/>
+          <w:bottom w:val="single" w:color="auto" w:sz="4" w:space="0"/>
+          <w:right w:val="single" w:color="auto" w:sz="4" w:space="0"/>
+          <w:insideH w:val="single" w:color="auto" w:sz="4" w:space="0"/>
+          <w:insideV w:val="single" w:color="auto" w:sz="4" w:space="0"/>
+        </w:tblBorders>
+        <w:tblLayout w:type="autofit"/>
+        <w:tblCellMar>
+          <w:top w:w="0" w:type="dxa"/>
+          <w:left w:w="108" w:type="dxa"/>
+          <w:bottom w:w="0" w:type="dxa"/>
+          <w:right w:w="108" w:type="dxa"/>
+        </w:tblCellMar>
       </w:tblPr>
       <w:tblGrid>
         <w:gridCol w:w="3116"/>
@@ -1945,12 +1987,29 @@
         <w:gridCol w:w="3117"/>
       </w:tblGrid>
       <w:tr>
+        <w:tblPrEx>
+          <w:tblBorders>
+            <w:top w:val="single" w:color="auto" w:sz="4" w:space="0"/>
+            <w:left w:val="single" w:color="auto" w:sz="4" w:space="0"/>
+            <w:bottom w:val="single" w:color="auto" w:sz="4" w:space="0"/>
+            <w:right w:val="single" w:color="auto" w:sz="4" w:space="0"/>
+            <w:insideH w:val="single" w:color="auto" w:sz="4" w:space="0"/>
+            <w:insideV w:val="single" w:color="auto" w:sz="4" w:space="0"/>
+          </w:tblBorders>
+          <w:tblCellMar>
+            <w:top w:w="0" w:type="dxa"/>
+            <w:left w:w="108" w:type="dxa"/>
+            <w:bottom w:w="0" w:type="dxa"/>
+            <w:right w:w="108" w:type="dxa"/>
+          </w:tblCellMar>
+        </w:tblPrEx>
         <w:tc>
           <w:tcPr>
             <w:tcW w:w="3116" w:type="dxa"/>
           </w:tcPr>
           <w:p>
             <w:pPr>
+              <w:spacing w:after="0" w:line="240" w:lineRule="auto"/>
               <w:rPr>
                 <w:rFonts w:eastAsiaTheme="minorHAnsi"/>
                 <w:sz w:val="24"/>
@@ -1973,6 +2032,7 @@
           </w:tcPr>
           <w:p>
             <w:pPr>
+              <w:spacing w:after="0" w:line="240" w:lineRule="auto"/>
               <w:rPr>
                 <w:rFonts w:eastAsiaTheme="minorHAnsi"/>
                 <w:sz w:val="24"/>
@@ -1995,6 +2055,7 @@
           </w:tcPr>
           <w:p>
             <w:pPr>
+              <w:spacing w:after="0" w:line="240" w:lineRule="auto"/>
               <w:rPr>
                 <w:rFonts w:eastAsiaTheme="minorHAnsi"/>
                 <w:sz w:val="24"/>
@@ -2013,12 +2074,29 @@
         </w:tc>
       </w:tr>
       <w:tr>
+        <w:tblPrEx>
+          <w:tblBorders>
+            <w:top w:val="single" w:color="auto" w:sz="4" w:space="0"/>
+            <w:left w:val="single" w:color="auto" w:sz="4" w:space="0"/>
+            <w:bottom w:val="single" w:color="auto" w:sz="4" w:space="0"/>
+            <w:right w:val="single" w:color="auto" w:sz="4" w:space="0"/>
+            <w:insideH w:val="single" w:color="auto" w:sz="4" w:space="0"/>
+            <w:insideV w:val="single" w:color="auto" w:sz="4" w:space="0"/>
+          </w:tblBorders>
+          <w:tblCellMar>
+            <w:top w:w="0" w:type="dxa"/>
+            <w:left w:w="108" w:type="dxa"/>
+            <w:bottom w:w="0" w:type="dxa"/>
+            <w:right w:w="108" w:type="dxa"/>
+          </w:tblCellMar>
+        </w:tblPrEx>
         <w:tc>
           <w:tcPr>
             <w:tcW w:w="3116" w:type="dxa"/>
           </w:tcPr>
           <w:p>
             <w:pPr>
+              <w:spacing w:after="0" w:line="240" w:lineRule="auto"/>
               <w:rPr>
                 <w:rFonts w:eastAsiaTheme="minorHAnsi"/>
                 <w:sz w:val="24"/>
@@ -2041,6 +2119,7 @@
           </w:tcPr>
           <w:p>
             <w:pPr>
+              <w:spacing w:after="0" w:line="240" w:lineRule="auto"/>
               <w:rPr>
                 <w:rFonts w:eastAsiaTheme="minorHAnsi"/>
                 <w:sz w:val="24"/>
@@ -2063,6 +2142,7 @@
           </w:tcPr>
           <w:p>
             <w:pPr>
+              <w:spacing w:after="0" w:line="240" w:lineRule="auto"/>
               <w:rPr>
                 <w:rFonts w:eastAsiaTheme="minorHAnsi"/>
                 <w:sz w:val="24"/>
@@ -2081,12 +2161,29 @@
         </w:tc>
       </w:tr>
       <w:tr>
+        <w:tblPrEx>
+          <w:tblBorders>
+            <w:top w:val="single" w:color="auto" w:sz="4" w:space="0"/>
+            <w:left w:val="single" w:color="auto" w:sz="4" w:space="0"/>
+            <w:bottom w:val="single" w:color="auto" w:sz="4" w:space="0"/>
+            <w:right w:val="single" w:color="auto" w:sz="4" w:space="0"/>
+            <w:insideH w:val="single" w:color="auto" w:sz="4" w:space="0"/>
+            <w:insideV w:val="single" w:color="auto" w:sz="4" w:space="0"/>
+          </w:tblBorders>
+          <w:tblCellMar>
+            <w:top w:w="0" w:type="dxa"/>
+            <w:left w:w="108" w:type="dxa"/>
+            <w:bottom w:w="0" w:type="dxa"/>
+            <w:right w:w="108" w:type="dxa"/>
+          </w:tblCellMar>
+        </w:tblPrEx>
         <w:tc>
           <w:tcPr>
             <w:tcW w:w="3116" w:type="dxa"/>
           </w:tcPr>
           <w:p>
             <w:pPr>
+              <w:spacing w:after="0" w:line="240" w:lineRule="auto"/>
               <w:rPr>
                 <w:rFonts w:eastAsiaTheme="minorHAnsi"/>
                 <w:sz w:val="24"/>
@@ -2109,6 +2206,7 @@
           </w:tcPr>
           <w:p>
             <w:pPr>
+              <w:spacing w:after="0" w:line="240" w:lineRule="auto"/>
               <w:rPr>
                 <w:rFonts w:eastAsiaTheme="minorHAnsi"/>
                 <w:sz w:val="24"/>
@@ -2131,6 +2229,7 @@
           </w:tcPr>
           <w:p>
             <w:pPr>
+              <w:spacing w:after="0" w:line="240" w:lineRule="auto"/>
               <w:rPr>
                 <w:rFonts w:eastAsiaTheme="minorHAnsi"/>
                 <w:sz w:val="24"/>
@@ -2181,29 +2280,44 @@
           <w:sz w:val="24"/>
           <w:szCs w:val="24"/>
         </w:rPr>
-        <w:lastRenderedPageBreak/>
-        <w:t>Name:                                                                       Design Area WxL =________</w:t>
-      </w:r>
-    </w:p>
-    <w:p>
-      <w:pPr>
-        <w:rPr>
-          <w:rFonts w:eastAsiaTheme="minorHAnsi"/>
-          <w:sz w:val="24"/>
-          <w:szCs w:val="24"/>
-        </w:rPr>
-      </w:pPr>
-      <w:r>
-        <w:rPr>
-          <w:rFonts w:eastAsiaTheme="minorHAnsi"/>
-          <w:noProof/>
+        <w:br w:type="page"/>
+      </w:r>
+    </w:p>
+    <w:p>
+      <w:pPr>
+        <w:rPr>
+          <w:rFonts w:eastAsiaTheme="minorHAnsi"/>
+          <w:sz w:val="24"/>
+          <w:szCs w:val="24"/>
+        </w:rPr>
+      </w:pPr>
+      <w:r>
+        <w:rPr>
+          <w:rFonts w:eastAsiaTheme="minorHAnsi"/>
+          <w:sz w:val="24"/>
+          <w:szCs w:val="24"/>
+        </w:rPr>
+        <w:t>Name:     Sadeen Faqih                                                                  Design Area WxL = 70x40</w:t>
+      </w:r>
+    </w:p>
+    <w:p>
+      <w:pPr>
+        <w:rPr>
+          <w:rFonts w:eastAsiaTheme="minorHAnsi"/>
+          <w:sz w:val="24"/>
+          <w:szCs w:val="24"/>
+        </w:rPr>
+      </w:pPr>
+      <w:r>
+        <w:rPr>
+          <w:rFonts w:eastAsiaTheme="minorHAnsi"/>
           <w:sz w:val="24"/>
           <w:szCs w:val="24"/>
         </w:rPr>
         <mc:AlternateContent>
           <mc:Choice Requires="wps">
             <w:drawing>
-              <wp:anchor distT="0" distB="0" distL="114300" distR="114300" simplePos="0" relativeHeight="251667456" behindDoc="0" locked="0" layoutInCell="1" allowOverlap="1" wp14:anchorId="1F99B5BF" wp14:editId="66DE1416">
+              <wp:anchor distT="0" distB="0" distL="114300" distR="114300" simplePos="0" relativeHeight="251662336" behindDoc="0" locked="0" layoutInCell="1" allowOverlap="1">
                 <wp:simplePos x="0" y="0"/>
                 <wp:positionH relativeFrom="column">
                   <wp:posOffset>2428875</wp:posOffset>
@@ -2239,28 +2353,22 @@
                         <a:effectLst/>
                       </wps:spPr>
                       <wps:bodyPr rot="0" spcFirstLastPara="0" vertOverflow="overflow" horzOverflow="overflow" vert="horz" wrap="square" lIns="91440" tIns="45720" rIns="91440" bIns="45720" numCol="1" spcCol="0" rtlCol="0" fromWordArt="0" anchor="ctr" anchorCtr="0" forceAA="0" compatLnSpc="1">
-                        <a:prstTxWarp prst="textNoShape">
-                          <a:avLst/>
-                        </a:prstTxWarp>
                         <a:noAutofit/>
                       </wps:bodyPr>
                     </wps:wsp>
                   </a:graphicData>
                 </a:graphic>
-                <wp14:sizeRelH relativeFrom="margin">
-                  <wp14:pctWidth>0</wp14:pctWidth>
-                </wp14:sizeRelH>
-                <wp14:sizeRelV relativeFrom="margin">
-                  <wp14:pctHeight>0</wp14:pctHeight>
-                </wp14:sizeRelV>
               </wp:anchor>
             </w:drawing>
           </mc:Choice>
           <mc:Fallback>
             <w:pict>
-              <v:oval w14:anchorId="6902AE44" id="Oval 5" o:spid="_x0000_s1026" style="position:absolute;margin-left:191.25pt;margin-top:13.3pt;width:160.5pt;height:106.5pt;z-index:251667456;visibility:visible;mso-wrap-style:square;mso-width-percent:0;mso-height-percent:0;mso-wrap-distance-left:9pt;mso-wrap-distance-top:0;mso-wrap-distance-right:9pt;mso-wrap-distance-bottom:0;mso-position-horizontal:absolute;mso-position-horizontal-relative:text;mso-position-vertical:absolute;mso-position-vertical-relative:text;mso-width-percent:0;mso-height-percent:0;mso-width-relative:margin;mso-height-relative:margin;v-text-anchor:middle" o:gfxdata="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" filled="f" strokecolor="red" strokeweight="1pt">
-                <v:stroke joinstyle="miter"/>
-              </v:oval>
+              <v:shape id="_x0000_s1026" o:spid="_x0000_s1026" o:spt="3" type="#_x0000_t3" style="position:absolute;left:0pt;margin-left:191.25pt;margin-top:13.3pt;height:106.5pt;width:160.5pt;z-index:251662336;v-text-anchor:middle;mso-width-relative:page;mso-height-relative:page;" filled="f" stroked="t" coordsize="21600,21600" o:gfxdata="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">
+                <v:fill on="f" focussize="0,0"/>
+                <v:stroke weight="1pt" color="#FF0000" miterlimit="8" joinstyle="miter"/>
+                <v:imagedata o:title=""/>
+                <o:lock v:ext="edit" aspectratio="f"/>
+              </v:shape>
             </w:pict>
           </mc:Fallback>
         </mc:AlternateContent>
@@ -2271,7 +2379,7 @@
           <w:sz w:val="24"/>
           <w:szCs w:val="24"/>
         </w:rPr>
-        <w:t xml:space="preserve">Date: </w:t>
+        <w:t xml:space="preserve"> </w:t>
       </w:r>
     </w:p>
     <w:p>
@@ -2293,12 +2401,11 @@
       <w:r>
         <w:rPr>
           <w:rFonts w:eastAsiaTheme="minorHAnsi"/>
-          <w:noProof/>
           <w:sz w:val="24"/>
           <w:szCs w:val="24"/>
         </w:rPr>
         <w:drawing>
-          <wp:inline distT="0" distB="0" distL="0" distR="0" wp14:anchorId="70B58D92" wp14:editId="0005045E">
+          <wp:inline distT="0" distB="0" distL="0" distR="0">
             <wp:extent cx="1695450" cy="1081405"/>
             <wp:effectExtent l="0" t="0" r="0" b="4445"/>
             <wp:docPr id="11" name="Picture 11"/>
@@ -2309,11 +2416,13 @@
               <a:graphicData uri="http://schemas.openxmlformats.org/drawingml/2006/picture">
                 <pic:pic xmlns:pic="http://schemas.openxmlformats.org/drawingml/2006/picture">
                   <pic:nvPicPr>
-                    <pic:cNvPr id="2" name="basic-gate-ckt.png"/>
-                    <pic:cNvPicPr/>
+                    <pic:cNvPr id="11" name="Picture 11"/>
+                    <pic:cNvPicPr>
+                      <a:picLocks noChangeAspect="1"/>
+                    </pic:cNvPicPr>
                   </pic:nvPicPr>
-                  <pic:blipFill rotWithShape="1">
-                    <a:blip r:embed="rId13">
+                  <pic:blipFill>
+                    <a:blip r:embed="rId11">
                       <a:extLst>
                         <a:ext uri="{28A0092B-C50C-407E-A947-70E740481C1C}">
                           <a14:useLocalDpi xmlns:a14="http://schemas.microsoft.com/office/drawing/2010/main" val="0"/>
@@ -2321,9 +2430,11 @@
                       </a:extLst>
                     </a:blip>
                     <a:srcRect l="41830" t="58509" r="38279" b="25712"/>
-                    <a:stretch/>
+                    <a:stretch>
+                      <a:fillRect/>
+                    </a:stretch>
                   </pic:blipFill>
-                  <pic:spPr bwMode="auto">
+                  <pic:spPr>
                     <a:xfrm>
                       <a:off x="0" y="0"/>
                       <a:ext cx="1708653" cy="1089826"/>
@@ -2334,11 +2445,6 @@
                     <a:ln>
                       <a:noFill/>
                     </a:ln>
-                    <a:extLst>
-                      <a:ext uri="{53640926-AAD7-44D8-BBD7-CCE9431645EC}">
-                        <a14:shadowObscured xmlns:a14="http://schemas.microsoft.com/office/drawing/2010/main"/>
-                      </a:ext>
-                    </a:extLst>
                   </pic:spPr>
                 </pic:pic>
               </a:graphicData>
@@ -2360,7 +2466,7 @@
       <w:pPr>
         <w:numPr>
           <w:ilvl w:val="0"/>
-          <w:numId w:val="15"/>
+          <w:numId w:val="3"/>
         </w:numPr>
         <w:contextualSpacing/>
         <w:rPr>
@@ -2382,7 +2488,7 @@
       <w:pPr>
         <w:numPr>
           <w:ilvl w:val="0"/>
-          <w:numId w:val="15"/>
+          <w:numId w:val="3"/>
         </w:numPr>
         <w:contextualSpacing/>
         <w:rPr>
@@ -2404,7 +2510,7 @@
       <w:pPr>
         <w:numPr>
           <w:ilvl w:val="0"/>
-          <w:numId w:val="15"/>
+          <w:numId w:val="3"/>
         </w:numPr>
         <w:contextualSpacing/>
         <w:rPr>
@@ -2456,6 +2562,50 @@
           <w:szCs w:val="24"/>
         </w:rPr>
       </w:pPr>
+      <w:r>
+        <w:rPr>
+          <w:rFonts w:eastAsiaTheme="minorHAnsi"/>
+          <w:sz w:val="24"/>
+          <w:szCs w:val="24"/>
+        </w:rPr>
+        <w:drawing>
+          <wp:inline distT="0" distB="0" distL="0" distR="0">
+            <wp:extent cx="5008880" cy="3354705"/>
+            <wp:effectExtent l="0" t="0" r="1270" b="0"/>
+            <wp:docPr id="1212762938" name="Picture 1"/>
+            <wp:cNvGraphicFramePr>
+              <a:graphicFrameLocks xmlns:a="http://schemas.openxmlformats.org/drawingml/2006/main" noChangeAspect="1"/>
+            </wp:cNvGraphicFramePr>
+            <a:graphic xmlns:a="http://schemas.openxmlformats.org/drawingml/2006/main">
+              <a:graphicData uri="http://schemas.openxmlformats.org/drawingml/2006/picture">
+                <pic:pic xmlns:pic="http://schemas.openxmlformats.org/drawingml/2006/picture">
+                  <pic:nvPicPr>
+                    <pic:cNvPr id="1212762938" name="Picture 1"/>
+                    <pic:cNvPicPr>
+                      <a:picLocks noChangeAspect="1"/>
+                    </pic:cNvPicPr>
+                  </pic:nvPicPr>
+                  <pic:blipFill>
+                    <a:blip r:embed="rId15"/>
+                    <a:stretch>
+                      <a:fillRect/>
+                    </a:stretch>
+                  </pic:blipFill>
+                  <pic:spPr>
+                    <a:xfrm>
+                      <a:off x="0" y="0"/>
+                      <a:ext cx="5028192" cy="3367708"/>
+                    </a:xfrm>
+                    <a:prstGeom prst="rect">
+                      <a:avLst/>
+                    </a:prstGeom>
+                  </pic:spPr>
+                </pic:pic>
+              </a:graphicData>
+            </a:graphic>
+          </wp:inline>
+        </w:drawing>
+      </w:r>
     </w:p>
     <w:p>
       <w:pPr>
@@ -2482,6 +2632,67 @@
           <w:szCs w:val="24"/>
         </w:rPr>
       </w:pPr>
+      <w:r>
+        <w:rPr>
+          <w:rFonts w:eastAsiaTheme="minorHAnsi"/>
+          <w:sz w:val="24"/>
+          <w:szCs w:val="24"/>
+        </w:rPr>
+        <w:drawing>
+          <wp:inline distT="0" distB="0" distL="0" distR="0">
+            <wp:extent cx="6133465" cy="3625215"/>
+            <wp:effectExtent l="0" t="0" r="635" b="0"/>
+            <wp:docPr id="840461158" name="Picture 1"/>
+            <wp:cNvGraphicFramePr>
+              <a:graphicFrameLocks xmlns:a="http://schemas.openxmlformats.org/drawingml/2006/main" noChangeAspect="1"/>
+            </wp:cNvGraphicFramePr>
+            <a:graphic xmlns:a="http://schemas.openxmlformats.org/drawingml/2006/main">
+              <a:graphicData uri="http://schemas.openxmlformats.org/drawingml/2006/picture">
+                <pic:pic xmlns:pic="http://schemas.openxmlformats.org/drawingml/2006/picture">
+                  <pic:nvPicPr>
+                    <pic:cNvPr id="840461158" name="Picture 1"/>
+                    <pic:cNvPicPr>
+                      <a:picLocks noChangeAspect="1"/>
+                    </pic:cNvPicPr>
+                  </pic:nvPicPr>
+                  <pic:blipFill>
+                    <a:blip r:embed="rId16"/>
+                    <a:stretch>
+                      <a:fillRect/>
+                    </a:stretch>
+                  </pic:blipFill>
+                  <pic:spPr>
+                    <a:xfrm>
+                      <a:off x="0" y="0"/>
+                      <a:ext cx="6149369" cy="3635092"/>
+                    </a:xfrm>
+                    <a:prstGeom prst="rect">
+                      <a:avLst/>
+                    </a:prstGeom>
+                  </pic:spPr>
+                </pic:pic>
+              </a:graphicData>
+            </a:graphic>
+          </wp:inline>
+        </w:drawing>
+      </w:r>
+    </w:p>
+    <w:p>
+      <w:pPr>
+        <w:rPr>
+          <w:rFonts w:eastAsiaTheme="minorHAnsi"/>
+          <w:sz w:val="24"/>
+          <w:szCs w:val="24"/>
+        </w:rPr>
+      </w:pPr>
+      <w:r>
+        <w:rPr>
+          <w:rFonts w:eastAsiaTheme="minorHAnsi"/>
+          <w:sz w:val="24"/>
+          <w:szCs w:val="24"/>
+        </w:rPr>
+        <w:br w:type="page"/>
+      </w:r>
     </w:p>
     <w:p>
       <w:pPr>
@@ -2508,6 +2719,50 @@
           <w:szCs w:val="24"/>
         </w:rPr>
       </w:pPr>
+      <w:r>
+        <w:rPr>
+          <w:rFonts w:eastAsiaTheme="minorHAnsi"/>
+          <w:sz w:val="24"/>
+          <w:szCs w:val="24"/>
+        </w:rPr>
+        <w:drawing>
+          <wp:inline distT="0" distB="0" distL="0" distR="0">
+            <wp:extent cx="5943600" cy="3115310"/>
+            <wp:effectExtent l="0" t="0" r="0" b="8890"/>
+            <wp:docPr id="2069714323" name="Picture 1"/>
+            <wp:cNvGraphicFramePr>
+              <a:graphicFrameLocks xmlns:a="http://schemas.openxmlformats.org/drawingml/2006/main" noChangeAspect="1"/>
+            </wp:cNvGraphicFramePr>
+            <a:graphic xmlns:a="http://schemas.openxmlformats.org/drawingml/2006/main">
+              <a:graphicData uri="http://schemas.openxmlformats.org/drawingml/2006/picture">
+                <pic:pic xmlns:pic="http://schemas.openxmlformats.org/drawingml/2006/picture">
+                  <pic:nvPicPr>
+                    <pic:cNvPr id="2069714323" name="Picture 1"/>
+                    <pic:cNvPicPr>
+                      <a:picLocks noChangeAspect="1"/>
+                    </pic:cNvPicPr>
+                  </pic:nvPicPr>
+                  <pic:blipFill>
+                    <a:blip r:embed="rId17"/>
+                    <a:stretch>
+                      <a:fillRect/>
+                    </a:stretch>
+                  </pic:blipFill>
+                  <pic:spPr>
+                    <a:xfrm>
+                      <a:off x="0" y="0"/>
+                      <a:ext cx="5943600" cy="3115310"/>
+                    </a:xfrm>
+                    <a:prstGeom prst="rect">
+                      <a:avLst/>
+                    </a:prstGeom>
+                  </pic:spPr>
+                </pic:pic>
+              </a:graphicData>
+            </a:graphic>
+          </wp:inline>
+        </w:drawing>
+      </w:r>
     </w:p>
     <w:p>
       <w:pPr>
@@ -2528,9 +2783,24 @@
     </w:p>
     <w:tbl>
       <w:tblPr>
-        <w:tblStyle w:val="TableGrid"/>
+        <w:tblStyle w:val="11"/>
         <w:tblW w:w="0" w:type="auto"/>
-        <w:tblLook w:val="04A0" w:firstRow="1" w:lastRow="0" w:firstColumn="1" w:lastColumn="0" w:noHBand="0" w:noVBand="1"/>
+        <w:tblInd w:w="0" w:type="dxa"/>
+        <w:tblBorders>
+          <w:top w:val="single" w:color="auto" w:sz="4" w:space="0"/>
+          <w:left w:val="single" w:color="auto" w:sz="4" w:space="0"/>
+          <w:bottom w:val="single" w:color="auto" w:sz="4" w:space="0"/>
+          <w:right w:val="single" w:color="auto" w:sz="4" w:space="0"/>
+          <w:insideH w:val="single" w:color="auto" w:sz="4" w:space="0"/>
+          <w:insideV w:val="single" w:color="auto" w:sz="4" w:space="0"/>
+        </w:tblBorders>
+        <w:tblLayout w:type="autofit"/>
+        <w:tblCellMar>
+          <w:top w:w="0" w:type="dxa"/>
+          <w:left w:w="108" w:type="dxa"/>
+          <w:bottom w:w="0" w:type="dxa"/>
+          <w:right w:w="108" w:type="dxa"/>
+        </w:tblCellMar>
       </w:tblPr>
       <w:tblGrid>
         <w:gridCol w:w="2155"/>
@@ -2539,12 +2809,29 @@
         <w:gridCol w:w="2101"/>
       </w:tblGrid>
       <w:tr>
+        <w:tblPrEx>
+          <w:tblBorders>
+            <w:top w:val="single" w:color="auto" w:sz="4" w:space="0"/>
+            <w:left w:val="single" w:color="auto" w:sz="4" w:space="0"/>
+            <w:bottom w:val="single" w:color="auto" w:sz="4" w:space="0"/>
+            <w:right w:val="single" w:color="auto" w:sz="4" w:space="0"/>
+            <w:insideH w:val="single" w:color="auto" w:sz="4" w:space="0"/>
+            <w:insideV w:val="single" w:color="auto" w:sz="4" w:space="0"/>
+          </w:tblBorders>
+          <w:tblCellMar>
+            <w:top w:w="0" w:type="dxa"/>
+            <w:left w:w="108" w:type="dxa"/>
+            <w:bottom w:w="0" w:type="dxa"/>
+            <w:right w:w="108" w:type="dxa"/>
+          </w:tblCellMar>
+        </w:tblPrEx>
         <w:tc>
           <w:tcPr>
             <w:tcW w:w="2155" w:type="dxa"/>
           </w:tcPr>
           <w:p>
             <w:pPr>
+              <w:spacing w:after="0" w:line="240" w:lineRule="auto"/>
               <w:rPr>
                 <w:rFonts w:eastAsiaTheme="minorHAnsi"/>
                 <w:sz w:val="24"/>
@@ -2567,6 +2854,7 @@
           </w:tcPr>
           <w:p>
             <w:pPr>
+              <w:spacing w:after="0" w:line="240" w:lineRule="auto"/>
               <w:rPr>
                 <w:rFonts w:eastAsiaTheme="minorHAnsi"/>
                 <w:sz w:val="24"/>
@@ -2589,6 +2877,7 @@
           </w:tcPr>
           <w:p>
             <w:pPr>
+              <w:spacing w:after="0" w:line="240" w:lineRule="auto"/>
               <w:rPr>
                 <w:rFonts w:eastAsiaTheme="minorHAnsi"/>
                 <w:sz w:val="24"/>
@@ -2611,6 +2900,7 @@
           </w:tcPr>
           <w:p>
             <w:pPr>
+              <w:spacing w:after="0" w:line="240" w:lineRule="auto"/>
               <w:rPr>
                 <w:rFonts w:eastAsiaTheme="minorHAnsi"/>
                 <w:sz w:val="24"/>
@@ -2629,12 +2919,29 @@
         </w:tc>
       </w:tr>
       <w:tr>
+        <w:tblPrEx>
+          <w:tblBorders>
+            <w:top w:val="single" w:color="auto" w:sz="4" w:space="0"/>
+            <w:left w:val="single" w:color="auto" w:sz="4" w:space="0"/>
+            <w:bottom w:val="single" w:color="auto" w:sz="4" w:space="0"/>
+            <w:right w:val="single" w:color="auto" w:sz="4" w:space="0"/>
+            <w:insideH w:val="single" w:color="auto" w:sz="4" w:space="0"/>
+            <w:insideV w:val="single" w:color="auto" w:sz="4" w:space="0"/>
+          </w:tblBorders>
+          <w:tblCellMar>
+            <w:top w:w="0" w:type="dxa"/>
+            <w:left w:w="108" w:type="dxa"/>
+            <w:bottom w:w="0" w:type="dxa"/>
+            <w:right w:w="108" w:type="dxa"/>
+          </w:tblCellMar>
+        </w:tblPrEx>
         <w:tc>
           <w:tcPr>
             <w:tcW w:w="2155" w:type="dxa"/>
           </w:tcPr>
           <w:p>
             <w:pPr>
+              <w:spacing w:after="0" w:line="240" w:lineRule="auto"/>
               <w:rPr>
                 <w:rFonts w:eastAsiaTheme="minorHAnsi"/>
                 <w:sz w:val="24"/>
@@ -2657,6 +2964,7 @@
           </w:tcPr>
           <w:p>
             <w:pPr>
+              <w:spacing w:after="0" w:line="240" w:lineRule="auto"/>
               <w:rPr>
                 <w:rFonts w:eastAsiaTheme="minorHAnsi"/>
                 <w:sz w:val="24"/>
@@ -2679,12 +2987,21 @@
           </w:tcPr>
           <w:p>
             <w:pPr>
-              <w:rPr>
-                <w:rFonts w:eastAsiaTheme="minorHAnsi"/>
-                <w:sz w:val="24"/>
-                <w:szCs w:val="24"/>
-              </w:rPr>
-            </w:pPr>
+              <w:spacing w:after="0" w:line="240" w:lineRule="auto"/>
+              <w:rPr>
+                <w:rFonts w:eastAsiaTheme="minorHAnsi"/>
+                <w:sz w:val="24"/>
+                <w:szCs w:val="24"/>
+              </w:rPr>
+            </w:pPr>
+            <w:r>
+              <w:rPr>
+                <w:rFonts w:eastAsiaTheme="minorHAnsi"/>
+                <w:sz w:val="24"/>
+                <w:szCs w:val="24"/>
+              </w:rPr>
+              <w:t>0</w:t>
+            </w:r>
           </w:p>
         </w:tc>
         <w:tc>
@@ -2693,22 +3010,48 @@
           </w:tcPr>
           <w:p>
             <w:pPr>
-              <w:rPr>
-                <w:rFonts w:eastAsiaTheme="minorHAnsi"/>
-                <w:sz w:val="24"/>
-                <w:szCs w:val="24"/>
-              </w:rPr>
-            </w:pPr>
+              <w:spacing w:after="0" w:line="240" w:lineRule="auto"/>
+              <w:rPr>
+                <w:rFonts w:eastAsiaTheme="minorHAnsi"/>
+                <w:sz w:val="24"/>
+                <w:szCs w:val="24"/>
+              </w:rPr>
+            </w:pPr>
+            <w:r>
+              <w:rPr>
+                <w:rFonts w:eastAsiaTheme="minorHAnsi"/>
+                <w:sz w:val="24"/>
+                <w:szCs w:val="24"/>
+              </w:rPr>
+              <w:t>YES</w:t>
+            </w:r>
           </w:p>
         </w:tc>
       </w:tr>
       <w:tr>
+        <w:tblPrEx>
+          <w:tblBorders>
+            <w:top w:val="single" w:color="auto" w:sz="4" w:space="0"/>
+            <w:left w:val="single" w:color="auto" w:sz="4" w:space="0"/>
+            <w:bottom w:val="single" w:color="auto" w:sz="4" w:space="0"/>
+            <w:right w:val="single" w:color="auto" w:sz="4" w:space="0"/>
+            <w:insideH w:val="single" w:color="auto" w:sz="4" w:space="0"/>
+            <w:insideV w:val="single" w:color="auto" w:sz="4" w:space="0"/>
+          </w:tblBorders>
+          <w:tblCellMar>
+            <w:top w:w="0" w:type="dxa"/>
+            <w:left w:w="108" w:type="dxa"/>
+            <w:bottom w:w="0" w:type="dxa"/>
+            <w:right w:w="108" w:type="dxa"/>
+          </w:tblCellMar>
+        </w:tblPrEx>
         <w:tc>
           <w:tcPr>
             <w:tcW w:w="2155" w:type="dxa"/>
           </w:tcPr>
           <w:p>
             <w:pPr>
+              <w:spacing w:after="0" w:line="240" w:lineRule="auto"/>
               <w:rPr>
                 <w:rFonts w:eastAsiaTheme="minorHAnsi"/>
                 <w:sz w:val="24"/>
@@ -2731,6 +3074,7 @@
           </w:tcPr>
           <w:p>
             <w:pPr>
+              <w:spacing w:after="0" w:line="240" w:lineRule="auto"/>
               <w:rPr>
                 <w:rFonts w:eastAsiaTheme="minorHAnsi"/>
                 <w:sz w:val="24"/>
@@ -2753,12 +3097,21 @@
           </w:tcPr>
           <w:p>
             <w:pPr>
-              <w:rPr>
-                <w:rFonts w:eastAsiaTheme="minorHAnsi"/>
-                <w:sz w:val="24"/>
-                <w:szCs w:val="24"/>
-              </w:rPr>
-            </w:pPr>
+              <w:spacing w:after="0" w:line="240" w:lineRule="auto"/>
+              <w:rPr>
+                <w:rFonts w:eastAsiaTheme="minorHAnsi"/>
+                <w:sz w:val="24"/>
+                <w:szCs w:val="24"/>
+              </w:rPr>
+            </w:pPr>
+            <w:r>
+              <w:rPr>
+                <w:rFonts w:eastAsiaTheme="minorHAnsi"/>
+                <w:sz w:val="24"/>
+                <w:szCs w:val="24"/>
+              </w:rPr>
+              <w:t>0</w:t>
+            </w:r>
           </w:p>
         </w:tc>
         <w:tc>
@@ -2767,22 +3120,48 @@
           </w:tcPr>
           <w:p>
             <w:pPr>
-              <w:rPr>
-                <w:rFonts w:eastAsiaTheme="minorHAnsi"/>
-                <w:sz w:val="24"/>
-                <w:szCs w:val="24"/>
-              </w:rPr>
-            </w:pPr>
+              <w:spacing w:after="0" w:line="240" w:lineRule="auto"/>
+              <w:rPr>
+                <w:rFonts w:eastAsiaTheme="minorHAnsi"/>
+                <w:sz w:val="24"/>
+                <w:szCs w:val="24"/>
+              </w:rPr>
+            </w:pPr>
+            <w:r>
+              <w:rPr>
+                <w:rFonts w:eastAsiaTheme="minorHAnsi"/>
+                <w:sz w:val="24"/>
+                <w:szCs w:val="24"/>
+              </w:rPr>
+              <w:t>YES</w:t>
+            </w:r>
           </w:p>
         </w:tc>
       </w:tr>
       <w:tr>
+        <w:tblPrEx>
+          <w:tblBorders>
+            <w:top w:val="single" w:color="auto" w:sz="4" w:space="0"/>
+            <w:left w:val="single" w:color="auto" w:sz="4" w:space="0"/>
+            <w:bottom w:val="single" w:color="auto" w:sz="4" w:space="0"/>
+            <w:right w:val="single" w:color="auto" w:sz="4" w:space="0"/>
+            <w:insideH w:val="single" w:color="auto" w:sz="4" w:space="0"/>
+            <w:insideV w:val="single" w:color="auto" w:sz="4" w:space="0"/>
+          </w:tblBorders>
+          <w:tblCellMar>
+            <w:top w:w="0" w:type="dxa"/>
+            <w:left w:w="108" w:type="dxa"/>
+            <w:bottom w:w="0" w:type="dxa"/>
+            <w:right w:w="108" w:type="dxa"/>
+          </w:tblCellMar>
+        </w:tblPrEx>
         <w:tc>
           <w:tcPr>
             <w:tcW w:w="2155" w:type="dxa"/>
           </w:tcPr>
           <w:p>
             <w:pPr>
+              <w:spacing w:after="0" w:line="240" w:lineRule="auto"/>
               <w:rPr>
                 <w:rFonts w:eastAsiaTheme="minorHAnsi"/>
                 <w:sz w:val="24"/>
@@ -2805,6 +3184,7 @@
           </w:tcPr>
           <w:p>
             <w:pPr>
+              <w:spacing w:after="0" w:line="240" w:lineRule="auto"/>
               <w:rPr>
                 <w:rFonts w:eastAsiaTheme="minorHAnsi"/>
                 <w:sz w:val="24"/>
@@ -2827,12 +3207,21 @@
           </w:tcPr>
           <w:p>
             <w:pPr>
-              <w:rPr>
-                <w:rFonts w:eastAsiaTheme="minorHAnsi"/>
-                <w:sz w:val="24"/>
-                <w:szCs w:val="24"/>
-              </w:rPr>
-            </w:pPr>
+              <w:spacing w:after="0" w:line="240" w:lineRule="auto"/>
+              <w:rPr>
+                <w:rFonts w:eastAsiaTheme="minorHAnsi"/>
+                <w:sz w:val="24"/>
+                <w:szCs w:val="24"/>
+              </w:rPr>
+            </w:pPr>
+            <w:r>
+              <w:rPr>
+                <w:rFonts w:eastAsiaTheme="minorHAnsi"/>
+                <w:sz w:val="24"/>
+                <w:szCs w:val="24"/>
+              </w:rPr>
+              <w:t>0</w:t>
+            </w:r>
           </w:p>
         </w:tc>
         <w:tc>
@@ -2841,22 +3230,48 @@
           </w:tcPr>
           <w:p>
             <w:pPr>
-              <w:rPr>
-                <w:rFonts w:eastAsiaTheme="minorHAnsi"/>
-                <w:sz w:val="24"/>
-                <w:szCs w:val="24"/>
-              </w:rPr>
-            </w:pPr>
+              <w:spacing w:after="0" w:line="240" w:lineRule="auto"/>
+              <w:rPr>
+                <w:rFonts w:eastAsiaTheme="minorHAnsi"/>
+                <w:sz w:val="24"/>
+                <w:szCs w:val="24"/>
+              </w:rPr>
+            </w:pPr>
+            <w:r>
+              <w:rPr>
+                <w:rFonts w:eastAsiaTheme="minorHAnsi"/>
+                <w:sz w:val="24"/>
+                <w:szCs w:val="24"/>
+              </w:rPr>
+              <w:t>YES</w:t>
+            </w:r>
           </w:p>
         </w:tc>
       </w:tr>
       <w:tr>
+        <w:tblPrEx>
+          <w:tblBorders>
+            <w:top w:val="single" w:color="auto" w:sz="4" w:space="0"/>
+            <w:left w:val="single" w:color="auto" w:sz="4" w:space="0"/>
+            <w:bottom w:val="single" w:color="auto" w:sz="4" w:space="0"/>
+            <w:right w:val="single" w:color="auto" w:sz="4" w:space="0"/>
+            <w:insideH w:val="single" w:color="auto" w:sz="4" w:space="0"/>
+            <w:insideV w:val="single" w:color="auto" w:sz="4" w:space="0"/>
+          </w:tblBorders>
+          <w:tblCellMar>
+            <w:top w:w="0" w:type="dxa"/>
+            <w:left w:w="108" w:type="dxa"/>
+            <w:bottom w:w="0" w:type="dxa"/>
+            <w:right w:w="108" w:type="dxa"/>
+          </w:tblCellMar>
+        </w:tblPrEx>
         <w:tc>
           <w:tcPr>
             <w:tcW w:w="2155" w:type="dxa"/>
           </w:tcPr>
           <w:p>
             <w:pPr>
+              <w:spacing w:after="0" w:line="240" w:lineRule="auto"/>
               <w:rPr>
                 <w:rFonts w:eastAsiaTheme="minorHAnsi"/>
                 <w:sz w:val="24"/>
@@ -2879,6 +3294,7 @@
           </w:tcPr>
           <w:p>
             <w:pPr>
+              <w:spacing w:after="0" w:line="240" w:lineRule="auto"/>
               <w:rPr>
                 <w:rFonts w:eastAsiaTheme="minorHAnsi"/>
                 <w:sz w:val="24"/>
@@ -2901,12 +3317,21 @@
           </w:tcPr>
           <w:p>
             <w:pPr>
-              <w:rPr>
-                <w:rFonts w:eastAsiaTheme="minorHAnsi"/>
-                <w:sz w:val="24"/>
-                <w:szCs w:val="24"/>
-              </w:rPr>
-            </w:pPr>
+              <w:spacing w:after="0" w:line="240" w:lineRule="auto"/>
+              <w:rPr>
+                <w:rFonts w:eastAsiaTheme="minorHAnsi"/>
+                <w:sz w:val="24"/>
+                <w:szCs w:val="24"/>
+              </w:rPr>
+            </w:pPr>
+            <w:r>
+              <w:rPr>
+                <w:rFonts w:eastAsiaTheme="minorHAnsi"/>
+                <w:sz w:val="24"/>
+                <w:szCs w:val="24"/>
+              </w:rPr>
+              <w:t>1</w:t>
+            </w:r>
           </w:p>
         </w:tc>
         <w:tc>
@@ -2915,12 +3340,21 @@
           </w:tcPr>
           <w:p>
             <w:pPr>
-              <w:rPr>
-                <w:rFonts w:eastAsiaTheme="minorHAnsi"/>
-                <w:sz w:val="24"/>
-                <w:szCs w:val="24"/>
-              </w:rPr>
-            </w:pPr>
+              <w:spacing w:after="0" w:line="240" w:lineRule="auto"/>
+              <w:rPr>
+                <w:rFonts w:eastAsiaTheme="minorHAnsi"/>
+                <w:sz w:val="24"/>
+                <w:szCs w:val="24"/>
+              </w:rPr>
+            </w:pPr>
+            <w:r>
+              <w:rPr>
+                <w:rFonts w:eastAsiaTheme="minorHAnsi"/>
+                <w:sz w:val="24"/>
+                <w:szCs w:val="24"/>
+              </w:rPr>
+              <w:t>YES</w:t>
+            </w:r>
           </w:p>
         </w:tc>
       </w:tr>
@@ -2933,35 +3367,59 @@
           <w:szCs w:val="24"/>
         </w:rPr>
       </w:pPr>
-      <w:r>
-        <w:rPr>
-          <w:rFonts w:eastAsiaTheme="minorHAnsi"/>
-          <w:sz w:val="24"/>
-          <w:szCs w:val="24"/>
-        </w:rPr>
-        <w:t>Name:                                                         Design Area WxL =________</w:t>
-      </w:r>
-    </w:p>
-    <w:p>
-      <w:pPr>
-        <w:rPr>
-          <w:rFonts w:eastAsiaTheme="minorHAnsi"/>
-          <w:sz w:val="24"/>
-          <w:szCs w:val="24"/>
-        </w:rPr>
-      </w:pPr>
-      <w:r>
-        <w:rPr>
-          <w:rFonts w:eastAsiaTheme="minorHAnsi"/>
-          <w:noProof/>
-          <w:sz w:val="24"/>
-          <w:szCs w:val="24"/>
-        </w:rPr>
-        <w:lastRenderedPageBreak/>
+    </w:p>
+    <w:p>
+      <w:pPr>
+        <w:rPr>
+          <w:rFonts w:eastAsiaTheme="minorHAnsi"/>
+          <w:sz w:val="24"/>
+          <w:szCs w:val="24"/>
+        </w:rPr>
+      </w:pPr>
+      <w:r>
+        <w:rPr>
+          <w:rFonts w:eastAsiaTheme="minorHAnsi"/>
+          <w:sz w:val="24"/>
+          <w:szCs w:val="24"/>
+        </w:rPr>
+        <w:br w:type="page"/>
+      </w:r>
+    </w:p>
+    <w:p>
+      <w:pPr>
+        <w:rPr>
+          <w:rFonts w:eastAsiaTheme="minorHAnsi"/>
+          <w:sz w:val="24"/>
+          <w:szCs w:val="24"/>
+        </w:rPr>
+      </w:pPr>
+      <w:r>
+        <w:rPr>
+          <w:rFonts w:eastAsiaTheme="minorHAnsi"/>
+          <w:sz w:val="24"/>
+          <w:szCs w:val="24"/>
+        </w:rPr>
+        <w:t>Name:     Lana Sayes                                                    Design Area WxL =________</w:t>
+      </w:r>
+    </w:p>
+    <w:p>
+      <w:pPr>
+        <w:rPr>
+          <w:rFonts w:eastAsiaTheme="minorHAnsi"/>
+          <w:sz w:val="24"/>
+          <w:szCs w:val="24"/>
+        </w:rPr>
+      </w:pPr>
+      <w:r>
+        <w:rPr>
+          <w:rFonts w:eastAsiaTheme="minorHAnsi"/>
+          <w:sz w:val="24"/>
+          <w:szCs w:val="24"/>
+        </w:rPr>
         <mc:AlternateContent>
           <mc:Choice Requires="wps">
             <w:drawing>
-              <wp:anchor distT="0" distB="0" distL="114300" distR="114300" simplePos="0" relativeHeight="251668480" behindDoc="0" locked="0" layoutInCell="1" allowOverlap="1" wp14:anchorId="5B853408" wp14:editId="202A055B">
+              <wp:anchor distT="0" distB="0" distL="114300" distR="114300" simplePos="0" relativeHeight="251663360" behindDoc="0" locked="0" layoutInCell="1" allowOverlap="1">
                 <wp:simplePos x="0" y="0"/>
                 <wp:positionH relativeFrom="margin">
                   <wp:posOffset>2837815</wp:posOffset>
@@ -2997,29 +3455,22 @@
                         <a:effectLst/>
                       </wps:spPr>
                       <wps:bodyPr rot="0" spcFirstLastPara="0" vertOverflow="overflow" horzOverflow="overflow" vert="horz" wrap="square" lIns="91440" tIns="45720" rIns="91440" bIns="45720" numCol="1" spcCol="0" rtlCol="0" fromWordArt="0" anchor="ctr" anchorCtr="0" forceAA="0" compatLnSpc="1">
-                        <a:prstTxWarp prst="textNoShape">
-                          <a:avLst/>
-                        </a:prstTxWarp>
                         <a:noAutofit/>
                       </wps:bodyPr>
                     </wps:wsp>
                   </a:graphicData>
                 </a:graphic>
-                <wp14:sizeRelH relativeFrom="margin">
-                  <wp14:pctWidth>0</wp14:pctWidth>
-                </wp14:sizeRelH>
-                <wp14:sizeRelV relativeFrom="margin">
-                  <wp14:pctHeight>0</wp14:pctHeight>
-                </wp14:sizeRelV>
               </wp:anchor>
             </w:drawing>
           </mc:Choice>
           <mc:Fallback>
             <w:pict>
-              <v:oval w14:anchorId="52FB5216" id="Oval 6" o:spid="_x0000_s1026" style="position:absolute;margin-left:223.45pt;margin-top:1.3pt;width:192.75pt;height:116.25pt;z-index:251668480;visibility:visible;mso-wrap-style:square;mso-width-percent:0;mso-height-percent:0;mso-wrap-distance-left:9pt;mso-wrap-distance-top:0;mso-wrap-distance-right:9pt;mso-wrap-distance-bottom:0;mso-position-horizontal:absolute;mso-position-horizontal-relative:margin;mso-position-vertical:absolute;mso-position-vertical-relative:text;mso-width-percent:0;mso-height-percent:0;mso-width-relative:margin;mso-height-relative:margin;v-text-anchor:middle" o:gfxdata="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" filled="f" strokecolor="red" strokeweight="1pt">
-                <v:stroke joinstyle="miter"/>
-                <w10:wrap anchorx="margin"/>
-              </v:oval>
+              <v:shape id="_x0000_s1026" o:spid="_x0000_s1026" o:spt="3" type="#_x0000_t3" style="position:absolute;left:0pt;margin-left:223.45pt;margin-top:1.3pt;height:116.25pt;width:192.75pt;mso-position-horizontal-relative:margin;z-index:251663360;v-text-anchor:middle;mso-width-relative:page;mso-height-relative:page;" filled="f" stroked="t" coordsize="21600,21600" o:gfxdata="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">
+                <v:fill on="f" focussize="0,0"/>
+                <v:stroke weight="1pt" color="#FF0000" miterlimit="8" joinstyle="miter"/>
+                <v:imagedata o:title=""/>
+                <o:lock v:ext="edit" aspectratio="f"/>
+              </v:shape>
             </w:pict>
           </mc:Fallback>
         </mc:AlternateContent>
@@ -3030,51 +3481,34 @@
           <w:sz w:val="24"/>
           <w:szCs w:val="24"/>
         </w:rPr>
-        <w:t xml:space="preserve">Date: </w:t>
-      </w:r>
-    </w:p>
-    <w:p>
-      <w:pPr>
-        <w:rPr>
-          <w:rFonts w:eastAsiaTheme="minorHAnsi"/>
-          <w:sz w:val="24"/>
-          <w:szCs w:val="24"/>
-        </w:rPr>
-      </w:pPr>
-      <w:r>
-        <w:rPr>
-          <w:rFonts w:eastAsiaTheme="minorHAnsi"/>
-          <w:sz w:val="24"/>
-          <w:szCs w:val="24"/>
-        </w:rPr>
-        <w:t xml:space="preserve">Design: Inverted </w:t>
-      </w:r>
-      <w:r>
-        <w:rPr>
-          <w:rFonts w:eastAsiaTheme="minorHAnsi"/>
-          <w:sz w:val="24"/>
-          <w:szCs w:val="24"/>
-        </w:rPr>
-        <w:t>N</w:t>
-      </w:r>
-      <w:r>
-        <w:rPr>
-          <w:rFonts w:eastAsiaTheme="minorHAnsi"/>
-          <w:sz w:val="24"/>
-          <w:szCs w:val="24"/>
-        </w:rPr>
-        <w:t xml:space="preserve">AND Gate CMOS logic                       </w:t>
-      </w:r>
-      <w:r>
-        <w:rPr>
-          <w:rFonts w:eastAsiaTheme="minorHAnsi"/>
-          <w:noProof/>
+        <w:t xml:space="preserve"> </w:t>
+      </w:r>
+    </w:p>
+    <w:p>
+      <w:pPr>
+        <w:rPr>
+          <w:rFonts w:eastAsiaTheme="minorHAnsi"/>
+          <w:sz w:val="24"/>
+          <w:szCs w:val="24"/>
+        </w:rPr>
+      </w:pPr>
+      <w:r>
+        <w:rPr>
+          <w:rFonts w:eastAsiaTheme="minorHAnsi"/>
+          <w:sz w:val="24"/>
+          <w:szCs w:val="24"/>
+        </w:rPr>
+        <w:t xml:space="preserve">Design: Inverted NAND Gate CMOS logic                       </w:t>
+      </w:r>
+      <w:r>
+        <w:rPr>
+          <w:rFonts w:eastAsiaTheme="minorHAnsi"/>
           <w:sz w:val="24"/>
           <w:szCs w:val="24"/>
         </w:rPr>
         <w:drawing>
-          <wp:inline distT="0" distB="0" distL="0" distR="0" wp14:anchorId="071C2B5C" wp14:editId="3E285211">
-            <wp:extent cx="1838325" cy="822068"/>
+          <wp:inline distT="0" distB="0" distL="0" distR="0">
+            <wp:extent cx="1838325" cy="821690"/>
             <wp:effectExtent l="0" t="0" r="0" b="0"/>
             <wp:docPr id="12" name="Picture 12"/>
             <wp:cNvGraphicFramePr>
@@ -3084,11 +3518,13 @@
               <a:graphicData uri="http://schemas.openxmlformats.org/drawingml/2006/picture">
                 <pic:pic xmlns:pic="http://schemas.openxmlformats.org/drawingml/2006/picture">
                   <pic:nvPicPr>
-                    <pic:cNvPr id="2" name="basic-gate-ckt.png"/>
-                    <pic:cNvPicPr/>
+                    <pic:cNvPr id="12" name="Picture 12"/>
+                    <pic:cNvPicPr>
+                      <a:picLocks noChangeAspect="1"/>
+                    </pic:cNvPicPr>
                   </pic:nvPicPr>
-                  <pic:blipFill rotWithShape="1">
-                    <a:blip r:embed="rId13" cstate="print">
+                  <pic:blipFill>
+                    <a:blip r:embed="rId11" cstate="print">
                       <a:extLst>
                         <a:ext uri="{28A0092B-C50C-407E-A947-70E740481C1C}">
                           <a14:useLocalDpi xmlns:a14="http://schemas.microsoft.com/office/drawing/2010/main" val="0"/>
@@ -3096,9 +3532,11 @@
                       </a:extLst>
                     </a:blip>
                     <a:srcRect l="29202" t="79078" r="39062" b="3271"/>
-                    <a:stretch/>
+                    <a:stretch>
+                      <a:fillRect/>
+                    </a:stretch>
                   </pic:blipFill>
-                  <pic:spPr bwMode="auto">
+                  <pic:spPr>
                     <a:xfrm>
                       <a:off x="0" y="0"/>
                       <a:ext cx="1876454" cy="839119"/>
@@ -3109,11 +3547,6 @@
                     <a:ln>
                       <a:noFill/>
                     </a:ln>
-                    <a:extLst>
-                      <a:ext uri="{53640926-AAD7-44D8-BBD7-CCE9431645EC}">
-                        <a14:shadowObscured xmlns:a14="http://schemas.microsoft.com/office/drawing/2010/main"/>
-                      </a:ext>
-                    </a:extLst>
                   </pic:spPr>
                 </pic:pic>
               </a:graphicData>
@@ -3135,7 +3568,7 @@
       <w:pPr>
         <w:numPr>
           <w:ilvl w:val="0"/>
-          <w:numId w:val="14"/>
+          <w:numId w:val="4"/>
         </w:numPr>
         <w:contextualSpacing/>
         <w:rPr>
@@ -3157,7 +3590,7 @@
       <w:pPr>
         <w:numPr>
           <w:ilvl w:val="0"/>
-          <w:numId w:val="14"/>
+          <w:numId w:val="4"/>
         </w:numPr>
         <w:contextualSpacing/>
         <w:rPr>
@@ -3179,7 +3612,7 @@
       <w:pPr>
         <w:numPr>
           <w:ilvl w:val="0"/>
-          <w:numId w:val="14"/>
+          <w:numId w:val="4"/>
         </w:numPr>
         <w:contextualSpacing/>
         <w:rPr>
@@ -3201,7 +3634,7 @@
       <w:pPr>
         <w:numPr>
           <w:ilvl w:val="0"/>
-          <w:numId w:val="14"/>
+          <w:numId w:val="4"/>
         </w:numPr>
         <w:contextualSpacing/>
         <w:rPr>
@@ -3268,6 +3701,66 @@
           <w:sz w:val="24"/>
           <w:szCs w:val="24"/>
         </w:rPr>
+        <w:br w:type="page"/>
+      </w:r>
+      <w:r>
+        <w:drawing>
+          <wp:inline distT="0" distB="0" distL="114300" distR="114300">
+            <wp:extent cx="5704205" cy="2978785"/>
+            <wp:effectExtent l="0" t="0" r="10795" b="8255"/>
+            <wp:docPr id="1" name="Picture 1"/>
+            <wp:cNvGraphicFramePr>
+              <a:graphicFrameLocks xmlns:a="http://schemas.openxmlformats.org/drawingml/2006/main" noChangeAspect="1"/>
+            </wp:cNvGraphicFramePr>
+            <a:graphic xmlns:a="http://schemas.openxmlformats.org/drawingml/2006/main">
+              <a:graphicData uri="http://schemas.openxmlformats.org/drawingml/2006/picture">
+                <pic:pic xmlns:pic="http://schemas.openxmlformats.org/drawingml/2006/picture">
+                  <pic:nvPicPr>
+                    <pic:cNvPr id="1" name="Picture 1"/>
+                    <pic:cNvPicPr>
+                      <a:picLocks noChangeAspect="1"/>
+                    </pic:cNvPicPr>
+                  </pic:nvPicPr>
+                  <pic:blipFill>
+                    <a:blip r:embed="rId18"/>
+                    <a:stretch>
+                      <a:fillRect/>
+                    </a:stretch>
+                  </pic:blipFill>
+                  <pic:spPr>
+                    <a:xfrm>
+                      <a:off x="0" y="0"/>
+                      <a:ext cx="5704205" cy="2978785"/>
+                    </a:xfrm>
+                    <a:prstGeom prst="rect">
+                      <a:avLst/>
+                    </a:prstGeom>
+                    <a:noFill/>
+                    <a:ln>
+                      <a:noFill/>
+                    </a:ln>
+                  </pic:spPr>
+                </pic:pic>
+              </a:graphicData>
+            </a:graphic>
+          </wp:inline>
+        </w:drawing>
+      </w:r>
+    </w:p>
+    <w:p>
+      <w:pPr>
+        <w:rPr>
+          <w:rFonts w:eastAsiaTheme="minorHAnsi"/>
+          <w:sz w:val="24"/>
+          <w:szCs w:val="24"/>
+        </w:rPr>
+      </w:pPr>
+      <w:r>
+        <w:rPr>
+          <w:rFonts w:eastAsiaTheme="minorHAnsi"/>
+          <w:sz w:val="24"/>
+          <w:szCs w:val="24"/>
+        </w:rPr>
         <w:t>Please insert picture of DRC clean layout below.</w:t>
       </w:r>
     </w:p>
@@ -3294,17 +3787,258 @@
           <w:sz w:val="24"/>
           <w:szCs w:val="24"/>
         </w:rPr>
-        <w:t>Please insert a picture of working simulation below.</w:t>
-      </w:r>
-    </w:p>
-    <w:p>
-      <w:pPr>
-        <w:rPr>
-          <w:rFonts w:eastAsiaTheme="minorHAnsi"/>
-          <w:sz w:val="24"/>
-          <w:szCs w:val="24"/>
-        </w:rPr>
-      </w:pPr>
+        <w:br w:type="page"/>
+      </w:r>
+      <w:r>
+        <w:drawing>
+          <wp:inline distT="0" distB="0" distL="114300" distR="114300">
+            <wp:extent cx="5459730" cy="3276600"/>
+            <wp:effectExtent l="0" t="0" r="11430" b="0"/>
+            <wp:docPr id="19" name="Picture 6"/>
+            <wp:cNvGraphicFramePr>
+              <a:graphicFrameLocks xmlns:a="http://schemas.openxmlformats.org/drawingml/2006/main" noChangeAspect="1"/>
+            </wp:cNvGraphicFramePr>
+            <a:graphic xmlns:a="http://schemas.openxmlformats.org/drawingml/2006/main">
+              <a:graphicData uri="http://schemas.openxmlformats.org/drawingml/2006/picture">
+                <pic:pic xmlns:pic="http://schemas.openxmlformats.org/drawingml/2006/picture">
+                  <pic:nvPicPr>
+                    <pic:cNvPr id="19" name="Picture 6"/>
+                    <pic:cNvPicPr>
+                      <a:picLocks noChangeAspect="1"/>
+                    </pic:cNvPicPr>
+                  </pic:nvPicPr>
+                  <pic:blipFill>
+                    <a:blip r:embed="rId19"/>
+                    <a:stretch>
+                      <a:fillRect/>
+                    </a:stretch>
+                  </pic:blipFill>
+                  <pic:spPr>
+                    <a:xfrm>
+                      <a:off x="0" y="0"/>
+                      <a:ext cx="5459730" cy="3276600"/>
+                    </a:xfrm>
+                    <a:prstGeom prst="rect">
+                      <a:avLst/>
+                    </a:prstGeom>
+                    <a:noFill/>
+                    <a:ln>
+                      <a:noFill/>
+                    </a:ln>
+                  </pic:spPr>
+                </pic:pic>
+              </a:graphicData>
+            </a:graphic>
+          </wp:inline>
+        </w:drawing>
+      </w:r>
+    </w:p>
+    <w:p>
+      <w:pPr>
+        <w:rPr>
+          <w:rFonts w:eastAsiaTheme="minorHAnsi"/>
+          <w:sz w:val="24"/>
+          <w:szCs w:val="24"/>
+        </w:rPr>
+      </w:pPr>
+      <w:r>
+        <w:rPr>
+          <w:rFonts w:eastAsiaTheme="minorHAnsi"/>
+          <w:sz w:val="24"/>
+          <w:szCs w:val="24"/>
+        </w:rPr>
+        <w:t>Please insert a picture of wor</w:t>
+      </w:r>
+      <w:bookmarkStart w:id="0" w:name="_GoBack"/>
+      <w:bookmarkEnd w:id="0"/>
+      <w:r>
+        <w:rPr>
+          <w:rFonts w:eastAsiaTheme="minorHAnsi"/>
+          <w:sz w:val="24"/>
+          <w:szCs w:val="24"/>
+        </w:rPr>
+        <w:t>king simulation below.</w:t>
+      </w:r>
+    </w:p>
+    <w:p>
+      <w:r>
+        <w:drawing>
+          <wp:inline distT="0" distB="0" distL="114300" distR="114300">
+            <wp:extent cx="5393690" cy="3124200"/>
+            <wp:effectExtent l="0" t="0" r="1270" b="0"/>
+            <wp:docPr id="15" name="Picture 2"/>
+            <wp:cNvGraphicFramePr>
+              <a:graphicFrameLocks xmlns:a="http://schemas.openxmlformats.org/drawingml/2006/main" noChangeAspect="1"/>
+            </wp:cNvGraphicFramePr>
+            <a:graphic xmlns:a="http://schemas.openxmlformats.org/drawingml/2006/main">
+              <a:graphicData uri="http://schemas.openxmlformats.org/drawingml/2006/picture">
+                <pic:pic xmlns:pic="http://schemas.openxmlformats.org/drawingml/2006/picture">
+                  <pic:nvPicPr>
+                    <pic:cNvPr id="15" name="Picture 2"/>
+                    <pic:cNvPicPr>
+                      <a:picLocks noChangeAspect="1"/>
+                    </pic:cNvPicPr>
+                  </pic:nvPicPr>
+                  <pic:blipFill>
+                    <a:blip r:embed="rId20"/>
+                    <a:stretch>
+                      <a:fillRect/>
+                    </a:stretch>
+                  </pic:blipFill>
+                  <pic:spPr>
+                    <a:xfrm>
+                      <a:off x="0" y="0"/>
+                      <a:ext cx="5393690" cy="3124200"/>
+                    </a:xfrm>
+                    <a:prstGeom prst="rect">
+                      <a:avLst/>
+                    </a:prstGeom>
+                    <a:noFill/>
+                    <a:ln>
+                      <a:noFill/>
+                    </a:ln>
+                  </pic:spPr>
+                </pic:pic>
+              </a:graphicData>
+            </a:graphic>
+          </wp:inline>
+        </w:drawing>
+      </w:r>
+      <w:r>
+        <w:drawing>
+          <wp:inline distT="0" distB="0" distL="114300" distR="114300">
+            <wp:extent cx="5417185" cy="3049270"/>
+            <wp:effectExtent l="0" t="0" r="8255" b="13970"/>
+            <wp:docPr id="16" name="Picture 3"/>
+            <wp:cNvGraphicFramePr>
+              <a:graphicFrameLocks xmlns:a="http://schemas.openxmlformats.org/drawingml/2006/main" noChangeAspect="1"/>
+            </wp:cNvGraphicFramePr>
+            <a:graphic xmlns:a="http://schemas.openxmlformats.org/drawingml/2006/main">
+              <a:graphicData uri="http://schemas.openxmlformats.org/drawingml/2006/picture">
+                <pic:pic xmlns:pic="http://schemas.openxmlformats.org/drawingml/2006/picture">
+                  <pic:nvPicPr>
+                    <pic:cNvPr id="16" name="Picture 3"/>
+                    <pic:cNvPicPr>
+                      <a:picLocks noChangeAspect="1"/>
+                    </pic:cNvPicPr>
+                  </pic:nvPicPr>
+                  <pic:blipFill>
+                    <a:blip r:embed="rId21"/>
+                    <a:stretch>
+                      <a:fillRect/>
+                    </a:stretch>
+                  </pic:blipFill>
+                  <pic:spPr>
+                    <a:xfrm>
+                      <a:off x="0" y="0"/>
+                      <a:ext cx="5417185" cy="3049270"/>
+                    </a:xfrm>
+                    <a:prstGeom prst="rect">
+                      <a:avLst/>
+                    </a:prstGeom>
+                    <a:noFill/>
+                    <a:ln>
+                      <a:noFill/>
+                    </a:ln>
+                  </pic:spPr>
+                </pic:pic>
+              </a:graphicData>
+            </a:graphic>
+          </wp:inline>
+        </w:drawing>
+      </w:r>
+    </w:p>
+    <w:p>
+      <w:r>
+        <w:rPr>
+          <w:sz w:val="21"/>
+          <w:szCs w:val="21"/>
+        </w:rPr>
+        <w:drawing>
+          <wp:inline distT="0" distB="0" distL="114300" distR="114300">
+            <wp:extent cx="5098415" cy="2863850"/>
+            <wp:effectExtent l="0" t="0" r="6985" b="1270"/>
+            <wp:docPr id="17" name="Picture 4"/>
+            <wp:cNvGraphicFramePr>
+              <a:graphicFrameLocks xmlns:a="http://schemas.openxmlformats.org/drawingml/2006/main" noChangeAspect="1"/>
+            </wp:cNvGraphicFramePr>
+            <a:graphic xmlns:a="http://schemas.openxmlformats.org/drawingml/2006/main">
+              <a:graphicData uri="http://schemas.openxmlformats.org/drawingml/2006/picture">
+                <pic:pic xmlns:pic="http://schemas.openxmlformats.org/drawingml/2006/picture">
+                  <pic:nvPicPr>
+                    <pic:cNvPr id="17" name="Picture 4"/>
+                    <pic:cNvPicPr>
+                      <a:picLocks noChangeAspect="1"/>
+                    </pic:cNvPicPr>
+                  </pic:nvPicPr>
+                  <pic:blipFill>
+                    <a:blip r:embed="rId22"/>
+                    <a:stretch>
+                      <a:fillRect/>
+                    </a:stretch>
+                  </pic:blipFill>
+                  <pic:spPr>
+                    <a:xfrm>
+                      <a:off x="0" y="0"/>
+                      <a:ext cx="5098415" cy="2863850"/>
+                    </a:xfrm>
+                    <a:prstGeom prst="rect">
+                      <a:avLst/>
+                    </a:prstGeom>
+                    <a:noFill/>
+                    <a:ln>
+                      <a:noFill/>
+                    </a:ln>
+                  </pic:spPr>
+                </pic:pic>
+              </a:graphicData>
+            </a:graphic>
+          </wp:inline>
+        </w:drawing>
+      </w:r>
+      <w:r>
+        <w:drawing>
+          <wp:inline distT="0" distB="0" distL="114300" distR="114300">
+            <wp:extent cx="5161280" cy="2889885"/>
+            <wp:effectExtent l="0" t="0" r="5080" b="5715"/>
+            <wp:docPr id="18" name="Picture 5"/>
+            <wp:cNvGraphicFramePr>
+              <a:graphicFrameLocks xmlns:a="http://schemas.openxmlformats.org/drawingml/2006/main" noChangeAspect="1"/>
+            </wp:cNvGraphicFramePr>
+            <a:graphic xmlns:a="http://schemas.openxmlformats.org/drawingml/2006/main">
+              <a:graphicData uri="http://schemas.openxmlformats.org/drawingml/2006/picture">
+                <pic:pic xmlns:pic="http://schemas.openxmlformats.org/drawingml/2006/picture">
+                  <pic:nvPicPr>
+                    <pic:cNvPr id="18" name="Picture 5"/>
+                    <pic:cNvPicPr>
+                      <a:picLocks noChangeAspect="1"/>
+                    </pic:cNvPicPr>
+                  </pic:nvPicPr>
+                  <pic:blipFill>
+                    <a:blip r:embed="rId23"/>
+                    <a:stretch>
+                      <a:fillRect/>
+                    </a:stretch>
+                  </pic:blipFill>
+                  <pic:spPr>
+                    <a:xfrm>
+                      <a:off x="0" y="0"/>
+                      <a:ext cx="5161280" cy="2889885"/>
+                    </a:xfrm>
+                    <a:prstGeom prst="rect">
+                      <a:avLst/>
+                    </a:prstGeom>
+                    <a:noFill/>
+                    <a:ln>
+                      <a:noFill/>
+                    </a:ln>
+                  </pic:spPr>
+                </pic:pic>
+              </a:graphicData>
+            </a:graphic>
+          </wp:inline>
+        </w:drawing>
+      </w:r>
     </w:p>
     <w:p>
       <w:pPr>
@@ -3334,9 +4068,24 @@
     </w:p>
     <w:tbl>
       <w:tblPr>
-        <w:tblStyle w:val="TableGrid"/>
+        <w:tblStyle w:val="11"/>
         <w:tblW w:w="0" w:type="auto"/>
-        <w:tblLook w:val="04A0" w:firstRow="1" w:lastRow="0" w:firstColumn="1" w:lastColumn="0" w:noHBand="0" w:noVBand="1"/>
+        <w:jc w:val="center"/>
+        <w:tblBorders>
+          <w:top w:val="single" w:color="auto" w:sz="4" w:space="0"/>
+          <w:left w:val="single" w:color="auto" w:sz="4" w:space="0"/>
+          <w:bottom w:val="single" w:color="auto" w:sz="4" w:space="0"/>
+          <w:right w:val="single" w:color="auto" w:sz="4" w:space="0"/>
+          <w:insideH w:val="single" w:color="auto" w:sz="4" w:space="0"/>
+          <w:insideV w:val="single" w:color="auto" w:sz="4" w:space="0"/>
+        </w:tblBorders>
+        <w:tblLayout w:type="autofit"/>
+        <w:tblCellMar>
+          <w:top w:w="0" w:type="dxa"/>
+          <w:left w:w="108" w:type="dxa"/>
+          <w:bottom w:w="0" w:type="dxa"/>
+          <w:right w:w="108" w:type="dxa"/>
+        </w:tblCellMar>
       </w:tblPr>
       <w:tblGrid>
         <w:gridCol w:w="2155"/>
@@ -3345,23 +4094,46 @@
         <w:gridCol w:w="2101"/>
       </w:tblGrid>
       <w:tr>
+        <w:tblPrEx>
+          <w:tblBorders>
+            <w:top w:val="single" w:color="auto" w:sz="4" w:space="0"/>
+            <w:left w:val="single" w:color="auto" w:sz="4" w:space="0"/>
+            <w:bottom w:val="single" w:color="auto" w:sz="4" w:space="0"/>
+            <w:right w:val="single" w:color="auto" w:sz="4" w:space="0"/>
+            <w:insideH w:val="single" w:color="auto" w:sz="4" w:space="0"/>
+            <w:insideV w:val="single" w:color="auto" w:sz="4" w:space="0"/>
+          </w:tblBorders>
+        </w:tblPrEx>
+        <w:trPr>
+          <w:jc w:val="center"/>
+        </w:trPr>
         <w:tc>
           <w:tcPr>
             <w:tcW w:w="2155" w:type="dxa"/>
-          </w:tcPr>
-          <w:p>
-            <w:pPr>
-              <w:rPr>
-                <w:rFonts w:eastAsiaTheme="minorHAnsi"/>
+            <w:vAlign w:val="center"/>
+          </w:tcPr>
+          <w:p>
+            <w:pPr>
+              <w:keepNext w:val="0"/>
+              <w:keepLines w:val="0"/>
+              <w:widowControl/>
+              <w:suppressLineNumbers w:val="0"/>
+              <w:jc w:val="center"/>
+              <w:rPr>
+                <w:rFonts w:hint="default" w:ascii="Times New Roman" w:hAnsi="Times New Roman" w:cs="Times New Roman" w:eastAsiaTheme="minorHAnsi"/>
                 <w:sz w:val="24"/>
                 <w:szCs w:val="24"/>
               </w:rPr>
             </w:pPr>
             <w:r>
               <w:rPr>
-                <w:rFonts w:eastAsiaTheme="minorHAnsi"/>
-                <w:sz w:val="24"/>
-                <w:szCs w:val="24"/>
+                <w:rFonts w:hint="default" w:ascii="Times New Roman" w:hAnsi="Times New Roman" w:eastAsia="SimSun" w:cs="Times New Roman"/>
+                <w:b/>
+                <w:bCs/>
+                <w:kern w:val="0"/>
+                <w:sz w:val="24"/>
+                <w:szCs w:val="24"/>
+                <w:lang w:val="en-US" w:eastAsia="zh-CN" w:bidi="ar"/>
               </w:rPr>
               <w:t>A</w:t>
             </w:r>
@@ -3370,20 +4142,30 @@
         <w:tc>
           <w:tcPr>
             <w:tcW w:w="2437" w:type="dxa"/>
-          </w:tcPr>
-          <w:p>
-            <w:pPr>
-              <w:rPr>
-                <w:rFonts w:eastAsiaTheme="minorHAnsi"/>
+            <w:vAlign w:val="center"/>
+          </w:tcPr>
+          <w:p>
+            <w:pPr>
+              <w:keepNext w:val="0"/>
+              <w:keepLines w:val="0"/>
+              <w:widowControl/>
+              <w:suppressLineNumbers w:val="0"/>
+              <w:jc w:val="center"/>
+              <w:rPr>
+                <w:rFonts w:hint="default" w:ascii="Times New Roman" w:hAnsi="Times New Roman" w:cs="Times New Roman" w:eastAsiaTheme="minorHAnsi"/>
                 <w:sz w:val="24"/>
                 <w:szCs w:val="24"/>
               </w:rPr>
             </w:pPr>
             <w:r>
               <w:rPr>
-                <w:rFonts w:eastAsiaTheme="minorHAnsi"/>
-                <w:sz w:val="24"/>
-                <w:szCs w:val="24"/>
+                <w:rFonts w:hint="default" w:ascii="Times New Roman" w:hAnsi="Times New Roman" w:eastAsia="SimSun" w:cs="Times New Roman"/>
+                <w:b/>
+                <w:bCs/>
+                <w:kern w:val="0"/>
+                <w:sz w:val="24"/>
+                <w:szCs w:val="24"/>
+                <w:lang w:val="en-US" w:eastAsia="zh-CN" w:bidi="ar"/>
               </w:rPr>
               <w:t>B</w:t>
             </w:r>
@@ -3392,20 +4174,30 @@
         <w:tc>
           <w:tcPr>
             <w:tcW w:w="2657" w:type="dxa"/>
-          </w:tcPr>
-          <w:p>
-            <w:pPr>
-              <w:rPr>
-                <w:rFonts w:eastAsiaTheme="minorHAnsi"/>
+            <w:vAlign w:val="center"/>
+          </w:tcPr>
+          <w:p>
+            <w:pPr>
+              <w:keepNext w:val="0"/>
+              <w:keepLines w:val="0"/>
+              <w:widowControl/>
+              <w:suppressLineNumbers w:val="0"/>
+              <w:jc w:val="center"/>
+              <w:rPr>
+                <w:rFonts w:hint="default" w:ascii="Times New Roman" w:hAnsi="Times New Roman" w:cs="Times New Roman" w:eastAsiaTheme="minorHAnsi"/>
                 <w:sz w:val="24"/>
                 <w:szCs w:val="24"/>
               </w:rPr>
             </w:pPr>
             <w:r>
               <w:rPr>
-                <w:rFonts w:eastAsiaTheme="minorHAnsi"/>
-                <w:sz w:val="24"/>
-                <w:szCs w:val="24"/>
+                <w:rFonts w:hint="default" w:ascii="Times New Roman" w:hAnsi="Times New Roman" w:eastAsia="SimSun" w:cs="Times New Roman"/>
+                <w:b/>
+                <w:bCs/>
+                <w:kern w:val="0"/>
+                <w:sz w:val="24"/>
+                <w:szCs w:val="24"/>
+                <w:lang w:val="en-US" w:eastAsia="zh-CN" w:bidi="ar"/>
               </w:rPr>
               <w:t>OUTPUT</w:t>
             </w:r>
@@ -3414,44 +4206,81 @@
         <w:tc>
           <w:tcPr>
             <w:tcW w:w="2101" w:type="dxa"/>
-          </w:tcPr>
-          <w:p>
-            <w:pPr>
-              <w:rPr>
-                <w:rFonts w:eastAsiaTheme="minorHAnsi"/>
+            <w:vAlign w:val="center"/>
+          </w:tcPr>
+          <w:p>
+            <w:pPr>
+              <w:keepNext w:val="0"/>
+              <w:keepLines w:val="0"/>
+              <w:widowControl/>
+              <w:suppressLineNumbers w:val="0"/>
+              <w:jc w:val="center"/>
+              <w:rPr>
+                <w:rFonts w:hint="default" w:ascii="Times New Roman" w:hAnsi="Times New Roman" w:cs="Times New Roman" w:eastAsiaTheme="minorHAnsi"/>
                 <w:sz w:val="24"/>
                 <w:szCs w:val="24"/>
               </w:rPr>
             </w:pPr>
             <w:r>
               <w:rPr>
-                <w:rFonts w:eastAsiaTheme="minorHAnsi"/>
-                <w:sz w:val="24"/>
-                <w:szCs w:val="24"/>
-              </w:rPr>
-              <w:t>Accomplished YES/NO</w:t>
+                <w:rFonts w:hint="default" w:ascii="Times New Roman" w:hAnsi="Times New Roman" w:eastAsia="SimSun" w:cs="Times New Roman"/>
+                <w:b/>
+                <w:bCs/>
+                <w:kern w:val="0"/>
+                <w:sz w:val="24"/>
+                <w:szCs w:val="24"/>
+                <w:lang w:val="en-US" w:eastAsia="zh-CN" w:bidi="ar"/>
+              </w:rPr>
+              <w:t>Accomplished</w:t>
             </w:r>
           </w:p>
         </w:tc>
       </w:tr>
       <w:tr>
+        <w:tblPrEx>
+          <w:tblBorders>
+            <w:top w:val="single" w:color="auto" w:sz="4" w:space="0"/>
+            <w:left w:val="single" w:color="auto" w:sz="4" w:space="0"/>
+            <w:bottom w:val="single" w:color="auto" w:sz="4" w:space="0"/>
+            <w:right w:val="single" w:color="auto" w:sz="4" w:space="0"/>
+            <w:insideH w:val="single" w:color="auto" w:sz="4" w:space="0"/>
+            <w:insideV w:val="single" w:color="auto" w:sz="4" w:space="0"/>
+          </w:tblBorders>
+          <w:tblCellMar>
+            <w:top w:w="0" w:type="dxa"/>
+            <w:left w:w="108" w:type="dxa"/>
+            <w:bottom w:w="0" w:type="dxa"/>
+            <w:right w:w="108" w:type="dxa"/>
+          </w:tblCellMar>
+        </w:tblPrEx>
+        <w:trPr>
+          <w:jc w:val="center"/>
+        </w:trPr>
         <w:tc>
           <w:tcPr>
             <w:tcW w:w="2155" w:type="dxa"/>
-          </w:tcPr>
-          <w:p>
-            <w:pPr>
-              <w:rPr>
-                <w:rFonts w:eastAsiaTheme="minorHAnsi"/>
+            <w:vAlign w:val="center"/>
+          </w:tcPr>
+          <w:p>
+            <w:pPr>
+              <w:keepNext w:val="0"/>
+              <w:keepLines w:val="0"/>
+              <w:widowControl/>
+              <w:suppressLineNumbers w:val="0"/>
+              <w:jc w:val="center"/>
+              <w:rPr>
+                <w:rFonts w:hint="default" w:ascii="Times New Roman" w:hAnsi="Times New Roman" w:cs="Times New Roman" w:eastAsiaTheme="minorHAnsi"/>
                 <w:sz w:val="24"/>
                 <w:szCs w:val="24"/>
               </w:rPr>
             </w:pPr>
             <w:r>
               <w:rPr>
-                <w:rFonts w:eastAsiaTheme="minorHAnsi"/>
-                <w:sz w:val="24"/>
-                <w:szCs w:val="24"/>
+                <w:rFonts w:hint="default" w:ascii="Times New Roman" w:hAnsi="Times New Roman" w:eastAsia="SimSun" w:cs="Times New Roman"/>
+                <w:kern w:val="0"/>
+                <w:sz w:val="24"/>
+                <w:szCs w:val="24"/>
+                <w:lang w:val="en-US" w:eastAsia="zh-CN" w:bidi="ar"/>
               </w:rPr>
               <w:t>0</w:t>
             </w:r>
@@ -3460,20 +4289,28 @@
         <w:tc>
           <w:tcPr>
             <w:tcW w:w="2437" w:type="dxa"/>
-          </w:tcPr>
-          <w:p>
-            <w:pPr>
-              <w:rPr>
-                <w:rFonts w:eastAsiaTheme="minorHAnsi"/>
+            <w:vAlign w:val="center"/>
+          </w:tcPr>
+          <w:p>
+            <w:pPr>
+              <w:keepNext w:val="0"/>
+              <w:keepLines w:val="0"/>
+              <w:widowControl/>
+              <w:suppressLineNumbers w:val="0"/>
+              <w:jc w:val="center"/>
+              <w:rPr>
+                <w:rFonts w:hint="default" w:ascii="Times New Roman" w:hAnsi="Times New Roman" w:cs="Times New Roman" w:eastAsiaTheme="minorHAnsi"/>
                 <w:sz w:val="24"/>
                 <w:szCs w:val="24"/>
               </w:rPr>
             </w:pPr>
             <w:r>
               <w:rPr>
-                <w:rFonts w:eastAsiaTheme="minorHAnsi"/>
-                <w:sz w:val="24"/>
-                <w:szCs w:val="24"/>
+                <w:rFonts w:hint="default" w:ascii="Times New Roman" w:hAnsi="Times New Roman" w:eastAsia="SimSun" w:cs="Times New Roman"/>
+                <w:kern w:val="0"/>
+                <w:sz w:val="24"/>
+                <w:szCs w:val="24"/>
+                <w:lang w:val="en-US" w:eastAsia="zh-CN" w:bidi="ar"/>
               </w:rPr>
               <w:t>0</w:t>
             </w:r>
@@ -3482,50 +4319,110 @@
         <w:tc>
           <w:tcPr>
             <w:tcW w:w="2657" w:type="dxa"/>
-          </w:tcPr>
-          <w:p>
-            <w:pPr>
-              <w:rPr>
-                <w:rFonts w:eastAsiaTheme="minorHAnsi"/>
-                <w:sz w:val="24"/>
-                <w:szCs w:val="24"/>
-              </w:rPr>
-            </w:pPr>
+            <w:vAlign w:val="center"/>
+          </w:tcPr>
+          <w:p>
+            <w:pPr>
+              <w:keepNext w:val="0"/>
+              <w:keepLines w:val="0"/>
+              <w:widowControl/>
+              <w:suppressLineNumbers w:val="0"/>
+              <w:jc w:val="center"/>
+              <w:rPr>
+                <w:rFonts w:hint="default" w:ascii="Times New Roman" w:hAnsi="Times New Roman" w:cs="Times New Roman" w:eastAsiaTheme="minorHAnsi"/>
+                <w:sz w:val="24"/>
+                <w:szCs w:val="24"/>
+              </w:rPr>
+            </w:pPr>
+            <w:r>
+              <w:rPr>
+                <w:rStyle w:val="10"/>
+                <w:rFonts w:hint="default" w:ascii="Times New Roman" w:hAnsi="Times New Roman" w:eastAsia="SimSun" w:cs="Times New Roman"/>
+                <w:kern w:val="0"/>
+                <w:sz w:val="24"/>
+                <w:szCs w:val="24"/>
+                <w:lang w:val="en-US" w:eastAsia="zh-CN" w:bidi="ar"/>
+              </w:rPr>
+              <w:t>1</w:t>
+            </w:r>
           </w:p>
         </w:tc>
         <w:tc>
           <w:tcPr>
             <w:tcW w:w="2101" w:type="dxa"/>
-          </w:tcPr>
-          <w:p>
-            <w:pPr>
-              <w:rPr>
-                <w:rFonts w:eastAsiaTheme="minorHAnsi"/>
-                <w:sz w:val="24"/>
-                <w:szCs w:val="24"/>
-              </w:rPr>
-            </w:pPr>
+            <w:vAlign w:val="center"/>
+          </w:tcPr>
+          <w:p>
+            <w:pPr>
+              <w:keepNext w:val="0"/>
+              <w:keepLines w:val="0"/>
+              <w:widowControl/>
+              <w:suppressLineNumbers w:val="0"/>
+              <w:jc w:val="center"/>
+              <w:rPr>
+                <w:rFonts w:hint="default" w:ascii="Times New Roman" w:hAnsi="Times New Roman" w:cs="Times New Roman" w:eastAsiaTheme="minorHAnsi"/>
+                <w:sz w:val="24"/>
+                <w:szCs w:val="24"/>
+              </w:rPr>
+            </w:pPr>
+            <w:r>
+              <w:rPr>
+                <w:rFonts w:hint="default" w:ascii="Times New Roman" w:hAnsi="Times New Roman" w:eastAsia="SimSun" w:cs="Times New Roman"/>
+                <w:kern w:val="0"/>
+                <w:sz w:val="24"/>
+                <w:szCs w:val="24"/>
+                <w:lang w:val="en-US" w:eastAsia="zh-CN" w:bidi="ar"/>
+              </w:rPr>
+              <w:t>YES</w:t>
+            </w:r>
           </w:p>
         </w:tc>
       </w:tr>
       <w:tr>
+        <w:tblPrEx>
+          <w:tblBorders>
+            <w:top w:val="single" w:color="auto" w:sz="4" w:space="0"/>
+            <w:left w:val="single" w:color="auto" w:sz="4" w:space="0"/>
+            <w:bottom w:val="single" w:color="auto" w:sz="4" w:space="0"/>
+            <w:right w:val="single" w:color="auto" w:sz="4" w:space="0"/>
+            <w:insideH w:val="single" w:color="auto" w:sz="4" w:space="0"/>
+            <w:insideV w:val="single" w:color="auto" w:sz="4" w:space="0"/>
+          </w:tblBorders>
+          <w:tblCellMar>
+            <w:top w:w="0" w:type="dxa"/>
+            <w:left w:w="108" w:type="dxa"/>
+            <w:bottom w:w="0" w:type="dxa"/>
+            <w:right w:w="108" w:type="dxa"/>
+          </w:tblCellMar>
+        </w:tblPrEx>
+        <w:trPr>
+          <w:jc w:val="center"/>
+        </w:trPr>
         <w:tc>
           <w:tcPr>
             <w:tcW w:w="2155" w:type="dxa"/>
-          </w:tcPr>
-          <w:p>
-            <w:pPr>
-              <w:rPr>
-                <w:rFonts w:eastAsiaTheme="minorHAnsi"/>
+            <w:vAlign w:val="center"/>
+          </w:tcPr>
+          <w:p>
+            <w:pPr>
+              <w:keepNext w:val="0"/>
+              <w:keepLines w:val="0"/>
+              <w:widowControl/>
+              <w:suppressLineNumbers w:val="0"/>
+              <w:jc w:val="center"/>
+              <w:rPr>
+                <w:rFonts w:hint="default" w:ascii="Times New Roman" w:hAnsi="Times New Roman" w:cs="Times New Roman" w:eastAsiaTheme="minorHAnsi"/>
                 <w:sz w:val="24"/>
                 <w:szCs w:val="24"/>
               </w:rPr>
             </w:pPr>
             <w:r>
               <w:rPr>
-                <w:rFonts w:eastAsiaTheme="minorHAnsi"/>
-                <w:sz w:val="24"/>
-                <w:szCs w:val="24"/>
+                <w:rFonts w:hint="default" w:ascii="Times New Roman" w:hAnsi="Times New Roman" w:eastAsia="SimSun" w:cs="Times New Roman"/>
+                <w:kern w:val="0"/>
+                <w:sz w:val="24"/>
+                <w:szCs w:val="24"/>
+                <w:lang w:val="en-US" w:eastAsia="zh-CN" w:bidi="ar"/>
               </w:rPr>
               <w:t>0</w:t>
             </w:r>
@@ -3534,20 +4431,28 @@
         <w:tc>
           <w:tcPr>
             <w:tcW w:w="2437" w:type="dxa"/>
-          </w:tcPr>
-          <w:p>
-            <w:pPr>
-              <w:rPr>
-                <w:rFonts w:eastAsiaTheme="minorHAnsi"/>
+            <w:vAlign w:val="center"/>
+          </w:tcPr>
+          <w:p>
+            <w:pPr>
+              <w:keepNext w:val="0"/>
+              <w:keepLines w:val="0"/>
+              <w:widowControl/>
+              <w:suppressLineNumbers w:val="0"/>
+              <w:jc w:val="center"/>
+              <w:rPr>
+                <w:rFonts w:hint="default" w:ascii="Times New Roman" w:hAnsi="Times New Roman" w:cs="Times New Roman" w:eastAsiaTheme="minorHAnsi"/>
                 <w:sz w:val="24"/>
                 <w:szCs w:val="24"/>
               </w:rPr>
             </w:pPr>
             <w:r>
               <w:rPr>
-                <w:rFonts w:eastAsiaTheme="minorHAnsi"/>
-                <w:sz w:val="24"/>
-                <w:szCs w:val="24"/>
+                <w:rFonts w:hint="default" w:ascii="Times New Roman" w:hAnsi="Times New Roman" w:eastAsia="SimSun" w:cs="Times New Roman"/>
+                <w:kern w:val="0"/>
+                <w:sz w:val="24"/>
+                <w:szCs w:val="24"/>
+                <w:lang w:val="en-US" w:eastAsia="zh-CN" w:bidi="ar"/>
               </w:rPr>
               <w:t>1</w:t>
             </w:r>
@@ -3556,50 +4461,110 @@
         <w:tc>
           <w:tcPr>
             <w:tcW w:w="2657" w:type="dxa"/>
-          </w:tcPr>
-          <w:p>
-            <w:pPr>
-              <w:rPr>
-                <w:rFonts w:eastAsiaTheme="minorHAnsi"/>
-                <w:sz w:val="24"/>
-                <w:szCs w:val="24"/>
-              </w:rPr>
-            </w:pPr>
+            <w:vAlign w:val="center"/>
+          </w:tcPr>
+          <w:p>
+            <w:pPr>
+              <w:keepNext w:val="0"/>
+              <w:keepLines w:val="0"/>
+              <w:widowControl/>
+              <w:suppressLineNumbers w:val="0"/>
+              <w:jc w:val="center"/>
+              <w:rPr>
+                <w:rFonts w:hint="default" w:ascii="Times New Roman" w:hAnsi="Times New Roman" w:cs="Times New Roman" w:eastAsiaTheme="minorHAnsi"/>
+                <w:sz w:val="24"/>
+                <w:szCs w:val="24"/>
+              </w:rPr>
+            </w:pPr>
+            <w:r>
+              <w:rPr>
+                <w:rStyle w:val="10"/>
+                <w:rFonts w:hint="default" w:ascii="Times New Roman" w:hAnsi="Times New Roman" w:eastAsia="SimSun" w:cs="Times New Roman"/>
+                <w:kern w:val="0"/>
+                <w:sz w:val="24"/>
+                <w:szCs w:val="24"/>
+                <w:lang w:val="en-US" w:eastAsia="zh-CN" w:bidi="ar"/>
+              </w:rPr>
+              <w:t>0</w:t>
+            </w:r>
           </w:p>
         </w:tc>
         <w:tc>
           <w:tcPr>
             <w:tcW w:w="2101" w:type="dxa"/>
-          </w:tcPr>
-          <w:p>
-            <w:pPr>
-              <w:rPr>
-                <w:rFonts w:eastAsiaTheme="minorHAnsi"/>
-                <w:sz w:val="24"/>
-                <w:szCs w:val="24"/>
-              </w:rPr>
-            </w:pPr>
+            <w:vAlign w:val="center"/>
+          </w:tcPr>
+          <w:p>
+            <w:pPr>
+              <w:keepNext w:val="0"/>
+              <w:keepLines w:val="0"/>
+              <w:widowControl/>
+              <w:suppressLineNumbers w:val="0"/>
+              <w:jc w:val="center"/>
+              <w:rPr>
+                <w:rFonts w:hint="default" w:ascii="Times New Roman" w:hAnsi="Times New Roman" w:cs="Times New Roman" w:eastAsiaTheme="minorHAnsi"/>
+                <w:sz w:val="24"/>
+                <w:szCs w:val="24"/>
+              </w:rPr>
+            </w:pPr>
+            <w:r>
+              <w:rPr>
+                <w:rFonts w:hint="default" w:ascii="Times New Roman" w:hAnsi="Times New Roman" w:eastAsia="SimSun" w:cs="Times New Roman"/>
+                <w:kern w:val="0"/>
+                <w:sz w:val="24"/>
+                <w:szCs w:val="24"/>
+                <w:lang w:val="en-US" w:eastAsia="zh-CN" w:bidi="ar"/>
+              </w:rPr>
+              <w:t>YES</w:t>
+            </w:r>
           </w:p>
         </w:tc>
       </w:tr>
       <w:tr>
+        <w:tblPrEx>
+          <w:tblBorders>
+            <w:top w:val="single" w:color="auto" w:sz="4" w:space="0"/>
+            <w:left w:val="single" w:color="auto" w:sz="4" w:space="0"/>
+            <w:bottom w:val="single" w:color="auto" w:sz="4" w:space="0"/>
+            <w:right w:val="single" w:color="auto" w:sz="4" w:space="0"/>
+            <w:insideH w:val="single" w:color="auto" w:sz="4" w:space="0"/>
+            <w:insideV w:val="single" w:color="auto" w:sz="4" w:space="0"/>
+          </w:tblBorders>
+          <w:tblCellMar>
+            <w:top w:w="0" w:type="dxa"/>
+            <w:left w:w="108" w:type="dxa"/>
+            <w:bottom w:w="0" w:type="dxa"/>
+            <w:right w:w="108" w:type="dxa"/>
+          </w:tblCellMar>
+        </w:tblPrEx>
+        <w:trPr>
+          <w:jc w:val="center"/>
+        </w:trPr>
         <w:tc>
           <w:tcPr>
             <w:tcW w:w="2155" w:type="dxa"/>
-          </w:tcPr>
-          <w:p>
-            <w:pPr>
-              <w:rPr>
-                <w:rFonts w:eastAsiaTheme="minorHAnsi"/>
+            <w:vAlign w:val="center"/>
+          </w:tcPr>
+          <w:p>
+            <w:pPr>
+              <w:keepNext w:val="0"/>
+              <w:keepLines w:val="0"/>
+              <w:widowControl/>
+              <w:suppressLineNumbers w:val="0"/>
+              <w:jc w:val="center"/>
+              <w:rPr>
+                <w:rFonts w:hint="default" w:ascii="Times New Roman" w:hAnsi="Times New Roman" w:cs="Times New Roman" w:eastAsiaTheme="minorHAnsi"/>
                 <w:sz w:val="24"/>
                 <w:szCs w:val="24"/>
               </w:rPr>
             </w:pPr>
             <w:r>
               <w:rPr>
-                <w:rFonts w:eastAsiaTheme="minorHAnsi"/>
-                <w:sz w:val="24"/>
-                <w:szCs w:val="24"/>
+                <w:rFonts w:hint="default" w:ascii="Times New Roman" w:hAnsi="Times New Roman" w:eastAsia="SimSun" w:cs="Times New Roman"/>
+                <w:kern w:val="0"/>
+                <w:sz w:val="24"/>
+                <w:szCs w:val="24"/>
+                <w:lang w:val="en-US" w:eastAsia="zh-CN" w:bidi="ar"/>
               </w:rPr>
               <w:t>1</w:t>
             </w:r>
@@ -3608,20 +4573,28 @@
         <w:tc>
           <w:tcPr>
             <w:tcW w:w="2437" w:type="dxa"/>
-          </w:tcPr>
-          <w:p>
-            <w:pPr>
-              <w:rPr>
-                <w:rFonts w:eastAsiaTheme="minorHAnsi"/>
+            <w:vAlign w:val="center"/>
+          </w:tcPr>
+          <w:p>
+            <w:pPr>
+              <w:keepNext w:val="0"/>
+              <w:keepLines w:val="0"/>
+              <w:widowControl/>
+              <w:suppressLineNumbers w:val="0"/>
+              <w:jc w:val="center"/>
+              <w:rPr>
+                <w:rFonts w:hint="default" w:ascii="Times New Roman" w:hAnsi="Times New Roman" w:cs="Times New Roman" w:eastAsiaTheme="minorHAnsi"/>
                 <w:sz w:val="24"/>
                 <w:szCs w:val="24"/>
               </w:rPr>
             </w:pPr>
             <w:r>
               <w:rPr>
-                <w:rFonts w:eastAsiaTheme="minorHAnsi"/>
-                <w:sz w:val="24"/>
-                <w:szCs w:val="24"/>
+                <w:rFonts w:hint="default" w:ascii="Times New Roman" w:hAnsi="Times New Roman" w:eastAsia="SimSun" w:cs="Times New Roman"/>
+                <w:kern w:val="0"/>
+                <w:sz w:val="24"/>
+                <w:szCs w:val="24"/>
+                <w:lang w:val="en-US" w:eastAsia="zh-CN" w:bidi="ar"/>
               </w:rPr>
               <w:t>0</w:t>
             </w:r>
@@ -3630,50 +4603,110 @@
         <w:tc>
           <w:tcPr>
             <w:tcW w:w="2657" w:type="dxa"/>
-          </w:tcPr>
-          <w:p>
-            <w:pPr>
-              <w:rPr>
-                <w:rFonts w:eastAsiaTheme="minorHAnsi"/>
-                <w:sz w:val="24"/>
-                <w:szCs w:val="24"/>
-              </w:rPr>
-            </w:pPr>
+            <w:vAlign w:val="center"/>
+          </w:tcPr>
+          <w:p>
+            <w:pPr>
+              <w:keepNext w:val="0"/>
+              <w:keepLines w:val="0"/>
+              <w:widowControl/>
+              <w:suppressLineNumbers w:val="0"/>
+              <w:jc w:val="center"/>
+              <w:rPr>
+                <w:rFonts w:hint="default" w:ascii="Times New Roman" w:hAnsi="Times New Roman" w:cs="Times New Roman" w:eastAsiaTheme="minorHAnsi"/>
+                <w:sz w:val="24"/>
+                <w:szCs w:val="24"/>
+              </w:rPr>
+            </w:pPr>
+            <w:r>
+              <w:rPr>
+                <w:rStyle w:val="10"/>
+                <w:rFonts w:hint="default" w:ascii="Times New Roman" w:hAnsi="Times New Roman" w:eastAsia="SimSun" w:cs="Times New Roman"/>
+                <w:kern w:val="0"/>
+                <w:sz w:val="24"/>
+                <w:szCs w:val="24"/>
+                <w:lang w:val="en-US" w:eastAsia="zh-CN" w:bidi="ar"/>
+              </w:rPr>
+              <w:t>0</w:t>
+            </w:r>
           </w:p>
         </w:tc>
         <w:tc>
           <w:tcPr>
             <w:tcW w:w="2101" w:type="dxa"/>
-          </w:tcPr>
-          <w:p>
-            <w:pPr>
-              <w:rPr>
-                <w:rFonts w:eastAsiaTheme="minorHAnsi"/>
-                <w:sz w:val="24"/>
-                <w:szCs w:val="24"/>
-              </w:rPr>
-            </w:pPr>
+            <w:vAlign w:val="center"/>
+          </w:tcPr>
+          <w:p>
+            <w:pPr>
+              <w:keepNext w:val="0"/>
+              <w:keepLines w:val="0"/>
+              <w:widowControl/>
+              <w:suppressLineNumbers w:val="0"/>
+              <w:jc w:val="center"/>
+              <w:rPr>
+                <w:rFonts w:hint="default" w:ascii="Times New Roman" w:hAnsi="Times New Roman" w:cs="Times New Roman" w:eastAsiaTheme="minorHAnsi"/>
+                <w:sz w:val="24"/>
+                <w:szCs w:val="24"/>
+              </w:rPr>
+            </w:pPr>
+            <w:r>
+              <w:rPr>
+                <w:rFonts w:hint="default" w:ascii="Times New Roman" w:hAnsi="Times New Roman" w:eastAsia="SimSun" w:cs="Times New Roman"/>
+                <w:kern w:val="0"/>
+                <w:sz w:val="24"/>
+                <w:szCs w:val="24"/>
+                <w:lang w:val="en-US" w:eastAsia="zh-CN" w:bidi="ar"/>
+              </w:rPr>
+              <w:t>YES</w:t>
+            </w:r>
           </w:p>
         </w:tc>
       </w:tr>
       <w:tr>
+        <w:tblPrEx>
+          <w:tblBorders>
+            <w:top w:val="single" w:color="auto" w:sz="4" w:space="0"/>
+            <w:left w:val="single" w:color="auto" w:sz="4" w:space="0"/>
+            <w:bottom w:val="single" w:color="auto" w:sz="4" w:space="0"/>
+            <w:right w:val="single" w:color="auto" w:sz="4" w:space="0"/>
+            <w:insideH w:val="single" w:color="auto" w:sz="4" w:space="0"/>
+            <w:insideV w:val="single" w:color="auto" w:sz="4" w:space="0"/>
+          </w:tblBorders>
+          <w:tblCellMar>
+            <w:top w:w="0" w:type="dxa"/>
+            <w:left w:w="108" w:type="dxa"/>
+            <w:bottom w:w="0" w:type="dxa"/>
+            <w:right w:w="108" w:type="dxa"/>
+          </w:tblCellMar>
+        </w:tblPrEx>
+        <w:trPr>
+          <w:jc w:val="center"/>
+        </w:trPr>
         <w:tc>
           <w:tcPr>
             <w:tcW w:w="2155" w:type="dxa"/>
-          </w:tcPr>
-          <w:p>
-            <w:pPr>
-              <w:rPr>
-                <w:rFonts w:eastAsiaTheme="minorHAnsi"/>
+            <w:vAlign w:val="center"/>
+          </w:tcPr>
+          <w:p>
+            <w:pPr>
+              <w:keepNext w:val="0"/>
+              <w:keepLines w:val="0"/>
+              <w:widowControl/>
+              <w:suppressLineNumbers w:val="0"/>
+              <w:jc w:val="center"/>
+              <w:rPr>
+                <w:rFonts w:hint="default" w:ascii="Times New Roman" w:hAnsi="Times New Roman" w:cs="Times New Roman" w:eastAsiaTheme="minorHAnsi"/>
                 <w:sz w:val="24"/>
                 <w:szCs w:val="24"/>
               </w:rPr>
             </w:pPr>
             <w:r>
               <w:rPr>
-                <w:rFonts w:eastAsiaTheme="minorHAnsi"/>
-                <w:sz w:val="24"/>
-                <w:szCs w:val="24"/>
+                <w:rFonts w:hint="default" w:ascii="Times New Roman" w:hAnsi="Times New Roman" w:eastAsia="SimSun" w:cs="Times New Roman"/>
+                <w:kern w:val="0"/>
+                <w:sz w:val="24"/>
+                <w:szCs w:val="24"/>
+                <w:lang w:val="en-US" w:eastAsia="zh-CN" w:bidi="ar"/>
               </w:rPr>
               <w:t>1</w:t>
             </w:r>
@@ -3682,20 +4715,28 @@
         <w:tc>
           <w:tcPr>
             <w:tcW w:w="2437" w:type="dxa"/>
-          </w:tcPr>
-          <w:p>
-            <w:pPr>
-              <w:rPr>
-                <w:rFonts w:eastAsiaTheme="minorHAnsi"/>
+            <w:vAlign w:val="center"/>
+          </w:tcPr>
+          <w:p>
+            <w:pPr>
+              <w:keepNext w:val="0"/>
+              <w:keepLines w:val="0"/>
+              <w:widowControl/>
+              <w:suppressLineNumbers w:val="0"/>
+              <w:jc w:val="center"/>
+              <w:rPr>
+                <w:rFonts w:hint="default" w:ascii="Times New Roman" w:hAnsi="Times New Roman" w:cs="Times New Roman" w:eastAsiaTheme="minorHAnsi"/>
                 <w:sz w:val="24"/>
                 <w:szCs w:val="24"/>
               </w:rPr>
             </w:pPr>
             <w:r>
               <w:rPr>
-                <w:rFonts w:eastAsiaTheme="minorHAnsi"/>
-                <w:sz w:val="24"/>
-                <w:szCs w:val="24"/>
+                <w:rFonts w:hint="default" w:ascii="Times New Roman" w:hAnsi="Times New Roman" w:eastAsia="SimSun" w:cs="Times New Roman"/>
+                <w:kern w:val="0"/>
+                <w:sz w:val="24"/>
+                <w:szCs w:val="24"/>
+                <w:lang w:val="en-US" w:eastAsia="zh-CN" w:bidi="ar"/>
               </w:rPr>
               <w:t>1</w:t>
             </w:r>
@@ -3704,29 +4745,62 @@
         <w:tc>
           <w:tcPr>
             <w:tcW w:w="2657" w:type="dxa"/>
-          </w:tcPr>
-          <w:p>
-            <w:pPr>
-              <w:rPr>
-                <w:rFonts w:eastAsiaTheme="minorHAnsi"/>
-                <w:sz w:val="24"/>
-                <w:szCs w:val="24"/>
-              </w:rPr>
-            </w:pPr>
+            <w:vAlign w:val="center"/>
+          </w:tcPr>
+          <w:p>
+            <w:pPr>
+              <w:keepNext w:val="0"/>
+              <w:keepLines w:val="0"/>
+              <w:widowControl/>
+              <w:suppressLineNumbers w:val="0"/>
+              <w:jc w:val="center"/>
+              <w:rPr>
+                <w:rFonts w:hint="default" w:ascii="Times New Roman" w:hAnsi="Times New Roman" w:cs="Times New Roman" w:eastAsiaTheme="minorHAnsi"/>
+                <w:sz w:val="24"/>
+                <w:szCs w:val="24"/>
+              </w:rPr>
+            </w:pPr>
+            <w:r>
+              <w:rPr>
+                <w:rStyle w:val="10"/>
+                <w:rFonts w:hint="default" w:ascii="Times New Roman" w:hAnsi="Times New Roman" w:eastAsia="SimSun" w:cs="Times New Roman"/>
+                <w:kern w:val="0"/>
+                <w:sz w:val="24"/>
+                <w:szCs w:val="24"/>
+                <w:lang w:val="en-US" w:eastAsia="zh-CN" w:bidi="ar"/>
+              </w:rPr>
+              <w:t>0</w:t>
+            </w:r>
           </w:p>
         </w:tc>
         <w:tc>
           <w:tcPr>
             <w:tcW w:w="2101" w:type="dxa"/>
-          </w:tcPr>
-          <w:p>
-            <w:pPr>
-              <w:rPr>
-                <w:rFonts w:eastAsiaTheme="minorHAnsi"/>
-                <w:sz w:val="24"/>
-                <w:szCs w:val="24"/>
-              </w:rPr>
-            </w:pPr>
+            <w:vAlign w:val="center"/>
+          </w:tcPr>
+          <w:p>
+            <w:pPr>
+              <w:keepNext w:val="0"/>
+              <w:keepLines w:val="0"/>
+              <w:widowControl/>
+              <w:suppressLineNumbers w:val="0"/>
+              <w:jc w:val="center"/>
+              <w:rPr>
+                <w:rFonts w:hint="default" w:ascii="Times New Roman" w:hAnsi="Times New Roman" w:cs="Times New Roman" w:eastAsiaTheme="minorHAnsi"/>
+                <w:sz w:val="24"/>
+                <w:szCs w:val="24"/>
+              </w:rPr>
+            </w:pPr>
+            <w:r>
+              <w:rPr>
+                <w:rFonts w:hint="default" w:ascii="Times New Roman" w:hAnsi="Times New Roman" w:eastAsia="SimSun" w:cs="Times New Roman"/>
+                <w:kern w:val="0"/>
+                <w:sz w:val="24"/>
+                <w:szCs w:val="24"/>
+                <w:lang w:val="en-US" w:eastAsia="zh-CN" w:bidi="ar"/>
+              </w:rPr>
+              <w:t>YES</w:t>
+            </w:r>
           </w:p>
         </w:tc>
       </w:tr>
@@ -3734,40 +4808,65 @@
     <w:p>
       <w:pPr>
         <w:rPr>
-          <w:rFonts w:eastAsiaTheme="minorHAnsi"/>
-          <w:sz w:val="24"/>
-          <w:szCs w:val="24"/>
-        </w:rPr>
-      </w:pPr>
-      <w:r>
-        <w:rPr>
-          <w:rFonts w:eastAsiaTheme="minorHAnsi"/>
-          <w:sz w:val="24"/>
-          <w:szCs w:val="24"/>
-        </w:rPr>
-        <w:t>Name:                                                                          Design Area WxL =________</w:t>
-      </w:r>
-    </w:p>
-    <w:p>
-      <w:pPr>
-        <w:rPr>
-          <w:rFonts w:eastAsiaTheme="minorHAnsi"/>
-          <w:sz w:val="24"/>
-          <w:szCs w:val="24"/>
-        </w:rPr>
-      </w:pPr>
-      <w:r>
-        <w:rPr>
-          <w:rFonts w:eastAsiaTheme="minorHAnsi"/>
-          <w:noProof/>
-          <w:sz w:val="24"/>
-          <w:szCs w:val="24"/>
-        </w:rPr>
-        <w:lastRenderedPageBreak/>
+          <w:rFonts w:hint="default" w:eastAsiaTheme="minorHAnsi"/>
+          <w:sz w:val="24"/>
+          <w:szCs w:val="24"/>
+          <w:lang w:val="en-US"/>
+        </w:rPr>
+      </w:pPr>
+    </w:p>
+    <w:p>
+      <w:pPr>
+        <w:rPr>
+          <w:rFonts w:eastAsiaTheme="minorHAnsi"/>
+          <w:sz w:val="24"/>
+          <w:szCs w:val="24"/>
+        </w:rPr>
+      </w:pPr>
+      <w:r>
+        <w:rPr>
+          <w:rFonts w:eastAsiaTheme="minorHAnsi"/>
+          <w:sz w:val="24"/>
+          <w:szCs w:val="24"/>
+        </w:rPr>
+        <w:br w:type="page"/>
+      </w:r>
+    </w:p>
+    <w:p>
+      <w:pPr>
+        <w:rPr>
+          <w:rFonts w:eastAsiaTheme="minorHAnsi"/>
+          <w:sz w:val="24"/>
+          <w:szCs w:val="24"/>
+        </w:rPr>
+      </w:pPr>
+      <w:r>
+        <w:rPr>
+          <w:rFonts w:eastAsiaTheme="minorHAnsi"/>
+          <w:sz w:val="24"/>
+          <w:szCs w:val="24"/>
+        </w:rPr>
+        <w:t>Name:  Kareem Hamza                                                              Design Area WxL =32x40</w:t>
+      </w:r>
+    </w:p>
+    <w:p>
+      <w:pPr>
+        <w:rPr>
+          <w:rFonts w:eastAsiaTheme="minorHAnsi"/>
+          <w:sz w:val="24"/>
+          <w:szCs w:val="24"/>
+        </w:rPr>
+      </w:pPr>
+      <w:r>
+        <w:rPr>
+          <w:rFonts w:eastAsiaTheme="minorHAnsi"/>
+          <w:sz w:val="24"/>
+          <w:szCs w:val="24"/>
+        </w:rPr>
         <mc:AlternateContent>
           <mc:Choice Requires="wps">
             <w:drawing>
-              <wp:anchor distT="0" distB="0" distL="114300" distR="114300" simplePos="0" relativeHeight="251669504" behindDoc="0" locked="0" layoutInCell="1" allowOverlap="1" wp14:anchorId="585DD4DD" wp14:editId="22BC039E">
+              <wp:anchor distT="0" distB="0" distL="114300" distR="114300" simplePos="0" relativeHeight="251664384" behindDoc="0" locked="0" layoutInCell="1" allowOverlap="1">
                 <wp:simplePos x="0" y="0"/>
                 <wp:positionH relativeFrom="column">
                   <wp:posOffset>2295525</wp:posOffset>
@@ -3803,82 +4902,51 @@
                         <a:effectLst/>
                       </wps:spPr>
                       <wps:bodyPr rot="0" spcFirstLastPara="0" vertOverflow="overflow" horzOverflow="overflow" vert="horz" wrap="square" lIns="91440" tIns="45720" rIns="91440" bIns="45720" numCol="1" spcCol="0" rtlCol="0" fromWordArt="0" anchor="ctr" anchorCtr="0" forceAA="0" compatLnSpc="1">
-                        <a:prstTxWarp prst="textNoShape">
-                          <a:avLst/>
-                        </a:prstTxWarp>
                         <a:noAutofit/>
                       </wps:bodyPr>
                     </wps:wsp>
                   </a:graphicData>
                 </a:graphic>
-                <wp14:sizeRelH relativeFrom="margin">
-                  <wp14:pctWidth>0</wp14:pctWidth>
-                </wp14:sizeRelH>
-                <wp14:sizeRelV relativeFrom="margin">
-                  <wp14:pctHeight>0</wp14:pctHeight>
-                </wp14:sizeRelV>
               </wp:anchor>
             </w:drawing>
           </mc:Choice>
           <mc:Fallback>
             <w:pict>
-              <v:oval w14:anchorId="2E9EDAE3" id="Oval 8" o:spid="_x0000_s1026" style="position:absolute;margin-left:180.75pt;margin-top:17.05pt;width:143.25pt;height:93.75pt;z-index:251669504;visibility:visible;mso-wrap-style:square;mso-width-percent:0;mso-height-percent:0;mso-wrap-distance-left:9pt;mso-wrap-distance-top:0;mso-wrap-distance-right:9pt;mso-wrap-distance-bottom:0;mso-position-horizontal:absolute;mso-position-horizontal-relative:text;mso-position-vertical:absolute;mso-position-vertical-relative:text;mso-width-percent:0;mso-height-percent:0;mso-width-relative:margin;mso-height-relative:margin;v-text-anchor:middle" o:gfxdata="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" filled="f" strokecolor="red" strokeweight="1pt">
-                <v:stroke joinstyle="miter"/>
-              </v:oval>
+              <v:shape id="_x0000_s1026" o:spid="_x0000_s1026" o:spt="3" type="#_x0000_t3" style="position:absolute;left:0pt;margin-left:180.75pt;margin-top:17.05pt;height:93.75pt;width:143.25pt;z-index:251664384;v-text-anchor:middle;mso-width-relative:page;mso-height-relative:page;" filled="f" stroked="t" coordsize="21600,21600" o:gfxdata="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">
+                <v:fill on="f" focussize="0,0"/>
+                <v:stroke weight="1pt" color="#FF0000" miterlimit="8" joinstyle="miter"/>
+                <v:imagedata o:title=""/>
+                <o:lock v:ext="edit" aspectratio="f"/>
+              </v:shape>
             </w:pict>
           </mc:Fallback>
         </mc:AlternateContent>
       </w:r>
-      <w:r>
-        <w:rPr>
-          <w:rFonts w:eastAsiaTheme="minorHAnsi"/>
-          <w:sz w:val="24"/>
-          <w:szCs w:val="24"/>
-        </w:rPr>
-        <w:t xml:space="preserve">Date: </w:t>
-      </w:r>
-    </w:p>
-    <w:p>
-      <w:pPr>
-        <w:rPr>
-          <w:rFonts w:eastAsiaTheme="minorHAnsi"/>
-          <w:sz w:val="24"/>
-          <w:szCs w:val="24"/>
-        </w:rPr>
-      </w:pPr>
-      <w:r>
-        <w:rPr>
-          <w:rFonts w:eastAsiaTheme="minorHAnsi"/>
-          <w:sz w:val="24"/>
-          <w:szCs w:val="24"/>
-        </w:rPr>
-        <w:t xml:space="preserve">Design: </w:t>
-      </w:r>
-      <w:r>
-        <w:rPr>
-          <w:rFonts w:eastAsiaTheme="minorHAnsi"/>
-          <w:sz w:val="24"/>
-          <w:szCs w:val="24"/>
-        </w:rPr>
-        <w:t>N</w:t>
-      </w:r>
-      <w:r>
-        <w:rPr>
-          <w:rFonts w:eastAsiaTheme="minorHAnsi"/>
-          <w:sz w:val="24"/>
-          <w:szCs w:val="24"/>
-        </w:rPr>
-        <w:t xml:space="preserve">OR Gate CMOS logic                       </w:t>
-      </w:r>
-      <w:r>
-        <w:rPr>
-          <w:rFonts w:eastAsiaTheme="minorHAnsi"/>
-          <w:noProof/>
+    </w:p>
+    <w:p>
+      <w:pPr>
+        <w:rPr>
+          <w:rFonts w:eastAsiaTheme="minorHAnsi"/>
+          <w:sz w:val="24"/>
+          <w:szCs w:val="24"/>
+        </w:rPr>
+      </w:pPr>
+      <w:r>
+        <w:rPr>
+          <w:rFonts w:eastAsiaTheme="minorHAnsi"/>
+          <w:sz w:val="24"/>
+          <w:szCs w:val="24"/>
+        </w:rPr>
+        <w:t xml:space="preserve">Design: NOR Gate CMOS logic                       </w:t>
+      </w:r>
+      <w:r>
+        <w:rPr>
+          <w:rFonts w:eastAsiaTheme="minorHAnsi"/>
           <w:sz w:val="24"/>
           <w:szCs w:val="24"/>
         </w:rPr>
         <w:drawing>
-          <wp:inline distT="0" distB="0" distL="0" distR="0" wp14:anchorId="21E39C5E" wp14:editId="33F27F11">
+          <wp:inline distT="0" distB="0" distL="0" distR="0">
             <wp:extent cx="1304925" cy="1081405"/>
             <wp:effectExtent l="0" t="0" r="9525" b="4445"/>
             <wp:docPr id="13" name="Picture 13"/>
@@ -3889,11 +4957,13 @@
               <a:graphicData uri="http://schemas.openxmlformats.org/drawingml/2006/picture">
                 <pic:pic xmlns:pic="http://schemas.openxmlformats.org/drawingml/2006/picture">
                   <pic:nvPicPr>
-                    <pic:cNvPr id="2" name="basic-gate-ckt.png"/>
-                    <pic:cNvPicPr/>
+                    <pic:cNvPr id="13" name="Picture 13"/>
+                    <pic:cNvPicPr>
+                      <a:picLocks noChangeAspect="1"/>
+                    </pic:cNvPicPr>
                   </pic:nvPicPr>
-                  <pic:blipFill rotWithShape="1">
-                    <a:blip r:embed="rId13">
+                  <pic:blipFill>
+                    <a:blip r:embed="rId11">
                       <a:extLst>
                         <a:ext uri="{28A0092B-C50C-407E-A947-70E740481C1C}">
                           <a14:useLocalDpi xmlns:a14="http://schemas.microsoft.com/office/drawing/2010/main" val="0"/>
@@ -3901,9 +4971,11 @@
                       </a:extLst>
                     </a:blip>
                     <a:srcRect l="67644" t="68933" r="17047" b="15288"/>
-                    <a:stretch/>
+                    <a:stretch>
+                      <a:fillRect/>
+                    </a:stretch>
                   </pic:blipFill>
-                  <pic:spPr bwMode="auto">
+                  <pic:spPr>
                     <a:xfrm>
                       <a:off x="0" y="0"/>
                       <a:ext cx="1315087" cy="1089826"/>
@@ -3914,11 +4986,6 @@
                     <a:ln>
                       <a:noFill/>
                     </a:ln>
-                    <a:extLst>
-                      <a:ext uri="{53640926-AAD7-44D8-BBD7-CCE9431645EC}">
-                        <a14:shadowObscured xmlns:a14="http://schemas.microsoft.com/office/drawing/2010/main"/>
-                      </a:ext>
-                    </a:extLst>
                   </pic:spPr>
                 </pic:pic>
               </a:graphicData>
@@ -3940,7 +5007,7 @@
       <w:pPr>
         <w:numPr>
           <w:ilvl w:val="0"/>
-          <w:numId w:val="16"/>
+          <w:numId w:val="5"/>
         </w:numPr>
         <w:contextualSpacing/>
         <w:rPr>
@@ -3962,7 +5029,7 @@
       <w:pPr>
         <w:numPr>
           <w:ilvl w:val="0"/>
-          <w:numId w:val="16"/>
+          <w:numId w:val="5"/>
         </w:numPr>
         <w:contextualSpacing/>
         <w:rPr>
@@ -3984,7 +5051,7 @@
       <w:pPr>
         <w:numPr>
           <w:ilvl w:val="0"/>
-          <w:numId w:val="16"/>
+          <w:numId w:val="5"/>
         </w:numPr>
         <w:contextualSpacing/>
         <w:rPr>
@@ -4036,6 +5103,56 @@
           <w:szCs w:val="24"/>
         </w:rPr>
       </w:pPr>
+      <w:r>
+        <w:rPr>
+          <w:rFonts w:eastAsiaTheme="minorHAnsi"/>
+          <w:sz w:val="24"/>
+          <w:szCs w:val="24"/>
+        </w:rPr>
+        <w:drawing>
+          <wp:inline distT="0" distB="0" distL="0" distR="0">
+            <wp:extent cx="4466590" cy="3355340"/>
+            <wp:effectExtent l="0" t="0" r="0" b="0"/>
+            <wp:docPr id="1291065856" name="Picture 1"/>
+            <wp:cNvGraphicFramePr>
+              <a:graphicFrameLocks xmlns:a="http://schemas.openxmlformats.org/drawingml/2006/main" noChangeAspect="1"/>
+            </wp:cNvGraphicFramePr>
+            <a:graphic xmlns:a="http://schemas.openxmlformats.org/drawingml/2006/main">
+              <a:graphicData uri="http://schemas.openxmlformats.org/drawingml/2006/picture">
+                <pic:pic xmlns:pic="http://schemas.openxmlformats.org/drawingml/2006/picture">
+                  <pic:nvPicPr>
+                    <pic:cNvPr id="1291065856" name="Picture 1"/>
+                    <pic:cNvPicPr>
+                      <a:picLocks noChangeAspect="1"/>
+                    </pic:cNvPicPr>
+                  </pic:nvPicPr>
+                  <pic:blipFill>
+                    <a:blip r:embed="rId24">
+                      <a:extLst>
+                        <a:ext uri="{28A0092B-C50C-407E-A947-70E740481C1C}">
+                          <a14:useLocalDpi xmlns:a14="http://schemas.microsoft.com/office/drawing/2010/main" val="0"/>
+                        </a:ext>
+                      </a:extLst>
+                    </a:blip>
+                    <a:stretch>
+                      <a:fillRect/>
+                    </a:stretch>
+                  </pic:blipFill>
+                  <pic:spPr>
+                    <a:xfrm>
+                      <a:off x="0" y="0"/>
+                      <a:ext cx="4466979" cy="3355612"/>
+                    </a:xfrm>
+                    <a:prstGeom prst="rect">
+                      <a:avLst/>
+                    </a:prstGeom>
+                  </pic:spPr>
+                </pic:pic>
+              </a:graphicData>
+            </a:graphic>
+          </wp:inline>
+        </w:drawing>
+      </w:r>
     </w:p>
     <w:p>
       <w:pPr>
@@ -4062,15 +5179,67 @@
           <w:szCs w:val="24"/>
         </w:rPr>
       </w:pPr>
-    </w:p>
-    <w:p>
-      <w:pPr>
-        <w:rPr>
-          <w:rFonts w:eastAsiaTheme="minorHAnsi"/>
-          <w:sz w:val="24"/>
-          <w:szCs w:val="24"/>
-        </w:rPr>
-      </w:pPr>
+      <w:r>
+        <w:rPr>
+          <w:rFonts w:eastAsiaTheme="minorHAnsi"/>
+          <w:sz w:val="24"/>
+          <w:szCs w:val="24"/>
+        </w:rPr>
+        <w:drawing>
+          <wp:inline distT="0" distB="0" distL="0" distR="0">
+            <wp:extent cx="4905375" cy="6280785"/>
+            <wp:effectExtent l="0" t="0" r="9525" b="5715"/>
+            <wp:docPr id="978134499" name="Picture 1"/>
+            <wp:cNvGraphicFramePr>
+              <a:graphicFrameLocks xmlns:a="http://schemas.openxmlformats.org/drawingml/2006/main" noChangeAspect="1"/>
+            </wp:cNvGraphicFramePr>
+            <a:graphic xmlns:a="http://schemas.openxmlformats.org/drawingml/2006/main">
+              <a:graphicData uri="http://schemas.openxmlformats.org/drawingml/2006/picture">
+                <pic:pic xmlns:pic="http://schemas.openxmlformats.org/drawingml/2006/picture">
+                  <pic:nvPicPr>
+                    <pic:cNvPr id="978134499" name="Picture 1"/>
+                    <pic:cNvPicPr>
+                      <a:picLocks noChangeAspect="1"/>
+                    </pic:cNvPicPr>
+                  </pic:nvPicPr>
+                  <pic:blipFill>
+                    <a:blip r:embed="rId25"/>
+                    <a:stretch>
+                      <a:fillRect/>
+                    </a:stretch>
+                  </pic:blipFill>
+                  <pic:spPr>
+                    <a:xfrm>
+                      <a:off x="0" y="0"/>
+                      <a:ext cx="4981910" cy="6378443"/>
+                    </a:xfrm>
+                    <a:prstGeom prst="rect">
+                      <a:avLst/>
+                    </a:prstGeom>
+                  </pic:spPr>
+                </pic:pic>
+              </a:graphicData>
+            </a:graphic>
+          </wp:inline>
+        </w:drawing>
+      </w:r>
+    </w:p>
+    <w:p>
+      <w:pPr>
+        <w:rPr>
+          <w:rFonts w:eastAsiaTheme="minorHAnsi"/>
+          <w:sz w:val="24"/>
+          <w:szCs w:val="24"/>
+        </w:rPr>
+      </w:pPr>
+      <w:r>
+        <w:rPr>
+          <w:rFonts w:eastAsiaTheme="minorHAnsi"/>
+          <w:sz w:val="24"/>
+          <w:szCs w:val="24"/>
+        </w:rPr>
+        <w:br w:type="page"/>
+      </w:r>
       <w:r>
         <w:rPr>
           <w:rFonts w:eastAsiaTheme="minorHAnsi"/>
@@ -4088,6 +5257,50 @@
           <w:szCs w:val="24"/>
         </w:rPr>
       </w:pPr>
+      <w:r>
+        <w:rPr>
+          <w:rFonts w:eastAsiaTheme="minorHAnsi"/>
+          <w:sz w:val="24"/>
+          <w:szCs w:val="24"/>
+        </w:rPr>
+        <w:drawing>
+          <wp:inline distT="0" distB="0" distL="0" distR="0">
+            <wp:extent cx="6038850" cy="3044825"/>
+            <wp:effectExtent l="0" t="0" r="0" b="3175"/>
+            <wp:docPr id="2023738370" name="Picture 1"/>
+            <wp:cNvGraphicFramePr>
+              <a:graphicFrameLocks xmlns:a="http://schemas.openxmlformats.org/drawingml/2006/main" noChangeAspect="1"/>
+            </wp:cNvGraphicFramePr>
+            <a:graphic xmlns:a="http://schemas.openxmlformats.org/drawingml/2006/main">
+              <a:graphicData uri="http://schemas.openxmlformats.org/drawingml/2006/picture">
+                <pic:pic xmlns:pic="http://schemas.openxmlformats.org/drawingml/2006/picture">
+                  <pic:nvPicPr>
+                    <pic:cNvPr id="2023738370" name="Picture 1"/>
+                    <pic:cNvPicPr>
+                      <a:picLocks noChangeAspect="1"/>
+                    </pic:cNvPicPr>
+                  </pic:nvPicPr>
+                  <pic:blipFill>
+                    <a:blip r:embed="rId26"/>
+                    <a:stretch>
+                      <a:fillRect/>
+                    </a:stretch>
+                  </pic:blipFill>
+                  <pic:spPr>
+                    <a:xfrm>
+                      <a:off x="0" y="0"/>
+                      <a:ext cx="6082845" cy="3067417"/>
+                    </a:xfrm>
+                    <a:prstGeom prst="rect">
+                      <a:avLst/>
+                    </a:prstGeom>
+                  </pic:spPr>
+                </pic:pic>
+              </a:graphicData>
+            </a:graphic>
+          </wp:inline>
+        </w:drawing>
+      </w:r>
     </w:p>
     <w:p>
       <w:pPr>
@@ -4108,9 +5321,24 @@
     </w:p>
     <w:tbl>
       <w:tblPr>
-        <w:tblStyle w:val="TableGrid"/>
+        <w:tblStyle w:val="11"/>
         <w:tblW w:w="0" w:type="auto"/>
-        <w:tblLook w:val="04A0" w:firstRow="1" w:lastRow="0" w:firstColumn="1" w:lastColumn="0" w:noHBand="0" w:noVBand="1"/>
+        <w:tblInd w:w="0" w:type="dxa"/>
+        <w:tblBorders>
+          <w:top w:val="single" w:color="auto" w:sz="4" w:space="0"/>
+          <w:left w:val="single" w:color="auto" w:sz="4" w:space="0"/>
+          <w:bottom w:val="single" w:color="auto" w:sz="4" w:space="0"/>
+          <w:right w:val="single" w:color="auto" w:sz="4" w:space="0"/>
+          <w:insideH w:val="single" w:color="auto" w:sz="4" w:space="0"/>
+          <w:insideV w:val="single" w:color="auto" w:sz="4" w:space="0"/>
+        </w:tblBorders>
+        <w:tblLayout w:type="autofit"/>
+        <w:tblCellMar>
+          <w:top w:w="0" w:type="dxa"/>
+          <w:left w:w="108" w:type="dxa"/>
+          <w:bottom w:w="0" w:type="dxa"/>
+          <w:right w:w="108" w:type="dxa"/>
+        </w:tblCellMar>
       </w:tblPr>
       <w:tblGrid>
         <w:gridCol w:w="2155"/>
@@ -4119,12 +5347,29 @@
         <w:gridCol w:w="2101"/>
       </w:tblGrid>
       <w:tr>
+        <w:tblPrEx>
+          <w:tblBorders>
+            <w:top w:val="single" w:color="auto" w:sz="4" w:space="0"/>
+            <w:left w:val="single" w:color="auto" w:sz="4" w:space="0"/>
+            <w:bottom w:val="single" w:color="auto" w:sz="4" w:space="0"/>
+            <w:right w:val="single" w:color="auto" w:sz="4" w:space="0"/>
+            <w:insideH w:val="single" w:color="auto" w:sz="4" w:space="0"/>
+            <w:insideV w:val="single" w:color="auto" w:sz="4" w:space="0"/>
+          </w:tblBorders>
+          <w:tblCellMar>
+            <w:top w:w="0" w:type="dxa"/>
+            <w:left w:w="108" w:type="dxa"/>
+            <w:bottom w:w="0" w:type="dxa"/>
+            <w:right w:w="108" w:type="dxa"/>
+          </w:tblCellMar>
+        </w:tblPrEx>
         <w:tc>
           <w:tcPr>
             <w:tcW w:w="2155" w:type="dxa"/>
           </w:tcPr>
           <w:p>
             <w:pPr>
+              <w:spacing w:after="0" w:line="240" w:lineRule="auto"/>
               <w:rPr>
                 <w:rFonts w:eastAsiaTheme="minorHAnsi"/>
                 <w:sz w:val="24"/>
@@ -4147,6 +5392,7 @@
           </w:tcPr>
           <w:p>
             <w:pPr>
+              <w:spacing w:after="0" w:line="240" w:lineRule="auto"/>
               <w:rPr>
                 <w:rFonts w:eastAsiaTheme="minorHAnsi"/>
                 <w:sz w:val="24"/>
@@ -4169,6 +5415,7 @@
           </w:tcPr>
           <w:p>
             <w:pPr>
+              <w:spacing w:after="0" w:line="240" w:lineRule="auto"/>
               <w:rPr>
                 <w:rFonts w:eastAsiaTheme="minorHAnsi"/>
                 <w:sz w:val="24"/>
@@ -4191,6 +5438,7 @@
           </w:tcPr>
           <w:p>
             <w:pPr>
+              <w:spacing w:after="0" w:line="240" w:lineRule="auto"/>
               <w:rPr>
                 <w:rFonts w:eastAsiaTheme="minorHAnsi"/>
                 <w:sz w:val="24"/>
@@ -4209,12 +5457,29 @@
         </w:tc>
       </w:tr>
       <w:tr>
+        <w:tblPrEx>
+          <w:tblBorders>
+            <w:top w:val="single" w:color="auto" w:sz="4" w:space="0"/>
+            <w:left w:val="single" w:color="auto" w:sz="4" w:space="0"/>
+            <w:bottom w:val="single" w:color="auto" w:sz="4" w:space="0"/>
+            <w:right w:val="single" w:color="auto" w:sz="4" w:space="0"/>
+            <w:insideH w:val="single" w:color="auto" w:sz="4" w:space="0"/>
+            <w:insideV w:val="single" w:color="auto" w:sz="4" w:space="0"/>
+          </w:tblBorders>
+          <w:tblCellMar>
+            <w:top w:w="0" w:type="dxa"/>
+            <w:left w:w="108" w:type="dxa"/>
+            <w:bottom w:w="0" w:type="dxa"/>
+            <w:right w:w="108" w:type="dxa"/>
+          </w:tblCellMar>
+        </w:tblPrEx>
         <w:tc>
           <w:tcPr>
             <w:tcW w:w="2155" w:type="dxa"/>
           </w:tcPr>
           <w:p>
             <w:pPr>
+              <w:spacing w:after="0" w:line="240" w:lineRule="auto"/>
               <w:rPr>
                 <w:rFonts w:eastAsiaTheme="minorHAnsi"/>
                 <w:sz w:val="24"/>
@@ -4237,6 +5502,7 @@
           </w:tcPr>
           <w:p>
             <w:pPr>
+              <w:spacing w:after="0" w:line="240" w:lineRule="auto"/>
               <w:rPr>
                 <w:rFonts w:eastAsiaTheme="minorHAnsi"/>
                 <w:sz w:val="24"/>
@@ -4259,12 +5525,21 @@
           </w:tcPr>
           <w:p>
             <w:pPr>
-              <w:rPr>
-                <w:rFonts w:eastAsiaTheme="minorHAnsi"/>
-                <w:sz w:val="24"/>
-                <w:szCs w:val="24"/>
-              </w:rPr>
-            </w:pPr>
+              <w:spacing w:after="0" w:line="240" w:lineRule="auto"/>
+              <w:rPr>
+                <w:rFonts w:eastAsiaTheme="minorHAnsi"/>
+                <w:sz w:val="24"/>
+                <w:szCs w:val="24"/>
+              </w:rPr>
+            </w:pPr>
+            <w:r>
+              <w:rPr>
+                <w:rFonts w:eastAsiaTheme="minorHAnsi"/>
+                <w:sz w:val="24"/>
+                <w:szCs w:val="24"/>
+              </w:rPr>
+              <w:t>1</w:t>
+            </w:r>
           </w:p>
         </w:tc>
         <w:tc>
@@ -4273,22 +5548,48 @@
           </w:tcPr>
           <w:p>
             <w:pPr>
-              <w:rPr>
-                <w:rFonts w:eastAsiaTheme="minorHAnsi"/>
-                <w:sz w:val="24"/>
-                <w:szCs w:val="24"/>
-              </w:rPr>
-            </w:pPr>
+              <w:spacing w:after="0" w:line="240" w:lineRule="auto"/>
+              <w:rPr>
+                <w:rFonts w:eastAsiaTheme="minorHAnsi"/>
+                <w:sz w:val="24"/>
+                <w:szCs w:val="24"/>
+              </w:rPr>
+            </w:pPr>
+            <w:r>
+              <w:rPr>
+                <w:rFonts w:eastAsiaTheme="minorHAnsi"/>
+                <w:sz w:val="24"/>
+                <w:szCs w:val="24"/>
+              </w:rPr>
+              <w:t>YES</w:t>
+            </w:r>
           </w:p>
         </w:tc>
       </w:tr>
       <w:tr>
+        <w:tblPrEx>
+          <w:tblBorders>
+            <w:top w:val="single" w:color="auto" w:sz="4" w:space="0"/>
+            <w:left w:val="single" w:color="auto" w:sz="4" w:space="0"/>
+            <w:bottom w:val="single" w:color="auto" w:sz="4" w:space="0"/>
+            <w:right w:val="single" w:color="auto" w:sz="4" w:space="0"/>
+            <w:insideH w:val="single" w:color="auto" w:sz="4" w:space="0"/>
+            <w:insideV w:val="single" w:color="auto" w:sz="4" w:space="0"/>
+          </w:tblBorders>
+          <w:tblCellMar>
+            <w:top w:w="0" w:type="dxa"/>
+            <w:left w:w="108" w:type="dxa"/>
+            <w:bottom w:w="0" w:type="dxa"/>
+            <w:right w:w="108" w:type="dxa"/>
+          </w:tblCellMar>
+        </w:tblPrEx>
         <w:tc>
           <w:tcPr>
             <w:tcW w:w="2155" w:type="dxa"/>
           </w:tcPr>
           <w:p>
             <w:pPr>
+              <w:spacing w:after="0" w:line="240" w:lineRule="auto"/>
               <w:rPr>
                 <w:rFonts w:eastAsiaTheme="minorHAnsi"/>
                 <w:sz w:val="24"/>
@@ -4311,6 +5612,7 @@
           </w:tcPr>
           <w:p>
             <w:pPr>
+              <w:spacing w:after="0" w:line="240" w:lineRule="auto"/>
               <w:rPr>
                 <w:rFonts w:eastAsiaTheme="minorHAnsi"/>
                 <w:sz w:val="24"/>
@@ -4333,12 +5635,21 @@
           </w:tcPr>
           <w:p>
             <w:pPr>
-              <w:rPr>
-                <w:rFonts w:eastAsiaTheme="minorHAnsi"/>
-                <w:sz w:val="24"/>
-                <w:szCs w:val="24"/>
-              </w:rPr>
-            </w:pPr>
+              <w:spacing w:after="0" w:line="240" w:lineRule="auto"/>
+              <w:rPr>
+                <w:rFonts w:eastAsiaTheme="minorHAnsi"/>
+                <w:sz w:val="24"/>
+                <w:szCs w:val="24"/>
+              </w:rPr>
+            </w:pPr>
+            <w:r>
+              <w:rPr>
+                <w:rFonts w:eastAsiaTheme="minorHAnsi"/>
+                <w:sz w:val="24"/>
+                <w:szCs w:val="24"/>
+              </w:rPr>
+              <w:t>0</w:t>
+            </w:r>
           </w:p>
         </w:tc>
         <w:tc>
@@ -4347,22 +5658,48 @@
           </w:tcPr>
           <w:p>
             <w:pPr>
-              <w:rPr>
-                <w:rFonts w:eastAsiaTheme="minorHAnsi"/>
-                <w:sz w:val="24"/>
-                <w:szCs w:val="24"/>
-              </w:rPr>
-            </w:pPr>
+              <w:spacing w:after="0" w:line="240" w:lineRule="auto"/>
+              <w:rPr>
+                <w:rFonts w:eastAsiaTheme="minorHAnsi"/>
+                <w:sz w:val="24"/>
+                <w:szCs w:val="24"/>
+              </w:rPr>
+            </w:pPr>
+            <w:r>
+              <w:rPr>
+                <w:rFonts w:eastAsiaTheme="minorHAnsi"/>
+                <w:sz w:val="24"/>
+                <w:szCs w:val="24"/>
+              </w:rPr>
+              <w:t>YES</w:t>
+            </w:r>
           </w:p>
         </w:tc>
       </w:tr>
       <w:tr>
+        <w:tblPrEx>
+          <w:tblBorders>
+            <w:top w:val="single" w:color="auto" w:sz="4" w:space="0"/>
+            <w:left w:val="single" w:color="auto" w:sz="4" w:space="0"/>
+            <w:bottom w:val="single" w:color="auto" w:sz="4" w:space="0"/>
+            <w:right w:val="single" w:color="auto" w:sz="4" w:space="0"/>
+            <w:insideH w:val="single" w:color="auto" w:sz="4" w:space="0"/>
+            <w:insideV w:val="single" w:color="auto" w:sz="4" w:space="0"/>
+          </w:tblBorders>
+          <w:tblCellMar>
+            <w:top w:w="0" w:type="dxa"/>
+            <w:left w:w="108" w:type="dxa"/>
+            <w:bottom w:w="0" w:type="dxa"/>
+            <w:right w:w="108" w:type="dxa"/>
+          </w:tblCellMar>
+        </w:tblPrEx>
         <w:tc>
           <w:tcPr>
             <w:tcW w:w="2155" w:type="dxa"/>
           </w:tcPr>
           <w:p>
             <w:pPr>
+              <w:spacing w:after="0" w:line="240" w:lineRule="auto"/>
               <w:rPr>
                 <w:rFonts w:eastAsiaTheme="minorHAnsi"/>
                 <w:sz w:val="24"/>
@@ -4385,6 +5722,7 @@
           </w:tcPr>
           <w:p>
             <w:pPr>
+              <w:spacing w:after="0" w:line="240" w:lineRule="auto"/>
               <w:rPr>
                 <w:rFonts w:eastAsiaTheme="minorHAnsi"/>
                 <w:sz w:val="24"/>
@@ -4407,12 +5745,21 @@
           </w:tcPr>
           <w:p>
             <w:pPr>
-              <w:rPr>
-                <w:rFonts w:eastAsiaTheme="minorHAnsi"/>
-                <w:sz w:val="24"/>
-                <w:szCs w:val="24"/>
-              </w:rPr>
-            </w:pPr>
+              <w:spacing w:after="0" w:line="240" w:lineRule="auto"/>
+              <w:rPr>
+                <w:rFonts w:eastAsiaTheme="minorHAnsi"/>
+                <w:sz w:val="24"/>
+                <w:szCs w:val="24"/>
+              </w:rPr>
+            </w:pPr>
+            <w:r>
+              <w:rPr>
+                <w:rFonts w:eastAsiaTheme="minorHAnsi"/>
+                <w:sz w:val="24"/>
+                <w:szCs w:val="24"/>
+              </w:rPr>
+              <w:t>0</w:t>
+            </w:r>
           </w:p>
         </w:tc>
         <w:tc>
@@ -4421,22 +5768,48 @@
           </w:tcPr>
           <w:p>
             <w:pPr>
-              <w:rPr>
-                <w:rFonts w:eastAsiaTheme="minorHAnsi"/>
-                <w:sz w:val="24"/>
-                <w:szCs w:val="24"/>
-              </w:rPr>
-            </w:pPr>
+              <w:spacing w:after="0" w:line="240" w:lineRule="auto"/>
+              <w:rPr>
+                <w:rFonts w:eastAsiaTheme="minorHAnsi"/>
+                <w:sz w:val="24"/>
+                <w:szCs w:val="24"/>
+              </w:rPr>
+            </w:pPr>
+            <w:r>
+              <w:rPr>
+                <w:rFonts w:eastAsiaTheme="minorHAnsi"/>
+                <w:sz w:val="24"/>
+                <w:szCs w:val="24"/>
+              </w:rPr>
+              <w:t>YES</w:t>
+            </w:r>
           </w:p>
         </w:tc>
       </w:tr>
       <w:tr>
+        <w:tblPrEx>
+          <w:tblBorders>
+            <w:top w:val="single" w:color="auto" w:sz="4" w:space="0"/>
+            <w:left w:val="single" w:color="auto" w:sz="4" w:space="0"/>
+            <w:bottom w:val="single" w:color="auto" w:sz="4" w:space="0"/>
+            <w:right w:val="single" w:color="auto" w:sz="4" w:space="0"/>
+            <w:insideH w:val="single" w:color="auto" w:sz="4" w:space="0"/>
+            <w:insideV w:val="single" w:color="auto" w:sz="4" w:space="0"/>
+          </w:tblBorders>
+          <w:tblCellMar>
+            <w:top w:w="0" w:type="dxa"/>
+            <w:left w:w="108" w:type="dxa"/>
+            <w:bottom w:w="0" w:type="dxa"/>
+            <w:right w:w="108" w:type="dxa"/>
+          </w:tblCellMar>
+        </w:tblPrEx>
         <w:tc>
           <w:tcPr>
             <w:tcW w:w="2155" w:type="dxa"/>
           </w:tcPr>
           <w:p>
             <w:pPr>
+              <w:spacing w:after="0" w:line="240" w:lineRule="auto"/>
               <w:rPr>
                 <w:rFonts w:eastAsiaTheme="minorHAnsi"/>
                 <w:sz w:val="24"/>
@@ -4459,6 +5832,7 @@
           </w:tcPr>
           <w:p>
             <w:pPr>
+              <w:spacing w:after="0" w:line="240" w:lineRule="auto"/>
               <w:rPr>
                 <w:rFonts w:eastAsiaTheme="minorHAnsi"/>
                 <w:sz w:val="24"/>
@@ -4481,12 +5855,21 @@
           </w:tcPr>
           <w:p>
             <w:pPr>
-              <w:rPr>
-                <w:rFonts w:eastAsiaTheme="minorHAnsi"/>
-                <w:sz w:val="24"/>
-                <w:szCs w:val="24"/>
-              </w:rPr>
-            </w:pPr>
+              <w:spacing w:after="0" w:line="240" w:lineRule="auto"/>
+              <w:rPr>
+                <w:rFonts w:eastAsiaTheme="minorHAnsi"/>
+                <w:sz w:val="24"/>
+                <w:szCs w:val="24"/>
+              </w:rPr>
+            </w:pPr>
+            <w:r>
+              <w:rPr>
+                <w:rFonts w:eastAsiaTheme="minorHAnsi"/>
+                <w:sz w:val="24"/>
+                <w:szCs w:val="24"/>
+              </w:rPr>
+              <w:t>0</w:t>
+            </w:r>
           </w:p>
         </w:tc>
         <w:tc>
@@ -4495,70 +5878,21 @@
           </w:tcPr>
           <w:p>
             <w:pPr>
-              <w:rPr>
-                <w:rFonts w:eastAsiaTheme="minorHAnsi"/>
-                <w:sz w:val="24"/>
-                <w:szCs w:val="24"/>
-              </w:rPr>
-            </w:pPr>
-          </w:p>
-        </w:tc>
-      </w:tr>
-      <w:tr>
-        <w:tc>
-          <w:tcPr>
-            <w:tcW w:w="2155" w:type="dxa"/>
-          </w:tcPr>
-          <w:p>
-            <w:pPr>
-              <w:rPr>
-                <w:rFonts w:eastAsiaTheme="minorHAnsi"/>
-                <w:sz w:val="24"/>
-                <w:szCs w:val="24"/>
-              </w:rPr>
-            </w:pPr>
-          </w:p>
-        </w:tc>
-        <w:tc>
-          <w:tcPr>
-            <w:tcW w:w="2437" w:type="dxa"/>
-          </w:tcPr>
-          <w:p>
-            <w:pPr>
-              <w:rPr>
-                <w:rFonts w:eastAsiaTheme="minorHAnsi"/>
-                <w:sz w:val="24"/>
-                <w:szCs w:val="24"/>
-              </w:rPr>
-            </w:pPr>
-          </w:p>
-        </w:tc>
-        <w:tc>
-          <w:tcPr>
-            <w:tcW w:w="2657" w:type="dxa"/>
-          </w:tcPr>
-          <w:p>
-            <w:pPr>
-              <w:rPr>
-                <w:rFonts w:eastAsiaTheme="minorHAnsi"/>
-                <w:sz w:val="24"/>
-                <w:szCs w:val="24"/>
-              </w:rPr>
-            </w:pPr>
-          </w:p>
-        </w:tc>
-        <w:tc>
-          <w:tcPr>
-            <w:tcW w:w="2101" w:type="dxa"/>
-          </w:tcPr>
-          <w:p>
-            <w:pPr>
-              <w:rPr>
-                <w:rFonts w:eastAsiaTheme="minorHAnsi"/>
-                <w:sz w:val="24"/>
-                <w:szCs w:val="24"/>
-              </w:rPr>
-            </w:pPr>
+              <w:spacing w:after="0" w:line="240" w:lineRule="auto"/>
+              <w:rPr>
+                <w:rFonts w:eastAsiaTheme="minorHAnsi"/>
+                <w:sz w:val="24"/>
+                <w:szCs w:val="24"/>
+              </w:rPr>
+            </w:pPr>
+            <w:r>
+              <w:rPr>
+                <w:rFonts w:eastAsiaTheme="minorHAnsi"/>
+                <w:sz w:val="24"/>
+                <w:szCs w:val="24"/>
+              </w:rPr>
+              <w:t>YES</w:t>
+            </w:r>
           </w:p>
         </w:tc>
       </w:tr>
@@ -4595,29 +5929,44 @@
           <w:sz w:val="24"/>
           <w:szCs w:val="24"/>
         </w:rPr>
-        <w:lastRenderedPageBreak/>
-        <w:t>Name:                                                                          Design Area WxL =________</w:t>
-      </w:r>
-    </w:p>
-    <w:p>
-      <w:pPr>
-        <w:rPr>
-          <w:rFonts w:eastAsiaTheme="minorHAnsi"/>
-          <w:sz w:val="24"/>
-          <w:szCs w:val="24"/>
-        </w:rPr>
-      </w:pPr>
-      <w:r>
-        <w:rPr>
-          <w:rFonts w:eastAsiaTheme="minorHAnsi"/>
-          <w:noProof/>
+        <w:br w:type="page"/>
+      </w:r>
+    </w:p>
+    <w:p>
+      <w:pPr>
+        <w:rPr>
+          <w:rFonts w:eastAsiaTheme="minorHAnsi"/>
+          <w:sz w:val="24"/>
+          <w:szCs w:val="24"/>
+        </w:rPr>
+      </w:pPr>
+      <w:r>
+        <w:rPr>
+          <w:rFonts w:eastAsiaTheme="minorHAnsi"/>
+          <w:sz w:val="24"/>
+          <w:szCs w:val="24"/>
+        </w:rPr>
+        <w:t>Name:     Mohyeddin Barghouti                                                 Design Area WxL =________</w:t>
+      </w:r>
+    </w:p>
+    <w:p>
+      <w:pPr>
+        <w:rPr>
+          <w:rFonts w:eastAsiaTheme="minorHAnsi"/>
+          <w:sz w:val="24"/>
+          <w:szCs w:val="24"/>
+        </w:rPr>
+      </w:pPr>
+      <w:r>
+        <w:rPr>
+          <w:rFonts w:eastAsiaTheme="minorHAnsi"/>
           <w:sz w:val="24"/>
           <w:szCs w:val="24"/>
         </w:rPr>
         <mc:AlternateContent>
           <mc:Choice Requires="wps">
             <w:drawing>
-              <wp:anchor distT="0" distB="0" distL="114300" distR="114300" simplePos="0" relativeHeight="251670528" behindDoc="0" locked="0" layoutInCell="1" allowOverlap="1" wp14:anchorId="79017C80" wp14:editId="491225B9">
+              <wp:anchor distT="0" distB="0" distL="114300" distR="114300" simplePos="0" relativeHeight="251665408" behindDoc="0" locked="0" layoutInCell="1" allowOverlap="1">
                 <wp:simplePos x="0" y="0"/>
                 <wp:positionH relativeFrom="column">
                   <wp:posOffset>2514600</wp:posOffset>
@@ -4653,28 +6002,22 @@
                         <a:effectLst/>
                       </wps:spPr>
                       <wps:bodyPr rot="0" spcFirstLastPara="0" vertOverflow="overflow" horzOverflow="overflow" vert="horz" wrap="square" lIns="91440" tIns="45720" rIns="91440" bIns="45720" numCol="1" spcCol="0" rtlCol="0" fromWordArt="0" anchor="ctr" anchorCtr="0" forceAA="0" compatLnSpc="1">
-                        <a:prstTxWarp prst="textNoShape">
-                          <a:avLst/>
-                        </a:prstTxWarp>
                         <a:noAutofit/>
                       </wps:bodyPr>
                     </wps:wsp>
                   </a:graphicData>
                 </a:graphic>
-                <wp14:sizeRelH relativeFrom="margin">
-                  <wp14:pctWidth>0</wp14:pctWidth>
-                </wp14:sizeRelH>
-                <wp14:sizeRelV relativeFrom="margin">
-                  <wp14:pctHeight>0</wp14:pctHeight>
-                </wp14:sizeRelV>
               </wp:anchor>
             </w:drawing>
           </mc:Choice>
           <mc:Fallback>
             <w:pict>
-              <v:oval w14:anchorId="453F97E2" id="Oval 10" o:spid="_x0000_s1026" style="position:absolute;margin-left:198pt;margin-top:19.3pt;width:143.25pt;height:93.75pt;z-index:251670528;visibility:visible;mso-wrap-style:square;mso-width-percent:0;mso-height-percent:0;mso-wrap-distance-left:9pt;mso-wrap-distance-top:0;mso-wrap-distance-right:9pt;mso-wrap-distance-bottom:0;mso-position-horizontal:absolute;mso-position-horizontal-relative:text;mso-position-vertical:absolute;mso-position-vertical-relative:text;mso-width-percent:0;mso-height-percent:0;mso-width-relative:margin;mso-height-relative:margin;v-text-anchor:middle" o:gfxdata="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" filled="f" strokecolor="red" strokeweight="1pt">
-                <v:stroke joinstyle="miter"/>
-              </v:oval>
+              <v:shape id="_x0000_s1026" o:spid="_x0000_s1026" o:spt="3" type="#_x0000_t3" style="position:absolute;left:0pt;margin-left:198pt;margin-top:19.3pt;height:93.75pt;width:143.25pt;z-index:251665408;v-text-anchor:middle;mso-width-relative:page;mso-height-relative:page;" filled="f" stroked="t" coordsize="21600,21600" o:gfxdata="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">
+                <v:fill on="f" focussize="0,0"/>
+                <v:stroke weight="1pt" color="#FF0000" miterlimit="8" joinstyle="miter"/>
+                <v:imagedata o:title=""/>
+                <o:lock v:ext="edit" aspectratio="f"/>
+              </v:shape>
             </w:pict>
           </mc:Fallback>
         </mc:AlternateContent>
@@ -4685,7 +6028,7 @@
           <w:sz w:val="24"/>
           <w:szCs w:val="24"/>
         </w:rPr>
-        <w:t xml:space="preserve">Date: </w:t>
+        <w:t xml:space="preserve"> </w:t>
       </w:r>
     </w:p>
     <w:p>
@@ -4707,13 +6050,12 @@
       <w:r>
         <w:rPr>
           <w:rFonts w:eastAsiaTheme="minorHAnsi"/>
-          <w:noProof/>
           <w:sz w:val="24"/>
           <w:szCs w:val="24"/>
         </w:rPr>
         <w:drawing>
-          <wp:inline distT="0" distB="0" distL="0" distR="0" wp14:anchorId="583E0159" wp14:editId="5DC696AF">
-            <wp:extent cx="1557618" cy="952500"/>
+          <wp:inline distT="0" distB="0" distL="0" distR="0">
+            <wp:extent cx="1557020" cy="952500"/>
             <wp:effectExtent l="0" t="0" r="5080" b="0"/>
             <wp:docPr id="14" name="Picture 14"/>
             <wp:cNvGraphicFramePr>
@@ -4723,11 +6065,13 @@
               <a:graphicData uri="http://schemas.openxmlformats.org/drawingml/2006/picture">
                 <pic:pic xmlns:pic="http://schemas.openxmlformats.org/drawingml/2006/picture">
                   <pic:nvPicPr>
-                    <pic:cNvPr id="13" name="xnor logic gate and table.png"/>
-                    <pic:cNvPicPr/>
+                    <pic:cNvPr id="14" name="Picture 14"/>
+                    <pic:cNvPicPr>
+                      <a:picLocks noChangeAspect="1"/>
+                    </pic:cNvPicPr>
                   </pic:nvPicPr>
-                  <pic:blipFill rotWithShape="1">
-                    <a:blip r:embed="rId12">
+                  <pic:blipFill>
+                    <a:blip r:embed="rId10">
                       <a:extLst>
                         <a:ext uri="{28A0092B-C50C-407E-A947-70E740481C1C}">
                           <a14:useLocalDpi xmlns:a14="http://schemas.microsoft.com/office/drawing/2010/main" val="0"/>
@@ -4735,9 +6079,11 @@
                       </a:extLst>
                     </a:blip>
                     <a:srcRect l="9268" r="22928" b="65447"/>
-                    <a:stretch/>
+                    <a:stretch>
+                      <a:fillRect/>
+                    </a:stretch>
                   </pic:blipFill>
-                  <pic:spPr bwMode="auto">
+                  <pic:spPr>
                     <a:xfrm>
                       <a:off x="0" y="0"/>
                       <a:ext cx="1564026" cy="956419"/>
@@ -4748,11 +6094,6 @@
                     <a:ln>
                       <a:noFill/>
                     </a:ln>
-                    <a:extLst>
-                      <a:ext uri="{53640926-AAD7-44D8-BBD7-CCE9431645EC}">
-                        <a14:shadowObscured xmlns:a14="http://schemas.microsoft.com/office/drawing/2010/main"/>
-                      </a:ext>
-                    </a:extLst>
                   </pic:spPr>
                 </pic:pic>
               </a:graphicData>
@@ -4774,7 +6115,7 @@
       <w:pPr>
         <w:numPr>
           <w:ilvl w:val="0"/>
-          <w:numId w:val="14"/>
+          <w:numId w:val="4"/>
         </w:numPr>
         <w:contextualSpacing/>
         <w:rPr>
@@ -4796,7 +6137,7 @@
       <w:pPr>
         <w:numPr>
           <w:ilvl w:val="0"/>
-          <w:numId w:val="14"/>
+          <w:numId w:val="4"/>
         </w:numPr>
         <w:contextualSpacing/>
         <w:rPr>
@@ -4818,7 +6159,7 @@
       <w:pPr>
         <w:numPr>
           <w:ilvl w:val="0"/>
-          <w:numId w:val="14"/>
+          <w:numId w:val="4"/>
         </w:numPr>
         <w:contextualSpacing/>
         <w:rPr>
@@ -4840,7 +6181,7 @@
       <w:pPr>
         <w:numPr>
           <w:ilvl w:val="0"/>
-          <w:numId w:val="14"/>
+          <w:numId w:val="4"/>
         </w:numPr>
         <w:contextualSpacing/>
         <w:rPr>
@@ -4907,6 +6248,23 @@
           <w:sz w:val="24"/>
           <w:szCs w:val="24"/>
         </w:rPr>
+        <w:br w:type="page"/>
+      </w:r>
+    </w:p>
+    <w:p>
+      <w:pPr>
+        <w:rPr>
+          <w:rFonts w:eastAsiaTheme="minorHAnsi"/>
+          <w:sz w:val="24"/>
+          <w:szCs w:val="24"/>
+        </w:rPr>
+      </w:pPr>
+      <w:r>
+        <w:rPr>
+          <w:rFonts w:eastAsiaTheme="minorHAnsi"/>
+          <w:sz w:val="24"/>
+          <w:szCs w:val="24"/>
+        </w:rPr>
         <w:t>Please insert picture of DRC clean layout below.</w:t>
       </w:r>
     </w:p>
@@ -4918,6 +6276,23 @@
           <w:szCs w:val="24"/>
         </w:rPr>
       </w:pPr>
+    </w:p>
+    <w:p>
+      <w:pPr>
+        <w:rPr>
+          <w:rFonts w:eastAsiaTheme="minorHAnsi"/>
+          <w:sz w:val="24"/>
+          <w:szCs w:val="24"/>
+        </w:rPr>
+      </w:pPr>
+      <w:r>
+        <w:rPr>
+          <w:rFonts w:eastAsiaTheme="minorHAnsi"/>
+          <w:sz w:val="24"/>
+          <w:szCs w:val="24"/>
+        </w:rPr>
+        <w:br w:type="page"/>
+      </w:r>
     </w:p>
     <w:p>
       <w:pPr>
@@ -4964,9 +6339,24 @@
     </w:p>
     <w:tbl>
       <w:tblPr>
-        <w:tblStyle w:val="TableGrid"/>
+        <w:tblStyle w:val="11"/>
         <w:tblW w:w="0" w:type="auto"/>
-        <w:tblLook w:val="04A0" w:firstRow="1" w:lastRow="0" w:firstColumn="1" w:lastColumn="0" w:noHBand="0" w:noVBand="1"/>
+        <w:tblInd w:w="0" w:type="dxa"/>
+        <w:tblBorders>
+          <w:top w:val="single" w:color="auto" w:sz="4" w:space="0"/>
+          <w:left w:val="single" w:color="auto" w:sz="4" w:space="0"/>
+          <w:bottom w:val="single" w:color="auto" w:sz="4" w:space="0"/>
+          <w:right w:val="single" w:color="auto" w:sz="4" w:space="0"/>
+          <w:insideH w:val="single" w:color="auto" w:sz="4" w:space="0"/>
+          <w:insideV w:val="single" w:color="auto" w:sz="4" w:space="0"/>
+        </w:tblBorders>
+        <w:tblLayout w:type="autofit"/>
+        <w:tblCellMar>
+          <w:top w:w="0" w:type="dxa"/>
+          <w:left w:w="108" w:type="dxa"/>
+          <w:bottom w:w="0" w:type="dxa"/>
+          <w:right w:w="108" w:type="dxa"/>
+        </w:tblCellMar>
       </w:tblPr>
       <w:tblGrid>
         <w:gridCol w:w="2155"/>
@@ -4975,12 +6365,29 @@
         <w:gridCol w:w="2101"/>
       </w:tblGrid>
       <w:tr>
+        <w:tblPrEx>
+          <w:tblBorders>
+            <w:top w:val="single" w:color="auto" w:sz="4" w:space="0"/>
+            <w:left w:val="single" w:color="auto" w:sz="4" w:space="0"/>
+            <w:bottom w:val="single" w:color="auto" w:sz="4" w:space="0"/>
+            <w:right w:val="single" w:color="auto" w:sz="4" w:space="0"/>
+            <w:insideH w:val="single" w:color="auto" w:sz="4" w:space="0"/>
+            <w:insideV w:val="single" w:color="auto" w:sz="4" w:space="0"/>
+          </w:tblBorders>
+          <w:tblCellMar>
+            <w:top w:w="0" w:type="dxa"/>
+            <w:left w:w="108" w:type="dxa"/>
+            <w:bottom w:w="0" w:type="dxa"/>
+            <w:right w:w="108" w:type="dxa"/>
+          </w:tblCellMar>
+        </w:tblPrEx>
         <w:tc>
           <w:tcPr>
             <w:tcW w:w="2155" w:type="dxa"/>
           </w:tcPr>
           <w:p>
             <w:pPr>
+              <w:spacing w:after="0" w:line="240" w:lineRule="auto"/>
               <w:rPr>
                 <w:rFonts w:eastAsiaTheme="minorHAnsi"/>
                 <w:sz w:val="24"/>
@@ -5003,6 +6410,7 @@
           </w:tcPr>
           <w:p>
             <w:pPr>
+              <w:spacing w:after="0" w:line="240" w:lineRule="auto"/>
               <w:rPr>
                 <w:rFonts w:eastAsiaTheme="minorHAnsi"/>
                 <w:sz w:val="24"/>
@@ -5025,6 +6433,7 @@
           </w:tcPr>
           <w:p>
             <w:pPr>
+              <w:spacing w:after="0" w:line="240" w:lineRule="auto"/>
               <w:rPr>
                 <w:rFonts w:eastAsiaTheme="minorHAnsi"/>
                 <w:sz w:val="24"/>
@@ -5047,6 +6456,7 @@
           </w:tcPr>
           <w:p>
             <w:pPr>
+              <w:spacing w:after="0" w:line="240" w:lineRule="auto"/>
               <w:rPr>
                 <w:rFonts w:eastAsiaTheme="minorHAnsi"/>
                 <w:sz w:val="24"/>
@@ -5065,12 +6475,29 @@
         </w:tc>
       </w:tr>
       <w:tr>
+        <w:tblPrEx>
+          <w:tblBorders>
+            <w:top w:val="single" w:color="auto" w:sz="4" w:space="0"/>
+            <w:left w:val="single" w:color="auto" w:sz="4" w:space="0"/>
+            <w:bottom w:val="single" w:color="auto" w:sz="4" w:space="0"/>
+            <w:right w:val="single" w:color="auto" w:sz="4" w:space="0"/>
+            <w:insideH w:val="single" w:color="auto" w:sz="4" w:space="0"/>
+            <w:insideV w:val="single" w:color="auto" w:sz="4" w:space="0"/>
+          </w:tblBorders>
+          <w:tblCellMar>
+            <w:top w:w="0" w:type="dxa"/>
+            <w:left w:w="108" w:type="dxa"/>
+            <w:bottom w:w="0" w:type="dxa"/>
+            <w:right w:w="108" w:type="dxa"/>
+          </w:tblCellMar>
+        </w:tblPrEx>
         <w:tc>
           <w:tcPr>
             <w:tcW w:w="2155" w:type="dxa"/>
           </w:tcPr>
           <w:p>
             <w:pPr>
+              <w:spacing w:after="0" w:line="240" w:lineRule="auto"/>
               <w:rPr>
                 <w:rFonts w:eastAsiaTheme="minorHAnsi"/>
                 <w:sz w:val="24"/>
@@ -5093,6 +6520,7 @@
           </w:tcPr>
           <w:p>
             <w:pPr>
+              <w:spacing w:after="0" w:line="240" w:lineRule="auto"/>
               <w:rPr>
                 <w:rFonts w:eastAsiaTheme="minorHAnsi"/>
                 <w:sz w:val="24"/>
@@ -5115,6 +6543,7 @@
           </w:tcPr>
           <w:p>
             <w:pPr>
+              <w:spacing w:after="0" w:line="240" w:lineRule="auto"/>
               <w:rPr>
                 <w:rFonts w:eastAsiaTheme="minorHAnsi"/>
                 <w:sz w:val="24"/>
@@ -5129,6 +6558,7 @@
           </w:tcPr>
           <w:p>
             <w:pPr>
+              <w:spacing w:after="0" w:line="240" w:lineRule="auto"/>
               <w:rPr>
                 <w:rFonts w:eastAsiaTheme="minorHAnsi"/>
                 <w:sz w:val="24"/>
@@ -5139,12 +6569,29 @@
         </w:tc>
       </w:tr>
       <w:tr>
+        <w:tblPrEx>
+          <w:tblBorders>
+            <w:top w:val="single" w:color="auto" w:sz="4" w:space="0"/>
+            <w:left w:val="single" w:color="auto" w:sz="4" w:space="0"/>
+            <w:bottom w:val="single" w:color="auto" w:sz="4" w:space="0"/>
+            <w:right w:val="single" w:color="auto" w:sz="4" w:space="0"/>
+            <w:insideH w:val="single" w:color="auto" w:sz="4" w:space="0"/>
+            <w:insideV w:val="single" w:color="auto" w:sz="4" w:space="0"/>
+          </w:tblBorders>
+          <w:tblCellMar>
+            <w:top w:w="0" w:type="dxa"/>
+            <w:left w:w="108" w:type="dxa"/>
+            <w:bottom w:w="0" w:type="dxa"/>
+            <w:right w:w="108" w:type="dxa"/>
+          </w:tblCellMar>
+        </w:tblPrEx>
         <w:tc>
           <w:tcPr>
             <w:tcW w:w="2155" w:type="dxa"/>
           </w:tcPr>
           <w:p>
             <w:pPr>
+              <w:spacing w:after="0" w:line="240" w:lineRule="auto"/>
               <w:rPr>
                 <w:rFonts w:eastAsiaTheme="minorHAnsi"/>
                 <w:sz w:val="24"/>
@@ -5167,6 +6614,7 @@
           </w:tcPr>
           <w:p>
             <w:pPr>
+              <w:spacing w:after="0" w:line="240" w:lineRule="auto"/>
               <w:rPr>
                 <w:rFonts w:eastAsiaTheme="minorHAnsi"/>
                 <w:sz w:val="24"/>
@@ -5189,6 +6637,7 @@
           </w:tcPr>
           <w:p>
             <w:pPr>
+              <w:spacing w:after="0" w:line="240" w:lineRule="auto"/>
               <w:rPr>
                 <w:rFonts w:eastAsiaTheme="minorHAnsi"/>
                 <w:sz w:val="24"/>
@@ -5203,6 +6652,7 @@
           </w:tcPr>
           <w:p>
             <w:pPr>
+              <w:spacing w:after="0" w:line="240" w:lineRule="auto"/>
               <w:rPr>
                 <w:rFonts w:eastAsiaTheme="minorHAnsi"/>
                 <w:sz w:val="24"/>
@@ -5213,12 +6663,29 @@
         </w:tc>
       </w:tr>
       <w:tr>
+        <w:tblPrEx>
+          <w:tblBorders>
+            <w:top w:val="single" w:color="auto" w:sz="4" w:space="0"/>
+            <w:left w:val="single" w:color="auto" w:sz="4" w:space="0"/>
+            <w:bottom w:val="single" w:color="auto" w:sz="4" w:space="0"/>
+            <w:right w:val="single" w:color="auto" w:sz="4" w:space="0"/>
+            <w:insideH w:val="single" w:color="auto" w:sz="4" w:space="0"/>
+            <w:insideV w:val="single" w:color="auto" w:sz="4" w:space="0"/>
+          </w:tblBorders>
+          <w:tblCellMar>
+            <w:top w:w="0" w:type="dxa"/>
+            <w:left w:w="108" w:type="dxa"/>
+            <w:bottom w:w="0" w:type="dxa"/>
+            <w:right w:w="108" w:type="dxa"/>
+          </w:tblCellMar>
+        </w:tblPrEx>
         <w:tc>
           <w:tcPr>
             <w:tcW w:w="2155" w:type="dxa"/>
           </w:tcPr>
           <w:p>
             <w:pPr>
+              <w:spacing w:after="0" w:line="240" w:lineRule="auto"/>
               <w:rPr>
                 <w:rFonts w:eastAsiaTheme="minorHAnsi"/>
                 <w:sz w:val="24"/>
@@ -5241,6 +6708,7 @@
           </w:tcPr>
           <w:p>
             <w:pPr>
+              <w:spacing w:after="0" w:line="240" w:lineRule="auto"/>
               <w:rPr>
                 <w:rFonts w:eastAsiaTheme="minorHAnsi"/>
                 <w:sz w:val="24"/>
@@ -5263,6 +6731,7 @@
           </w:tcPr>
           <w:p>
             <w:pPr>
+              <w:spacing w:after="0" w:line="240" w:lineRule="auto"/>
               <w:rPr>
                 <w:rFonts w:eastAsiaTheme="minorHAnsi"/>
                 <w:sz w:val="24"/>
@@ -5277,6 +6746,7 @@
           </w:tcPr>
           <w:p>
             <w:pPr>
+              <w:spacing w:after="0" w:line="240" w:lineRule="auto"/>
               <w:rPr>
                 <w:rFonts w:eastAsiaTheme="minorHAnsi"/>
                 <w:sz w:val="24"/>
@@ -5287,12 +6757,29 @@
         </w:tc>
       </w:tr>
       <w:tr>
+        <w:tblPrEx>
+          <w:tblBorders>
+            <w:top w:val="single" w:color="auto" w:sz="4" w:space="0"/>
+            <w:left w:val="single" w:color="auto" w:sz="4" w:space="0"/>
+            <w:bottom w:val="single" w:color="auto" w:sz="4" w:space="0"/>
+            <w:right w:val="single" w:color="auto" w:sz="4" w:space="0"/>
+            <w:insideH w:val="single" w:color="auto" w:sz="4" w:space="0"/>
+            <w:insideV w:val="single" w:color="auto" w:sz="4" w:space="0"/>
+          </w:tblBorders>
+          <w:tblCellMar>
+            <w:top w:w="0" w:type="dxa"/>
+            <w:left w:w="108" w:type="dxa"/>
+            <w:bottom w:w="0" w:type="dxa"/>
+            <w:right w:w="108" w:type="dxa"/>
+          </w:tblCellMar>
+        </w:tblPrEx>
         <w:tc>
           <w:tcPr>
             <w:tcW w:w="2155" w:type="dxa"/>
           </w:tcPr>
           <w:p>
             <w:pPr>
+              <w:spacing w:after="0" w:line="240" w:lineRule="auto"/>
               <w:rPr>
                 <w:rFonts w:eastAsiaTheme="minorHAnsi"/>
                 <w:sz w:val="24"/>
@@ -5315,6 +6802,7 @@
           </w:tcPr>
           <w:p>
             <w:pPr>
+              <w:spacing w:after="0" w:line="240" w:lineRule="auto"/>
               <w:rPr>
                 <w:rFonts w:eastAsiaTheme="minorHAnsi"/>
                 <w:sz w:val="24"/>
@@ -5337,6 +6825,7 @@
           </w:tcPr>
           <w:p>
             <w:pPr>
+              <w:spacing w:after="0" w:line="240" w:lineRule="auto"/>
               <w:rPr>
                 <w:rFonts w:eastAsiaTheme="minorHAnsi"/>
                 <w:sz w:val="24"/>
@@ -5351,6 +6840,7 @@
           </w:tcPr>
           <w:p>
             <w:pPr>
+              <w:spacing w:after="0" w:line="240" w:lineRule="auto"/>
               <w:rPr>
                 <w:rFonts w:eastAsiaTheme="minorHAnsi"/>
                 <w:sz w:val="24"/>
@@ -5400,41 +6890,41 @@
       </w:pPr>
     </w:p>
     <w:sectPr>
-      <w:headerReference w:type="default" r:id="rId18"/>
-      <w:footerReference w:type="default" r:id="rId19"/>
+      <w:headerReference r:id="rId5" w:type="default"/>
+      <w:footerReference r:id="rId6" w:type="default"/>
       <w:pgSz w:w="12240" w:h="15840"/>
       <w:pgMar w:top="1440" w:right="1440" w:bottom="1440" w:left="1440" w:header="720" w:footer="720" w:gutter="0"/>
       <w:pgBorders w:offsetFrom="page">
-        <w:top w:val="dotted" w:sz="4" w:space="24" w:color="auto"/>
-        <w:left w:val="dotted" w:sz="4" w:space="24" w:color="auto"/>
-        <w:bottom w:val="dotted" w:sz="4" w:space="24" w:color="auto"/>
-        <w:right w:val="dotted" w:sz="4" w:space="24" w:color="auto"/>
+        <w:top w:val="dotted" w:color="auto" w:sz="4" w:space="24"/>
+        <w:left w:val="dotted" w:color="auto" w:sz="4" w:space="24"/>
+        <w:bottom w:val="dotted" w:color="auto" w:sz="4" w:space="24"/>
+        <w:right w:val="dotted" w:color="auto" w:sz="4" w:space="24"/>
       </w:pgBorders>
       <w:pgNumType w:start="0"/>
-      <w:cols w:space="720"/>
+      <w:cols w:space="720" w:num="1"/>
       <w:titlePg/>
-      <w:docGrid w:linePitch="360"/>
+      <w:docGrid w:linePitch="360" w:charSpace="0"/>
     </w:sectPr>
   </w:body>
 </w:document>
 </file>
 
 <file path=word/endnotes.xml><?xml version="1.0" encoding="utf-8"?>
-<w:endnotes xmlns:wpc="http://schemas.microsoft.com/office/word/2010/wordprocessingCanvas" xmlns:cx="http://schemas.microsoft.com/office/drawing/2014/chartex" xmlns:cx1="http://schemas.microsoft.com/office/drawing/2015/9/8/chartex" xmlns:cx2="http://schemas.microsoft.com/office/drawing/2015/10/21/chartex" xmlns:cx3="http://schemas.microsoft.com/office/drawing/2016/5/9/chartex" xmlns:cx4="http://schemas.microsoft.com/office/drawing/2016/5/10/chartex" xmlns:cx5="http://schemas.microsoft.com/office/drawing/2016/5/11/chartex" xmlns:cx6="http://schemas.microsoft.com/office/drawing/2016/5/12/chartex" xmlns:cx7="http://schemas.microsoft.com/office/drawing/2016/5/13/chartex" xmlns:cx8="http://schemas.microsoft.com/office/drawing/2016/5/14/chartex" xmlns:mc="http://schemas.openxmlformats.org/markup-compatibility/2006" xmlns:aink="http://schemas.microsoft.com/office/drawing/2016/ink" xmlns:am3d="http://schemas.microsoft.com/office/drawing/2017/model3d" xmlns:o="urn:schemas-microsoft-com:office:office" xmlns:oel="http://schemas.microsoft.com/office/2019/extlst" xmlns:r="http://schemas.openxmlformats.org/officeDocument/2006/relationships" xmlns:m="http://schemas.openxmlformats.org/officeDocument/2006/math" xmlns:v="urn:schemas-microsoft-com:vml" xmlns:wp14="http://schemas.microsoft.com/office/word/2010/wordprocessingDrawing" xmlns:wp="http://schemas.openxmlformats.org/drawingml/2006/wordprocessingDrawing" xmlns:w10="urn:schemas-microsoft-com:office:word" xmlns:w="http://schemas.openxmlformats.org/wordprocessingml/2006/main" xmlns:w14="http://schemas.microsoft.com/office/word/2010/wordml" xmlns:w15="http://schemas.microsoft.com/office/word/2012/wordml" xmlns:w16cex="http://schemas.microsoft.com/office/word/2018/wordml/cex" xmlns:w16cid="http://schemas.microsoft.com/office/word/2016/wordml/cid" xmlns:w16="http://schemas.microsoft.com/office/word/2018/wordml" xmlns:w16du="http://schemas.microsoft.com/office/word/2023/wordml/word16du" xmlns:w16sdtdh="http://schemas.microsoft.com/office/word/2020/wordml/sdtdatahash" xmlns:w16se="http://schemas.microsoft.com/office/word/2015/wordml/symex" xmlns:wpg="http://schemas.microsoft.com/office/word/2010/wordprocessingGroup" xmlns:wpi="http://schemas.microsoft.com/office/word/2010/wordprocessingInk" xmlns:wne="http://schemas.microsoft.com/office/word/2006/wordml" xmlns:wps="http://schemas.microsoft.com/office/word/2010/wordprocessingShape" mc:Ignorable="w14 w15 w16se w16cid w16 w16cex w16sdtdh w16du wp14">
-  <w:endnote w:type="separator" w:id="-1">
-    <w:p>
-      <w:pPr>
-        <w:spacing w:after="0" w:line="240" w:lineRule="auto"/>
+<w:endnotes xmlns:wpc="http://schemas.microsoft.com/office/word/2010/wordprocessingCanvas" xmlns:mc="http://schemas.openxmlformats.org/markup-compatibility/2006" xmlns:o="urn:schemas-microsoft-com:office:office" xmlns:r="http://schemas.openxmlformats.org/officeDocument/2006/relationships" xmlns:m="http://schemas.openxmlformats.org/officeDocument/2006/math" xmlns:v="urn:schemas-microsoft-com:vml" xmlns:wp14="http://schemas.microsoft.com/office/word/2010/wordprocessingDrawing" xmlns:wp="http://schemas.openxmlformats.org/drawingml/2006/wordprocessingDrawing" xmlns:w="http://schemas.openxmlformats.org/wordprocessingml/2006/main" xmlns:w14="http://schemas.microsoft.com/office/word/2010/wordml" xmlns:w15="http://schemas.microsoft.com/office/word/2012/wordml" xmlns:w10="urn:schemas-microsoft-com:office:word" xmlns:wpg="http://schemas.microsoft.com/office/word/2010/wordprocessingGroup" xmlns:wpi="http://schemas.microsoft.com/office/word/2010/wordprocessingInk" xmlns:wne="http://schemas.microsoft.com/office/word/2006/wordml" xmlns:wps="http://schemas.microsoft.com/office/word/2010/wordprocessingShape" xmlns:wpsCustomData="http://www.wps.cn/officeDocument/2013/wpsCustomData" mc:Ignorable="w14 w15 wp14">
+  <w:endnote w:type="separator" w:id="0">
+    <w:p>
+      <w:pPr>
+        <w:spacing w:line="240" w:lineRule="auto"/>
       </w:pPr>
       <w:r>
         <w:separator/>
       </w:r>
     </w:p>
   </w:endnote>
-  <w:endnote w:type="continuationSeparator" w:id="0">
-    <w:p>
-      <w:pPr>
-        <w:spacing w:after="0" w:line="240" w:lineRule="auto"/>
+  <w:endnote w:type="continuationSeparator" w:id="1">
+    <w:p>
+      <w:pPr>
+        <w:spacing w:line="240" w:lineRule="auto"/>
       </w:pPr>
       <w:r>
         <w:continuationSeparator/>
@@ -5445,7 +6935,7 @@
 </file>
 
 <file path=word/footer1.xml><?xml version="1.0" encoding="utf-8"?>
-<w:ftr xmlns:wpc="http://schemas.microsoft.com/office/word/2010/wordprocessingCanvas" xmlns:cx="http://schemas.microsoft.com/office/drawing/2014/chartex" xmlns:cx1="http://schemas.microsoft.com/office/drawing/2015/9/8/chartex" xmlns:cx2="http://schemas.microsoft.com/office/drawing/2015/10/21/chartex" xmlns:cx3="http://schemas.microsoft.com/office/drawing/2016/5/9/chartex" xmlns:cx4="http://schemas.microsoft.com/office/drawing/2016/5/10/chartex" xmlns:cx5="http://schemas.microsoft.com/office/drawing/2016/5/11/chartex" xmlns:cx6="http://schemas.microsoft.com/office/drawing/2016/5/12/chartex" xmlns:cx7="http://schemas.microsoft.com/office/drawing/2016/5/13/chartex" xmlns:cx8="http://schemas.microsoft.com/office/drawing/2016/5/14/chartex" xmlns:mc="http://schemas.openxmlformats.org/markup-compatibility/2006" xmlns:aink="http://schemas.microsoft.com/office/drawing/2016/ink" xmlns:am3d="http://schemas.microsoft.com/office/drawing/2017/model3d" xmlns:o="urn:schemas-microsoft-com:office:office" xmlns:oel="http://schemas.microsoft.com/office/2019/extlst" xmlns:r="http://schemas.openxmlformats.org/officeDocument/2006/relationships" xmlns:m="http://schemas.openxmlformats.org/officeDocument/2006/math" xmlns:v="urn:schemas-microsoft-com:vml" xmlns:wp14="http://schemas.microsoft.com/office/word/2010/wordprocessingDrawing" xmlns:wp="http://schemas.openxmlformats.org/drawingml/2006/wordprocessingDrawing" xmlns:w10="urn:schemas-microsoft-com:office:word" xmlns:w="http://schemas.openxmlformats.org/wordprocessingml/2006/main" xmlns:w14="http://schemas.microsoft.com/office/word/2010/wordml" xmlns:w15="http://schemas.microsoft.com/office/word/2012/wordml" xmlns:w16cex="http://schemas.microsoft.com/office/word/2018/wordml/cex" xmlns:w16cid="http://schemas.microsoft.com/office/word/2016/wordml/cid" xmlns:w16="http://schemas.microsoft.com/office/word/2018/wordml" xmlns:w16du="http://schemas.microsoft.com/office/word/2023/wordml/word16du" xmlns:w16sdtdh="http://schemas.microsoft.com/office/word/2020/wordml/sdtdatahash" xmlns:w16se="http://schemas.microsoft.com/office/word/2015/wordml/symex" xmlns:wpg="http://schemas.microsoft.com/office/word/2010/wordprocessingGroup" xmlns:wpi="http://schemas.microsoft.com/office/word/2010/wordprocessingInk" xmlns:wne="http://schemas.microsoft.com/office/word/2006/wordml" xmlns:wps="http://schemas.microsoft.com/office/word/2010/wordprocessingShape" mc:Ignorable="w14 w15 w16se w16cid w16 w16cex w16sdtdh w16du wp14">
+<w:ftr xmlns:wpc="http://schemas.microsoft.com/office/word/2010/wordprocessingCanvas" xmlns:mc="http://schemas.openxmlformats.org/markup-compatibility/2006" xmlns:o="urn:schemas-microsoft-com:office:office" xmlns:r="http://schemas.openxmlformats.org/officeDocument/2006/relationships" xmlns:m="http://schemas.openxmlformats.org/officeDocument/2006/math" xmlns:v="urn:schemas-microsoft-com:vml" xmlns:wp14="http://schemas.microsoft.com/office/word/2010/wordprocessingDrawing" xmlns:wp="http://schemas.openxmlformats.org/drawingml/2006/wordprocessingDrawing" xmlns:w10="urn:schemas-microsoft-com:office:word" xmlns:w="http://schemas.openxmlformats.org/wordprocessingml/2006/main" xmlns:w14="http://schemas.microsoft.com/office/word/2010/wordml" xmlns:w15="http://schemas.microsoft.com/office/word/2012/wordml" xmlns:wpg="http://schemas.microsoft.com/office/word/2010/wordprocessingGroup" xmlns:wpi="http://schemas.microsoft.com/office/word/2010/wordprocessingInk" xmlns:wne="http://schemas.microsoft.com/office/word/2006/wordml" xmlns:wps="http://schemas.microsoft.com/office/word/2010/wordprocessingShape" xmlns:wpsCustomData="http://www.wps.cn/officeDocument/2013/wpsCustomData" mc:Ignorable="w14 w15 wp14">
   <w:p>
     <w:pPr>
       <w:widowControl w:val="0"/>
@@ -5457,33 +6947,26 @@
       <w:suppressAutoHyphens/>
       <w:spacing w:after="0" w:line="240" w:lineRule="auto"/>
       <w:rPr>
-        <w:rFonts w:ascii="Calibri" w:eastAsia="Times New Roman" w:hAnsi="Calibri" w:cs="Calibri"/>
+        <w:rFonts w:ascii="Calibri" w:hAnsi="Calibri" w:eastAsia="Times New Roman" w:cs="Calibri"/>
       </w:rPr>
     </w:pPr>
     <w:r>
       <w:rPr>
-        <w:rFonts w:ascii="Calibri" w:eastAsia="Times New Roman" w:hAnsi="Calibri" w:cs="Calibri"/>
+        <w:rFonts w:ascii="Calibri" w:hAnsi="Calibri" w:eastAsia="Times New Roman" w:cs="Calibri"/>
         <w:lang w:val="fr-FR"/>
       </w:rPr>
       <w:tab/>
     </w:r>
     <w:r>
       <w:rPr>
-        <w:rFonts w:ascii="Calibri" w:eastAsia="Times New Roman" w:hAnsi="Calibri" w:cs="Calibri"/>
+        <w:rFonts w:ascii="Calibri" w:hAnsi="Calibri" w:eastAsia="Times New Roman" w:cs="Calibri"/>
         <w:lang w:val="fr-FR"/>
       </w:rPr>
-      <w:t>Copyright (</w:t>
+      <w:t>Copyright (c) Orion VLSI Technologies, 2024</w:t>
     </w:r>
     <w:r>
       <w:rPr>
-        <w:rFonts w:ascii="Calibri" w:eastAsia="Times New Roman" w:hAnsi="Calibri" w:cs="Calibri"/>
-        <w:lang w:val="fr-FR"/>
-      </w:rPr>
-      <w:t>c) Orion VLSI Technologies, 2024</w:t>
-    </w:r>
-    <w:r>
-      <w:rPr>
-        <w:rFonts w:ascii="Calibri" w:eastAsia="Times New Roman" w:hAnsi="Calibri" w:cs="Calibri"/>
+        <w:rFonts w:ascii="Calibri" w:hAnsi="Calibri" w:eastAsia="Times New Roman" w:cs="Calibri"/>
         <w:lang w:val="fr-FR"/>
       </w:rPr>
       <w:tab/>
@@ -5491,111 +6974,174 @@
   </w:p>
   <w:p>
     <w:pPr>
-      <w:pStyle w:val="Footer"/>
+      <w:pStyle w:val="6"/>
       <w:jc w:val="center"/>
       <w:rPr>
         <w:color w:val="5B9BD5" w:themeColor="accent1"/>
+        <w14:textFill>
+          <w14:solidFill>
+            <w14:schemeClr w14:val="accent1"/>
+          </w14:solidFill>
+        </w14:textFill>
       </w:rPr>
     </w:pPr>
     <w:r>
       <w:rPr>
         <w:color w:val="5B9BD5" w:themeColor="accent1"/>
+        <w14:textFill>
+          <w14:solidFill>
+            <w14:schemeClr w14:val="accent1"/>
+          </w14:solidFill>
+        </w14:textFill>
       </w:rPr>
       <w:t xml:space="preserve">Page </w:t>
     </w:r>
     <w:r>
       <w:rPr>
         <w:color w:val="5B9BD5" w:themeColor="accent1"/>
+        <w14:textFill>
+          <w14:solidFill>
+            <w14:schemeClr w14:val="accent1"/>
+          </w14:solidFill>
+        </w14:textFill>
       </w:rPr>
       <w:fldChar w:fldCharType="begin"/>
     </w:r>
     <w:r>
       <w:rPr>
         <w:color w:val="5B9BD5" w:themeColor="accent1"/>
+        <w14:textFill>
+          <w14:solidFill>
+            <w14:schemeClr w14:val="accent1"/>
+          </w14:solidFill>
+        </w14:textFill>
       </w:rPr>
       <w:instrText xml:space="preserve"> PAGE  \* Arabic  \* MERGEFORMAT </w:instrText>
     </w:r>
     <w:r>
       <w:rPr>
         <w:color w:val="5B9BD5" w:themeColor="accent1"/>
+        <w14:textFill>
+          <w14:solidFill>
+            <w14:schemeClr w14:val="accent1"/>
+          </w14:solidFill>
+        </w14:textFill>
       </w:rPr>
       <w:fldChar w:fldCharType="separate"/>
     </w:r>
     <w:r>
       <w:rPr>
-        <w:noProof/>
         <w:color w:val="5B9BD5" w:themeColor="accent1"/>
+        <w14:textFill>
+          <w14:solidFill>
+            <w14:schemeClr w14:val="accent1"/>
+          </w14:solidFill>
+        </w14:textFill>
       </w:rPr>
       <w:t>7</w:t>
     </w:r>
     <w:r>
       <w:rPr>
         <w:color w:val="5B9BD5" w:themeColor="accent1"/>
+        <w14:textFill>
+          <w14:solidFill>
+            <w14:schemeClr w14:val="accent1"/>
+          </w14:solidFill>
+        </w14:textFill>
       </w:rPr>
       <w:fldChar w:fldCharType="end"/>
     </w:r>
     <w:r>
       <w:rPr>
         <w:color w:val="5B9BD5" w:themeColor="accent1"/>
+        <w14:textFill>
+          <w14:solidFill>
+            <w14:schemeClr w14:val="accent1"/>
+          </w14:solidFill>
+        </w14:textFill>
       </w:rPr>
       <w:t xml:space="preserve"> of </w:t>
     </w:r>
     <w:r>
       <w:rPr>
         <w:color w:val="5B9BD5" w:themeColor="accent1"/>
+        <w14:textFill>
+          <w14:solidFill>
+            <w14:schemeClr w14:val="accent1"/>
+          </w14:solidFill>
+        </w14:textFill>
       </w:rPr>
       <w:fldChar w:fldCharType="begin"/>
     </w:r>
     <w:r>
       <w:rPr>
         <w:color w:val="5B9BD5" w:themeColor="accent1"/>
+        <w14:textFill>
+          <w14:solidFill>
+            <w14:schemeClr w14:val="accent1"/>
+          </w14:solidFill>
+        </w14:textFill>
       </w:rPr>
       <w:instrText xml:space="preserve"> NUMPAGES  \* Arabic  \* MERGEFORMAT </w:instrText>
     </w:r>
     <w:r>
       <w:rPr>
         <w:color w:val="5B9BD5" w:themeColor="accent1"/>
+        <w14:textFill>
+          <w14:solidFill>
+            <w14:schemeClr w14:val="accent1"/>
+          </w14:solidFill>
+        </w14:textFill>
       </w:rPr>
       <w:fldChar w:fldCharType="separate"/>
     </w:r>
     <w:r>
       <w:rPr>
-        <w:noProof/>
         <w:color w:val="5B9BD5" w:themeColor="accent1"/>
+        <w14:textFill>
+          <w14:solidFill>
+            <w14:schemeClr w14:val="accent1"/>
+          </w14:solidFill>
+        </w14:textFill>
       </w:rPr>
       <w:t>8</w:t>
     </w:r>
     <w:r>
       <w:rPr>
         <w:color w:val="5B9BD5" w:themeColor="accent1"/>
+        <w14:textFill>
+          <w14:solidFill>
+            <w14:schemeClr w14:val="accent1"/>
+          </w14:solidFill>
+        </w14:textFill>
       </w:rPr>
       <w:fldChar w:fldCharType="end"/>
     </w:r>
   </w:p>
   <w:p>
     <w:pPr>
-      <w:pStyle w:val="Footer"/>
+      <w:pStyle w:val="6"/>
     </w:pPr>
   </w:p>
 </w:ftr>
 </file>
 
 <file path=word/footnotes.xml><?xml version="1.0" encoding="utf-8"?>
-<w:footnotes xmlns:wpc="http://schemas.microsoft.com/office/word/2010/wordprocessingCanvas" xmlns:cx="http://schemas.microsoft.com/office/drawing/2014/chartex" xmlns:cx1="http://schemas.microsoft.com/office/drawing/2015/9/8/chartex" xmlns:cx2="http://schemas.microsoft.com/office/drawing/2015/10/21/chartex" xmlns:cx3="http://schemas.microsoft.com/office/drawing/2016/5/9/chartex" xmlns:cx4="http://schemas.microsoft.com/office/drawing/2016/5/10/chartex" xmlns:cx5="http://schemas.microsoft.com/office/drawing/2016/5/11/chartex" xmlns:cx6="http://schemas.microsoft.com/office/drawing/2016/5/12/chartex" xmlns:cx7="http://schemas.microsoft.com/office/drawing/2016/5/13/chartex" xmlns:cx8="http://schemas.microsoft.com/office/drawing/2016/5/14/chartex" xmlns:mc="http://schemas.openxmlformats.org/markup-compatibility/2006" xmlns:aink="http://schemas.microsoft.com/office/drawing/2016/ink" xmlns:am3d="http://schemas.microsoft.com/office/drawing/2017/model3d" xmlns:o="urn:schemas-microsoft-com:office:office" xmlns:oel="http://schemas.microsoft.com/office/2019/extlst" xmlns:r="http://schemas.openxmlformats.org/officeDocument/2006/relationships" xmlns:m="http://schemas.openxmlformats.org/officeDocument/2006/math" xmlns:v="urn:schemas-microsoft-com:vml" xmlns:wp14="http://schemas.microsoft.com/office/word/2010/wordprocessingDrawing" xmlns:wp="http://schemas.openxmlformats.org/drawingml/2006/wordprocessingDrawing" xmlns:w10="urn:schemas-microsoft-com:office:word" xmlns:w="http://schemas.openxmlformats.org/wordprocessingml/2006/main" xmlns:w14="http://schemas.microsoft.com/office/word/2010/wordml" xmlns:w15="http://schemas.microsoft.com/office/word/2012/wordml" xmlns:w16cex="http://schemas.microsoft.com/office/word/2018/wordml/cex" xmlns:w16cid="http://schemas.microsoft.com/office/word/2016/wordml/cid" xmlns:w16="http://schemas.microsoft.com/office/word/2018/wordml" xmlns:w16du="http://schemas.microsoft.com/office/word/2023/wordml/word16du" xmlns:w16sdtdh="http://schemas.microsoft.com/office/word/2020/wordml/sdtdatahash" xmlns:w16se="http://schemas.microsoft.com/office/word/2015/wordml/symex" xmlns:wpg="http://schemas.microsoft.com/office/word/2010/wordprocessingGroup" xmlns:wpi="http://schemas.microsoft.com/office/word/2010/wordprocessingInk" xmlns:wne="http://schemas.microsoft.com/office/word/2006/wordml" xmlns:wps="http://schemas.microsoft.com/office/word/2010/wordprocessingShape" mc:Ignorable="w14 w15 w16se w16cid w16 w16cex w16sdtdh w16du wp14">
-  <w:footnote w:type="separator" w:id="-1">
-    <w:p>
-      <w:pPr>
-        <w:spacing w:after="0" w:line="240" w:lineRule="auto"/>
+<w:footnotes xmlns:wpc="http://schemas.microsoft.com/office/word/2010/wordprocessingCanvas" xmlns:mc="http://schemas.openxmlformats.org/markup-compatibility/2006" xmlns:o="urn:schemas-microsoft-com:office:office" xmlns:r="http://schemas.openxmlformats.org/officeDocument/2006/relationships" xmlns:m="http://schemas.openxmlformats.org/officeDocument/2006/math" xmlns:v="urn:schemas-microsoft-com:vml" xmlns:wp14="http://schemas.microsoft.com/office/word/2010/wordprocessingDrawing" xmlns:wp="http://schemas.openxmlformats.org/drawingml/2006/wordprocessingDrawing" xmlns:w="http://schemas.openxmlformats.org/wordprocessingml/2006/main" xmlns:w14="http://schemas.microsoft.com/office/word/2010/wordml" xmlns:w15="http://schemas.microsoft.com/office/word/2012/wordml" xmlns:w10="urn:schemas-microsoft-com:office:word" xmlns:wpg="http://schemas.microsoft.com/office/word/2010/wordprocessingGroup" xmlns:wpi="http://schemas.microsoft.com/office/word/2010/wordprocessingInk" xmlns:wne="http://schemas.microsoft.com/office/word/2006/wordml" xmlns:wps="http://schemas.microsoft.com/office/word/2010/wordprocessingShape" xmlns:wpsCustomData="http://www.wps.cn/officeDocument/2013/wpsCustomData" mc:Ignorable="w14 w15 wp14">
+  <w:footnote w:type="separator" w:id="0">
+    <w:p>
+      <w:pPr>
+        <w:spacing w:before="0" w:after="0" w:line="259" w:lineRule="auto"/>
       </w:pPr>
       <w:r>
         <w:separator/>
       </w:r>
     </w:p>
   </w:footnote>
-  <w:footnote w:type="continuationSeparator" w:id="0">
-    <w:p>
-      <w:pPr>
-        <w:spacing w:after="0" w:line="240" w:lineRule="auto"/>
+  <w:footnote w:type="continuationSeparator" w:id="1">
+    <w:p>
+      <w:pPr>
+        <w:spacing w:before="0" w:after="0" w:line="259" w:lineRule="auto"/>
       </w:pPr>
       <w:r>
         <w:continuationSeparator/>
@@ -5606,19 +7152,16 @@
 </file>
 
 <file path=word/header1.xml><?xml version="1.0" encoding="utf-8"?>
-<w:hdr xmlns:wpc="http://schemas.microsoft.com/office/word/2010/wordprocessingCanvas" xmlns:cx="http://schemas.microsoft.com/office/drawing/2014/chartex" xmlns:cx1="http://schemas.microsoft.com/office/drawing/2015/9/8/chartex" xmlns:cx2="http://schemas.microsoft.com/office/drawing/2015/10/21/chartex" xmlns:cx3="http://schemas.microsoft.com/office/drawing/2016/5/9/chartex" xmlns:cx4="http://schemas.microsoft.com/office/drawing/2016/5/10/chartex" xmlns:cx5="http://schemas.microsoft.com/office/drawing/2016/5/11/chartex" xmlns:cx6="http://schemas.microsoft.com/office/drawing/2016/5/12/chartex" xmlns:cx7="http://schemas.microsoft.com/office/drawing/2016/5/13/chartex" xmlns:cx8="http://schemas.microsoft.com/office/drawing/2016/5/14/chartex" xmlns:mc="http://schemas.openxmlformats.org/markup-compatibility/2006" xmlns:aink="http://schemas.microsoft.com/office/drawing/2016/ink" xmlns:am3d="http://schemas.microsoft.com/office/drawing/2017/model3d" xmlns:o="urn:schemas-microsoft-com:office:office" xmlns:oel="http://schemas.microsoft.com/office/2019/extlst" xmlns:r="http://schemas.openxmlformats.org/officeDocument/2006/relationships" xmlns:m="http://schemas.openxmlformats.org/officeDocument/2006/math" xmlns:v="urn:schemas-microsoft-com:vml" xmlns:wp14="http://schemas.microsoft.com/office/word/2010/wordprocessingDrawing" xmlns:wp="http://schemas.openxmlformats.org/drawingml/2006/wordprocessingDrawing" xmlns:w10="urn:schemas-microsoft-com:office:word" xmlns:w="http://schemas.openxmlformats.org/wordprocessingml/2006/main" xmlns:w14="http://schemas.microsoft.com/office/word/2010/wordml" xmlns:w15="http://schemas.microsoft.com/office/word/2012/wordml" xmlns:w16cex="http://schemas.microsoft.com/office/word/2018/wordml/cex" xmlns:w16cid="http://schemas.microsoft.com/office/word/2016/wordml/cid" xmlns:w16="http://schemas.microsoft.com/office/word/2018/wordml" xmlns:w16du="http://schemas.microsoft.com/office/word/2023/wordml/word16du" xmlns:w16sdtdh="http://schemas.microsoft.com/office/word/2020/wordml/sdtdatahash" xmlns:w16se="http://schemas.microsoft.com/office/word/2015/wordml/symex" xmlns:wpg="http://schemas.microsoft.com/office/word/2010/wordprocessingGroup" xmlns:wpi="http://schemas.microsoft.com/office/word/2010/wordprocessingInk" xmlns:wne="http://schemas.microsoft.com/office/word/2006/wordml" xmlns:wps="http://schemas.microsoft.com/office/word/2010/wordprocessingShape" mc:Ignorable="w14 w15 w16se w16cid w16 w16cex w16sdtdh w16du wp14">
+<w:hdr xmlns:wpc="http://schemas.microsoft.com/office/word/2010/wordprocessingCanvas" xmlns:mc="http://schemas.openxmlformats.org/markup-compatibility/2006" xmlns:o="urn:schemas-microsoft-com:office:office" xmlns:r="http://schemas.openxmlformats.org/officeDocument/2006/relationships" xmlns:m="http://schemas.openxmlformats.org/officeDocument/2006/math" xmlns:v="urn:schemas-microsoft-com:vml" xmlns:wp14="http://schemas.microsoft.com/office/word/2010/wordprocessingDrawing" xmlns:wp="http://schemas.openxmlformats.org/drawingml/2006/wordprocessingDrawing" xmlns:w10="urn:schemas-microsoft-com:office:word" xmlns:w="http://schemas.openxmlformats.org/wordprocessingml/2006/main" xmlns:w14="http://schemas.microsoft.com/office/word/2010/wordml" xmlns:w15="http://schemas.microsoft.com/office/word/2012/wordml" xmlns:wpg="http://schemas.microsoft.com/office/word/2010/wordprocessingGroup" xmlns:wpi="http://schemas.microsoft.com/office/word/2010/wordprocessingInk" xmlns:wne="http://schemas.microsoft.com/office/word/2006/wordml" xmlns:wps="http://schemas.microsoft.com/office/word/2010/wordprocessingShape" xmlns:wpsCustomData="http://www.wps.cn/officeDocument/2013/wpsCustomData" mc:Ignorable="w14 w15 wp14">
   <w:p>
     <w:pPr>
-      <w:pStyle w:val="Header"/>
+      <w:pStyle w:val="7"/>
       <w:jc w:val="center"/>
     </w:pPr>
     <w:r>
-      <w:rPr>
-        <w:noProof/>
-      </w:rPr>
       <w:drawing>
-        <wp:inline distT="0" distB="0" distL="0" distR="0" wp14:anchorId="7BF24E21" wp14:editId="19AC316A">
-          <wp:extent cx="1710267" cy="1710267"/>
+        <wp:inline distT="0" distB="0" distL="0" distR="0">
+          <wp:extent cx="1710055" cy="1710055"/>
           <wp:effectExtent l="0" t="0" r="4445" b="4445"/>
           <wp:docPr id="3" name="Picture 3"/>
           <wp:cNvGraphicFramePr>
@@ -5628,8 +7171,10 @@
             <a:graphicData uri="http://schemas.openxmlformats.org/drawingml/2006/picture">
               <pic:pic xmlns:pic="http://schemas.openxmlformats.org/drawingml/2006/picture">
                 <pic:nvPicPr>
-                  <pic:cNvPr id="3" name="orion logo_page-0001.jpg"/>
-                  <pic:cNvPicPr/>
+                  <pic:cNvPr id="3" name="Picture 3"/>
+                  <pic:cNvPicPr>
+                    <a:picLocks noChangeAspect="1"/>
+                  </pic:cNvPicPr>
                 </pic:nvPicPr>
                 <pic:blipFill>
                   <a:blip r:embed="rId1">
@@ -5661,19 +7206,19 @@
   </w:p>
   <w:p>
     <w:pPr>
-      <w:pStyle w:val="Header"/>
+      <w:pStyle w:val="7"/>
     </w:pPr>
   </w:p>
 </w:hdr>
 </file>
 
 <file path=word/numbering.xml><?xml version="1.0" encoding="utf-8"?>
-<w:numbering xmlns:wpc="http://schemas.microsoft.com/office/word/2010/wordprocessingCanvas" xmlns:cx="http://schemas.microsoft.com/office/drawing/2014/chartex" xmlns:cx1="http://schemas.microsoft.com/office/drawing/2015/9/8/chartex" xmlns:cx2="http://schemas.microsoft.com/office/drawing/2015/10/21/chartex" xmlns:cx3="http://schemas.microsoft.com/office/drawing/2016/5/9/chartex" xmlns:cx4="http://schemas.microsoft.com/office/drawing/2016/5/10/chartex" xmlns:cx5="http://schemas.microsoft.com/office/drawing/2016/5/11/chartex" xmlns:cx6="http://schemas.microsoft.com/office/drawing/2016/5/12/chartex" xmlns:cx7="http://schemas.microsoft.com/office/drawing/2016/5/13/chartex" xmlns:cx8="http://schemas.microsoft.com/office/drawing/2016/5/14/chartex" xmlns:mc="http://schemas.openxmlformats.org/markup-compatibility/2006" xmlns:aink="http://schemas.microsoft.com/office/drawing/2016/ink" xmlns:am3d="http://schemas.microsoft.com/office/drawing/2017/model3d" xmlns:o="urn:schemas-microsoft-com:office:office" xmlns:oel="http://schemas.microsoft.com/office/2019/extlst" xmlns:r="http://schemas.openxmlformats.org/officeDocument/2006/relationships" xmlns:m="http://schemas.openxmlformats.org/officeDocument/2006/math" xmlns:v="urn:schemas-microsoft-com:vml" xmlns:wp14="http://schemas.microsoft.com/office/word/2010/wordprocessingDrawing" xmlns:wp="http://schemas.openxmlformats.org/drawingml/2006/wordprocessingDrawing" xmlns:w10="urn:schemas-microsoft-com:office:word" xmlns:w="http://schemas.openxmlformats.org/wordprocessingml/2006/main" xmlns:w14="http://schemas.microsoft.com/office/word/2010/wordml" xmlns:w15="http://schemas.microsoft.com/office/word/2012/wordml" xmlns:w16cex="http://schemas.microsoft.com/office/word/2018/wordml/cex" xmlns:w16cid="http://schemas.microsoft.com/office/word/2016/wordml/cid" xmlns:w16="http://schemas.microsoft.com/office/word/2018/wordml" xmlns:w16du="http://schemas.microsoft.com/office/word/2023/wordml/word16du" xmlns:w16sdtdh="http://schemas.microsoft.com/office/word/2020/wordml/sdtdatahash" xmlns:w16se="http://schemas.microsoft.com/office/word/2015/wordml/symex" xmlns:wpg="http://schemas.microsoft.com/office/word/2010/wordprocessingGroup" xmlns:wpi="http://schemas.microsoft.com/office/word/2010/wordprocessingInk" xmlns:wne="http://schemas.microsoft.com/office/word/2006/wordml" xmlns:wps="http://schemas.microsoft.com/office/word/2010/wordprocessingShape" mc:Ignorable="w14 w15 w16se w16cid w16 w16cex w16sdtdh w16du wp14">
-  <w:abstractNum w:abstractNumId="0" w15:restartNumberingAfterBreak="0">
-    <w:nsid w:val="014A1F71"/>
-    <w:multiLevelType w:val="hybridMultilevel"/>
-    <w:tmpl w:val="EBE2D0BA"/>
-    <w:lvl w:ilvl="0" w:tplc="0409000F">
+<w:numbering xmlns:wpc="http://schemas.microsoft.com/office/word/2010/wordprocessingCanvas" xmlns:mc="http://schemas.openxmlformats.org/markup-compatibility/2006" xmlns:o="urn:schemas-microsoft-com:office:office" xmlns:r="http://schemas.openxmlformats.org/officeDocument/2006/relationships" xmlns:m="http://schemas.openxmlformats.org/officeDocument/2006/math" xmlns:v="urn:schemas-microsoft-com:vml" xmlns:wp14="http://schemas.microsoft.com/office/word/2010/wordprocessingDrawing" xmlns:wp="http://schemas.openxmlformats.org/drawingml/2006/wordprocessingDrawing" xmlns:w10="urn:schemas-microsoft-com:office:word" xmlns:w="http://schemas.openxmlformats.org/wordprocessingml/2006/main" xmlns:w14="http://schemas.microsoft.com/office/word/2010/wordml" xmlns:wpg="http://schemas.microsoft.com/office/word/2010/wordprocessingGroup" xmlns:wpi="http://schemas.microsoft.com/office/word/2010/wordprocessingInk" xmlns:wne="http://schemas.microsoft.com/office/word/2006/wordml" xmlns:wps="http://schemas.microsoft.com/office/word/2010/wordprocessingShape" xmlns:wpsCustomData="http://www.wps.cn/officeDocument/2013/wpsCustomData" mc:Ignorable="w14 wp14">
+  <w:abstractNum w:abstractNumId="0">
+    <w:nsid w:val="103D3990"/>
+    <w:multiLevelType w:val="multilevel"/>
+    <w:tmpl w:val="103D3990"/>
+    <w:lvl w:ilvl="0" w:tentative="0">
       <w:start w:val="1"/>
       <w:numFmt w:val="decimal"/>
       <w:lvlText w:val="%1."/>
@@ -5682,7 +7227,7 @@
         <w:ind w:left="720" w:hanging="360"/>
       </w:pPr>
     </w:lvl>
-    <w:lvl w:ilvl="1" w:tplc="04090019" w:tentative="1">
+    <w:lvl w:ilvl="1" w:tentative="0">
       <w:start w:val="1"/>
       <w:numFmt w:val="lowerLetter"/>
       <w:lvlText w:val="%2."/>
@@ -5691,7 +7236,7 @@
         <w:ind w:left="1440" w:hanging="360"/>
       </w:pPr>
     </w:lvl>
-    <w:lvl w:ilvl="2" w:tplc="0409001B" w:tentative="1">
+    <w:lvl w:ilvl="2" w:tentative="0">
       <w:start w:val="1"/>
       <w:numFmt w:val="lowerRoman"/>
       <w:lvlText w:val="%3."/>
@@ -5700,7 +7245,7 @@
         <w:ind w:left="2160" w:hanging="180"/>
       </w:pPr>
     </w:lvl>
-    <w:lvl w:ilvl="3" w:tplc="0409000F" w:tentative="1">
+    <w:lvl w:ilvl="3" w:tentative="0">
       <w:start w:val="1"/>
       <w:numFmt w:val="decimal"/>
       <w:lvlText w:val="%4."/>
@@ -5709,7 +7254,7 @@
         <w:ind w:left="2880" w:hanging="360"/>
       </w:pPr>
     </w:lvl>
-    <w:lvl w:ilvl="4" w:tplc="04090019" w:tentative="1">
+    <w:lvl w:ilvl="4" w:tentative="0">
       <w:start w:val="1"/>
       <w:numFmt w:val="lowerLetter"/>
       <w:lvlText w:val="%5."/>
@@ -5718,7 +7263,7 @@
         <w:ind w:left="3600" w:hanging="360"/>
       </w:pPr>
     </w:lvl>
-    <w:lvl w:ilvl="5" w:tplc="0409001B" w:tentative="1">
+    <w:lvl w:ilvl="5" w:tentative="0">
       <w:start w:val="1"/>
       <w:numFmt w:val="lowerRoman"/>
       <w:lvlText w:val="%6."/>
@@ -5727,7 +7272,7 @@
         <w:ind w:left="4320" w:hanging="180"/>
       </w:pPr>
     </w:lvl>
-    <w:lvl w:ilvl="6" w:tplc="0409000F" w:tentative="1">
+    <w:lvl w:ilvl="6" w:tentative="0">
       <w:start w:val="1"/>
       <w:numFmt w:val="decimal"/>
       <w:lvlText w:val="%7."/>
@@ -5736,7 +7281,7 @@
         <w:ind w:left="5040" w:hanging="360"/>
       </w:pPr>
     </w:lvl>
-    <w:lvl w:ilvl="7" w:tplc="04090019" w:tentative="1">
+    <w:lvl w:ilvl="7" w:tentative="0">
       <w:start w:val="1"/>
       <w:numFmt w:val="lowerLetter"/>
       <w:lvlText w:val="%8."/>
@@ -5745,7 +7290,7 @@
         <w:ind w:left="5760" w:hanging="360"/>
       </w:pPr>
     </w:lvl>
-    <w:lvl w:ilvl="8" w:tplc="0409001B" w:tentative="1">
+    <w:lvl w:ilvl="8" w:tentative="0">
       <w:start w:val="1"/>
       <w:numFmt w:val="lowerRoman"/>
       <w:lvlText w:val="%9."/>
@@ -5755,210 +7300,97 @@
       </w:pPr>
     </w:lvl>
   </w:abstractNum>
-  <w:abstractNum w:abstractNumId="1" w15:restartNumberingAfterBreak="0">
-    <w:nsid w:val="08F72C0A"/>
-    <w:multiLevelType w:val="hybridMultilevel"/>
-    <w:tmpl w:val="8FCC118A"/>
-    <w:lvl w:ilvl="0" w:tplc="04090001">
-      <w:start w:val="1"/>
-      <w:numFmt w:val="bullet"/>
-      <w:lvlText w:val=""/>
-      <w:lvlJc w:val="left"/>
-      <w:pPr>
-        <w:ind w:left="720" w:hanging="360"/>
-      </w:pPr>
-      <w:rPr>
-        <w:rFonts w:ascii="Symbol" w:hAnsi="Symbol" w:hint="default"/>
-      </w:rPr>
-    </w:lvl>
-    <w:lvl w:ilvl="1" w:tplc="04090003" w:tentative="1">
-      <w:start w:val="1"/>
-      <w:numFmt w:val="bullet"/>
-      <w:lvlText w:val="o"/>
-      <w:lvlJc w:val="left"/>
-      <w:pPr>
-        <w:ind w:left="1440" w:hanging="360"/>
-      </w:pPr>
-      <w:rPr>
-        <w:rFonts w:ascii="Courier New" w:hAnsi="Courier New" w:cs="Courier New" w:hint="default"/>
-      </w:rPr>
-    </w:lvl>
-    <w:lvl w:ilvl="2" w:tplc="04090005" w:tentative="1">
-      <w:start w:val="1"/>
-      <w:numFmt w:val="bullet"/>
-      <w:lvlText w:val=""/>
-      <w:lvlJc w:val="left"/>
-      <w:pPr>
-        <w:ind w:left="2160" w:hanging="360"/>
-      </w:pPr>
-      <w:rPr>
-        <w:rFonts w:ascii="Wingdings" w:hAnsi="Wingdings" w:hint="default"/>
-      </w:rPr>
-    </w:lvl>
-    <w:lvl w:ilvl="3" w:tplc="04090001" w:tentative="1">
-      <w:start w:val="1"/>
-      <w:numFmt w:val="bullet"/>
-      <w:lvlText w:val=""/>
-      <w:lvlJc w:val="left"/>
-      <w:pPr>
-        <w:ind w:left="2880" w:hanging="360"/>
-      </w:pPr>
-      <w:rPr>
-        <w:rFonts w:ascii="Symbol" w:hAnsi="Symbol" w:hint="default"/>
-      </w:rPr>
-    </w:lvl>
-    <w:lvl w:ilvl="4" w:tplc="04090003" w:tentative="1">
-      <w:start w:val="1"/>
-      <w:numFmt w:val="bullet"/>
-      <w:lvlText w:val="o"/>
-      <w:lvlJc w:val="left"/>
-      <w:pPr>
-        <w:ind w:left="3600" w:hanging="360"/>
-      </w:pPr>
-      <w:rPr>
-        <w:rFonts w:ascii="Courier New" w:hAnsi="Courier New" w:cs="Courier New" w:hint="default"/>
-      </w:rPr>
-    </w:lvl>
-    <w:lvl w:ilvl="5" w:tplc="04090005" w:tentative="1">
-      <w:start w:val="1"/>
-      <w:numFmt w:val="bullet"/>
-      <w:lvlText w:val=""/>
-      <w:lvlJc w:val="left"/>
-      <w:pPr>
-        <w:ind w:left="4320" w:hanging="360"/>
-      </w:pPr>
-      <w:rPr>
-        <w:rFonts w:ascii="Wingdings" w:hAnsi="Wingdings" w:hint="default"/>
-      </w:rPr>
-    </w:lvl>
-    <w:lvl w:ilvl="6" w:tplc="04090001" w:tentative="1">
-      <w:start w:val="1"/>
-      <w:numFmt w:val="bullet"/>
-      <w:lvlText w:val=""/>
-      <w:lvlJc w:val="left"/>
-      <w:pPr>
-        <w:ind w:left="5040" w:hanging="360"/>
-      </w:pPr>
-      <w:rPr>
-        <w:rFonts w:ascii="Symbol" w:hAnsi="Symbol" w:hint="default"/>
-      </w:rPr>
-    </w:lvl>
-    <w:lvl w:ilvl="7" w:tplc="04090003" w:tentative="1">
-      <w:start w:val="1"/>
-      <w:numFmt w:val="bullet"/>
-      <w:lvlText w:val="o"/>
-      <w:lvlJc w:val="left"/>
-      <w:pPr>
-        <w:ind w:left="5760" w:hanging="360"/>
-      </w:pPr>
-      <w:rPr>
-        <w:rFonts w:ascii="Courier New" w:hAnsi="Courier New" w:cs="Courier New" w:hint="default"/>
-      </w:rPr>
-    </w:lvl>
-    <w:lvl w:ilvl="8" w:tplc="04090005" w:tentative="1">
-      <w:start w:val="1"/>
-      <w:numFmt w:val="bullet"/>
-      <w:lvlText w:val=""/>
-      <w:lvlJc w:val="left"/>
-      <w:pPr>
-        <w:ind w:left="6480" w:hanging="360"/>
-      </w:pPr>
-      <w:rPr>
-        <w:rFonts w:ascii="Wingdings" w:hAnsi="Wingdings" w:hint="default"/>
-      </w:rPr>
-    </w:lvl>
-  </w:abstractNum>
-  <w:abstractNum w:abstractNumId="2" w15:restartNumberingAfterBreak="0">
-    <w:nsid w:val="103D3990"/>
-    <w:multiLevelType w:val="hybridMultilevel"/>
-    <w:tmpl w:val="1E5640A4"/>
-    <w:lvl w:ilvl="0" w:tplc="0409000F">
+  <w:abstractNum w:abstractNumId="1">
+    <w:nsid w:val="233904DC"/>
+    <w:multiLevelType w:val="multilevel"/>
+    <w:tmpl w:val="233904DC"/>
+    <w:lvl w:ilvl="0" w:tentative="0">
       <w:start w:val="1"/>
       <w:numFmt w:val="decimal"/>
       <w:lvlText w:val="%1."/>
       <w:lvlJc w:val="left"/>
       <w:pPr>
-        <w:ind w:left="720" w:hanging="360"/>
+        <w:ind w:left="1440" w:hanging="360"/>
       </w:pPr>
     </w:lvl>
-    <w:lvl w:ilvl="1" w:tplc="04090019" w:tentative="1">
+    <w:lvl w:ilvl="1" w:tentative="0">
       <w:start w:val="1"/>
       <w:numFmt w:val="lowerLetter"/>
       <w:lvlText w:val="%2."/>
       <w:lvlJc w:val="left"/>
       <w:pPr>
-        <w:ind w:left="1440" w:hanging="360"/>
+        <w:ind w:left="2160" w:hanging="360"/>
       </w:pPr>
     </w:lvl>
-    <w:lvl w:ilvl="2" w:tplc="0409001B" w:tentative="1">
+    <w:lvl w:ilvl="2" w:tentative="0">
       <w:start w:val="1"/>
       <w:numFmt w:val="lowerRoman"/>
       <w:lvlText w:val="%3."/>
       <w:lvlJc w:val="right"/>
       <w:pPr>
-        <w:ind w:left="2160" w:hanging="180"/>
+        <w:ind w:left="2880" w:hanging="180"/>
       </w:pPr>
     </w:lvl>
-    <w:lvl w:ilvl="3" w:tplc="0409000F" w:tentative="1">
+    <w:lvl w:ilvl="3" w:tentative="0">
       <w:start w:val="1"/>
       <w:numFmt w:val="decimal"/>
       <w:lvlText w:val="%4."/>
       <w:lvlJc w:val="left"/>
       <w:pPr>
-        <w:ind w:left="2880" w:hanging="360"/>
+        <w:ind w:left="3600" w:hanging="360"/>
       </w:pPr>
     </w:lvl>
-    <w:lvl w:ilvl="4" w:tplc="04090019" w:tentative="1">
+    <w:lvl w:ilvl="4" w:tentative="0">
       <w:start w:val="1"/>
       <w:numFmt w:val="lowerLetter"/>
       <w:lvlText w:val="%5."/>
       <w:lvlJc w:val="left"/>
       <w:pPr>
-        <w:ind w:left="3600" w:hanging="360"/>
+        <w:ind w:left="4320" w:hanging="360"/>
       </w:pPr>
     </w:lvl>
-    <w:lvl w:ilvl="5" w:tplc="0409001B" w:tentative="1">
+    <w:lvl w:ilvl="5" w:tentative="0">
       <w:start w:val="1"/>
       <w:numFmt w:val="lowerRoman"/>
       <w:lvlText w:val="%6."/>
       <w:lvlJc w:val="right"/>
       <w:pPr>
-        <w:ind w:left="4320" w:hanging="180"/>
+        <w:ind w:left="5040" w:hanging="180"/>
       </w:pPr>
     </w:lvl>
-    <w:lvl w:ilvl="6" w:tplc="0409000F" w:tentative="1">
+    <w:lvl w:ilvl="6" w:tentative="0">
       <w:start w:val="1"/>
       <w:numFmt w:val="decimal"/>
       <w:lvlText w:val="%7."/>
       <w:lvlJc w:val="left"/>
       <w:pPr>
-        <w:ind w:left="5040" w:hanging="360"/>
+        <w:ind w:left="5760" w:hanging="360"/>
       </w:pPr>
     </w:lvl>
-    <w:lvl w:ilvl="7" w:tplc="04090019" w:tentative="1">
+    <w:lvl w:ilvl="7" w:tentative="0">
       <w:start w:val="1"/>
       <w:numFmt w:val="lowerLetter"/>
       <w:lvlText w:val="%8."/>
       <w:lvlJc w:val="left"/>
       <w:pPr>
-        <w:ind w:left="5760" w:hanging="360"/>
+        <w:ind w:left="6480" w:hanging="360"/>
       </w:pPr>
     </w:lvl>
-    <w:lvl w:ilvl="8" w:tplc="0409001B" w:tentative="1">
+    <w:lvl w:ilvl="8" w:tentative="0">
       <w:start w:val="1"/>
       <w:numFmt w:val="lowerRoman"/>
       <w:lvlText w:val="%9."/>
       <w:lvlJc w:val="right"/>
       <w:pPr>
-        <w:ind w:left="6480" w:hanging="180"/>
+        <w:ind w:left="7200" w:hanging="180"/>
       </w:pPr>
     </w:lvl>
   </w:abstractNum>
-  <w:abstractNum w:abstractNumId="3" w15:restartNumberingAfterBreak="0">
-    <w:nsid w:val="10676D2F"/>
-    <w:multiLevelType w:val="hybridMultilevel"/>
-    <w:tmpl w:val="F9C49074"/>
-    <w:lvl w:ilvl="0" w:tplc="0409000F">
+  <w:abstractNum w:abstractNumId="2">
+    <w:nsid w:val="2EBA5E6E"/>
+    <w:multiLevelType w:val="multilevel"/>
+    <w:tmpl w:val="2EBA5E6E"/>
+    <w:lvl w:ilvl="0" w:tentative="0">
       <w:start w:val="1"/>
       <w:numFmt w:val="decimal"/>
       <w:lvlText w:val="%1."/>
@@ -5966,11 +7398,8 @@
       <w:pPr>
         <w:ind w:left="720" w:hanging="360"/>
       </w:pPr>
-      <w:rPr>
-        <w:rFonts w:hint="default"/>
-      </w:rPr>
     </w:lvl>
-    <w:lvl w:ilvl="1" w:tplc="04090019" w:tentative="1">
+    <w:lvl w:ilvl="1" w:tentative="0">
       <w:start w:val="1"/>
       <w:numFmt w:val="lowerLetter"/>
       <w:lvlText w:val="%2."/>
@@ -5979,7 +7408,7 @@
         <w:ind w:left="1440" w:hanging="360"/>
       </w:pPr>
     </w:lvl>
-    <w:lvl w:ilvl="2" w:tplc="0409001B" w:tentative="1">
+    <w:lvl w:ilvl="2" w:tentative="0">
       <w:start w:val="1"/>
       <w:numFmt w:val="lowerRoman"/>
       <w:lvlText w:val="%3."/>
@@ -5988,7 +7417,7 @@
         <w:ind w:left="2160" w:hanging="180"/>
       </w:pPr>
     </w:lvl>
-    <w:lvl w:ilvl="3" w:tplc="0409000F" w:tentative="1">
+    <w:lvl w:ilvl="3" w:tentative="0">
       <w:start w:val="1"/>
       <w:numFmt w:val="decimal"/>
       <w:lvlText w:val="%4."/>
@@ -5997,7 +7426,7 @@
         <w:ind w:left="2880" w:hanging="360"/>
       </w:pPr>
     </w:lvl>
-    <w:lvl w:ilvl="4" w:tplc="04090019" w:tentative="1">
+    <w:lvl w:ilvl="4" w:tentative="0">
       <w:start w:val="1"/>
       <w:numFmt w:val="lowerLetter"/>
       <w:lvlText w:val="%5."/>
@@ -6006,7 +7435,7 @@
         <w:ind w:left="3600" w:hanging="360"/>
       </w:pPr>
     </w:lvl>
-    <w:lvl w:ilvl="5" w:tplc="0409001B" w:tentative="1">
+    <w:lvl w:ilvl="5" w:tentative="0">
       <w:start w:val="1"/>
       <w:numFmt w:val="lowerRoman"/>
       <w:lvlText w:val="%6."/>
@@ -6015,7 +7444,7 @@
         <w:ind w:left="4320" w:hanging="180"/>
       </w:pPr>
     </w:lvl>
-    <w:lvl w:ilvl="6" w:tplc="0409000F" w:tentative="1">
+    <w:lvl w:ilvl="6" w:tentative="0">
       <w:start w:val="1"/>
       <w:numFmt w:val="decimal"/>
       <w:lvlText w:val="%7."/>
@@ -6024,7 +7453,7 @@
         <w:ind w:left="5040" w:hanging="360"/>
       </w:pPr>
     </w:lvl>
-    <w:lvl w:ilvl="7" w:tplc="04090019" w:tentative="1">
+    <w:lvl w:ilvl="7" w:tentative="0">
       <w:start w:val="1"/>
       <w:numFmt w:val="lowerLetter"/>
       <w:lvlText w:val="%8."/>
@@ -6033,7 +7462,7 @@
         <w:ind w:left="5760" w:hanging="360"/>
       </w:pPr>
     </w:lvl>
-    <w:lvl w:ilvl="8" w:tplc="0409001B" w:tentative="1">
+    <w:lvl w:ilvl="8" w:tentative="0">
       <w:start w:val="1"/>
       <w:numFmt w:val="lowerRoman"/>
       <w:lvlText w:val="%9."/>
@@ -6043,1575 +7472,479 @@
       </w:pPr>
     </w:lvl>
   </w:abstractNum>
-  <w:abstractNum w:abstractNumId="4" w15:restartNumberingAfterBreak="0">
-    <w:nsid w:val="233904DC"/>
-    <w:multiLevelType w:val="hybridMultilevel"/>
-    <w:tmpl w:val="2F52BE88"/>
-    <w:lvl w:ilvl="0" w:tplc="0409000F">
+  <w:abstractNum w:abstractNumId="3">
+    <w:nsid w:val="32F777C8"/>
+    <w:multiLevelType w:val="multilevel"/>
+    <w:tmpl w:val="32F777C8"/>
+    <w:lvl w:ilvl="0" w:tentative="0">
       <w:start w:val="1"/>
       <w:numFmt w:val="decimal"/>
       <w:lvlText w:val="%1."/>
       <w:lvlJc w:val="left"/>
       <w:pPr>
-        <w:ind w:left="1440" w:hanging="360"/>
+        <w:ind w:left="720" w:hanging="360"/>
       </w:pPr>
     </w:lvl>
-    <w:lvl w:ilvl="1" w:tplc="04090019" w:tentative="1">
+    <w:lvl w:ilvl="1" w:tentative="0">
       <w:start w:val="1"/>
       <w:numFmt w:val="lowerLetter"/>
       <w:lvlText w:val="%2."/>
       <w:lvlJc w:val="left"/>
       <w:pPr>
-        <w:ind w:left="2160" w:hanging="360"/>
+        <w:ind w:left="1440" w:hanging="360"/>
       </w:pPr>
     </w:lvl>
-    <w:lvl w:ilvl="2" w:tplc="0409001B" w:tentative="1">
+    <w:lvl w:ilvl="2" w:tentative="0">
       <w:start w:val="1"/>
       <w:numFmt w:val="lowerRoman"/>
       <w:lvlText w:val="%3."/>
       <w:lvlJc w:val="right"/>
       <w:pPr>
-        <w:ind w:left="2880" w:hanging="180"/>
+        <w:ind w:left="2160" w:hanging="180"/>
       </w:pPr>
     </w:lvl>
-    <w:lvl w:ilvl="3" w:tplc="0409000F" w:tentative="1">
+    <w:lvl w:ilvl="3" w:tentative="0">
       <w:start w:val="1"/>
       <w:numFmt w:val="decimal"/>
       <w:lvlText w:val="%4."/>
       <w:lvlJc w:val="left"/>
       <w:pPr>
-        <w:ind w:left="3600" w:hanging="360"/>
+        <w:ind w:left="2880" w:hanging="360"/>
       </w:pPr>
     </w:lvl>
-    <w:lvl w:ilvl="4" w:tplc="04090019" w:tentative="1">
+    <w:lvl w:ilvl="4" w:tentative="0">
       <w:start w:val="1"/>
       <w:numFmt w:val="lowerLetter"/>
       <w:lvlText w:val="%5."/>
       <w:lvlJc w:val="left"/>
       <w:pPr>
-        <w:ind w:left="4320" w:hanging="360"/>
+        <w:ind w:left="3600" w:hanging="360"/>
       </w:pPr>
     </w:lvl>
-    <w:lvl w:ilvl="5" w:tplc="0409001B" w:tentative="1">
+    <w:lvl w:ilvl="5" w:tentative="0">
       <w:start w:val="1"/>
       <w:numFmt w:val="lowerRoman"/>
       <w:lvlText w:val="%6."/>
       <w:lvlJc w:val="right"/>
       <w:pPr>
-        <w:ind w:left="5040" w:hanging="180"/>
+        <w:ind w:left="4320" w:hanging="180"/>
       </w:pPr>
     </w:lvl>
-    <w:lvl w:ilvl="6" w:tplc="0409000F" w:tentative="1">
+    <w:lvl w:ilvl="6" w:tentative="0">
       <w:start w:val="1"/>
       <w:numFmt w:val="decimal"/>
       <w:lvlText w:val="%7."/>
       <w:lvlJc w:val="left"/>
       <w:pPr>
-        <w:ind w:left="5760" w:hanging="360"/>
+        <w:ind w:left="5040" w:hanging="360"/>
       </w:pPr>
     </w:lvl>
-    <w:lvl w:ilvl="7" w:tplc="04090019" w:tentative="1">
+    <w:lvl w:ilvl="7" w:tentative="0">
       <w:start w:val="1"/>
       <w:numFmt w:val="lowerLetter"/>
       <w:lvlText w:val="%8."/>
       <w:lvlJc w:val="left"/>
       <w:pPr>
-        <w:ind w:left="6480" w:hanging="360"/>
+        <w:ind w:left="5760" w:hanging="360"/>
       </w:pPr>
     </w:lvl>
-    <w:lvl w:ilvl="8" w:tplc="0409001B" w:tentative="1">
+    <w:lvl w:ilvl="8" w:tentative="0">
       <w:start w:val="1"/>
       <w:numFmt w:val="lowerRoman"/>
       <w:lvlText w:val="%9."/>
       <w:lvlJc w:val="right"/>
       <w:pPr>
-        <w:ind w:left="7200" w:hanging="180"/>
+        <w:ind w:left="6480" w:hanging="180"/>
       </w:pPr>
     </w:lvl>
   </w:abstractNum>
-  <w:abstractNum w:abstractNumId="5" w15:restartNumberingAfterBreak="0">
-    <w:nsid w:val="298C2BC4"/>
-    <w:multiLevelType w:val="hybridMultilevel"/>
-    <w:tmpl w:val="F16A382C"/>
-    <w:lvl w:ilvl="0" w:tplc="C772ED14">
+  <w:abstractNum w:abstractNumId="4">
+    <w:nsid w:val="349D20FC"/>
+    <w:multiLevelType w:val="multilevel"/>
+    <w:tmpl w:val="349D20FC"/>
+    <w:lvl w:ilvl="0" w:tentative="0">
       <w:start w:val="1"/>
       <w:numFmt w:val="decimal"/>
       <w:lvlText w:val="%1."/>
       <w:lvlJc w:val="left"/>
       <w:pPr>
-        <w:ind w:left="720" w:hanging="360"/>
-      </w:pPr>
-      <w:rPr>
-        <w:rFonts w:hint="default"/>
-        <w:b w:val="0"/>
-        <w:bCs w:val="0"/>
-      </w:rPr>
+        <w:ind w:left="1080" w:hanging="360"/>
+      </w:pPr>
     </w:lvl>
-    <w:lvl w:ilvl="1" w:tplc="6D745E2A">
+    <w:lvl w:ilvl="1" w:tentative="0">
       <w:start w:val="1"/>
       <w:numFmt w:val="lowerLetter"/>
       <w:lvlText w:val="%2."/>
       <w:lvlJc w:val="left"/>
       <w:pPr>
-        <w:ind w:left="1440" w:hanging="360"/>
-      </w:pPr>
-      <w:rPr>
-        <w:b w:val="0"/>
-        <w:bCs w:val="0"/>
-      </w:rPr>
+        <w:ind w:left="1800" w:hanging="360"/>
+      </w:pPr>
     </w:lvl>
-    <w:lvl w:ilvl="2" w:tplc="0409001B">
+    <w:lvl w:ilvl="2" w:tentative="0">
       <w:start w:val="1"/>
       <w:numFmt w:val="lowerRoman"/>
       <w:lvlText w:val="%3."/>
       <w:lvlJc w:val="right"/>
       <w:pPr>
-        <w:ind w:left="2160" w:hanging="180"/>
+        <w:ind w:left="2520" w:hanging="180"/>
       </w:pPr>
     </w:lvl>
-    <w:lvl w:ilvl="3" w:tplc="0409000F">
+    <w:lvl w:ilvl="3" w:tentative="0">
       <w:start w:val="1"/>
       <w:numFmt w:val="decimal"/>
       <w:lvlText w:val="%4."/>
       <w:lvlJc w:val="left"/>
       <w:pPr>
-        <w:ind w:left="2880" w:hanging="360"/>
+        <w:ind w:left="3240" w:hanging="360"/>
       </w:pPr>
     </w:lvl>
-    <w:lvl w:ilvl="4" w:tplc="04090019" w:tentative="1">
+    <w:lvl w:ilvl="4" w:tentative="0">
       <w:start w:val="1"/>
       <w:numFmt w:val="lowerLetter"/>
       <w:lvlText w:val="%5."/>
       <w:lvlJc w:val="left"/>
       <w:pPr>
-        <w:ind w:left="3600" w:hanging="360"/>
+        <w:ind w:left="3960" w:hanging="360"/>
       </w:pPr>
     </w:lvl>
-    <w:lvl w:ilvl="5" w:tplc="0409001B" w:tentative="1">
+    <w:lvl w:ilvl="5" w:tentative="0">
       <w:start w:val="1"/>
       <w:numFmt w:val="lowerRoman"/>
       <w:lvlText w:val="%6."/>
       <w:lvlJc w:val="right"/>
       <w:pPr>
-        <w:ind w:left="4320" w:hanging="180"/>
+        <w:ind w:left="4680" w:hanging="180"/>
       </w:pPr>
     </w:lvl>
-    <w:lvl w:ilvl="6" w:tplc="0409000F" w:tentative="1">
+    <w:lvl w:ilvl="6" w:tentative="0">
       <w:start w:val="1"/>
       <w:numFmt w:val="decimal"/>
       <w:lvlText w:val="%7."/>
       <w:lvlJc w:val="left"/>
       <w:pPr>
-        <w:ind w:left="5040" w:hanging="360"/>
+        <w:ind w:left="5400" w:hanging="360"/>
       </w:pPr>
     </w:lvl>
-    <w:lvl w:ilvl="7" w:tplc="04090019" w:tentative="1">
+    <w:lvl w:ilvl="7" w:tentative="0">
       <w:start w:val="1"/>
       <w:numFmt w:val="lowerLetter"/>
       <w:lvlText w:val="%8."/>
       <w:lvlJc w:val="left"/>
       <w:pPr>
-        <w:ind w:left="5760" w:hanging="360"/>
+        <w:ind w:left="6120" w:hanging="360"/>
       </w:pPr>
     </w:lvl>
-    <w:lvl w:ilvl="8" w:tplc="0409001B" w:tentative="1">
+    <w:lvl w:ilvl="8" w:tentative="0">
       <w:start w:val="1"/>
       <w:numFmt w:val="lowerRoman"/>
       <w:lvlText w:val="%9."/>
       <w:lvlJc w:val="right"/>
       <w:pPr>
-        <w:ind w:left="6480" w:hanging="180"/>
+        <w:ind w:left="6840" w:hanging="180"/>
       </w:pPr>
     </w:lvl>
   </w:abstractNum>
-  <w:abstractNum w:abstractNumId="6" w15:restartNumberingAfterBreak="0">
-    <w:nsid w:val="2EBA5E6E"/>
-    <w:multiLevelType w:val="hybridMultilevel"/>
-    <w:tmpl w:val="C92E67B2"/>
-    <w:lvl w:ilvl="0" w:tplc="0409000F">
-      <w:start w:val="1"/>
-      <w:numFmt w:val="decimal"/>
-      <w:lvlText w:val="%1."/>
-      <w:lvlJc w:val="left"/>
-      <w:pPr>
-        <w:ind w:left="720" w:hanging="360"/>
-      </w:pPr>
-    </w:lvl>
-    <w:lvl w:ilvl="1" w:tplc="04090019" w:tentative="1">
-      <w:start w:val="1"/>
-      <w:numFmt w:val="lowerLetter"/>
-      <w:lvlText w:val="%2."/>
-      <w:lvlJc w:val="left"/>
-      <w:pPr>
-        <w:ind w:left="1440" w:hanging="360"/>
-      </w:pPr>
-    </w:lvl>
-    <w:lvl w:ilvl="2" w:tplc="0409001B" w:tentative="1">
-      <w:start w:val="1"/>
-      <w:numFmt w:val="lowerRoman"/>
-      <w:lvlText w:val="%3."/>
-      <w:lvlJc w:val="right"/>
-      <w:pPr>
-        <w:ind w:left="2160" w:hanging="180"/>
-      </w:pPr>
-    </w:lvl>
-    <w:lvl w:ilvl="3" w:tplc="0409000F" w:tentative="1">
-      <w:start w:val="1"/>
-      <w:numFmt w:val="decimal"/>
-      <w:lvlText w:val="%4."/>
-      <w:lvlJc w:val="left"/>
-      <w:pPr>
-        <w:ind w:left="2880" w:hanging="360"/>
-      </w:pPr>
-    </w:lvl>
-    <w:lvl w:ilvl="4" w:tplc="04090019" w:tentative="1">
-      <w:start w:val="1"/>
-      <w:numFmt w:val="lowerLetter"/>
-      <w:lvlText w:val="%5."/>
-      <w:lvlJc w:val="left"/>
-      <w:pPr>
-        <w:ind w:left="3600" w:hanging="360"/>
-      </w:pPr>
-    </w:lvl>
-    <w:lvl w:ilvl="5" w:tplc="0409001B" w:tentative="1">
-      <w:start w:val="1"/>
-      <w:numFmt w:val="lowerRoman"/>
-      <w:lvlText w:val="%6."/>
-      <w:lvlJc w:val="right"/>
-      <w:pPr>
-        <w:ind w:left="4320" w:hanging="180"/>
-      </w:pPr>
-    </w:lvl>
-    <w:lvl w:ilvl="6" w:tplc="0409000F" w:tentative="1">
-      <w:start w:val="1"/>
-      <w:numFmt w:val="decimal"/>
-      <w:lvlText w:val="%7."/>
-      <w:lvlJc w:val="left"/>
-      <w:pPr>
-        <w:ind w:left="5040" w:hanging="360"/>
-      </w:pPr>
-    </w:lvl>
-    <w:lvl w:ilvl="7" w:tplc="04090019" w:tentative="1">
-      <w:start w:val="1"/>
-      <w:numFmt w:val="lowerLetter"/>
-      <w:lvlText w:val="%8."/>
-      <w:lvlJc w:val="left"/>
-      <w:pPr>
-        <w:ind w:left="5760" w:hanging="360"/>
-      </w:pPr>
-    </w:lvl>
-    <w:lvl w:ilvl="8" w:tplc="0409001B" w:tentative="1">
-      <w:start w:val="1"/>
-      <w:numFmt w:val="lowerRoman"/>
-      <w:lvlText w:val="%9."/>
-      <w:lvlJc w:val="right"/>
-      <w:pPr>
-        <w:ind w:left="6480" w:hanging="180"/>
-      </w:pPr>
-    </w:lvl>
-  </w:abstractNum>
-  <w:abstractNum w:abstractNumId="7" w15:restartNumberingAfterBreak="0">
-    <w:nsid w:val="32F777C8"/>
-    <w:multiLevelType w:val="hybridMultilevel"/>
-    <w:tmpl w:val="CA8601B4"/>
-    <w:lvl w:ilvl="0" w:tplc="0409000F">
-      <w:start w:val="1"/>
-      <w:numFmt w:val="decimal"/>
-      <w:lvlText w:val="%1."/>
-      <w:lvlJc w:val="left"/>
-      <w:pPr>
-        <w:ind w:left="720" w:hanging="360"/>
-      </w:pPr>
-    </w:lvl>
-    <w:lvl w:ilvl="1" w:tplc="04090019" w:tentative="1">
-      <w:start w:val="1"/>
-      <w:numFmt w:val="lowerLetter"/>
-      <w:lvlText w:val="%2."/>
-      <w:lvlJc w:val="left"/>
-      <w:pPr>
-        <w:ind w:left="1440" w:hanging="360"/>
-      </w:pPr>
-    </w:lvl>
-    <w:lvl w:ilvl="2" w:tplc="0409001B" w:tentative="1">
-      <w:start w:val="1"/>
-      <w:numFmt w:val="lowerRoman"/>
-      <w:lvlText w:val="%3."/>
-      <w:lvlJc w:val="right"/>
-      <w:pPr>
-        <w:ind w:left="2160" w:hanging="180"/>
-      </w:pPr>
-    </w:lvl>
-    <w:lvl w:ilvl="3" w:tplc="0409000F" w:tentative="1">
-      <w:start w:val="1"/>
-      <w:numFmt w:val="decimal"/>
-      <w:lvlText w:val="%4."/>
-      <w:lvlJc w:val="left"/>
-      <w:pPr>
-        <w:ind w:left="2880" w:hanging="360"/>
-      </w:pPr>
-    </w:lvl>
-    <w:lvl w:ilvl="4" w:tplc="04090019" w:tentative="1">
-      <w:start w:val="1"/>
-      <w:numFmt w:val="lowerLetter"/>
-      <w:lvlText w:val="%5."/>
-      <w:lvlJc w:val="left"/>
-      <w:pPr>
-        <w:ind w:left="3600" w:hanging="360"/>
-      </w:pPr>
-    </w:lvl>
-    <w:lvl w:ilvl="5" w:tplc="0409001B" w:tentative="1">
-      <w:start w:val="1"/>
-      <w:numFmt w:val="lowerRoman"/>
-      <w:lvlText w:val="%6."/>
-      <w:lvlJc w:val="right"/>
-      <w:pPr>
-        <w:ind w:left="4320" w:hanging="180"/>
-      </w:pPr>
-    </w:lvl>
-    <w:lvl w:ilvl="6" w:tplc="0409000F" w:tentative="1">
-      <w:start w:val="1"/>
-      <w:numFmt w:val="decimal"/>
-      <w:lvlText w:val="%7."/>
-      <w:lvlJc w:val="left"/>
-      <w:pPr>
-        <w:ind w:left="5040" w:hanging="360"/>
-      </w:pPr>
-    </w:lvl>
-    <w:lvl w:ilvl="7" w:tplc="04090019" w:tentative="1">
-      <w:start w:val="1"/>
-      <w:numFmt w:val="lowerLetter"/>
-      <w:lvlText w:val="%8."/>
-      <w:lvlJc w:val="left"/>
-      <w:pPr>
-        <w:ind w:left="5760" w:hanging="360"/>
-      </w:pPr>
-    </w:lvl>
-    <w:lvl w:ilvl="8" w:tplc="0409001B" w:tentative="1">
-      <w:start w:val="1"/>
-      <w:numFmt w:val="lowerRoman"/>
-      <w:lvlText w:val="%9."/>
-      <w:lvlJc w:val="right"/>
-      <w:pPr>
-        <w:ind w:left="6480" w:hanging="180"/>
-      </w:pPr>
-    </w:lvl>
-  </w:abstractNum>
-  <w:abstractNum w:abstractNumId="8" w15:restartNumberingAfterBreak="0">
-    <w:nsid w:val="349D20FC"/>
-    <w:multiLevelType w:val="hybridMultilevel"/>
-    <w:tmpl w:val="DB722566"/>
-    <w:lvl w:ilvl="0" w:tplc="0409000F">
-      <w:start w:val="1"/>
-      <w:numFmt w:val="decimal"/>
-      <w:lvlText w:val="%1."/>
-      <w:lvlJc w:val="left"/>
-      <w:pPr>
-        <w:ind w:left="1080" w:hanging="360"/>
-      </w:pPr>
-    </w:lvl>
-    <w:lvl w:ilvl="1" w:tplc="04090019" w:tentative="1">
-      <w:start w:val="1"/>
-      <w:numFmt w:val="lowerLetter"/>
-      <w:lvlText w:val="%2."/>
-      <w:lvlJc w:val="left"/>
-      <w:pPr>
-        <w:ind w:left="1800" w:hanging="360"/>
-      </w:pPr>
-    </w:lvl>
-    <w:lvl w:ilvl="2" w:tplc="0409001B" w:tentative="1">
-      <w:start w:val="1"/>
-      <w:numFmt w:val="lowerRoman"/>
-      <w:lvlText w:val="%3."/>
-      <w:lvlJc w:val="right"/>
-      <w:pPr>
-        <w:ind w:left="2520" w:hanging="180"/>
-      </w:pPr>
-    </w:lvl>
-    <w:lvl w:ilvl="3" w:tplc="0409000F" w:tentative="1">
-      <w:start w:val="1"/>
-      <w:numFmt w:val="decimal"/>
-      <w:lvlText w:val="%4."/>
-      <w:lvlJc w:val="left"/>
-      <w:pPr>
-        <w:ind w:left="3240" w:hanging="360"/>
-      </w:pPr>
-    </w:lvl>
-    <w:lvl w:ilvl="4" w:tplc="04090019" w:tentative="1">
-      <w:start w:val="1"/>
-      <w:numFmt w:val="lowerLetter"/>
-      <w:lvlText w:val="%5."/>
-      <w:lvlJc w:val="left"/>
-      <w:pPr>
-        <w:ind w:left="3960" w:hanging="360"/>
-      </w:pPr>
-    </w:lvl>
-    <w:lvl w:ilvl="5" w:tplc="0409001B" w:tentative="1">
-      <w:start w:val="1"/>
-      <w:numFmt w:val="lowerRoman"/>
-      <w:lvlText w:val="%6."/>
-      <w:lvlJc w:val="right"/>
-      <w:pPr>
-        <w:ind w:left="4680" w:hanging="180"/>
-      </w:pPr>
-    </w:lvl>
-    <w:lvl w:ilvl="6" w:tplc="0409000F" w:tentative="1">
-      <w:start w:val="1"/>
-      <w:numFmt w:val="decimal"/>
-      <w:lvlText w:val="%7."/>
-      <w:lvlJc w:val="left"/>
-      <w:pPr>
-        <w:ind w:left="5400" w:hanging="360"/>
-      </w:pPr>
-    </w:lvl>
-    <w:lvl w:ilvl="7" w:tplc="04090019" w:tentative="1">
-      <w:start w:val="1"/>
-      <w:numFmt w:val="lowerLetter"/>
-      <w:lvlText w:val="%8."/>
-      <w:lvlJc w:val="left"/>
-      <w:pPr>
-        <w:ind w:left="6120" w:hanging="360"/>
-      </w:pPr>
-    </w:lvl>
-    <w:lvl w:ilvl="8" w:tplc="0409001B" w:tentative="1">
-      <w:start w:val="1"/>
-      <w:numFmt w:val="lowerRoman"/>
-      <w:lvlText w:val="%9."/>
-      <w:lvlJc w:val="right"/>
-      <w:pPr>
-        <w:ind w:left="6840" w:hanging="180"/>
-      </w:pPr>
-    </w:lvl>
-  </w:abstractNum>
-  <w:abstractNum w:abstractNumId="9" w15:restartNumberingAfterBreak="0">
-    <w:nsid w:val="3D133AE7"/>
-    <w:multiLevelType w:val="hybridMultilevel"/>
-    <w:tmpl w:val="EA00AC60"/>
-    <w:lvl w:ilvl="0" w:tplc="0409000F">
-      <w:start w:val="1"/>
-      <w:numFmt w:val="decimal"/>
-      <w:lvlText w:val="%1."/>
-      <w:lvlJc w:val="left"/>
-      <w:pPr>
-        <w:ind w:left="1440" w:hanging="360"/>
-      </w:pPr>
-    </w:lvl>
-    <w:lvl w:ilvl="1" w:tplc="04090019" w:tentative="1">
-      <w:start w:val="1"/>
-      <w:numFmt w:val="lowerLetter"/>
-      <w:lvlText w:val="%2."/>
-      <w:lvlJc w:val="left"/>
-      <w:pPr>
-        <w:ind w:left="2160" w:hanging="360"/>
-      </w:pPr>
-    </w:lvl>
-    <w:lvl w:ilvl="2" w:tplc="0409001B" w:tentative="1">
-      <w:start w:val="1"/>
-      <w:numFmt w:val="lowerRoman"/>
-      <w:lvlText w:val="%3."/>
-      <w:lvlJc w:val="right"/>
-      <w:pPr>
-        <w:ind w:left="2880" w:hanging="180"/>
-      </w:pPr>
-    </w:lvl>
-    <w:lvl w:ilvl="3" w:tplc="0409000F" w:tentative="1">
-      <w:start w:val="1"/>
-      <w:numFmt w:val="decimal"/>
-      <w:lvlText w:val="%4."/>
-      <w:lvlJc w:val="left"/>
-      <w:pPr>
-        <w:ind w:left="3600" w:hanging="360"/>
-      </w:pPr>
-    </w:lvl>
-    <w:lvl w:ilvl="4" w:tplc="04090019" w:tentative="1">
-      <w:start w:val="1"/>
-      <w:numFmt w:val="lowerLetter"/>
-      <w:lvlText w:val="%5."/>
-      <w:lvlJc w:val="left"/>
-      <w:pPr>
-        <w:ind w:left="4320" w:hanging="360"/>
-      </w:pPr>
-    </w:lvl>
-    <w:lvl w:ilvl="5" w:tplc="0409001B" w:tentative="1">
-      <w:start w:val="1"/>
-      <w:numFmt w:val="lowerRoman"/>
-      <w:lvlText w:val="%6."/>
-      <w:lvlJc w:val="right"/>
-      <w:pPr>
-        <w:ind w:left="5040" w:hanging="180"/>
-      </w:pPr>
-    </w:lvl>
-    <w:lvl w:ilvl="6" w:tplc="0409000F" w:tentative="1">
-      <w:start w:val="1"/>
-      <w:numFmt w:val="decimal"/>
-      <w:lvlText w:val="%7."/>
-      <w:lvlJc w:val="left"/>
-      <w:pPr>
-        <w:ind w:left="5760" w:hanging="360"/>
-      </w:pPr>
-    </w:lvl>
-    <w:lvl w:ilvl="7" w:tplc="04090019" w:tentative="1">
-      <w:start w:val="1"/>
-      <w:numFmt w:val="lowerLetter"/>
-      <w:lvlText w:val="%8."/>
-      <w:lvlJc w:val="left"/>
-      <w:pPr>
-        <w:ind w:left="6480" w:hanging="360"/>
-      </w:pPr>
-    </w:lvl>
-    <w:lvl w:ilvl="8" w:tplc="0409001B" w:tentative="1">
-      <w:start w:val="1"/>
-      <w:numFmt w:val="lowerRoman"/>
-      <w:lvlText w:val="%9."/>
-      <w:lvlJc w:val="right"/>
-      <w:pPr>
-        <w:ind w:left="7200" w:hanging="180"/>
-      </w:pPr>
-    </w:lvl>
-  </w:abstractNum>
-  <w:abstractNum w:abstractNumId="10" w15:restartNumberingAfterBreak="0">
-    <w:nsid w:val="43C51FDB"/>
-    <w:multiLevelType w:val="hybridMultilevel"/>
-    <w:tmpl w:val="884088BE"/>
-    <w:lvl w:ilvl="0" w:tplc="04090001">
-      <w:start w:val="1"/>
-      <w:numFmt w:val="bullet"/>
-      <w:lvlText w:val=""/>
-      <w:lvlJc w:val="left"/>
-      <w:pPr>
-        <w:ind w:left="1440" w:hanging="360"/>
-      </w:pPr>
-      <w:rPr>
-        <w:rFonts w:ascii="Symbol" w:hAnsi="Symbol" w:hint="default"/>
-      </w:rPr>
-    </w:lvl>
-    <w:lvl w:ilvl="1" w:tplc="04090003" w:tentative="1">
-      <w:start w:val="1"/>
-      <w:numFmt w:val="bullet"/>
-      <w:lvlText w:val="o"/>
-      <w:lvlJc w:val="left"/>
-      <w:pPr>
-        <w:ind w:left="2160" w:hanging="360"/>
-      </w:pPr>
-      <w:rPr>
-        <w:rFonts w:ascii="Courier New" w:hAnsi="Courier New" w:cs="Courier New" w:hint="default"/>
-      </w:rPr>
-    </w:lvl>
-    <w:lvl w:ilvl="2" w:tplc="04090005" w:tentative="1">
-      <w:start w:val="1"/>
-      <w:numFmt w:val="bullet"/>
-      <w:lvlText w:val=""/>
-      <w:lvlJc w:val="left"/>
-      <w:pPr>
-        <w:ind w:left="2880" w:hanging="360"/>
-      </w:pPr>
-      <w:rPr>
-        <w:rFonts w:ascii="Wingdings" w:hAnsi="Wingdings" w:hint="default"/>
-      </w:rPr>
-    </w:lvl>
-    <w:lvl w:ilvl="3" w:tplc="04090001" w:tentative="1">
-      <w:start w:val="1"/>
-      <w:numFmt w:val="bullet"/>
-      <w:lvlText w:val=""/>
-      <w:lvlJc w:val="left"/>
-      <w:pPr>
-        <w:ind w:left="3600" w:hanging="360"/>
-      </w:pPr>
-      <w:rPr>
-        <w:rFonts w:ascii="Symbol" w:hAnsi="Symbol" w:hint="default"/>
-      </w:rPr>
-    </w:lvl>
-    <w:lvl w:ilvl="4" w:tplc="04090003" w:tentative="1">
-      <w:start w:val="1"/>
-      <w:numFmt w:val="bullet"/>
-      <w:lvlText w:val="o"/>
-      <w:lvlJc w:val="left"/>
-      <w:pPr>
-        <w:ind w:left="4320" w:hanging="360"/>
-      </w:pPr>
-      <w:rPr>
-        <w:rFonts w:ascii="Courier New" w:hAnsi="Courier New" w:cs="Courier New" w:hint="default"/>
-      </w:rPr>
-    </w:lvl>
-    <w:lvl w:ilvl="5" w:tplc="04090005" w:tentative="1">
-      <w:start w:val="1"/>
-      <w:numFmt w:val="bullet"/>
-      <w:lvlText w:val=""/>
-      <w:lvlJc w:val="left"/>
-      <w:pPr>
-        <w:ind w:left="5040" w:hanging="360"/>
-      </w:pPr>
-      <w:rPr>
-        <w:rFonts w:ascii="Wingdings" w:hAnsi="Wingdings" w:hint="default"/>
-      </w:rPr>
-    </w:lvl>
-    <w:lvl w:ilvl="6" w:tplc="04090001" w:tentative="1">
-      <w:start w:val="1"/>
-      <w:numFmt w:val="bullet"/>
-      <w:lvlText w:val=""/>
-      <w:lvlJc w:val="left"/>
-      <w:pPr>
-        <w:ind w:left="5760" w:hanging="360"/>
-      </w:pPr>
-      <w:rPr>
-        <w:rFonts w:ascii="Symbol" w:hAnsi="Symbol" w:hint="default"/>
-      </w:rPr>
-    </w:lvl>
-    <w:lvl w:ilvl="7" w:tplc="04090003" w:tentative="1">
-      <w:start w:val="1"/>
-      <w:numFmt w:val="bullet"/>
-      <w:lvlText w:val="o"/>
-      <w:lvlJc w:val="left"/>
-      <w:pPr>
-        <w:ind w:left="6480" w:hanging="360"/>
-      </w:pPr>
-      <w:rPr>
-        <w:rFonts w:ascii="Courier New" w:hAnsi="Courier New" w:cs="Courier New" w:hint="default"/>
-      </w:rPr>
-    </w:lvl>
-    <w:lvl w:ilvl="8" w:tplc="04090005" w:tentative="1">
-      <w:start w:val="1"/>
-      <w:numFmt w:val="bullet"/>
-      <w:lvlText w:val=""/>
-      <w:lvlJc w:val="left"/>
-      <w:pPr>
-        <w:ind w:left="7200" w:hanging="360"/>
-      </w:pPr>
-      <w:rPr>
-        <w:rFonts w:ascii="Wingdings" w:hAnsi="Wingdings" w:hint="default"/>
-      </w:rPr>
-    </w:lvl>
-  </w:abstractNum>
-  <w:abstractNum w:abstractNumId="11" w15:restartNumberingAfterBreak="0">
-    <w:nsid w:val="4FC455A4"/>
-    <w:multiLevelType w:val="hybridMultilevel"/>
-    <w:tmpl w:val="86805D60"/>
-    <w:lvl w:ilvl="0" w:tplc="04090001">
-      <w:start w:val="1"/>
-      <w:numFmt w:val="bullet"/>
-      <w:lvlText w:val=""/>
-      <w:lvlJc w:val="left"/>
-      <w:pPr>
-        <w:ind w:left="1440" w:hanging="360"/>
-      </w:pPr>
-      <w:rPr>
-        <w:rFonts w:ascii="Symbol" w:hAnsi="Symbol" w:hint="default"/>
-      </w:rPr>
-    </w:lvl>
-    <w:lvl w:ilvl="1" w:tplc="04090003" w:tentative="1">
-      <w:start w:val="1"/>
-      <w:numFmt w:val="bullet"/>
-      <w:lvlText w:val="o"/>
-      <w:lvlJc w:val="left"/>
-      <w:pPr>
-        <w:ind w:left="2160" w:hanging="360"/>
-      </w:pPr>
-      <w:rPr>
-        <w:rFonts w:ascii="Courier New" w:hAnsi="Courier New" w:cs="Courier New" w:hint="default"/>
-      </w:rPr>
-    </w:lvl>
-    <w:lvl w:ilvl="2" w:tplc="04090005" w:tentative="1">
-      <w:start w:val="1"/>
-      <w:numFmt w:val="bullet"/>
-      <w:lvlText w:val=""/>
-      <w:lvlJc w:val="left"/>
-      <w:pPr>
-        <w:ind w:left="2880" w:hanging="360"/>
-      </w:pPr>
-      <w:rPr>
-        <w:rFonts w:ascii="Wingdings" w:hAnsi="Wingdings" w:hint="default"/>
-      </w:rPr>
-    </w:lvl>
-    <w:lvl w:ilvl="3" w:tplc="04090001" w:tentative="1">
-      <w:start w:val="1"/>
-      <w:numFmt w:val="bullet"/>
-      <w:lvlText w:val=""/>
-      <w:lvlJc w:val="left"/>
-      <w:pPr>
-        <w:ind w:left="3600" w:hanging="360"/>
-      </w:pPr>
-      <w:rPr>
-        <w:rFonts w:ascii="Symbol" w:hAnsi="Symbol" w:hint="default"/>
-      </w:rPr>
-    </w:lvl>
-    <w:lvl w:ilvl="4" w:tplc="04090003" w:tentative="1">
-      <w:start w:val="1"/>
-      <w:numFmt w:val="bullet"/>
-      <w:lvlText w:val="o"/>
-      <w:lvlJc w:val="left"/>
-      <w:pPr>
-        <w:ind w:left="4320" w:hanging="360"/>
-      </w:pPr>
-      <w:rPr>
-        <w:rFonts w:ascii="Courier New" w:hAnsi="Courier New" w:cs="Courier New" w:hint="default"/>
-      </w:rPr>
-    </w:lvl>
-    <w:lvl w:ilvl="5" w:tplc="04090005" w:tentative="1">
-      <w:start w:val="1"/>
-      <w:numFmt w:val="bullet"/>
-      <w:lvlText w:val=""/>
-      <w:lvlJc w:val="left"/>
-      <w:pPr>
-        <w:ind w:left="5040" w:hanging="360"/>
-      </w:pPr>
-      <w:rPr>
-        <w:rFonts w:ascii="Wingdings" w:hAnsi="Wingdings" w:hint="default"/>
-      </w:rPr>
-    </w:lvl>
-    <w:lvl w:ilvl="6" w:tplc="04090001" w:tentative="1">
-      <w:start w:val="1"/>
-      <w:numFmt w:val="bullet"/>
-      <w:lvlText w:val=""/>
-      <w:lvlJc w:val="left"/>
-      <w:pPr>
-        <w:ind w:left="5760" w:hanging="360"/>
-      </w:pPr>
-      <w:rPr>
-        <w:rFonts w:ascii="Symbol" w:hAnsi="Symbol" w:hint="default"/>
-      </w:rPr>
-    </w:lvl>
-    <w:lvl w:ilvl="7" w:tplc="04090003" w:tentative="1">
-      <w:start w:val="1"/>
-      <w:numFmt w:val="bullet"/>
-      <w:lvlText w:val="o"/>
-      <w:lvlJc w:val="left"/>
-      <w:pPr>
-        <w:ind w:left="6480" w:hanging="360"/>
-      </w:pPr>
-      <w:rPr>
-        <w:rFonts w:ascii="Courier New" w:hAnsi="Courier New" w:cs="Courier New" w:hint="default"/>
-      </w:rPr>
-    </w:lvl>
-    <w:lvl w:ilvl="8" w:tplc="04090005" w:tentative="1">
-      <w:start w:val="1"/>
-      <w:numFmt w:val="bullet"/>
-      <w:lvlText w:val=""/>
-      <w:lvlJc w:val="left"/>
-      <w:pPr>
-        <w:ind w:left="7200" w:hanging="360"/>
-      </w:pPr>
-      <w:rPr>
-        <w:rFonts w:ascii="Wingdings" w:hAnsi="Wingdings" w:hint="default"/>
-      </w:rPr>
-    </w:lvl>
-  </w:abstractNum>
-  <w:abstractNum w:abstractNumId="12" w15:restartNumberingAfterBreak="0">
-    <w:nsid w:val="56971B2E"/>
-    <w:multiLevelType w:val="hybridMultilevel"/>
-    <w:tmpl w:val="F16A382C"/>
-    <w:lvl w:ilvl="0" w:tplc="C772ED14">
-      <w:start w:val="1"/>
-      <w:numFmt w:val="decimal"/>
-      <w:lvlText w:val="%1."/>
-      <w:lvlJc w:val="left"/>
-      <w:pPr>
-        <w:ind w:left="720" w:hanging="360"/>
-      </w:pPr>
-      <w:rPr>
-        <w:rFonts w:hint="default"/>
-        <w:b w:val="0"/>
-        <w:bCs w:val="0"/>
-      </w:rPr>
-    </w:lvl>
-    <w:lvl w:ilvl="1" w:tplc="6D745E2A">
-      <w:start w:val="1"/>
-      <w:numFmt w:val="lowerLetter"/>
-      <w:lvlText w:val="%2."/>
-      <w:lvlJc w:val="left"/>
-      <w:pPr>
-        <w:ind w:left="1440" w:hanging="360"/>
-      </w:pPr>
-      <w:rPr>
-        <w:b w:val="0"/>
-        <w:bCs w:val="0"/>
-      </w:rPr>
-    </w:lvl>
-    <w:lvl w:ilvl="2" w:tplc="0409001B">
-      <w:start w:val="1"/>
-      <w:numFmt w:val="lowerRoman"/>
-      <w:lvlText w:val="%3."/>
-      <w:lvlJc w:val="right"/>
-      <w:pPr>
-        <w:ind w:left="2160" w:hanging="180"/>
-      </w:pPr>
-    </w:lvl>
-    <w:lvl w:ilvl="3" w:tplc="0409000F">
-      <w:start w:val="1"/>
-      <w:numFmt w:val="decimal"/>
-      <w:lvlText w:val="%4."/>
-      <w:lvlJc w:val="left"/>
-      <w:pPr>
-        <w:ind w:left="2880" w:hanging="360"/>
-      </w:pPr>
-    </w:lvl>
-    <w:lvl w:ilvl="4" w:tplc="04090019" w:tentative="1">
-      <w:start w:val="1"/>
-      <w:numFmt w:val="lowerLetter"/>
-      <w:lvlText w:val="%5."/>
-      <w:lvlJc w:val="left"/>
-      <w:pPr>
-        <w:ind w:left="3600" w:hanging="360"/>
-      </w:pPr>
-    </w:lvl>
-    <w:lvl w:ilvl="5" w:tplc="0409001B" w:tentative="1">
-      <w:start w:val="1"/>
-      <w:numFmt w:val="lowerRoman"/>
-      <w:lvlText w:val="%6."/>
-      <w:lvlJc w:val="right"/>
-      <w:pPr>
-        <w:ind w:left="4320" w:hanging="180"/>
-      </w:pPr>
-    </w:lvl>
-    <w:lvl w:ilvl="6" w:tplc="0409000F" w:tentative="1">
-      <w:start w:val="1"/>
-      <w:numFmt w:val="decimal"/>
-      <w:lvlText w:val="%7."/>
-      <w:lvlJc w:val="left"/>
-      <w:pPr>
-        <w:ind w:left="5040" w:hanging="360"/>
-      </w:pPr>
-    </w:lvl>
-    <w:lvl w:ilvl="7" w:tplc="04090019" w:tentative="1">
-      <w:start w:val="1"/>
-      <w:numFmt w:val="lowerLetter"/>
-      <w:lvlText w:val="%8."/>
-      <w:lvlJc w:val="left"/>
-      <w:pPr>
-        <w:ind w:left="5760" w:hanging="360"/>
-      </w:pPr>
-    </w:lvl>
-    <w:lvl w:ilvl="8" w:tplc="0409001B" w:tentative="1">
-      <w:start w:val="1"/>
-      <w:numFmt w:val="lowerRoman"/>
-      <w:lvlText w:val="%9."/>
-      <w:lvlJc w:val="right"/>
-      <w:pPr>
-        <w:ind w:left="6480" w:hanging="180"/>
-      </w:pPr>
-    </w:lvl>
-  </w:abstractNum>
-  <w:abstractNum w:abstractNumId="13" w15:restartNumberingAfterBreak="0">
-    <w:nsid w:val="5B6A36CA"/>
-    <w:multiLevelType w:val="hybridMultilevel"/>
-    <w:tmpl w:val="636EDE64"/>
-    <w:lvl w:ilvl="0" w:tplc="0409000F">
-      <w:start w:val="1"/>
-      <w:numFmt w:val="decimal"/>
-      <w:lvlText w:val="%1."/>
-      <w:lvlJc w:val="left"/>
-      <w:pPr>
-        <w:ind w:left="1440" w:hanging="360"/>
-      </w:pPr>
-    </w:lvl>
-    <w:lvl w:ilvl="1" w:tplc="04090019" w:tentative="1">
-      <w:start w:val="1"/>
-      <w:numFmt w:val="lowerLetter"/>
-      <w:lvlText w:val="%2."/>
-      <w:lvlJc w:val="left"/>
-      <w:pPr>
-        <w:ind w:left="2160" w:hanging="360"/>
-      </w:pPr>
-    </w:lvl>
-    <w:lvl w:ilvl="2" w:tplc="0409001B" w:tentative="1">
-      <w:start w:val="1"/>
-      <w:numFmt w:val="lowerRoman"/>
-      <w:lvlText w:val="%3."/>
-      <w:lvlJc w:val="right"/>
-      <w:pPr>
-        <w:ind w:left="2880" w:hanging="180"/>
-      </w:pPr>
-    </w:lvl>
-    <w:lvl w:ilvl="3" w:tplc="0409000F" w:tentative="1">
-      <w:start w:val="1"/>
-      <w:numFmt w:val="decimal"/>
-      <w:lvlText w:val="%4."/>
-      <w:lvlJc w:val="left"/>
-      <w:pPr>
-        <w:ind w:left="3600" w:hanging="360"/>
-      </w:pPr>
-    </w:lvl>
-    <w:lvl w:ilvl="4" w:tplc="04090019" w:tentative="1">
-      <w:start w:val="1"/>
-      <w:numFmt w:val="lowerLetter"/>
-      <w:lvlText w:val="%5."/>
-      <w:lvlJc w:val="left"/>
-      <w:pPr>
-        <w:ind w:left="4320" w:hanging="360"/>
-      </w:pPr>
-    </w:lvl>
-    <w:lvl w:ilvl="5" w:tplc="0409001B" w:tentative="1">
-      <w:start w:val="1"/>
-      <w:numFmt w:val="lowerRoman"/>
-      <w:lvlText w:val="%6."/>
-      <w:lvlJc w:val="right"/>
-      <w:pPr>
-        <w:ind w:left="5040" w:hanging="180"/>
-      </w:pPr>
-    </w:lvl>
-    <w:lvl w:ilvl="6" w:tplc="0409000F" w:tentative="1">
-      <w:start w:val="1"/>
-      <w:numFmt w:val="decimal"/>
-      <w:lvlText w:val="%7."/>
-      <w:lvlJc w:val="left"/>
-      <w:pPr>
-        <w:ind w:left="5760" w:hanging="360"/>
-      </w:pPr>
-    </w:lvl>
-    <w:lvl w:ilvl="7" w:tplc="04090019" w:tentative="1">
-      <w:start w:val="1"/>
-      <w:numFmt w:val="lowerLetter"/>
-      <w:lvlText w:val="%8."/>
-      <w:lvlJc w:val="left"/>
-      <w:pPr>
-        <w:ind w:left="6480" w:hanging="360"/>
-      </w:pPr>
-    </w:lvl>
-    <w:lvl w:ilvl="8" w:tplc="0409001B" w:tentative="1">
-      <w:start w:val="1"/>
-      <w:numFmt w:val="lowerRoman"/>
-      <w:lvlText w:val="%9."/>
-      <w:lvlJc w:val="right"/>
-      <w:pPr>
-        <w:ind w:left="7200" w:hanging="180"/>
-      </w:pPr>
-    </w:lvl>
-  </w:abstractNum>
-  <w:abstractNum w:abstractNumId="14" w15:restartNumberingAfterBreak="0">
-    <w:nsid w:val="7AB9614D"/>
-    <w:multiLevelType w:val="hybridMultilevel"/>
-    <w:tmpl w:val="562AE1C4"/>
-    <w:lvl w:ilvl="0" w:tplc="0409000F">
-      <w:start w:val="1"/>
-      <w:numFmt w:val="decimal"/>
-      <w:lvlText w:val="%1."/>
-      <w:lvlJc w:val="left"/>
-      <w:pPr>
-        <w:ind w:left="1069" w:hanging="360"/>
-      </w:pPr>
-    </w:lvl>
-    <w:lvl w:ilvl="1" w:tplc="04090019" w:tentative="1">
-      <w:start w:val="1"/>
-      <w:numFmt w:val="lowerLetter"/>
-      <w:lvlText w:val="%2."/>
-      <w:lvlJc w:val="left"/>
-      <w:pPr>
-        <w:ind w:left="1888" w:hanging="360"/>
-      </w:pPr>
-    </w:lvl>
-    <w:lvl w:ilvl="2" w:tplc="0409001B" w:tentative="1">
-      <w:start w:val="1"/>
-      <w:numFmt w:val="lowerRoman"/>
-      <w:lvlText w:val="%3."/>
-      <w:lvlJc w:val="right"/>
-      <w:pPr>
-        <w:ind w:left="2608" w:hanging="180"/>
-      </w:pPr>
-    </w:lvl>
-    <w:lvl w:ilvl="3" w:tplc="0409000F" w:tentative="1">
-      <w:start w:val="1"/>
-      <w:numFmt w:val="decimal"/>
-      <w:lvlText w:val="%4."/>
-      <w:lvlJc w:val="left"/>
-      <w:pPr>
-        <w:ind w:left="3328" w:hanging="360"/>
-      </w:pPr>
-    </w:lvl>
-    <w:lvl w:ilvl="4" w:tplc="04090019" w:tentative="1">
-      <w:start w:val="1"/>
-      <w:numFmt w:val="lowerLetter"/>
-      <w:lvlText w:val="%5."/>
-      <w:lvlJc w:val="left"/>
-      <w:pPr>
-        <w:ind w:left="4048" w:hanging="360"/>
-      </w:pPr>
-    </w:lvl>
-    <w:lvl w:ilvl="5" w:tplc="0409001B" w:tentative="1">
-      <w:start w:val="1"/>
-      <w:numFmt w:val="lowerRoman"/>
-      <w:lvlText w:val="%6."/>
-      <w:lvlJc w:val="right"/>
-      <w:pPr>
-        <w:ind w:left="4768" w:hanging="180"/>
-      </w:pPr>
-    </w:lvl>
-    <w:lvl w:ilvl="6" w:tplc="0409000F" w:tentative="1">
-      <w:start w:val="1"/>
-      <w:numFmt w:val="decimal"/>
-      <w:lvlText w:val="%7."/>
-      <w:lvlJc w:val="left"/>
-      <w:pPr>
-        <w:ind w:left="5488" w:hanging="360"/>
-      </w:pPr>
-    </w:lvl>
-    <w:lvl w:ilvl="7" w:tplc="04090019" w:tentative="1">
-      <w:start w:val="1"/>
-      <w:numFmt w:val="lowerLetter"/>
-      <w:lvlText w:val="%8."/>
-      <w:lvlJc w:val="left"/>
-      <w:pPr>
-        <w:ind w:left="6208" w:hanging="360"/>
-      </w:pPr>
-    </w:lvl>
-    <w:lvl w:ilvl="8" w:tplc="0409001B" w:tentative="1">
-      <w:start w:val="1"/>
-      <w:numFmt w:val="lowerRoman"/>
-      <w:lvlText w:val="%9."/>
-      <w:lvlJc w:val="right"/>
-      <w:pPr>
-        <w:ind w:left="6928" w:hanging="180"/>
-      </w:pPr>
-    </w:lvl>
-  </w:abstractNum>
-  <w:abstractNum w:abstractNumId="15" w15:restartNumberingAfterBreak="0">
-    <w:nsid w:val="7C243700"/>
-    <w:multiLevelType w:val="hybridMultilevel"/>
-    <w:tmpl w:val="A0B6EF62"/>
-    <w:lvl w:ilvl="0" w:tplc="3AECEE68">
-      <w:start w:val="1"/>
-      <w:numFmt w:val="decimal"/>
-      <w:lvlText w:val="%1-"/>
-      <w:lvlJc w:val="left"/>
-      <w:pPr>
-        <w:ind w:left="360" w:hanging="360"/>
-      </w:pPr>
-      <w:rPr>
-        <w:rFonts w:hint="default"/>
-      </w:rPr>
-    </w:lvl>
-    <w:lvl w:ilvl="1" w:tplc="04090019" w:tentative="1">
-      <w:start w:val="1"/>
-      <w:numFmt w:val="lowerLetter"/>
-      <w:lvlText w:val="%2."/>
-      <w:lvlJc w:val="left"/>
-      <w:pPr>
-        <w:ind w:left="1080" w:hanging="360"/>
-      </w:pPr>
-    </w:lvl>
-    <w:lvl w:ilvl="2" w:tplc="0409001B" w:tentative="1">
-      <w:start w:val="1"/>
-      <w:numFmt w:val="lowerRoman"/>
-      <w:lvlText w:val="%3."/>
-      <w:lvlJc w:val="right"/>
-      <w:pPr>
-        <w:ind w:left="1800" w:hanging="180"/>
-      </w:pPr>
-    </w:lvl>
-    <w:lvl w:ilvl="3" w:tplc="0409000F" w:tentative="1">
-      <w:start w:val="1"/>
-      <w:numFmt w:val="decimal"/>
-      <w:lvlText w:val="%4."/>
-      <w:lvlJc w:val="left"/>
-      <w:pPr>
-        <w:ind w:left="2520" w:hanging="360"/>
-      </w:pPr>
-    </w:lvl>
-    <w:lvl w:ilvl="4" w:tplc="04090019" w:tentative="1">
-      <w:start w:val="1"/>
-      <w:numFmt w:val="lowerLetter"/>
-      <w:lvlText w:val="%5."/>
-      <w:lvlJc w:val="left"/>
-      <w:pPr>
-        <w:ind w:left="3240" w:hanging="360"/>
-      </w:pPr>
-    </w:lvl>
-    <w:lvl w:ilvl="5" w:tplc="0409001B" w:tentative="1">
-      <w:start w:val="1"/>
-      <w:numFmt w:val="lowerRoman"/>
-      <w:lvlText w:val="%6."/>
-      <w:lvlJc w:val="right"/>
-      <w:pPr>
-        <w:ind w:left="3960" w:hanging="180"/>
-      </w:pPr>
-    </w:lvl>
-    <w:lvl w:ilvl="6" w:tplc="0409000F" w:tentative="1">
-      <w:start w:val="1"/>
-      <w:numFmt w:val="decimal"/>
-      <w:lvlText w:val="%7."/>
-      <w:lvlJc w:val="left"/>
-      <w:pPr>
-        <w:ind w:left="4680" w:hanging="360"/>
-      </w:pPr>
-    </w:lvl>
-    <w:lvl w:ilvl="7" w:tplc="04090019" w:tentative="1">
-      <w:start w:val="1"/>
-      <w:numFmt w:val="lowerLetter"/>
-      <w:lvlText w:val="%8."/>
-      <w:lvlJc w:val="left"/>
-      <w:pPr>
-        <w:ind w:left="5400" w:hanging="360"/>
-      </w:pPr>
-    </w:lvl>
-    <w:lvl w:ilvl="8" w:tplc="0409001B" w:tentative="1">
-      <w:start w:val="1"/>
-      <w:numFmt w:val="lowerRoman"/>
-      <w:lvlText w:val="%9."/>
-      <w:lvlJc w:val="right"/>
-      <w:pPr>
-        <w:ind w:left="6120" w:hanging="180"/>
-      </w:pPr>
-    </w:lvl>
-  </w:abstractNum>
-  <w:num w:numId="1" w16cid:durableId="1917787124">
+  <w:num w:numId="1">
+    <w:abstractNumId w:val="0"/>
+  </w:num>
+  <w:num w:numId="2">
     <w:abstractNumId w:val="3"/>
   </w:num>
-  <w:num w:numId="2" w16cid:durableId="54668406">
-    <w:abstractNumId w:val="12"/>
-  </w:num>
-  <w:num w:numId="3" w16cid:durableId="981276483">
-    <w:abstractNumId w:val="5"/>
-  </w:num>
-  <w:num w:numId="4" w16cid:durableId="155070977">
-    <w:abstractNumId w:val="15"/>
-  </w:num>
-  <w:num w:numId="5" w16cid:durableId="1777939032">
+  <w:num w:numId="3">
     <w:abstractNumId w:val="1"/>
   </w:num>
-  <w:num w:numId="6" w16cid:durableId="1882207687">
-    <w:abstractNumId w:val="10"/>
-  </w:num>
-  <w:num w:numId="7" w16cid:durableId="412163868">
-    <w:abstractNumId w:val="14"/>
-  </w:num>
-  <w:num w:numId="8" w16cid:durableId="1897429890">
-    <w:abstractNumId w:val="9"/>
-  </w:num>
-  <w:num w:numId="9" w16cid:durableId="1099183006">
-    <w:abstractNumId w:val="13"/>
-  </w:num>
-  <w:num w:numId="10" w16cid:durableId="578564039">
-    <w:abstractNumId w:val="0"/>
-  </w:num>
-  <w:num w:numId="11" w16cid:durableId="1900431933">
-    <w:abstractNumId w:val="11"/>
-  </w:num>
-  <w:num w:numId="12" w16cid:durableId="848104414">
+  <w:num w:numId="4">
     <w:abstractNumId w:val="2"/>
   </w:num>
-  <w:num w:numId="13" w16cid:durableId="1555196332">
-    <w:abstractNumId w:val="7"/>
-  </w:num>
-  <w:num w:numId="14" w16cid:durableId="762607939">
-    <w:abstractNumId w:val="6"/>
-  </w:num>
-  <w:num w:numId="15" w16cid:durableId="2106875470">
+  <w:num w:numId="5">
     <w:abstractNumId w:val="4"/>
-  </w:num>
-  <w:num w:numId="16" w16cid:durableId="907615838">
-    <w:abstractNumId w:val="8"/>
   </w:num>
 </w:numbering>
 </file>
 
 <file path=word/styles.xml><?xml version="1.0" encoding="utf-8"?>
-<w:styles xmlns:mc="http://schemas.openxmlformats.org/markup-compatibility/2006" xmlns:r="http://schemas.openxmlformats.org/officeDocument/2006/relationships" xmlns:w="http://schemas.openxmlformats.org/wordprocessingml/2006/main" xmlns:w14="http://schemas.microsoft.com/office/word/2010/wordml" xmlns:w15="http://schemas.microsoft.com/office/word/2012/wordml" xmlns:w16cex="http://schemas.microsoft.com/office/word/2018/wordml/cex" xmlns:w16cid="http://schemas.microsoft.com/office/word/2016/wordml/cid" xmlns:w16="http://schemas.microsoft.com/office/word/2018/wordml" xmlns:w16du="http://schemas.microsoft.com/office/word/2023/wordml/word16du" xmlns:w16sdtdh="http://schemas.microsoft.com/office/word/2020/wordml/sdtdatahash" xmlns:w16se="http://schemas.microsoft.com/office/word/2015/wordml/symex" mc:Ignorable="w14 w15 w16se w16cid w16 w16cex w16sdtdh w16du">
+<w:styles xmlns:mc="http://schemas.openxmlformats.org/markup-compatibility/2006" xmlns:o="urn:schemas-microsoft-com:office:office" xmlns:r="http://schemas.openxmlformats.org/officeDocument/2006/relationships" xmlns:m="http://schemas.openxmlformats.org/officeDocument/2006/math" xmlns:v="urn:schemas-microsoft-com:vml" xmlns:w="http://schemas.openxmlformats.org/wordprocessingml/2006/main" xmlns:w14="http://schemas.microsoft.com/office/word/2010/wordml" xmlns:w10="urn:schemas-microsoft-com:office:word" xmlns:sl="http://schemas.openxmlformats.org/schemaLibrary/2006/main" xmlns:wpsCustomData="http://www.wps.cn/officeDocument/2013/wpsCustomData" mc:Ignorable="w14">
   <w:docDefaults>
     <w:rPrDefault>
       <w:rPr>
-        <w:rFonts w:asciiTheme="minorHAnsi" w:eastAsiaTheme="minorHAnsi" w:hAnsiTheme="minorHAnsi" w:cstheme="minorBidi"/>
-        <w:sz w:val="22"/>
-        <w:szCs w:val="22"/>
-        <w:lang w:val="en-US" w:eastAsia="en-US" w:bidi="ar-SA"/>
+        <w:rFonts w:asciiTheme="minorHAnsi" w:hAnsiTheme="minorHAnsi" w:eastAsiaTheme="minorHAnsi" w:cstheme="minorBidi"/>
       </w:rPr>
     </w:rPrDefault>
-    <w:pPrDefault>
-      <w:pPr>
-        <w:spacing w:after="160" w:line="259" w:lineRule="auto"/>
-      </w:pPr>
-    </w:pPrDefault>
+    <w:pPrDefault/>
   </w:docDefaults>
-  <w:latentStyles w:defLockedState="0" w:defUIPriority="99" w:defSemiHidden="0" w:defUnhideWhenUsed="0" w:defQFormat="0" w:count="376">
-    <w:lsdException w:name="Normal" w:uiPriority="0" w:qFormat="1"/>
-    <w:lsdException w:name="heading 1" w:uiPriority="9" w:qFormat="1"/>
-    <w:lsdException w:name="heading 2" w:semiHidden="1" w:uiPriority="9" w:unhideWhenUsed="1" w:qFormat="1"/>
-    <w:lsdException w:name="heading 3" w:semiHidden="1" w:uiPriority="9" w:unhideWhenUsed="1" w:qFormat="1"/>
-    <w:lsdException w:name="heading 4" w:semiHidden="1" w:uiPriority="9" w:unhideWhenUsed="1" w:qFormat="1"/>
-    <w:lsdException w:name="heading 5" w:semiHidden="1" w:uiPriority="9" w:unhideWhenUsed="1" w:qFormat="1"/>
-    <w:lsdException w:name="heading 6" w:semiHidden="1" w:uiPriority="9" w:unhideWhenUsed="1" w:qFormat="1"/>
-    <w:lsdException w:name="heading 7" w:semiHidden="1" w:uiPriority="9" w:unhideWhenUsed="1" w:qFormat="1"/>
-    <w:lsdException w:name="heading 8" w:semiHidden="1" w:uiPriority="9" w:unhideWhenUsed="1" w:qFormat="1"/>
-    <w:lsdException w:name="heading 9" w:semiHidden="1" w:uiPriority="9" w:unhideWhenUsed="1" w:qFormat="1"/>
-    <w:lsdException w:name="index 1" w:semiHidden="1" w:unhideWhenUsed="1"/>
-    <w:lsdException w:name="index 2" w:semiHidden="1" w:unhideWhenUsed="1"/>
-    <w:lsdException w:name="index 3" w:semiHidden="1" w:unhideWhenUsed="1"/>
-    <w:lsdException w:name="index 4" w:semiHidden="1" w:unhideWhenUsed="1"/>
-    <w:lsdException w:name="index 5" w:semiHidden="1" w:unhideWhenUsed="1"/>
-    <w:lsdException w:name="index 6" w:semiHidden="1" w:unhideWhenUsed="1"/>
-    <w:lsdException w:name="index 7" w:semiHidden="1" w:unhideWhenUsed="1"/>
-    <w:lsdException w:name="index 8" w:semiHidden="1" w:unhideWhenUsed="1"/>
-    <w:lsdException w:name="index 9" w:semiHidden="1" w:unhideWhenUsed="1"/>
-    <w:lsdException w:name="toc 1" w:semiHidden="1" w:uiPriority="39" w:unhideWhenUsed="1"/>
-    <w:lsdException w:name="toc 2" w:semiHidden="1" w:uiPriority="39" w:unhideWhenUsed="1"/>
-    <w:lsdException w:name="toc 3" w:semiHidden="1" w:uiPriority="39" w:unhideWhenUsed="1"/>
-    <w:lsdException w:name="toc 4" w:semiHidden="1" w:uiPriority="39" w:unhideWhenUsed="1"/>
-    <w:lsdException w:name="toc 5" w:semiHidden="1" w:uiPriority="39" w:unhideWhenUsed="1"/>
-    <w:lsdException w:name="toc 6" w:semiHidden="1" w:uiPriority="39" w:unhideWhenUsed="1"/>
-    <w:lsdException w:name="toc 7" w:semiHidden="1" w:uiPriority="39" w:unhideWhenUsed="1"/>
-    <w:lsdException w:name="toc 8" w:semiHidden="1" w:uiPriority="39" w:unhideWhenUsed="1"/>
-    <w:lsdException w:name="toc 9" w:semiHidden="1" w:uiPriority="39" w:unhideWhenUsed="1"/>
-    <w:lsdException w:name="Normal Indent" w:semiHidden="1" w:unhideWhenUsed="1"/>
-    <w:lsdException w:name="footnote text" w:semiHidden="1" w:unhideWhenUsed="1"/>
-    <w:lsdException w:name="annotation text" w:semiHidden="1" w:unhideWhenUsed="1"/>
-    <w:lsdException w:name="header" w:semiHidden="1" w:unhideWhenUsed="1"/>
-    <w:lsdException w:name="footer" w:semiHidden="1" w:unhideWhenUsed="1"/>
-    <w:lsdException w:name="index heading" w:semiHidden="1" w:unhideWhenUsed="1"/>
-    <w:lsdException w:name="caption" w:semiHidden="1" w:uiPriority="35" w:unhideWhenUsed="1" w:qFormat="1"/>
-    <w:lsdException w:name="table of figures" w:semiHidden="1" w:unhideWhenUsed="1"/>
-    <w:lsdException w:name="envelope address" w:semiHidden="1" w:unhideWhenUsed="1"/>
-    <w:lsdException w:name="envelope return" w:semiHidden="1" w:unhideWhenUsed="1"/>
-    <w:lsdException w:name="footnote reference" w:semiHidden="1" w:unhideWhenUsed="1"/>
-    <w:lsdException w:name="annotation reference" w:semiHidden="1" w:unhideWhenUsed="1"/>
-    <w:lsdException w:name="line number" w:semiHidden="1" w:unhideWhenUsed="1"/>
-    <w:lsdException w:name="page number" w:semiHidden="1" w:unhideWhenUsed="1"/>
-    <w:lsdException w:name="endnote reference" w:semiHidden="1" w:unhideWhenUsed="1"/>
-    <w:lsdException w:name="endnote text" w:semiHidden="1" w:unhideWhenUsed="1"/>
-    <w:lsdException w:name="table of authorities" w:semiHidden="1" w:unhideWhenUsed="1"/>
-    <w:lsdException w:name="macro" w:semiHidden="1" w:unhideWhenUsed="1"/>
-    <w:lsdException w:name="toa heading" w:semiHidden="1" w:unhideWhenUsed="1"/>
-    <w:lsdException w:name="List" w:semiHidden="1" w:unhideWhenUsed="1"/>
-    <w:lsdException w:name="List Bullet" w:semiHidden="1" w:unhideWhenUsed="1"/>
-    <w:lsdException w:name="List Number" w:semiHidden="1" w:unhideWhenUsed="1"/>
-    <w:lsdException w:name="List 2" w:semiHidden="1" w:unhideWhenUsed="1"/>
-    <w:lsdException w:name="List 3" w:semiHidden="1" w:unhideWhenUsed="1"/>
-    <w:lsdException w:name="List 4" w:semiHidden="1" w:unhideWhenUsed="1"/>
-    <w:lsdException w:name="List 5" w:semiHidden="1" w:unhideWhenUsed="1"/>
-    <w:lsdException w:name="List Bullet 2" w:semiHidden="1" w:unhideWhenUsed="1"/>
-    <w:lsdException w:name="List Bullet 3" w:semiHidden="1" w:unhideWhenUsed="1"/>
-    <w:lsdException w:name="List Bullet 4" w:semiHidden="1" w:unhideWhenUsed="1"/>
-    <w:lsdException w:name="List Bullet 5" w:semiHidden="1" w:unhideWhenUsed="1"/>
-    <w:lsdException w:name="List Number 2" w:semiHidden="1" w:unhideWhenUsed="1"/>
-    <w:lsdException w:name="List Number 3" w:semiHidden="1" w:unhideWhenUsed="1"/>
-    <w:lsdException w:name="List Number 4" w:semiHidden="1" w:unhideWhenUsed="1"/>
-    <w:lsdException w:name="List Number 5" w:semiHidden="1" w:unhideWhenUsed="1"/>
-    <w:lsdException w:name="Title" w:uiPriority="10" w:qFormat="1"/>
-    <w:lsdException w:name="Closing" w:semiHidden="1" w:unhideWhenUsed="1"/>
-    <w:lsdException w:name="Signature" w:semiHidden="1" w:unhideWhenUsed="1"/>
-    <w:lsdException w:name="Default Paragraph Font" w:semiHidden="1" w:uiPriority="1" w:unhideWhenUsed="1"/>
-    <w:lsdException w:name="Body Text" w:semiHidden="1" w:unhideWhenUsed="1"/>
-    <w:lsdException w:name="Body Text Indent" w:semiHidden="1" w:unhideWhenUsed="1"/>
-    <w:lsdException w:name="List Continue" w:semiHidden="1" w:unhideWhenUsed="1"/>
-    <w:lsdException w:name="List Continue 2" w:semiHidden="1" w:unhideWhenUsed="1"/>
-    <w:lsdException w:name="List Continue 3" w:semiHidden="1" w:unhideWhenUsed="1"/>
-    <w:lsdException w:name="List Continue 4" w:semiHidden="1" w:unhideWhenUsed="1"/>
-    <w:lsdException w:name="List Continue 5" w:semiHidden="1" w:unhideWhenUsed="1"/>
-    <w:lsdException w:name="Message Header" w:semiHidden="1" w:unhideWhenUsed="1"/>
-    <w:lsdException w:name="Subtitle" w:uiPriority="11" w:qFormat="1"/>
-    <w:lsdException w:name="Salutation" w:semiHidden="1" w:unhideWhenUsed="1"/>
-    <w:lsdException w:name="Date" w:semiHidden="1" w:unhideWhenUsed="1"/>
-    <w:lsdException w:name="Body Text First Indent" w:semiHidden="1" w:unhideWhenUsed="1"/>
-    <w:lsdException w:name="Body Text First Indent 2" w:semiHidden="1" w:unhideWhenUsed="1"/>
-    <w:lsdException w:name="Note Heading" w:semiHidden="1" w:unhideWhenUsed="1"/>
-    <w:lsdException w:name="Body Text 2" w:semiHidden="1" w:unhideWhenUsed="1"/>
-    <w:lsdException w:name="Body Text 3" w:semiHidden="1" w:unhideWhenUsed="1"/>
-    <w:lsdException w:name="Body Text Indent 2" w:semiHidden="1" w:unhideWhenUsed="1"/>
-    <w:lsdException w:name="Body Text Indent 3" w:semiHidden="1" w:unhideWhenUsed="1"/>
-    <w:lsdException w:name="Block Text" w:semiHidden="1" w:unhideWhenUsed="1"/>
-    <w:lsdException w:name="Hyperlink" w:semiHidden="1" w:unhideWhenUsed="1"/>
-    <w:lsdException w:name="FollowedHyperlink" w:semiHidden="1" w:unhideWhenUsed="1"/>
-    <w:lsdException w:name="Strong" w:uiPriority="22" w:qFormat="1"/>
-    <w:lsdException w:name="Emphasis" w:uiPriority="20" w:qFormat="1"/>
-    <w:lsdException w:name="Document Map" w:semiHidden="1" w:unhideWhenUsed="1"/>
-    <w:lsdException w:name="Plain Text" w:semiHidden="1" w:unhideWhenUsed="1"/>
-    <w:lsdException w:name="E-mail Signature" w:semiHidden="1" w:unhideWhenUsed="1"/>
-    <w:lsdException w:name="HTML Top of Form" w:semiHidden="1" w:unhideWhenUsed="1"/>
-    <w:lsdException w:name="HTML Bottom of Form" w:semiHidden="1" w:unhideWhenUsed="1"/>
-    <w:lsdException w:name="Normal (Web)" w:semiHidden="1" w:unhideWhenUsed="1"/>
-    <w:lsdException w:name="HTML Acronym" w:semiHidden="1" w:unhideWhenUsed="1"/>
-    <w:lsdException w:name="HTML Address" w:semiHidden="1" w:unhideWhenUsed="1"/>
-    <w:lsdException w:name="HTML Cite" w:semiHidden="1" w:unhideWhenUsed="1"/>
-    <w:lsdException w:name="HTML Code" w:semiHidden="1" w:unhideWhenUsed="1"/>
-    <w:lsdException w:name="HTML Definition" w:semiHidden="1" w:unhideWhenUsed="1"/>
-    <w:lsdException w:name="HTML Keyboard" w:semiHidden="1" w:unhideWhenUsed="1"/>
-    <w:lsdException w:name="HTML Preformatted" w:semiHidden="1" w:unhideWhenUsed="1"/>
-    <w:lsdException w:name="HTML Sample" w:semiHidden="1" w:unhideWhenUsed="1"/>
-    <w:lsdException w:name="HTML Typewriter" w:semiHidden="1" w:unhideWhenUsed="1"/>
-    <w:lsdException w:name="HTML Variable" w:semiHidden="1" w:unhideWhenUsed="1"/>
-    <w:lsdException w:name="Normal Table" w:semiHidden="1" w:unhideWhenUsed="1"/>
-    <w:lsdException w:name="annotation subject" w:semiHidden="1" w:unhideWhenUsed="1"/>
-    <w:lsdException w:name="No List" w:semiHidden="1" w:unhideWhenUsed="1"/>
-    <w:lsdException w:name="Outline List 1" w:semiHidden="1" w:unhideWhenUsed="1"/>
-    <w:lsdException w:name="Outline List 2" w:semiHidden="1" w:unhideWhenUsed="1"/>
-    <w:lsdException w:name="Outline List 3" w:semiHidden="1" w:unhideWhenUsed="1"/>
-    <w:lsdException w:name="Table Simple 1" w:semiHidden="1" w:unhideWhenUsed="1"/>
-    <w:lsdException w:name="Table Simple 2" w:semiHidden="1" w:unhideWhenUsed="1"/>
-    <w:lsdException w:name="Table Simple 3" w:semiHidden="1" w:unhideWhenUsed="1"/>
-    <w:lsdException w:name="Table Classic 1" w:semiHidden="1" w:unhideWhenUsed="1"/>
-    <w:lsdException w:name="Table Classic 2" w:semiHidden="1" w:unhideWhenUsed="1"/>
-    <w:lsdException w:name="Table Classic 3" w:semiHidden="1" w:unhideWhenUsed="1"/>
-    <w:lsdException w:name="Table Classic 4" w:semiHidden="1" w:unhideWhenUsed="1"/>
-    <w:lsdException w:name="Table Colorful 1" w:semiHidden="1" w:unhideWhenUsed="1"/>
-    <w:lsdException w:name="Table Colorful 2" w:semiHidden="1" w:unhideWhenUsed="1"/>
-    <w:lsdException w:name="Table Colorful 3" w:semiHidden="1" w:unhideWhenUsed="1"/>
-    <w:lsdException w:name="Table Columns 1" w:semiHidden="1" w:unhideWhenUsed="1"/>
-    <w:lsdException w:name="Table Columns 2" w:semiHidden="1" w:unhideWhenUsed="1"/>
-    <w:lsdException w:name="Table Columns 3" w:semiHidden="1" w:unhideWhenUsed="1"/>
-    <w:lsdException w:name="Table Columns 4" w:semiHidden="1" w:unhideWhenUsed="1"/>
-    <w:lsdException w:name="Table Columns 5" w:semiHidden="1" w:unhideWhenUsed="1"/>
-    <w:lsdException w:name="Table Grid 1" w:semiHidden="1" w:unhideWhenUsed="1"/>
-    <w:lsdException w:name="Table Grid 2" w:semiHidden="1" w:unhideWhenUsed="1"/>
-    <w:lsdException w:name="Table Grid 3" w:semiHidden="1" w:unhideWhenUsed="1"/>
-    <w:lsdException w:name="Table Grid 4" w:semiHidden="1" w:unhideWhenUsed="1"/>
-    <w:lsdException w:name="Table Grid 5" w:semiHidden="1" w:unhideWhenUsed="1"/>
-    <w:lsdException w:name="Table Grid 6" w:semiHidden="1" w:unhideWhenUsed="1"/>
-    <w:lsdException w:name="Table Grid 7" w:semiHidden="1" w:unhideWhenUsed="1"/>
-    <w:lsdException w:name="Table Grid 8" w:semiHidden="1" w:unhideWhenUsed="1"/>
-    <w:lsdException w:name="Table List 1" w:semiHidden="1" w:unhideWhenUsed="1"/>
-    <w:lsdException w:name="Table List 2" w:semiHidden="1" w:unhideWhenUsed="1"/>
-    <w:lsdException w:name="Table List 3" w:semiHidden="1" w:unhideWhenUsed="1"/>
-    <w:lsdException w:name="Table List 4" w:semiHidden="1" w:unhideWhenUsed="1"/>
-    <w:lsdException w:name="Table List 5" w:semiHidden="1" w:unhideWhenUsed="1"/>
-    <w:lsdException w:name="Table List 6" w:semiHidden="1" w:unhideWhenUsed="1"/>
-    <w:lsdException w:name="Table List 7" w:semiHidden="1" w:unhideWhenUsed="1"/>
-    <w:lsdException w:name="Table List 8" w:semiHidden="1" w:unhideWhenUsed="1"/>
-    <w:lsdException w:name="Table 3D effects 1" w:semiHidden="1" w:unhideWhenUsed="1"/>
-    <w:lsdException w:name="Table 3D effects 2" w:semiHidden="1" w:unhideWhenUsed="1"/>
-    <w:lsdException w:name="Table 3D effects 3" w:semiHidden="1" w:unhideWhenUsed="1"/>
-    <w:lsdException w:name="Table Contemporary" w:semiHidden="1" w:unhideWhenUsed="1"/>
-    <w:lsdException w:name="Table Elegant" w:semiHidden="1" w:unhideWhenUsed="1"/>
-    <w:lsdException w:name="Table Professional" w:semiHidden="1" w:unhideWhenUsed="1"/>
-    <w:lsdException w:name="Table Subtle 1" w:semiHidden="1" w:unhideWhenUsed="1"/>
-    <w:lsdException w:name="Table Subtle 2" w:semiHidden="1" w:unhideWhenUsed="1"/>
-    <w:lsdException w:name="Table Web 1" w:semiHidden="1" w:unhideWhenUsed="1"/>
-    <w:lsdException w:name="Table Web 2" w:semiHidden="1" w:unhideWhenUsed="1"/>
-    <w:lsdException w:name="Table Web 3" w:semiHidden="1" w:unhideWhenUsed="1"/>
-    <w:lsdException w:name="Balloon Text" w:semiHidden="1" w:unhideWhenUsed="1"/>
-    <w:lsdException w:name="Table Grid" w:uiPriority="39"/>
-    <w:lsdException w:name="Table Theme" w:semiHidden="1" w:unhideWhenUsed="1"/>
-    <w:lsdException w:name="Placeholder Text" w:semiHidden="1"/>
-    <w:lsdException w:name="No Spacing" w:uiPriority="1" w:qFormat="1"/>
-    <w:lsdException w:name="Light Shading" w:uiPriority="60"/>
-    <w:lsdException w:name="Light List" w:uiPriority="61"/>
-    <w:lsdException w:name="Light Grid" w:uiPriority="62"/>
-    <w:lsdException w:name="Medium Shading 1" w:uiPriority="63"/>
-    <w:lsdException w:name="Medium Shading 2" w:uiPriority="64"/>
-    <w:lsdException w:name="Medium List 1" w:uiPriority="65"/>
-    <w:lsdException w:name="Medium List 2" w:uiPriority="66"/>
-    <w:lsdException w:name="Medium Grid 1" w:uiPriority="67"/>
-    <w:lsdException w:name="Medium Grid 2" w:uiPriority="68"/>
-    <w:lsdException w:name="Medium Grid 3" w:uiPriority="69"/>
-    <w:lsdException w:name="Dark List" w:uiPriority="70"/>
-    <w:lsdException w:name="Colorful Shading" w:uiPriority="71"/>
-    <w:lsdException w:name="Colorful List" w:uiPriority="72"/>
-    <w:lsdException w:name="Colorful Grid" w:uiPriority="73"/>
-    <w:lsdException w:name="Light Shading Accent 1" w:uiPriority="60"/>
-    <w:lsdException w:name="Light List Accent 1" w:uiPriority="61"/>
-    <w:lsdException w:name="Light Grid Accent 1" w:uiPriority="62"/>
-    <w:lsdException w:name="Medium Shading 1 Accent 1" w:uiPriority="63"/>
-    <w:lsdException w:name="Medium Shading 2 Accent 1" w:uiPriority="64"/>
-    <w:lsdException w:name="Medium List 1 Accent 1" w:uiPriority="65"/>
-    <w:lsdException w:name="Revision" w:semiHidden="1"/>
-    <w:lsdException w:name="List Paragraph" w:uiPriority="34" w:qFormat="1"/>
-    <w:lsdException w:name="Quote" w:uiPriority="29" w:qFormat="1"/>
-    <w:lsdException w:name="Intense Quote" w:uiPriority="30" w:qFormat="1"/>
-    <w:lsdException w:name="Medium List 2 Accent 1" w:uiPriority="66"/>
-    <w:lsdException w:name="Medium Grid 1 Accent 1" w:uiPriority="67"/>
-    <w:lsdException w:name="Medium Grid 2 Accent 1" w:uiPriority="68"/>
-    <w:lsdException w:name="Medium Grid 3 Accent 1" w:uiPriority="69"/>
-    <w:lsdException w:name="Dark List Accent 1" w:uiPriority="70"/>
-    <w:lsdException w:name="Colorful Shading Accent 1" w:uiPriority="71"/>
-    <w:lsdException w:name="Colorful List Accent 1" w:uiPriority="72"/>
-    <w:lsdException w:name="Colorful Grid Accent 1" w:uiPriority="73"/>
-    <w:lsdException w:name="Light Shading Accent 2" w:uiPriority="60"/>
-    <w:lsdException w:name="Light List Accent 2" w:uiPriority="61"/>
-    <w:lsdException w:name="Light Grid Accent 2" w:uiPriority="62"/>
-    <w:lsdException w:name="Medium Shading 1 Accent 2" w:uiPriority="63"/>
-    <w:lsdException w:name="Medium Shading 2 Accent 2" w:uiPriority="64"/>
-    <w:lsdException w:name="Medium List 1 Accent 2" w:uiPriority="65"/>
-    <w:lsdException w:name="Medium List 2 Accent 2" w:uiPriority="66"/>
-    <w:lsdException w:name="Medium Grid 1 Accent 2" w:uiPriority="67"/>
-    <w:lsdException w:name="Medium Grid 2 Accent 2" w:uiPriority="68"/>
-    <w:lsdException w:name="Medium Grid 3 Accent 2" w:uiPriority="69"/>
-    <w:lsdException w:name="Dark List Accent 2" w:uiPriority="70"/>
-    <w:lsdException w:name="Colorful Shading Accent 2" w:uiPriority="71"/>
-    <w:lsdException w:name="Colorful List Accent 2" w:uiPriority="72"/>
-    <w:lsdException w:name="Colorful Grid Accent 2" w:uiPriority="73"/>
-    <w:lsdException w:name="Light Shading Accent 3" w:uiPriority="60"/>
-    <w:lsdException w:name="Light List Accent 3" w:uiPriority="61"/>
-    <w:lsdException w:name="Light Grid Accent 3" w:uiPriority="62"/>
-    <w:lsdException w:name="Medium Shading 1 Accent 3" w:uiPriority="63"/>
-    <w:lsdException w:name="Medium Shading 2 Accent 3" w:uiPriority="64"/>
-    <w:lsdException w:name="Medium List 1 Accent 3" w:uiPriority="65"/>
-    <w:lsdException w:name="Medium List 2 Accent 3" w:uiPriority="66"/>
-    <w:lsdException w:name="Medium Grid 1 Accent 3" w:uiPriority="67"/>
-    <w:lsdException w:name="Medium Grid 2 Accent 3" w:uiPriority="68"/>
-    <w:lsdException w:name="Medium Grid 3 Accent 3" w:uiPriority="69"/>
-    <w:lsdException w:name="Dark List Accent 3" w:uiPriority="70"/>
-    <w:lsdException w:name="Colorful Shading Accent 3" w:uiPriority="71"/>
-    <w:lsdException w:name="Colorful List Accent 3" w:uiPriority="72"/>
-    <w:lsdException w:name="Colorful Grid Accent 3" w:uiPriority="73"/>
-    <w:lsdException w:name="Light Shading Accent 4" w:uiPriority="60"/>
-    <w:lsdException w:name="Light List Accent 4" w:uiPriority="61"/>
-    <w:lsdException w:name="Light Grid Accent 4" w:uiPriority="62"/>
-    <w:lsdException w:name="Medium Shading 1 Accent 4" w:uiPriority="63"/>
-    <w:lsdException w:name="Medium Shading 2 Accent 4" w:uiPriority="64"/>
-    <w:lsdException w:name="Medium List 1 Accent 4" w:uiPriority="65"/>
-    <w:lsdException w:name="Medium List 2 Accent 4" w:uiPriority="66"/>
-    <w:lsdException w:name="Medium Grid 1 Accent 4" w:uiPriority="67"/>
-    <w:lsdException w:name="Medium Grid 2 Accent 4" w:uiPriority="68"/>
-    <w:lsdException w:name="Medium Grid 3 Accent 4" w:uiPriority="69"/>
-    <w:lsdException w:name="Dark List Accent 4" w:uiPriority="70"/>
-    <w:lsdException w:name="Colorful Shading Accent 4" w:uiPriority="71"/>
-    <w:lsdException w:name="Colorful List Accent 4" w:uiPriority="72"/>
-    <w:lsdException w:name="Colorful Grid Accent 4" w:uiPriority="73"/>
-    <w:lsdException w:name="Light Shading Accent 5" w:uiPriority="60"/>
-    <w:lsdException w:name="Light List Accent 5" w:uiPriority="61"/>
-    <w:lsdException w:name="Light Grid Accent 5" w:uiPriority="62"/>
-    <w:lsdException w:name="Medium Shading 1 Accent 5" w:uiPriority="63"/>
-    <w:lsdException w:name="Medium Shading 2 Accent 5" w:uiPriority="64"/>
-    <w:lsdException w:name="Medium List 1 Accent 5" w:uiPriority="65"/>
-    <w:lsdException w:name="Medium List 2 Accent 5" w:uiPriority="66"/>
-    <w:lsdException w:name="Medium Grid 1 Accent 5" w:uiPriority="67"/>
-    <w:lsdException w:name="Medium Grid 2 Accent 5" w:uiPriority="68"/>
-    <w:lsdException w:name="Medium Grid 3 Accent 5" w:uiPriority="69"/>
-    <w:lsdException w:name="Dark List Accent 5" w:uiPriority="70"/>
-    <w:lsdException w:name="Colorful Shading Accent 5" w:uiPriority="71"/>
-    <w:lsdException w:name="Colorful List Accent 5" w:uiPriority="72"/>
-    <w:lsdException w:name="Colorful Grid Accent 5" w:uiPriority="73"/>
-    <w:lsdException w:name="Light Shading Accent 6" w:uiPriority="60"/>
-    <w:lsdException w:name="Light List Accent 6" w:uiPriority="61"/>
-    <w:lsdException w:name="Light Grid Accent 6" w:uiPriority="62"/>
-    <w:lsdException w:name="Medium Shading 1 Accent 6" w:uiPriority="63"/>
-    <w:lsdException w:name="Medium Shading 2 Accent 6" w:uiPriority="64"/>
-    <w:lsdException w:name="Medium List 1 Accent 6" w:uiPriority="65"/>
-    <w:lsdException w:name="Medium List 2 Accent 6" w:uiPriority="66"/>
-    <w:lsdException w:name="Medium Grid 1 Accent 6" w:uiPriority="67"/>
-    <w:lsdException w:name="Medium Grid 2 Accent 6" w:uiPriority="68"/>
-    <w:lsdException w:name="Medium Grid 3 Accent 6" w:uiPriority="69"/>
-    <w:lsdException w:name="Dark List Accent 6" w:uiPriority="70"/>
-    <w:lsdException w:name="Colorful Shading Accent 6" w:uiPriority="71"/>
-    <w:lsdException w:name="Colorful List Accent 6" w:uiPriority="72"/>
-    <w:lsdException w:name="Colorful Grid Accent 6" w:uiPriority="73"/>
-    <w:lsdException w:name="Subtle Emphasis" w:uiPriority="19" w:qFormat="1"/>
-    <w:lsdException w:name="Intense Emphasis" w:uiPriority="21" w:qFormat="1"/>
-    <w:lsdException w:name="Subtle Reference" w:uiPriority="31" w:qFormat="1"/>
-    <w:lsdException w:name="Intense Reference" w:uiPriority="32" w:qFormat="1"/>
-    <w:lsdException w:name="Book Title" w:uiPriority="33" w:qFormat="1"/>
-    <w:lsdException w:name="Bibliography" w:semiHidden="1" w:uiPriority="37" w:unhideWhenUsed="1"/>
-    <w:lsdException w:name="TOC Heading" w:semiHidden="1" w:uiPriority="39" w:unhideWhenUsed="1" w:qFormat="1"/>
-    <w:lsdException w:name="Plain Table 1" w:uiPriority="41"/>
-    <w:lsdException w:name="Plain Table 2" w:uiPriority="42"/>
-    <w:lsdException w:name="Plain Table 3" w:uiPriority="43"/>
-    <w:lsdException w:name="Plain Table 4" w:uiPriority="44"/>
-    <w:lsdException w:name="Plain Table 5" w:uiPriority="45"/>
-    <w:lsdException w:name="Grid Table Light" w:uiPriority="40"/>
-    <w:lsdException w:name="Grid Table 1 Light" w:uiPriority="46"/>
-    <w:lsdException w:name="Grid Table 2" w:uiPriority="47"/>
-    <w:lsdException w:name="Grid Table 3" w:uiPriority="48"/>
-    <w:lsdException w:name="Grid Table 4" w:uiPriority="49"/>
-    <w:lsdException w:name="Grid Table 5 Dark" w:uiPriority="50"/>
-    <w:lsdException w:name="Grid Table 6 Colorful" w:uiPriority="51"/>
-    <w:lsdException w:name="Grid Table 7 Colorful" w:uiPriority="52"/>
-    <w:lsdException w:name="Grid Table 1 Light Accent 1" w:uiPriority="46"/>
-    <w:lsdException w:name="Grid Table 2 Accent 1" w:uiPriority="47"/>
-    <w:lsdException w:name="Grid Table 3 Accent 1" w:uiPriority="48"/>
-    <w:lsdException w:name="Grid Table 4 Accent 1" w:uiPriority="49"/>
-    <w:lsdException w:name="Grid Table 5 Dark Accent 1" w:uiPriority="50"/>
-    <w:lsdException w:name="Grid Table 6 Colorful Accent 1" w:uiPriority="51"/>
-    <w:lsdException w:name="Grid Table 7 Colorful Accent 1" w:uiPriority="52"/>
-    <w:lsdException w:name="Grid Table 1 Light Accent 2" w:uiPriority="46"/>
-    <w:lsdException w:name="Grid Table 2 Accent 2" w:uiPriority="47"/>
-    <w:lsdException w:name="Grid Table 3 Accent 2" w:uiPriority="48"/>
-    <w:lsdException w:name="Grid Table 4 Accent 2" w:uiPriority="49"/>
-    <w:lsdException w:name="Grid Table 5 Dark Accent 2" w:uiPriority="50"/>
-    <w:lsdException w:name="Grid Table 6 Colorful Accent 2" w:uiPriority="51"/>
-    <w:lsdException w:name="Grid Table 7 Colorful Accent 2" w:uiPriority="52"/>
-    <w:lsdException w:name="Grid Table 1 Light Accent 3" w:uiPriority="46"/>
-    <w:lsdException w:name="Grid Table 2 Accent 3" w:uiPriority="47"/>
-    <w:lsdException w:name="Grid Table 3 Accent 3" w:uiPriority="48"/>
-    <w:lsdException w:name="Grid Table 4 Accent 3" w:uiPriority="49"/>
-    <w:lsdException w:name="Grid Table 5 Dark Accent 3" w:uiPriority="50"/>
-    <w:lsdException w:name="Grid Table 6 Colorful Accent 3" w:uiPriority="51"/>
-    <w:lsdException w:name="Grid Table 7 Colorful Accent 3" w:uiPriority="52"/>
-    <w:lsdException w:name="Grid Table 1 Light Accent 4" w:uiPriority="46"/>
-    <w:lsdException w:name="Grid Table 2 Accent 4" w:uiPriority="47"/>
-    <w:lsdException w:name="Grid Table 3 Accent 4" w:uiPriority="48"/>
-    <w:lsdException w:name="Grid Table 4 Accent 4" w:uiPriority="49"/>
-    <w:lsdException w:name="Grid Table 5 Dark Accent 4" w:uiPriority="50"/>
-    <w:lsdException w:name="Grid Table 6 Colorful Accent 4" w:uiPriority="51"/>
-    <w:lsdException w:name="Grid Table 7 Colorful Accent 4" w:uiPriority="52"/>
-    <w:lsdException w:name="Grid Table 1 Light Accent 5" w:uiPriority="46"/>
-    <w:lsdException w:name="Grid Table 2 Accent 5" w:uiPriority="47"/>
-    <w:lsdException w:name="Grid Table 3 Accent 5" w:uiPriority="48"/>
-    <w:lsdException w:name="Grid Table 4 Accent 5" w:uiPriority="49"/>
-    <w:lsdException w:name="Grid Table 5 Dark Accent 5" w:uiPriority="50"/>
-    <w:lsdException w:name="Grid Table 6 Colorful Accent 5" w:uiPriority="51"/>
-    <w:lsdException w:name="Grid Table 7 Colorful Accent 5" w:uiPriority="52"/>
-    <w:lsdException w:name="Grid Table 1 Light Accent 6" w:uiPriority="46"/>
-    <w:lsdException w:name="Grid Table 2 Accent 6" w:uiPriority="47"/>
-    <w:lsdException w:name="Grid Table 3 Accent 6" w:uiPriority="48"/>
-    <w:lsdException w:name="Grid Table 4 Accent 6" w:uiPriority="49"/>
-    <w:lsdException w:name="Grid Table 5 Dark Accent 6" w:uiPriority="50"/>
-    <w:lsdException w:name="Grid Table 6 Colorful Accent 6" w:uiPriority="51"/>
-    <w:lsdException w:name="Grid Table 7 Colorful Accent 6" w:uiPriority="52"/>
-    <w:lsdException w:name="List Table 1 Light" w:uiPriority="46"/>
-    <w:lsdException w:name="List Table 2" w:uiPriority="47"/>
-    <w:lsdException w:name="List Table 3" w:uiPriority="48"/>
-    <w:lsdException w:name="List Table 4" w:uiPriority="49"/>
-    <w:lsdException w:name="List Table 5 Dark" w:uiPriority="50"/>
-    <w:lsdException w:name="List Table 6 Colorful" w:uiPriority="51"/>
-    <w:lsdException w:name="List Table 7 Colorful" w:uiPriority="52"/>
-    <w:lsdException w:name="List Table 1 Light Accent 1" w:uiPriority="46"/>
-    <w:lsdException w:name="List Table 2 Accent 1" w:uiPriority="47"/>
-    <w:lsdException w:name="List Table 3 Accent 1" w:uiPriority="48"/>
-    <w:lsdException w:name="List Table 4 Accent 1" w:uiPriority="49"/>
-    <w:lsdException w:name="List Table 5 Dark Accent 1" w:uiPriority="50"/>
-    <w:lsdException w:name="List Table 6 Colorful Accent 1" w:uiPriority="51"/>
-    <w:lsdException w:name="List Table 7 Colorful Accent 1" w:uiPriority="52"/>
-    <w:lsdException w:name="List Table 1 Light Accent 2" w:uiPriority="46"/>
-    <w:lsdException w:name="List Table 2 Accent 2" w:uiPriority="47"/>
-    <w:lsdException w:name="List Table 3 Accent 2" w:uiPriority="48"/>
-    <w:lsdException w:name="List Table 4 Accent 2" w:uiPriority="49"/>
-    <w:lsdException w:name="List Table 5 Dark Accent 2" w:uiPriority="50"/>
-    <w:lsdException w:name="List Table 6 Colorful Accent 2" w:uiPriority="51"/>
-    <w:lsdException w:name="List Table 7 Colorful Accent 2" w:uiPriority="52"/>
-    <w:lsdException w:name="List Table 1 Light Accent 3" w:uiPriority="46"/>
-    <w:lsdException w:name="List Table 2 Accent 3" w:uiPriority="47"/>
-    <w:lsdException w:name="List Table 3 Accent 3" w:uiPriority="48"/>
-    <w:lsdException w:name="List Table 4 Accent 3" w:uiPriority="49"/>
-    <w:lsdException w:name="List Table 5 Dark Accent 3" w:uiPriority="50"/>
-    <w:lsdException w:name="List Table 6 Colorful Accent 3" w:uiPriority="51"/>
-    <w:lsdException w:name="List Table 7 Colorful Accent 3" w:uiPriority="52"/>
-    <w:lsdException w:name="List Table 1 Light Accent 4" w:uiPriority="46"/>
-    <w:lsdException w:name="List Table 2 Accent 4" w:uiPriority="47"/>
-    <w:lsdException w:name="List Table 3 Accent 4" w:uiPriority="48"/>
-    <w:lsdException w:name="List Table 4 Accent 4" w:uiPriority="49"/>
-    <w:lsdException w:name="List Table 5 Dark Accent 4" w:uiPriority="50"/>
-    <w:lsdException w:name="List Table 6 Colorful Accent 4" w:uiPriority="51"/>
-    <w:lsdException w:name="List Table 7 Colorful Accent 4" w:uiPriority="52"/>
-    <w:lsdException w:name="List Table 1 Light Accent 5" w:uiPriority="46"/>
-    <w:lsdException w:name="List Table 2 Accent 5" w:uiPriority="47"/>
-    <w:lsdException w:name="List Table 3 Accent 5" w:uiPriority="48"/>
-    <w:lsdException w:name="List Table 4 Accent 5" w:uiPriority="49"/>
-    <w:lsdException w:name="List Table 5 Dark Accent 5" w:uiPriority="50"/>
-    <w:lsdException w:name="List Table 6 Colorful Accent 5" w:uiPriority="51"/>
-    <w:lsdException w:name="List Table 7 Colorful Accent 5" w:uiPriority="52"/>
-    <w:lsdException w:name="List Table 1 Light Accent 6" w:uiPriority="46"/>
-    <w:lsdException w:name="List Table 2 Accent 6" w:uiPriority="47"/>
-    <w:lsdException w:name="List Table 3 Accent 6" w:uiPriority="48"/>
-    <w:lsdException w:name="List Table 4 Accent 6" w:uiPriority="49"/>
-    <w:lsdException w:name="List Table 5 Dark Accent 6" w:uiPriority="50"/>
-    <w:lsdException w:name="List Table 6 Colorful Accent 6" w:uiPriority="51"/>
-    <w:lsdException w:name="List Table 7 Colorful Accent 6" w:uiPriority="52"/>
-    <w:lsdException w:name="Mention" w:semiHidden="1" w:unhideWhenUsed="1"/>
-    <w:lsdException w:name="Smart Hyperlink" w:semiHidden="1" w:unhideWhenUsed="1"/>
-    <w:lsdException w:name="Hashtag" w:semiHidden="1" w:unhideWhenUsed="1"/>
-    <w:lsdException w:name="Unresolved Mention" w:semiHidden="1" w:unhideWhenUsed="1"/>
-    <w:lsdException w:name="Smart Link" w:semiHidden="1" w:unhideWhenUsed="1"/>
+  <w:latentStyles w:count="260" w:defQFormat="0" w:defUnhideWhenUsed="1" w:defSemiHidden="1" w:defUIPriority="99" w:defLockedState="0">
+    <w:lsdException w:qFormat="1" w:unhideWhenUsed="0" w:uiPriority="0" w:semiHidden="0" w:name="Normal"/>
+    <w:lsdException w:qFormat="1" w:unhideWhenUsed="0" w:uiPriority="9" w:semiHidden="0" w:name="heading 1"/>
+    <w:lsdException w:qFormat="1" w:uiPriority="9" w:semiHidden="0" w:name="heading 2"/>
+    <w:lsdException w:qFormat="1" w:uiPriority="9" w:name="heading 3"/>
+    <w:lsdException w:qFormat="1" w:uiPriority="9" w:name="heading 4"/>
+    <w:lsdException w:qFormat="1" w:uiPriority="9" w:name="heading 5"/>
+    <w:lsdException w:qFormat="1" w:uiPriority="9" w:name="heading 6"/>
+    <w:lsdException w:qFormat="1" w:uiPriority="9" w:name="heading 7"/>
+    <w:lsdException w:qFormat="1" w:uiPriority="9" w:name="heading 8"/>
+    <w:lsdException w:qFormat="1" w:uiPriority="9" w:name="heading 9"/>
+    <w:lsdException w:uiPriority="99" w:name="index 1"/>
+    <w:lsdException w:uiPriority="99" w:name="index 2"/>
+    <w:lsdException w:uiPriority="99" w:name="index 3"/>
+    <w:lsdException w:uiPriority="99" w:name="index 4"/>
+    <w:lsdException w:uiPriority="99" w:name="index 5"/>
+    <w:lsdException w:uiPriority="99" w:name="index 6"/>
+    <w:lsdException w:uiPriority="99" w:name="index 7"/>
+    <w:lsdException w:uiPriority="99" w:name="index 8"/>
+    <w:lsdException w:uiPriority="99" w:name="index 9"/>
+    <w:lsdException w:uiPriority="39" w:name="toc 1"/>
+    <w:lsdException w:uiPriority="39" w:name="toc 2"/>
+    <w:lsdException w:uiPriority="39" w:name="toc 3"/>
+    <w:lsdException w:uiPriority="39" w:name="toc 4"/>
+    <w:lsdException w:uiPriority="39" w:name="toc 5"/>
+    <w:lsdException w:uiPriority="39" w:name="toc 6"/>
+    <w:lsdException w:uiPriority="39" w:name="toc 7"/>
+    <w:lsdException w:uiPriority="39" w:name="toc 8"/>
+    <w:lsdException w:uiPriority="39" w:name="toc 9"/>
+    <w:lsdException w:uiPriority="99" w:name="Normal Indent"/>
+    <w:lsdException w:uiPriority="99" w:name="footnote text"/>
+    <w:lsdException w:uiPriority="99" w:name="annotation text"/>
+    <w:lsdException w:uiPriority="99" w:semiHidden="0" w:name="header"/>
+    <w:lsdException w:uiPriority="99" w:semiHidden="0" w:name="footer"/>
+    <w:lsdException w:uiPriority="99" w:name="index heading"/>
+    <w:lsdException w:qFormat="1" w:uiPriority="35" w:name="caption"/>
+    <w:lsdException w:qFormat="1" w:uiPriority="99" w:semiHidden="0" w:name="table of figures"/>
+    <w:lsdException w:uiPriority="99" w:name="envelope address"/>
+    <w:lsdException w:uiPriority="99" w:name="envelope return"/>
+    <w:lsdException w:uiPriority="99" w:name="footnote reference"/>
+    <w:lsdException w:uiPriority="99" w:name="annotation reference"/>
+    <w:lsdException w:uiPriority="99" w:name="line number"/>
+    <w:lsdException w:uiPriority="99" w:name="page number"/>
+    <w:lsdException w:uiPriority="99" w:name="endnote reference"/>
+    <w:lsdException w:uiPriority="99" w:name="endnote text"/>
+    <w:lsdException w:uiPriority="99" w:name="table of authorities"/>
+    <w:lsdException w:uiPriority="99" w:name="macro"/>
+    <w:lsdException w:uiPriority="99" w:name="toa heading"/>
+    <w:lsdException w:uiPriority="99" w:name="List"/>
+    <w:lsdException w:uiPriority="99" w:name="List Bullet"/>
+    <w:lsdException w:uiPriority="99" w:name="List Number"/>
+    <w:lsdException w:uiPriority="99" w:name="List 2"/>
+    <w:lsdException w:uiPriority="99" w:name="List 3"/>
+    <w:lsdException w:uiPriority="99" w:name="List 4"/>
+    <w:lsdException w:uiPriority="99" w:name="List 5"/>
+    <w:lsdException w:uiPriority="99" w:name="List Bullet 2"/>
+    <w:lsdException w:uiPriority="99" w:name="List Bullet 3"/>
+    <w:lsdException w:uiPriority="99" w:name="List Bullet 4"/>
+    <w:lsdException w:uiPriority="99" w:name="List Bullet 5"/>
+    <w:lsdException w:uiPriority="99" w:name="List Number 2"/>
+    <w:lsdException w:uiPriority="99" w:name="List Number 3"/>
+    <w:lsdException w:uiPriority="99" w:name="List Number 4"/>
+    <w:lsdException w:uiPriority="99" w:name="List Number 5"/>
+    <w:lsdException w:qFormat="1" w:unhideWhenUsed="0" w:uiPriority="10" w:semiHidden="0" w:name="Title"/>
+    <w:lsdException w:uiPriority="99" w:name="Closing"/>
+    <w:lsdException w:uiPriority="99" w:name="Signature"/>
+    <w:lsdException w:uiPriority="1" w:name="Default Paragraph Font"/>
+    <w:lsdException w:uiPriority="99" w:name="Body Text"/>
+    <w:lsdException w:uiPriority="99" w:name="Body Text Indent"/>
+    <w:lsdException w:uiPriority="99" w:name="List Continue"/>
+    <w:lsdException w:uiPriority="99" w:name="List Continue 2"/>
+    <w:lsdException w:uiPriority="99" w:name="List Continue 3"/>
+    <w:lsdException w:uiPriority="99" w:name="List Continue 4"/>
+    <w:lsdException w:uiPriority="99" w:name="List Continue 5"/>
+    <w:lsdException w:uiPriority="99" w:name="Message Header"/>
+    <w:lsdException w:qFormat="1" w:unhideWhenUsed="0" w:uiPriority="11" w:semiHidden="0" w:name="Subtitle"/>
+    <w:lsdException w:uiPriority="99" w:name="Salutation"/>
+    <w:lsdException w:uiPriority="99" w:name="Date"/>
+    <w:lsdException w:uiPriority="99" w:name="Body Text First Indent"/>
+    <w:lsdException w:uiPriority="99" w:name="Body Text First Indent 2"/>
+    <w:lsdException w:uiPriority="99" w:name="Note Heading"/>
+    <w:lsdException w:uiPriority="99" w:name="Body Text 2"/>
+    <w:lsdException w:uiPriority="99" w:name="Body Text 3"/>
+    <w:lsdException w:uiPriority="99" w:name="Body Text Indent 2"/>
+    <w:lsdException w:uiPriority="99" w:name="Body Text Indent 3"/>
+    <w:lsdException w:uiPriority="99" w:name="Block Text"/>
+    <w:lsdException w:uiPriority="99" w:semiHidden="0" w:name="Hyperlink"/>
+    <w:lsdException w:uiPriority="99" w:name="FollowedHyperlink"/>
+    <w:lsdException w:qFormat="1" w:unhideWhenUsed="0" w:uiPriority="22" w:semiHidden="0" w:name="Strong"/>
+    <w:lsdException w:qFormat="1" w:unhideWhenUsed="0" w:uiPriority="20" w:semiHidden="0" w:name="Emphasis"/>
+    <w:lsdException w:uiPriority="99" w:name="Document Map"/>
+    <w:lsdException w:uiPriority="99" w:name="Plain Text"/>
+    <w:lsdException w:uiPriority="99" w:name="E-mail Signature"/>
+    <w:lsdException w:qFormat="1" w:uiPriority="99" w:name="Normal (Web)"/>
+    <w:lsdException w:uiPriority="99" w:name="HTML Acronym"/>
+    <w:lsdException w:uiPriority="99" w:name="HTML Address"/>
+    <w:lsdException w:uiPriority="99" w:name="HTML Cite"/>
+    <w:lsdException w:uiPriority="99" w:name="HTML Code"/>
+    <w:lsdException w:uiPriority="99" w:name="HTML Definition"/>
+    <w:lsdException w:uiPriority="99" w:name="HTML Keyboard"/>
+    <w:lsdException w:uiPriority="99" w:name="HTML Preformatted"/>
+    <w:lsdException w:uiPriority="99" w:name="HTML Sample"/>
+    <w:lsdException w:uiPriority="99" w:name="HTML Typewriter"/>
+    <w:lsdException w:uiPriority="99" w:name="HTML Variable"/>
+    <w:lsdException w:uiPriority="99" w:name="Normal Table"/>
+    <w:lsdException w:uiPriority="99" w:name="annotation subject"/>
+    <w:lsdException w:uiPriority="99" w:name="Table Simple 1"/>
+    <w:lsdException w:uiPriority="99" w:name="Table Simple 2"/>
+    <w:lsdException w:uiPriority="99" w:name="Table Simple 3"/>
+    <w:lsdException w:uiPriority="99" w:name="Table Classic 1"/>
+    <w:lsdException w:uiPriority="99" w:name="Table Classic 2"/>
+    <w:lsdException w:uiPriority="99" w:name="Table Classic 3"/>
+    <w:lsdException w:uiPriority="99" w:name="Table Classic 4"/>
+    <w:lsdException w:uiPriority="99" w:name="Table Colorful 1"/>
+    <w:lsdException w:uiPriority="99" w:name="Table Colorful 2"/>
+    <w:lsdException w:uiPriority="99" w:name="Table Colorful 3"/>
+    <w:lsdException w:uiPriority="99" w:name="Table Columns 1"/>
+    <w:lsdException w:uiPriority="99" w:name="Table Columns 2"/>
+    <w:lsdException w:uiPriority="99" w:name="Table Columns 3"/>
+    <w:lsdException w:uiPriority="99" w:name="Table Columns 4"/>
+    <w:lsdException w:uiPriority="99" w:name="Table Columns 5"/>
+    <w:lsdException w:uiPriority="99" w:name="Table Grid 1"/>
+    <w:lsdException w:uiPriority="99" w:name="Table Grid 2"/>
+    <w:lsdException w:uiPriority="99" w:name="Table Grid 3"/>
+    <w:lsdException w:uiPriority="99" w:name="Table Grid 4"/>
+    <w:lsdException w:uiPriority="99" w:name="Table Grid 5"/>
+    <w:lsdException w:uiPriority="99" w:name="Table Grid 6"/>
+    <w:lsdException w:uiPriority="99" w:name="Table Grid 7"/>
+    <w:lsdException w:uiPriority="99" w:name="Table Grid 8"/>
+    <w:lsdException w:uiPriority="99" w:name="Table List 1"/>
+    <w:lsdException w:uiPriority="99" w:name="Table List 2"/>
+    <w:lsdException w:uiPriority="99" w:name="Table List 3"/>
+    <w:lsdException w:uiPriority="99" w:name="Table List 4"/>
+    <w:lsdException w:uiPriority="99" w:name="Table List 5"/>
+    <w:lsdException w:uiPriority="99" w:name="Table List 6"/>
+    <w:lsdException w:uiPriority="99" w:name="Table List 7"/>
+    <w:lsdException w:uiPriority="99" w:name="Table List 8"/>
+    <w:lsdException w:uiPriority="99" w:name="Table 3D effects 1"/>
+    <w:lsdException w:uiPriority="99" w:name="Table 3D effects 2"/>
+    <w:lsdException w:uiPriority="99" w:name="Table 3D effects 3"/>
+    <w:lsdException w:uiPriority="99" w:name="Table Contemporary"/>
+    <w:lsdException w:uiPriority="99" w:name="Table Elegant"/>
+    <w:lsdException w:uiPriority="99" w:name="Table Professional"/>
+    <w:lsdException w:uiPriority="99" w:name="Table Subtle 1"/>
+    <w:lsdException w:uiPriority="99" w:name="Table Subtle 2"/>
+    <w:lsdException w:uiPriority="99" w:name="Table Web 1"/>
+    <w:lsdException w:uiPriority="99" w:name="Table Web 2"/>
+    <w:lsdException w:uiPriority="99" w:name="Table Web 3"/>
+    <w:lsdException w:uiPriority="99" w:name="Balloon Text"/>
+    <w:lsdException w:unhideWhenUsed="0" w:uiPriority="39" w:semiHidden="0" w:name="Table Grid"/>
+    <w:lsdException w:uiPriority="99" w:name="Table Theme"/>
+    <w:lsdException w:qFormat="1" w:unhideWhenUsed="0" w:uiPriority="1" w:semiHidden="0" w:name="No Spacing"/>
+    <w:lsdException w:unhideWhenUsed="0" w:uiPriority="60" w:semiHidden="0" w:name="Light Shading"/>
+    <w:lsdException w:unhideWhenUsed="0" w:uiPriority="61" w:semiHidden="0" w:name="Light List"/>
+    <w:lsdException w:unhideWhenUsed="0" w:uiPriority="62" w:semiHidden="0" w:name="Light Grid"/>
+    <w:lsdException w:unhideWhenUsed="0" w:uiPriority="63" w:semiHidden="0" w:name="Medium Shading 1"/>
+    <w:lsdException w:unhideWhenUsed="0" w:uiPriority="64" w:semiHidden="0" w:name="Medium Shading 2"/>
+    <w:lsdException w:unhideWhenUsed="0" w:uiPriority="65" w:semiHidden="0" w:name="Medium List 1"/>
+    <w:lsdException w:unhideWhenUsed="0" w:uiPriority="66" w:semiHidden="0" w:name="Medium List 2"/>
+    <w:lsdException w:unhideWhenUsed="0" w:uiPriority="67" w:semiHidden="0" w:name="Medium Grid 1"/>
+    <w:lsdException w:unhideWhenUsed="0" w:uiPriority="68" w:semiHidden="0" w:name="Medium Grid 2"/>
+    <w:lsdException w:unhideWhenUsed="0" w:uiPriority="69" w:semiHidden="0" w:name="Medium Grid 3"/>
+    <w:lsdException w:unhideWhenUsed="0" w:uiPriority="70" w:semiHidden="0" w:name="Dark List"/>
+    <w:lsdException w:unhideWhenUsed="0" w:uiPriority="71" w:semiHidden="0" w:name="Colorful Shading"/>
+    <w:lsdException w:unhideWhenUsed="0" w:uiPriority="72" w:semiHidden="0" w:name="Colorful List"/>
+    <w:lsdException w:unhideWhenUsed="0" w:uiPriority="73" w:semiHidden="0" w:name="Colorful Grid"/>
+    <w:lsdException w:unhideWhenUsed="0" w:uiPriority="60" w:semiHidden="0" w:name="Light Shading Accent 1"/>
+    <w:lsdException w:unhideWhenUsed="0" w:uiPriority="61" w:semiHidden="0" w:name="Light List Accent 1"/>
+    <w:lsdException w:unhideWhenUsed="0" w:uiPriority="62" w:semiHidden="0" w:name="Light Grid Accent 1"/>
+    <w:lsdException w:unhideWhenUsed="0" w:uiPriority="63" w:semiHidden="0" w:name="Medium Shading 1 Accent 1"/>
+    <w:lsdException w:unhideWhenUsed="0" w:uiPriority="64" w:semiHidden="0" w:name="Medium Shading 2 Accent 1"/>
+    <w:lsdException w:unhideWhenUsed="0" w:uiPriority="65" w:semiHidden="0" w:name="Medium List 1 Accent 1"/>
+    <w:lsdException w:qFormat="1" w:unhideWhenUsed="0" w:uiPriority="34" w:semiHidden="0" w:name="List Paragraph"/>
+    <w:lsdException w:unhideWhenUsed="0" w:uiPriority="66" w:semiHidden="0" w:name="Medium List 2 Accent 1"/>
+    <w:lsdException w:unhideWhenUsed="0" w:uiPriority="67" w:semiHidden="0" w:name="Medium Grid 1 Accent 1"/>
+    <w:lsdException w:unhideWhenUsed="0" w:uiPriority="68" w:semiHidden="0" w:name="Medium Grid 2 Accent 1"/>
+    <w:lsdException w:unhideWhenUsed="0" w:uiPriority="69" w:semiHidden="0" w:name="Medium Grid 3 Accent 1"/>
+    <w:lsdException w:unhideWhenUsed="0" w:uiPriority="70" w:semiHidden="0" w:name="Dark List Accent 1"/>
+    <w:lsdException w:unhideWhenUsed="0" w:uiPriority="71" w:semiHidden="0" w:name="Colorful Shading Accent 1"/>
+    <w:lsdException w:unhideWhenUsed="0" w:uiPriority="72" w:semiHidden="0" w:name="Colorful List Accent 1"/>
+    <w:lsdException w:unhideWhenUsed="0" w:uiPriority="73" w:semiHidden="0" w:name="Colorful Grid Accent 1"/>
+    <w:lsdException w:unhideWhenUsed="0" w:uiPriority="60" w:semiHidden="0" w:name="Light Shading Accent 2"/>
+    <w:lsdException w:unhideWhenUsed="0" w:uiPriority="61" w:semiHidden="0" w:name="Light List Accent 2"/>
+    <w:lsdException w:unhideWhenUsed="0" w:uiPriority="62" w:semiHidden="0" w:name="Light Grid Accent 2"/>
+    <w:lsdException w:unhideWhenUsed="0" w:uiPriority="63" w:semiHidden="0" w:name="Medium Shading 1 Accent 2"/>
+    <w:lsdException w:unhideWhenUsed="0" w:uiPriority="64" w:semiHidden="0" w:name="Medium Shading 2 Accent 2"/>
+    <w:lsdException w:unhideWhenUsed="0" w:uiPriority="65" w:semiHidden="0" w:name="Medium List 1 Accent 2"/>
+    <w:lsdException w:unhideWhenUsed="0" w:uiPriority="66" w:semiHidden="0" w:name="Medium List 2 Accent 2"/>
+    <w:lsdException w:unhideWhenUsed="0" w:uiPriority="67" w:semiHidden="0" w:name="Medium Grid 1 Accent 2"/>
+    <w:lsdException w:unhideWhenUsed="0" w:uiPriority="68" w:semiHidden="0" w:name="Medium Grid 2 Accent 2"/>
+    <w:lsdException w:unhideWhenUsed="0" w:uiPriority="69" w:semiHidden="0" w:name="Medium Grid 3 Accent 2"/>
+    <w:lsdException w:unhideWhenUsed="0" w:uiPriority="70" w:semiHidden="0" w:name="Dark List Accent 2"/>
+    <w:lsdException w:unhideWhenUsed="0" w:uiPriority="71" w:semiHidden="0" w:name="Colorful Shading Accent 2"/>
+    <w:lsdException w:unhideWhenUsed="0" w:uiPriority="72" w:semiHidden="0" w:name="Colorful List Accent 2"/>
+    <w:lsdException w:unhideWhenUsed="0" w:uiPriority="73" w:semiHidden="0" w:name="Colorful Grid Accent 2"/>
+    <w:lsdException w:unhideWhenUsed="0" w:uiPriority="60" w:semiHidden="0" w:name="Light Shading Accent 3"/>
+    <w:lsdException w:unhideWhenUsed="0" w:uiPriority="61" w:semiHidden="0" w:name="Light List Accent 3"/>
+    <w:lsdException w:unhideWhenUsed="0" w:uiPriority="62" w:semiHidden="0" w:name="Light Grid Accent 3"/>
+    <w:lsdException w:unhideWhenUsed="0" w:uiPriority="63" w:semiHidden="0" w:name="Medium Shading 1 Accent 3"/>
+    <w:lsdException w:unhideWhenUsed="0" w:uiPriority="64" w:semiHidden="0" w:name="Medium Shading 2 Accent 3"/>
+    <w:lsdException w:unhideWhenUsed="0" w:uiPriority="65" w:semiHidden="0" w:name="Medium List 1 Accent 3"/>
+    <w:lsdException w:unhideWhenUsed="0" w:uiPriority="66" w:semiHidden="0" w:name="Medium List 2 Accent 3"/>
+    <w:lsdException w:unhideWhenUsed="0" w:uiPriority="67" w:semiHidden="0" w:name="Medium Grid 1 Accent 3"/>
+    <w:lsdException w:unhideWhenUsed="0" w:uiPriority="68" w:semiHidden="0" w:name="Medium Grid 2 Accent 3"/>
+    <w:lsdException w:unhideWhenUsed="0" w:uiPriority="69" w:semiHidden="0" w:name="Medium Grid 3 Accent 3"/>
+    <w:lsdException w:unhideWhenUsed="0" w:uiPriority="70" w:semiHidden="0" w:name="Dark List Accent 3"/>
+    <w:lsdException w:unhideWhenUsed="0" w:uiPriority="71" w:semiHidden="0" w:name="Colorful Shading Accent 3"/>
+    <w:lsdException w:unhideWhenUsed="0" w:uiPriority="72" w:semiHidden="0" w:name="Colorful List Accent 3"/>
+    <w:lsdException w:unhideWhenUsed="0" w:uiPriority="73" w:semiHidden="0" w:name="Colorful Grid Accent 3"/>
+    <w:lsdException w:unhideWhenUsed="0" w:uiPriority="60" w:semiHidden="0" w:name="Light Shading Accent 4"/>
+    <w:lsdException w:unhideWhenUsed="0" w:uiPriority="61" w:semiHidden="0" w:name="Light List Accent 4"/>
+    <w:lsdException w:unhideWhenUsed="0" w:uiPriority="62" w:semiHidden="0" w:name="Light Grid Accent 4"/>
+    <w:lsdException w:unhideWhenUsed="0" w:uiPriority="63" w:semiHidden="0" w:name="Medium Shading 1 Accent 4"/>
+    <w:lsdException w:unhideWhenUsed="0" w:uiPriority="64" w:semiHidden="0" w:name="Medium Shading 2 Accent 4"/>
+    <w:lsdException w:unhideWhenUsed="0" w:uiPriority="65" w:semiHidden="0" w:name="Medium List 1 Accent 4"/>
+    <w:lsdException w:unhideWhenUsed="0" w:uiPriority="66" w:semiHidden="0" w:name="Medium List 2 Accent 4"/>
+    <w:lsdException w:unhideWhenUsed="0" w:uiPriority="67" w:semiHidden="0" w:name="Medium Grid 1 Accent 4"/>
+    <w:lsdException w:unhideWhenUsed="0" w:uiPriority="68" w:semiHidden="0" w:name="Medium Grid 2 Accent 4"/>
+    <w:lsdException w:unhideWhenUsed="0" w:uiPriority="69" w:semiHidden="0" w:name="Medium Grid 3 Accent 4"/>
+    <w:lsdException w:unhideWhenUsed="0" w:uiPriority="70" w:semiHidden="0" w:name="Dark List Accent 4"/>
+    <w:lsdException w:unhideWhenUsed="0" w:uiPriority="71" w:semiHidden="0" w:name="Colorful Shading Accent 4"/>
+    <w:lsdException w:unhideWhenUsed="0" w:uiPriority="72" w:semiHidden="0" w:name="Colorful List Accent 4"/>
+    <w:lsdException w:unhideWhenUsed="0" w:uiPriority="73" w:semiHidden="0" w:name="Colorful Grid Accent 4"/>
+    <w:lsdException w:unhideWhenUsed="0" w:uiPriority="60" w:semiHidden="0" w:name="Light Shading Accent 5"/>
+    <w:lsdException w:unhideWhenUsed="0" w:uiPriority="61" w:semiHidden="0" w:name="Light List Accent 5"/>
+    <w:lsdException w:unhideWhenUsed="0" w:uiPriority="62" w:semiHidden="0" w:name="Light Grid Accent 5"/>
+    <w:lsdException w:unhideWhenUsed="0" w:uiPriority="63" w:semiHidden="0" w:name="Medium Shading 1 Accent 5"/>
+    <w:lsdException w:unhideWhenUsed="0" w:uiPriority="64" w:semiHidden="0" w:name="Medium Shading 2 Accent 5"/>
+    <w:lsdException w:unhideWhenUsed="0" w:uiPriority="65" w:semiHidden="0" w:name="Medium List 1 Accent 5"/>
+    <w:lsdException w:unhideWhenUsed="0" w:uiPriority="66" w:semiHidden="0" w:name="Medium List 2 Accent 5"/>
+    <w:lsdException w:unhideWhenUsed="0" w:uiPriority="67" w:semiHidden="0" w:name="Medium Grid 1 Accent 5"/>
+    <w:lsdException w:unhideWhenUsed="0" w:uiPriority="68" w:semiHidden="0" w:name="Medium Grid 2 Accent 5"/>
+    <w:lsdException w:unhideWhenUsed="0" w:uiPriority="69" w:semiHidden="0" w:name="Medium Grid 3 Accent 5"/>
+    <w:lsdException w:unhideWhenUsed="0" w:uiPriority="70" w:semiHidden="0" w:name="Dark List Accent 5"/>
+    <w:lsdException w:unhideWhenUsed="0" w:uiPriority="71" w:semiHidden="0" w:name="Colorful Shading Accent 5"/>
+    <w:lsdException w:unhideWhenUsed="0" w:uiPriority="72" w:semiHidden="0" w:name="Colorful List Accent 5"/>
+    <w:lsdException w:unhideWhenUsed="0" w:uiPriority="73" w:semiHidden="0" w:name="Colorful Grid Accent 5"/>
+    <w:lsdException w:unhideWhenUsed="0" w:uiPriority="60" w:semiHidden="0" w:name="Light Shading Accent 6"/>
+    <w:lsdException w:unhideWhenUsed="0" w:uiPriority="61" w:semiHidden="0" w:name="Light List Accent 6"/>
+    <w:lsdException w:unhideWhenUsed="0" w:uiPriority="62" w:semiHidden="0" w:name="Light Grid Accent 6"/>
+    <w:lsdException w:unhideWhenUsed="0" w:uiPriority="63" w:semiHidden="0" w:name="Medium Shading 1 Accent 6"/>
+    <w:lsdException w:unhideWhenUsed="0" w:uiPriority="64" w:semiHidden="0" w:name="Medium Shading 2 Accent 6"/>
+    <w:lsdException w:unhideWhenUsed="0" w:uiPriority="65" w:semiHidden="0" w:name="Medium List 1 Accent 6"/>
+    <w:lsdException w:unhideWhenUsed="0" w:uiPriority="66" w:semiHidden="0" w:name="Medium List 2 Accent 6"/>
+    <w:lsdException w:unhideWhenUsed="0" w:uiPriority="67" w:semiHidden="0" w:name="Medium Grid 1 Accent 6"/>
+    <w:lsdException w:unhideWhenUsed="0" w:uiPriority="68" w:semiHidden="0" w:name="Medium Grid 2 Accent 6"/>
+    <w:lsdException w:unhideWhenUsed="0" w:uiPriority="69" w:semiHidden="0" w:name="Medium Grid 3 Accent 6"/>
+    <w:lsdException w:unhideWhenUsed="0" w:uiPriority="70" w:semiHidden="0" w:name="Dark List Accent 6"/>
+    <w:lsdException w:unhideWhenUsed="0" w:uiPriority="71" w:semiHidden="0" w:name="Colorful Shading Accent 6"/>
+    <w:lsdException w:unhideWhenUsed="0" w:uiPriority="72" w:semiHidden="0" w:name="Colorful List Accent 6"/>
+    <w:lsdException w:unhideWhenUsed="0" w:uiPriority="73" w:semiHidden="0" w:name="Colorful Grid Accent 6"/>
   </w:latentStyles>
-  <w:style w:type="paragraph" w:default="1" w:styleId="Normal">
+  <w:style w:type="paragraph" w:default="1" w:styleId="1">
     <w:name w:val="Normal"/>
     <w:qFormat/>
-    <w:rsid w:val="001B7E4F"/>
+    <w:uiPriority w:val="0"/>
+    <w:pPr>
+      <w:spacing w:after="160" w:line="259" w:lineRule="auto"/>
+    </w:pPr>
     <w:rPr>
-      <w:rFonts w:eastAsiaTheme="minorEastAsia"/>
+      <w:rFonts w:asciiTheme="minorHAnsi" w:hAnsiTheme="minorHAnsi" w:eastAsiaTheme="minorEastAsia" w:cstheme="minorBidi"/>
+      <w:sz w:val="22"/>
+      <w:szCs w:val="22"/>
+      <w:lang w:val="en-US" w:eastAsia="en-US" w:bidi="ar-SA"/>
     </w:rPr>
   </w:style>
-  <w:style w:type="paragraph" w:styleId="Heading1">
+  <w:style w:type="paragraph" w:styleId="2">
     <w:name w:val="heading 1"/>
-    <w:basedOn w:val="Normal"/>
-    <w:next w:val="Normal"/>
-    <w:link w:val="Heading1Char"/>
+    <w:basedOn w:val="1"/>
+    <w:next w:val="1"/>
+    <w:link w:val="17"/>
+    <w:qFormat/>
     <w:uiPriority w:val="9"/>
-    <w:qFormat/>
-    <w:rsid w:val="001B7E4F"/>
     <w:pPr>
       <w:keepNext/>
       <w:keepLines/>
@@ -7619,21 +7952,20 @@
       <w:outlineLvl w:val="0"/>
     </w:pPr>
     <w:rPr>
-      <w:rFonts w:asciiTheme="majorHAnsi" w:eastAsiaTheme="majorEastAsia" w:hAnsiTheme="majorHAnsi" w:cstheme="majorBidi"/>
-      <w:color w:val="2E74B5" w:themeColor="accent1" w:themeShade="BF"/>
+      <w:rFonts w:asciiTheme="majorHAnsi" w:hAnsiTheme="majorHAnsi" w:eastAsiaTheme="majorEastAsia" w:cstheme="majorBidi"/>
+      <w:color w:val="2E75B6" w:themeColor="accent1" w:themeShade="BF"/>
       <w:sz w:val="32"/>
       <w:szCs w:val="32"/>
     </w:rPr>
   </w:style>
-  <w:style w:type="paragraph" w:styleId="Heading2">
+  <w:style w:type="paragraph" w:styleId="3">
     <w:name w:val="heading 2"/>
-    <w:basedOn w:val="Normal"/>
-    <w:next w:val="Normal"/>
-    <w:link w:val="Heading2Char"/>
-    <w:uiPriority w:val="9"/>
+    <w:basedOn w:val="1"/>
+    <w:next w:val="1"/>
+    <w:link w:val="13"/>
     <w:unhideWhenUsed/>
     <w:qFormat/>
-    <w:rsid w:val="001B7E4F"/>
+    <w:uiPriority w:val="9"/>
     <w:pPr>
       <w:keepNext/>
       <w:keepLines/>
@@ -7641,25 +7973,24 @@
       <w:outlineLvl w:val="1"/>
     </w:pPr>
     <w:rPr>
-      <w:rFonts w:asciiTheme="majorHAnsi" w:eastAsiaTheme="majorEastAsia" w:hAnsiTheme="majorHAnsi" w:cstheme="majorBidi"/>
-      <w:color w:val="2E74B5" w:themeColor="accent1" w:themeShade="BF"/>
+      <w:rFonts w:asciiTheme="majorHAnsi" w:hAnsiTheme="majorHAnsi" w:eastAsiaTheme="majorEastAsia" w:cstheme="majorBidi"/>
+      <w:color w:val="2E75B6" w:themeColor="accent1" w:themeShade="BF"/>
       <w:sz w:val="26"/>
       <w:szCs w:val="26"/>
     </w:rPr>
   </w:style>
-  <w:style w:type="character" w:default="1" w:styleId="DefaultParagraphFont">
+  <w:style w:type="character" w:default="1" w:styleId="4">
     <w:name w:val="Default Paragraph Font"/>
-    <w:uiPriority w:val="1"/>
     <w:semiHidden/>
     <w:unhideWhenUsed/>
+    <w:uiPriority w:val="1"/>
   </w:style>
-  <w:style w:type="table" w:default="1" w:styleId="TableNormal">
+  <w:style w:type="table" w:default="1" w:styleId="5">
     <w:name w:val="Normal Table"/>
-    <w:uiPriority w:val="99"/>
     <w:semiHidden/>
     <w:unhideWhenUsed/>
+    <w:uiPriority w:val="99"/>
     <w:tblPr>
-      <w:tblInd w:w="0" w:type="dxa"/>
       <w:tblCellMar>
         <w:top w:w="0" w:type="dxa"/>
         <w:left w:w="108" w:type="dxa"/>
@@ -7668,54 +7999,97 @@
       </w:tblCellMar>
     </w:tblPr>
   </w:style>
-  <w:style w:type="numbering" w:default="1" w:styleId="NoList">
-    <w:name w:val="No List"/>
+  <w:style w:type="paragraph" w:styleId="6">
+    <w:name w:val="footer"/>
+    <w:basedOn w:val="1"/>
+    <w:link w:val="16"/>
+    <w:unhideWhenUsed/>
     <w:uiPriority w:val="99"/>
-    <w:semiHidden/>
+    <w:pPr>
+      <w:tabs>
+        <w:tab w:val="center" w:pos="4680"/>
+        <w:tab w:val="right" w:pos="9360"/>
+      </w:tabs>
+      <w:spacing w:after="0" w:line="240" w:lineRule="auto"/>
+    </w:pPr>
+  </w:style>
+  <w:style w:type="paragraph" w:styleId="7">
+    <w:name w:val="header"/>
+    <w:basedOn w:val="1"/>
+    <w:link w:val="19"/>
     <w:unhideWhenUsed/>
+    <w:uiPriority w:val="99"/>
+    <w:pPr>
+      <w:tabs>
+        <w:tab w:val="center" w:pos="4680"/>
+        <w:tab w:val="right" w:pos="9360"/>
+      </w:tabs>
+      <w:spacing w:after="0" w:line="240" w:lineRule="auto"/>
+    </w:pPr>
   </w:style>
-  <w:style w:type="character" w:customStyle="1" w:styleId="Heading2Char">
-    <w:name w:val="Heading 2 Char"/>
-    <w:basedOn w:val="DefaultParagraphFont"/>
-    <w:link w:val="Heading2"/>
-    <w:uiPriority w:val="9"/>
-    <w:rsid w:val="001B7E4F"/>
-    <w:rPr>
-      <w:rFonts w:asciiTheme="majorHAnsi" w:eastAsiaTheme="majorEastAsia" w:hAnsiTheme="majorHAnsi" w:cstheme="majorBidi"/>
-      <w:color w:val="2E74B5" w:themeColor="accent1" w:themeShade="BF"/>
-      <w:sz w:val="26"/>
-      <w:szCs w:val="26"/>
-    </w:rPr>
-  </w:style>
-  <w:style w:type="character" w:styleId="Hyperlink">
+  <w:style w:type="character" w:styleId="8">
     <w:name w:val="Hyperlink"/>
-    <w:basedOn w:val="DefaultParagraphFont"/>
+    <w:basedOn w:val="4"/>
+    <w:unhideWhenUsed/>
     <w:uiPriority w:val="99"/>
-    <w:unhideWhenUsed/>
-    <w:rsid w:val="001B7E4F"/>
     <w:rPr>
       <w:color w:val="0563C1" w:themeColor="hyperlink"/>
       <w:u w:val="single"/>
+      <w14:textFill>
+        <w14:solidFill>
+          <w14:schemeClr w14:val="hlink"/>
+        </w14:solidFill>
+      </w14:textFill>
     </w:rPr>
   </w:style>
-  <w:style w:type="paragraph" w:styleId="ListParagraph">
-    <w:name w:val="List Paragraph"/>
-    <w:basedOn w:val="Normal"/>
-    <w:uiPriority w:val="34"/>
+  <w:style w:type="paragraph" w:styleId="9">
+    <w:name w:val="Normal (Web)"/>
+    <w:basedOn w:val="1"/>
+    <w:semiHidden/>
+    <w:unhideWhenUsed/>
     <w:qFormat/>
-    <w:rsid w:val="001B7E4F"/>
+    <w:uiPriority w:val="99"/>
+    <w:rPr>
+      <w:rFonts w:ascii="Times New Roman" w:hAnsi="Times New Roman" w:cs="Times New Roman"/>
+      <w:sz w:val="24"/>
+      <w:szCs w:val="24"/>
+    </w:rPr>
+  </w:style>
+  <w:style w:type="character" w:styleId="10">
+    <w:name w:val="Strong"/>
+    <w:basedOn w:val="4"/>
+    <w:qFormat/>
+    <w:uiPriority w:val="22"/>
+    <w:rPr>
+      <w:b/>
+      <w:bCs/>
+    </w:rPr>
+  </w:style>
+  <w:style w:type="table" w:styleId="11">
+    <w:name w:val="Table Grid"/>
+    <w:basedOn w:val="5"/>
+    <w:uiPriority w:val="39"/>
     <w:pPr>
-      <w:ind w:left="720"/>
-      <w:contextualSpacing/>
+      <w:spacing w:after="0" w:line="240" w:lineRule="auto"/>
     </w:pPr>
+    <w:tblPr>
+      <w:tblBorders>
+        <w:top w:val="single" w:color="auto" w:sz="4" w:space="0"/>
+        <w:left w:val="single" w:color="auto" w:sz="4" w:space="0"/>
+        <w:bottom w:val="single" w:color="auto" w:sz="4" w:space="0"/>
+        <w:right w:val="single" w:color="auto" w:sz="4" w:space="0"/>
+        <w:insideH w:val="single" w:color="auto" w:sz="4" w:space="0"/>
+        <w:insideV w:val="single" w:color="auto" w:sz="4" w:space="0"/>
+      </w:tblBorders>
+    </w:tblPr>
   </w:style>
-  <w:style w:type="paragraph" w:styleId="TableofFigures">
+  <w:style w:type="paragraph" w:styleId="12">
     <w:name w:val="table of figures"/>
-    <w:basedOn w:val="Normal"/>
-    <w:next w:val="Normal"/>
+    <w:basedOn w:val="1"/>
+    <w:next w:val="1"/>
+    <w:unhideWhenUsed/>
+    <w:qFormat/>
     <w:uiPriority w:val="99"/>
-    <w:unhideWhenUsed/>
-    <w:rsid w:val="001B7E4F"/>
     <w:pPr>
       <w:suppressAutoHyphens/>
       <w:spacing w:before="120" w:after="0" w:line="240" w:lineRule="auto"/>
@@ -7727,136 +8101,95 @@
       <w:lang w:bidi="he-IL"/>
     </w:rPr>
   </w:style>
-  <w:style w:type="paragraph" w:styleId="NoSpacing">
+  <w:style w:type="character" w:customStyle="1" w:styleId="13">
+    <w:name w:val="Heading 2 Char"/>
+    <w:basedOn w:val="4"/>
+    <w:link w:val="3"/>
+    <w:qFormat/>
+    <w:uiPriority w:val="9"/>
+    <w:rPr>
+      <w:rFonts w:asciiTheme="majorHAnsi" w:hAnsiTheme="majorHAnsi" w:eastAsiaTheme="majorEastAsia" w:cstheme="majorBidi"/>
+      <w:color w:val="2E75B6" w:themeColor="accent1" w:themeShade="BF"/>
+      <w:sz w:val="26"/>
+      <w:szCs w:val="26"/>
+    </w:rPr>
+  </w:style>
+  <w:style w:type="paragraph" w:styleId="14">
+    <w:name w:val="List Paragraph"/>
+    <w:basedOn w:val="1"/>
+    <w:qFormat/>
+    <w:uiPriority w:val="34"/>
+    <w:pPr>
+      <w:ind w:left="720"/>
+      <w:contextualSpacing/>
+    </w:pPr>
+  </w:style>
+  <w:style w:type="paragraph" w:styleId="15">
     <w:name w:val="No Spacing"/>
-    <w:link w:val="NoSpacingChar"/>
+    <w:link w:val="20"/>
+    <w:qFormat/>
     <w:uiPriority w:val="1"/>
-    <w:qFormat/>
-    <w:rsid w:val="001B7E4F"/>
     <w:pPr>
       <w:spacing w:after="0" w:line="240" w:lineRule="auto"/>
     </w:pPr>
     <w:rPr>
-      <w:rFonts w:eastAsiaTheme="minorEastAsia"/>
+      <w:rFonts w:asciiTheme="minorHAnsi" w:hAnsiTheme="minorHAnsi" w:eastAsiaTheme="minorEastAsia" w:cstheme="minorBidi"/>
+      <w:sz w:val="22"/>
+      <w:szCs w:val="22"/>
+      <w:lang w:val="en-US" w:eastAsia="en-US" w:bidi="ar-SA"/>
     </w:rPr>
   </w:style>
-  <w:style w:type="paragraph" w:styleId="Footer">
-    <w:name w:val="footer"/>
-    <w:basedOn w:val="Normal"/>
-    <w:link w:val="FooterChar"/>
+  <w:style w:type="character" w:customStyle="1" w:styleId="16">
+    <w:name w:val="Footer Char"/>
+    <w:basedOn w:val="4"/>
+    <w:link w:val="6"/>
+    <w:qFormat/>
     <w:uiPriority w:val="99"/>
-    <w:unhideWhenUsed/>
-    <w:rsid w:val="001B7E4F"/>
-    <w:pPr>
-      <w:tabs>
-        <w:tab w:val="center" w:pos="4680"/>
-        <w:tab w:val="right" w:pos="9360"/>
-      </w:tabs>
-      <w:spacing w:after="0" w:line="240" w:lineRule="auto"/>
-    </w:pPr>
-  </w:style>
-  <w:style w:type="character" w:customStyle="1" w:styleId="FooterChar">
-    <w:name w:val="Footer Char"/>
-    <w:basedOn w:val="DefaultParagraphFont"/>
-    <w:link w:val="Footer"/>
-    <w:uiPriority w:val="99"/>
-    <w:qFormat/>
-    <w:rsid w:val="001B7E4F"/>
     <w:rPr>
       <w:rFonts w:eastAsiaTheme="minorEastAsia"/>
     </w:rPr>
   </w:style>
-  <w:style w:type="character" w:customStyle="1" w:styleId="Heading1Char">
+  <w:style w:type="character" w:customStyle="1" w:styleId="17">
     <w:name w:val="Heading 1 Char"/>
-    <w:basedOn w:val="DefaultParagraphFont"/>
-    <w:link w:val="Heading1"/>
+    <w:basedOn w:val="4"/>
+    <w:link w:val="2"/>
+    <w:qFormat/>
     <w:uiPriority w:val="9"/>
-    <w:rsid w:val="001B7E4F"/>
     <w:rPr>
-      <w:rFonts w:asciiTheme="majorHAnsi" w:eastAsiaTheme="majorEastAsia" w:hAnsiTheme="majorHAnsi" w:cstheme="majorBidi"/>
-      <w:color w:val="2E74B5" w:themeColor="accent1" w:themeShade="BF"/>
+      <w:rFonts w:asciiTheme="majorHAnsi" w:hAnsiTheme="majorHAnsi" w:eastAsiaTheme="majorEastAsia" w:cstheme="majorBidi"/>
+      <w:color w:val="2E75B6" w:themeColor="accent1" w:themeShade="BF"/>
       <w:sz w:val="32"/>
       <w:szCs w:val="32"/>
     </w:rPr>
   </w:style>
-  <w:style w:type="paragraph" w:styleId="TOCHeading">
+  <w:style w:type="paragraph" w:customStyle="1" w:styleId="18">
     <w:name w:val="TOC Heading"/>
-    <w:basedOn w:val="Heading1"/>
-    <w:next w:val="Normal"/>
-    <w:uiPriority w:val="39"/>
+    <w:basedOn w:val="2"/>
+    <w:next w:val="1"/>
     <w:unhideWhenUsed/>
     <w:qFormat/>
-    <w:rsid w:val="001B7E4F"/>
+    <w:uiPriority w:val="39"/>
     <w:pPr>
       <w:outlineLvl w:val="9"/>
     </w:pPr>
   </w:style>
-  <w:style w:type="paragraph" w:styleId="Header">
-    <w:name w:val="header"/>
-    <w:basedOn w:val="Normal"/>
-    <w:link w:val="HeaderChar"/>
+  <w:style w:type="character" w:customStyle="1" w:styleId="19">
+    <w:name w:val="Header Char"/>
+    <w:basedOn w:val="4"/>
+    <w:link w:val="7"/>
     <w:uiPriority w:val="99"/>
-    <w:unhideWhenUsed/>
-    <w:rsid w:val="001B7E4F"/>
-    <w:pPr>
-      <w:tabs>
-        <w:tab w:val="center" w:pos="4680"/>
-        <w:tab w:val="right" w:pos="9360"/>
-      </w:tabs>
-      <w:spacing w:after="0" w:line="240" w:lineRule="auto"/>
-    </w:pPr>
-  </w:style>
-  <w:style w:type="character" w:customStyle="1" w:styleId="HeaderChar">
-    <w:name w:val="Header Char"/>
-    <w:basedOn w:val="DefaultParagraphFont"/>
-    <w:link w:val="Header"/>
-    <w:uiPriority w:val="99"/>
-    <w:rsid w:val="001B7E4F"/>
     <w:rPr>
       <w:rFonts w:eastAsiaTheme="minorEastAsia"/>
     </w:rPr>
   </w:style>
-  <w:style w:type="character" w:customStyle="1" w:styleId="NoSpacingChar">
+  <w:style w:type="character" w:customStyle="1" w:styleId="20">
     <w:name w:val="No Spacing Char"/>
-    <w:basedOn w:val="DefaultParagraphFont"/>
-    <w:link w:val="NoSpacing"/>
+    <w:basedOn w:val="4"/>
+    <w:link w:val="15"/>
     <w:uiPriority w:val="1"/>
-    <w:rsid w:val="0016444B"/>
     <w:rPr>
       <w:rFonts w:eastAsiaTheme="minorEastAsia"/>
     </w:rPr>
-  </w:style>
-  <w:style w:type="paragraph" w:styleId="NormalWeb">
-    <w:name w:val="Normal (Web)"/>
-    <w:basedOn w:val="Normal"/>
-    <w:uiPriority w:val="99"/>
-    <w:semiHidden/>
-    <w:unhideWhenUsed/>
-    <w:rsid w:val="00B313DC"/>
-    <w:rPr>
-      <w:rFonts w:ascii="Times New Roman" w:hAnsi="Times New Roman" w:cs="Times New Roman"/>
-      <w:sz w:val="24"/>
-      <w:szCs w:val="24"/>
-    </w:rPr>
-  </w:style>
-  <w:style w:type="table" w:styleId="TableGrid">
-    <w:name w:val="Table Grid"/>
-    <w:basedOn w:val="TableNormal"/>
-    <w:uiPriority w:val="39"/>
-    <w:rsid w:val="00710092"/>
-    <w:pPr>
-      <w:spacing w:after="0" w:line="240" w:lineRule="auto"/>
-    </w:pPr>
-    <w:tblPr>
-      <w:tblBorders>
-        <w:top w:val="single" w:sz="4" w:space="0" w:color="auto"/>
-        <w:left w:val="single" w:sz="4" w:space="0" w:color="auto"/>
-        <w:bottom w:val="single" w:sz="4" w:space="0" w:color="auto"/>
-        <w:right w:val="single" w:sz="4" w:space="0" w:color="auto"/>
-        <w:insideH w:val="single" w:sz="4" w:space="0" w:color="auto"/>
-        <w:insideV w:val="single" w:sz="4" w:space="0" w:color="auto"/>
-      </w:tblBorders>
-    </w:tblPr>
   </w:style>
 </w:styles>
 </file>
@@ -7904,7 +8237,7 @@
     </a:clrScheme>
     <a:fontScheme name="Office">
       <a:majorFont>
-        <a:latin typeface="Calibri Light" panose="020F0302020204030204"/>
+        <a:latin typeface="Calibri Light"/>
         <a:ea typeface=""/>
         <a:cs typeface=""/>
         <a:font script="Jpan" typeface="游ゴシック Light"/>
@@ -7939,7 +8272,7 @@
         <a:font script="Geor" typeface="Sylfaen"/>
       </a:majorFont>
       <a:minorFont>
-        <a:latin typeface="Calibri" panose="020F0502020204030204"/>
+        <a:latin typeface="Calibri"/>
         <a:ea typeface=""/>
         <a:cs typeface=""/>
         <a:font script="Jpan" typeface="游明朝"/>
@@ -8113,36 +8446,19 @@
     </a:fmtScheme>
   </a:themeElements>
   <a:objectDefaults/>
-  <a:extraClrSchemeLst/>
-  <a:extLst>
-    <a:ext uri="{05A4C25C-085E-4340-85A3-A5531E510DB2}">
-      <thm15:themeFamily xmlns:thm15="http://schemas.microsoft.com/office/thememl/2012/main" name="Office Theme" id="{62F939B6-93AF-4DB8-9C6B-D6C7DFDC589F}" vid="{4A3C46E8-61CC-4603-A589-7422A47A8E4A}"/>
-    </a:ext>
-  </a:extLst>
 </a:theme>
 </file>
 
 <file path=customXml/item1.xml><?xml version="1.0" encoding="utf-8"?>
-<?mso-contentType ?>
-<FormTemplates xmlns="http://schemas.microsoft.com/sharepoint/v3/contenttype/forms">
-  <Display>DocumentLibraryForm</Display>
-  <Edit>DocumentLibraryForm</Edit>
-  <New>DocumentLibraryForm</New>
-</FormTemplates>
+<s:customData xmlns="http://www.wps.cn/officeDocument/2013/wpsCustomData" xmlns:s="http://www.wps.cn/officeDocument/2013/wpsCustomData">
+  <customSectProps/>
+  <customShpExts>
+    <customShpInfo spid="_x0000_s1026" textRotate="1"/>
+  </customShpExts>
+</s:customData>
 </file>
 
 <file path=customXml/item2.xml><?xml version="1.0" encoding="utf-8"?>
-<p:properties xmlns:p="http://schemas.microsoft.com/office/2006/metadata/properties" xmlns:xsi="http://www.w3.org/2001/XMLSchema-instance" xmlns:pc="http://schemas.microsoft.com/office/infopath/2007/PartnerControls">
-  <documentManagement>
-    <TaxCatchAll xmlns="ba0edd9b-e89e-42c3-8bd5-89ff4198c18a" xsi:nil="true"/>
-    <lcf76f155ced4ddcb4097134ff3c332f xmlns="911bfc05-35a4-4344-998d-2c3c455ce203">
-      <Terms xmlns="http://schemas.microsoft.com/office/infopath/2007/PartnerControls"/>
-    </lcf76f155ced4ddcb4097134ff3c332f>
-  </documentManagement>
-</p:properties>
-</file>
-
-<file path=customXml/item3.xml><?xml version="1.0" encoding="utf-8"?>
 <ct:contentTypeSchema xmlns:ct="http://schemas.microsoft.com/office/2006/metadata/contentType" xmlns:ma="http://schemas.microsoft.com/office/2006/metadata/properties/metaAttributes" ct:_="" ma:_="" ma:contentTypeName="Document" ma:contentTypeID="0x010100EFB060FC1BD95647A4A179111D96A4EC" ma:contentTypeVersion="13" ma:contentTypeDescription="Create a new document." ma:contentTypeScope="" ma:versionID="fc57aa2301b0eeab701a632ba1826bdc">
   <xsd:schema xmlns:xsd="http://www.w3.org/2001/XMLSchema" xmlns:xs="http://www.w3.org/2001/XMLSchema" xmlns:p="http://schemas.microsoft.com/office/2006/metadata/properties" xmlns:ns2="911bfc05-35a4-4344-998d-2c3c455ce203" xmlns:ns3="ba0edd9b-e89e-42c3-8bd5-89ff4198c18a" targetNamespace="http://schemas.microsoft.com/office/2006/metadata/properties" ma:root="true" ma:fieldsID="fbbf8c223c5e804216d5c73d420236c6" ns2:_="" ns3:_="">
     <xsd:import namespace="911bfc05-35a4-4344-998d-2c3c455ce203"/>
@@ -8365,40 +8681,48 @@
 </ct:contentTypeSchema>
 </file>
 
+<file path=customXml/item3.xml><?xml version="1.0" encoding="utf-8"?>
+<p:properties xmlns:p="http://schemas.microsoft.com/office/2006/metadata/properties" xmlns:xsi="http://www.w3.org/2001/XMLSchema-instance" xmlns:pc="http://schemas.microsoft.com/office/infopath/2007/PartnerControls">
+  <documentManagement>
+    <TaxCatchAll xmlns="ba0edd9b-e89e-42c3-8bd5-89ff4198c18a" xsi:nil="true"/>
+    <lcf76f155ced4ddcb4097134ff3c332f xmlns="911bfc05-35a4-4344-998d-2c3c455ce203">
+      <Terms xmlns="http://schemas.microsoft.com/office/infopath/2007/PartnerControls"/>
+    </lcf76f155ced4ddcb4097134ff3c332f>
+  </documentManagement>
+</p:properties>
+</file>
+
+<file path=customXml/item4.xml><?xml version="1.0" encoding="utf-8"?>
+<?mso-contentType ?>
+<FormTemplates xmlns="http://schemas.microsoft.com/sharepoint/v3/contenttype/forms">
+  <Display>DocumentLibraryForm</Display>
+  <Edit>DocumentLibraryForm</Edit>
+  <New>DocumentLibraryForm</New>
+</FormTemplates>
+</file>
+
 <file path=customXml/itemProps1.xml><?xml version="1.0" encoding="utf-8"?>
-<ds:datastoreItem xmlns:ds="http://schemas.openxmlformats.org/officeDocument/2006/customXml" ds:itemID="{EF5E6885-DEFA-4498-9F2D-07EC58344744}">
+<ds:datastoreItem xmlns:ds="http://schemas.openxmlformats.org/officeDocument/2006/customXml" ds:itemID="{B1977F7D-205B-4081-913C-38D41E755F92}">
   <ds:schemaRefs>
-    <ds:schemaRef ds:uri="http://schemas.microsoft.com/sharepoint/v3/contenttype/forms"/>
+    <ds:schemaRef ds:uri="http://www.wps.cn/officeDocument/2013/wpsCustomData"/>
   </ds:schemaRefs>
 </ds:datastoreItem>
 </file>
 
 <file path=customXml/itemProps2.xml><?xml version="1.0" encoding="utf-8"?>
-<ds:datastoreItem xmlns:ds="http://schemas.openxmlformats.org/officeDocument/2006/customXml" ds:itemID="{3D0B8051-FB92-46CA-99F5-FD023C89B09D}">
-  <ds:schemaRefs>
-    <ds:schemaRef ds:uri="http://schemas.microsoft.com/office/2006/metadata/properties"/>
-    <ds:schemaRef ds:uri="http://schemas.microsoft.com/office/infopath/2007/PartnerControls"/>
-    <ds:schemaRef ds:uri="ba0edd9b-e89e-42c3-8bd5-89ff4198c18a"/>
-    <ds:schemaRef ds:uri="911bfc05-35a4-4344-998d-2c3c455ce203"/>
-  </ds:schemaRefs>
+<ds:datastoreItem xmlns:ds="http://schemas.openxmlformats.org/officeDocument/2006/customXml" ds:itemID="{A74F49EA-29FB-4EB2-9F0D-2BBF34B93BB7}">
+  <ds:schemaRefs/>
 </ds:datastoreItem>
 </file>
 
 <file path=customXml/itemProps3.xml><?xml version="1.0" encoding="utf-8"?>
-<ds:datastoreItem xmlns:ds="http://schemas.openxmlformats.org/officeDocument/2006/customXml" ds:itemID="{A74F49EA-29FB-4EB2-9F0D-2BBF34B93BB7}">
-  <ds:schemaRefs>
-    <ds:schemaRef ds:uri="http://schemas.microsoft.com/office/2006/metadata/contentType"/>
-    <ds:schemaRef ds:uri="http://schemas.microsoft.com/office/2006/metadata/properties/metaAttributes"/>
-    <ds:schemaRef ds:uri="http://www.w3.org/2001/XMLSchema"/>
-    <ds:schemaRef ds:uri="http://schemas.microsoft.com/office/2006/metadata/properties"/>
-    <ds:schemaRef ds:uri="911bfc05-35a4-4344-998d-2c3c455ce203"/>
-    <ds:schemaRef ds:uri="ba0edd9b-e89e-42c3-8bd5-89ff4198c18a"/>
-    <ds:schemaRef ds:uri="http://schemas.microsoft.com/office/2006/documentManagement/types"/>
-    <ds:schemaRef ds:uri="http://schemas.microsoft.com/office/infopath/2007/PartnerControls"/>
-    <ds:schemaRef ds:uri="http://schemas.openxmlformats.org/package/2006/metadata/core-properties"/>
-    <ds:schemaRef ds:uri="http://purl.org/dc/elements/1.1/"/>
-    <ds:schemaRef ds:uri="http://purl.org/dc/terms/"/>
-    <ds:schemaRef ds:uri="http://schemas.microsoft.com/internal/obd"/>
-  </ds:schemaRefs>
+<ds:datastoreItem xmlns:ds="http://schemas.openxmlformats.org/officeDocument/2006/customXml" ds:itemID="{3D0B8051-FB92-46CA-99F5-FD023C89B09D}">
+  <ds:schemaRefs/>
+</ds:datastoreItem>
+</file>
+
+<file path=customXml/itemProps4.xml><?xml version="1.0" encoding="utf-8"?>
+<ds:datastoreItem xmlns:ds="http://schemas.openxmlformats.org/officeDocument/2006/customXml" ds:itemID="{EF5E6885-DEFA-4498-9F2D-07EC58344744}">
+  <ds:schemaRefs/>
 </ds:datastoreItem>
 </file>